--- a/assets/thesis/thesis.docx
+++ b/assets/thesis/thesis.docx
@@ -241,7 +241,7 @@
     </w:p>
     <w:tbl>
       <w:tblPr>
-        <w:tblStyle w:val="LiBang"/>
+        <w:tblStyle w:val="TableGrid"/>
         <w:tblW w:w="5000" w:type="pct"/>
         <w:tblBorders>
           <w:top w:val="none" w:sz="0" w:space="0" w:color="auto"/>
@@ -706,7 +706,7 @@
     </w:p>
     <w:tbl>
       <w:tblPr>
-        <w:tblStyle w:val="LiBang"/>
+        <w:tblStyle w:val="TableGrid"/>
         <w:tblW w:w="5000" w:type="pct"/>
         <w:tblBorders>
           <w:top w:val="none" w:sz="0" w:space="0" w:color="auto"/>
@@ -1056,40 +1056,6 @@
         </w:rPr>
         <w:t xml:space="preserve"> Hữu Hoài</w:t>
       </w:r>
-    </w:p>
-    <w:p>
-      <w:pPr>
-        <w:pStyle w:val="noidung"/>
-        <w:jc w:val="right"/>
-      </w:pPr>
-    </w:p>
-    <w:p>
-      <w:pPr>
-        <w:pStyle w:val="noidung"/>
-        <w:jc w:val="right"/>
-        <w:rPr>
-          <w:lang w:val="vi-VN"/>
-        </w:rPr>
-      </w:pPr>
-      <w:r>
-        <w:t>Ghi họ tên của mình</w:t>
-      </w:r>
-    </w:p>
-    <w:p>
-      <w:pPr>
-        <w:pStyle w:val="noidung"/>
-        <w:ind w:right="282"/>
-        <w:jc w:val="right"/>
-        <w:rPr>
-          <w:lang w:val="vi-VN"/>
-        </w:rPr>
-      </w:pPr>
-      <w:r>
-        <w:rPr>
-          <w:lang w:val="vi-VN"/>
-        </w:rPr>
-        <w:t>Lê Hữu Hoài</w:t>
-      </w:r>
       <w:r>
         <w:rPr>
           <w:lang w:val="vi-VN"/>
@@ -1131,13 +1097,13 @@
       <w:sdtContent>
         <w:p>
           <w:pPr>
-            <w:pStyle w:val="uMucluc"/>
+            <w:pStyle w:val="TOCHeading"/>
             <w:spacing w:line="360" w:lineRule="auto"/>
           </w:pPr>
         </w:p>
         <w:p>
           <w:pPr>
-            <w:pStyle w:val="Mucluc3"/>
+            <w:pStyle w:val="TOC3"/>
             <w:rPr>
               <w:lang w:val="vi-VN"/>
             </w:rPr>
@@ -1145,9 +1111,11 @@
         </w:p>
       </w:sdtContent>
     </w:sdt>
-    <w:p>
-      <w:pPr>
-        <w:pStyle w:val="Mucluc1"/>
+    <w:bookmarkStart w:id="0" w:name="_Toc231771856"/>
+    <w:bookmarkStart w:id="1" w:name="_Toc231778009"/>
+    <w:p>
+      <w:pPr>
+        <w:pStyle w:val="TOC1"/>
         <w:tabs>
           <w:tab w:val="right" w:leader="dot" w:pos="9061"/>
         </w:tabs>
@@ -1178,14 +1146,14 @@
         </w:rPr>
         <w:fldChar w:fldCharType="separate"/>
       </w:r>
-      <w:hyperlink w:anchor="_Toc231778009" w:history="1">
-        <w:r>
-          <w:rPr>
-            <w:rStyle w:val="Siuktni"/>
+      <w:hyperlink w:anchor="_Toc231854645" w:history="1">
+        <w:r>
+          <w:rPr>
+            <w:rStyle w:val="Hyperlink"/>
             <w:noProof/>
             <w:lang w:val="vi-VN"/>
           </w:rPr>
-          <w:t>Danh mục hình ảnh</w:t>
+          <w:t>Danh mục hình ẢNh</w:t>
         </w:r>
         <w:r>
           <w:rPr>
@@ -1206,7 +1174,7 @@
             <w:noProof/>
             <w:webHidden/>
           </w:rPr>
-          <w:instrText xml:space="preserve"> PAGEREF _Toc231778009 \h </w:instrText>
+          <w:instrText xml:space="preserve"> PAGEREF _Toc231854645 \h </w:instrText>
         </w:r>
         <w:r>
           <w:rPr>
@@ -1239,7 +1207,7 @@
     </w:p>
     <w:p>
       <w:pPr>
-        <w:pStyle w:val="Mucluc1"/>
+        <w:pStyle w:val="TOC1"/>
         <w:tabs>
           <w:tab w:val="right" w:leader="dot" w:pos="9061"/>
         </w:tabs>
@@ -1252,10 +1220,10 @@
           <w14:ligatures w14:val="standardContextual"/>
         </w:rPr>
       </w:pPr>
-      <w:hyperlink w:anchor="_Toc231778010" w:history="1">
-        <w:r>
-          <w:rPr>
-            <w:rStyle w:val="Siuktni"/>
+      <w:hyperlink w:anchor="_Toc231854646" w:history="1">
+        <w:r>
+          <w:rPr>
+            <w:rStyle w:val="Hyperlink"/>
             <w:noProof/>
           </w:rPr>
           <w:t>Danh mục bảng biểu</w:t>
@@ -1279,7 +1247,7 @@
             <w:noProof/>
             <w:webHidden/>
           </w:rPr>
-          <w:instrText xml:space="preserve"> PAGEREF _Toc231778010 \h </w:instrText>
+          <w:instrText xml:space="preserve"> PAGEREF _Toc231854646 \h </w:instrText>
         </w:r>
         <w:r>
           <w:rPr>
@@ -1312,7 +1280,7 @@
     </w:p>
     <w:p>
       <w:pPr>
-        <w:pStyle w:val="Mucluc1"/>
+        <w:pStyle w:val="TOC1"/>
         <w:tabs>
           <w:tab w:val="right" w:leader="dot" w:pos="9061"/>
         </w:tabs>
@@ -1325,10 +1293,10 @@
           <w14:ligatures w14:val="standardContextual"/>
         </w:rPr>
       </w:pPr>
-      <w:hyperlink w:anchor="_Toc231778011" w:history="1">
-        <w:r>
-          <w:rPr>
-            <w:rStyle w:val="Siuktni"/>
+      <w:hyperlink w:anchor="_Toc231854647" w:history="1">
+        <w:r>
+          <w:rPr>
+            <w:rStyle w:val="Hyperlink"/>
             <w:noProof/>
             <w:lang w:val="vi-VN"/>
           </w:rPr>
@@ -1353,7 +1321,7 @@
             <w:noProof/>
             <w:webHidden/>
           </w:rPr>
-          <w:instrText xml:space="preserve"> PAGEREF _Toc231778011 \h </w:instrText>
+          <w:instrText xml:space="preserve"> PAGEREF _Toc231854647 \h </w:instrText>
         </w:r>
         <w:r>
           <w:rPr>
@@ -1386,7 +1354,7 @@
     </w:p>
     <w:p>
       <w:pPr>
-        <w:pStyle w:val="Mucluc2"/>
+        <w:pStyle w:val="TOC2"/>
         <w:rPr>
           <w:rFonts w:asciiTheme="minorHAnsi" w:eastAsiaTheme="minorEastAsia" w:hAnsiTheme="minorHAnsi"/>
           <w:noProof/>
@@ -1396,10 +1364,10 @@
           <w14:ligatures w14:val="standardContextual"/>
         </w:rPr>
       </w:pPr>
-      <w:hyperlink w:anchor="_Toc231778012" w:history="1">
-        <w:r>
-          <w:rPr>
-            <w:rStyle w:val="Siuktni"/>
+      <w:hyperlink w:anchor="_Toc231854648" w:history="1">
+        <w:r>
+          <w:rPr>
+            <w:rStyle w:val="Hyperlink"/>
             <w:noProof/>
             <w:lang w:val="vi-VN"/>
           </w:rPr>
@@ -1424,7 +1392,7 @@
             <w:noProof/>
             <w:webHidden/>
           </w:rPr>
-          <w:instrText xml:space="preserve"> PAGEREF _Toc231778012 \h </w:instrText>
+          <w:instrText xml:space="preserve"> PAGEREF _Toc231854648 \h </w:instrText>
         </w:r>
         <w:r>
           <w:rPr>
@@ -1457,7 +1425,7 @@
     </w:p>
     <w:p>
       <w:pPr>
-        <w:pStyle w:val="Mucluc2"/>
+        <w:pStyle w:val="TOC2"/>
         <w:rPr>
           <w:rFonts w:asciiTheme="minorHAnsi" w:eastAsiaTheme="minorEastAsia" w:hAnsiTheme="minorHAnsi"/>
           <w:noProof/>
@@ -1467,10 +1435,10 @@
           <w14:ligatures w14:val="standardContextual"/>
         </w:rPr>
       </w:pPr>
-      <w:hyperlink w:anchor="_Toc231778013" w:history="1">
-        <w:r>
-          <w:rPr>
-            <w:rStyle w:val="Siuktni"/>
+      <w:hyperlink w:anchor="_Toc231854649" w:history="1">
+        <w:r>
+          <w:rPr>
+            <w:rStyle w:val="Hyperlink"/>
             <w:rFonts w:cs="Times New Roman"/>
             <w:noProof/>
             <w:lang w:val="vi-VN"/>
@@ -1496,7 +1464,7 @@
             <w:noProof/>
             <w:webHidden/>
           </w:rPr>
-          <w:instrText xml:space="preserve"> PAGEREF _Toc231778013 \h </w:instrText>
+          <w:instrText xml:space="preserve"> PAGEREF _Toc231854649 \h </w:instrText>
         </w:r>
         <w:r>
           <w:rPr>
@@ -1529,7 +1497,7 @@
     </w:p>
     <w:p>
       <w:pPr>
-        <w:pStyle w:val="Mucluc3"/>
+        <w:pStyle w:val="TOC3"/>
         <w:tabs>
           <w:tab w:val="right" w:leader="dot" w:pos="9061"/>
         </w:tabs>
@@ -1542,10 +1510,10 @@
           <w14:ligatures w14:val="standardContextual"/>
         </w:rPr>
       </w:pPr>
-      <w:hyperlink w:anchor="_Toc231778014" w:history="1">
-        <w:r>
-          <w:rPr>
-            <w:rStyle w:val="Siuktni"/>
+      <w:hyperlink w:anchor="_Toc231854650" w:history="1">
+        <w:r>
+          <w:rPr>
+            <w:rStyle w:val="Hyperlink"/>
             <w:noProof/>
             <w:lang w:val="vi-VN"/>
           </w:rPr>
@@ -1570,7 +1538,7 @@
             <w:noProof/>
             <w:webHidden/>
           </w:rPr>
-          <w:instrText xml:space="preserve"> PAGEREF _Toc231778014 \h </w:instrText>
+          <w:instrText xml:space="preserve"> PAGEREF _Toc231854650 \h </w:instrText>
         </w:r>
         <w:r>
           <w:rPr>
@@ -1603,7 +1571,7 @@
     </w:p>
     <w:p>
       <w:pPr>
-        <w:pStyle w:val="Mucluc3"/>
+        <w:pStyle w:val="TOC3"/>
         <w:tabs>
           <w:tab w:val="right" w:leader="dot" w:pos="9061"/>
         </w:tabs>
@@ -1616,15 +1584,25 @@
           <w14:ligatures w14:val="standardContextual"/>
         </w:rPr>
       </w:pPr>
-      <w:hyperlink w:anchor="_Toc231778015" w:history="1">
-        <w:r>
-          <w:rPr>
-            <w:rStyle w:val="Siuktni"/>
+      <w:hyperlink w:anchor="_Toc231854651" w:history="1">
+        <w:r>
+          <w:rPr>
+            <w:rStyle w:val="Hyperlink"/>
             <w:rFonts w:cs="Times New Roman"/>
             <w:noProof/>
             <w:lang w:val="vi-VN"/>
           </w:rPr>
-          <w:t>1.2.2.  Mục tiêu cụ thể</w:t>
+          <w:t>1.2.2.</w:t>
+        </w:r>
+        <w:r>
+          <w:rPr>
+            <w:rStyle w:val="Hyperlink"/>
+            <w:rFonts w:cs="Times New Roman"/>
+            <w:bCs/>
+            <w:noProof/>
+            <w:lang w:val="vi-VN"/>
+          </w:rPr>
+          <w:t xml:space="preserve">  Mục tiêu cụ thể</w:t>
         </w:r>
         <w:r>
           <w:rPr>
@@ -1645,7 +1623,7 @@
             <w:noProof/>
             <w:webHidden/>
           </w:rPr>
-          <w:instrText xml:space="preserve"> PAGEREF _Toc231778015 \h </w:instrText>
+          <w:instrText xml:space="preserve"> PAGEREF _Toc231854651 \h </w:instrText>
         </w:r>
         <w:r>
           <w:rPr>
@@ -1678,7 +1656,7 @@
     </w:p>
     <w:p>
       <w:pPr>
-        <w:pStyle w:val="Mucluc2"/>
+        <w:pStyle w:val="TOC2"/>
         <w:rPr>
           <w:rFonts w:asciiTheme="minorHAnsi" w:eastAsiaTheme="minorEastAsia" w:hAnsiTheme="minorHAnsi"/>
           <w:noProof/>
@@ -1688,10 +1666,10 @@
           <w14:ligatures w14:val="standardContextual"/>
         </w:rPr>
       </w:pPr>
-      <w:hyperlink w:anchor="_Toc231778016" w:history="1">
-        <w:r>
-          <w:rPr>
-            <w:rStyle w:val="Siuktni"/>
+      <w:hyperlink w:anchor="_Toc231854652" w:history="1">
+        <w:r>
+          <w:rPr>
+            <w:rStyle w:val="Hyperlink"/>
             <w:noProof/>
             <w:lang w:val="vi-VN"/>
           </w:rPr>
@@ -1716,7 +1694,7 @@
             <w:noProof/>
             <w:webHidden/>
           </w:rPr>
-          <w:instrText xml:space="preserve"> PAGEREF _Toc231778016 \h </w:instrText>
+          <w:instrText xml:space="preserve"> PAGEREF _Toc231854652 \h </w:instrText>
         </w:r>
         <w:r>
           <w:rPr>
@@ -1736,7 +1714,7 @@
             <w:noProof/>
             <w:webHidden/>
           </w:rPr>
-          <w:t>5</w:t>
+          <w:t>6</w:t>
         </w:r>
         <w:r>
           <w:rPr>
@@ -1749,7 +1727,7 @@
     </w:p>
     <w:p>
       <w:pPr>
-        <w:pStyle w:val="Mucluc3"/>
+        <w:pStyle w:val="TOC3"/>
         <w:tabs>
           <w:tab w:val="right" w:leader="dot" w:pos="9061"/>
         </w:tabs>
@@ -1762,23 +1740,16 @@
           <w14:ligatures w14:val="standardContextual"/>
         </w:rPr>
       </w:pPr>
-      <w:hyperlink w:anchor="_Toc231778017" w:history="1">
-        <w:r>
-          <w:rPr>
-            <w:rStyle w:val="Siuktni"/>
+      <w:hyperlink w:anchor="_Toc231854653" w:history="1">
+        <w:r>
+          <w:rPr>
+            <w:rStyle w:val="Hyperlink"/>
             <w:rFonts w:cs="Times New Roman"/>
+            <w:bCs/>
             <w:noProof/>
             <w:lang w:val="vi-VN"/>
           </w:rPr>
-          <w:t xml:space="preserve">1.3.1. </w:t>
-        </w:r>
-        <w:r>
-          <w:rPr>
-            <w:rStyle w:val="Siuktni"/>
-            <w:rFonts w:cs="Times New Roman"/>
-            <w:noProof/>
-          </w:rPr>
-          <w:t>Phương pháp phân tích hệ thống (System Analysis)</w:t>
+          <w:t>1.3.1. Phương pháp phân tích hệ thống (System Analysis)</w:t>
         </w:r>
         <w:r>
           <w:rPr>
@@ -1799,7 +1770,7 @@
             <w:noProof/>
             <w:webHidden/>
           </w:rPr>
-          <w:instrText xml:space="preserve"> PAGEREF _Toc231778017 \h </w:instrText>
+          <w:instrText xml:space="preserve"> PAGEREF _Toc231854653 \h </w:instrText>
         </w:r>
         <w:r>
           <w:rPr>
@@ -1819,7 +1790,7 @@
             <w:noProof/>
             <w:webHidden/>
           </w:rPr>
-          <w:t>5</w:t>
+          <w:t>6</w:t>
         </w:r>
         <w:r>
           <w:rPr>
@@ -1832,7 +1803,7 @@
     </w:p>
     <w:p>
       <w:pPr>
-        <w:pStyle w:val="Mucluc3"/>
+        <w:pStyle w:val="TOC3"/>
         <w:tabs>
           <w:tab w:val="right" w:leader="dot" w:pos="9061"/>
         </w:tabs>
@@ -1845,10 +1816,12 @@
           <w14:ligatures w14:val="standardContextual"/>
         </w:rPr>
       </w:pPr>
-      <w:hyperlink w:anchor="_Toc231778018" w:history="1">
-        <w:r>
-          <w:rPr>
-            <w:rStyle w:val="Siuktni"/>
+      <w:hyperlink w:anchor="_Toc231854654" w:history="1">
+        <w:r>
+          <w:rPr>
+            <w:rStyle w:val="Hyperlink"/>
+            <w:b/>
+            <w:bCs/>
             <w:noProof/>
             <w:lang w:val="vi-VN"/>
           </w:rPr>
@@ -1856,7 +1829,9 @@
         </w:r>
         <w:r>
           <w:rPr>
-            <w:rStyle w:val="Siuktni"/>
+            <w:rStyle w:val="Hyperlink"/>
+            <w:b/>
+            <w:bCs/>
             <w:noProof/>
           </w:rPr>
           <w:t>Phương pháp kiểm thử (Testing)</w:t>
@@ -1880,7 +1855,7 @@
             <w:noProof/>
             <w:webHidden/>
           </w:rPr>
-          <w:instrText xml:space="preserve"> PAGEREF _Toc231778018 \h </w:instrText>
+          <w:instrText xml:space="preserve"> PAGEREF _Toc231854654 \h </w:instrText>
         </w:r>
         <w:r>
           <w:rPr>
@@ -1900,7 +1875,7 @@
             <w:noProof/>
             <w:webHidden/>
           </w:rPr>
-          <w:t>5</w:t>
+          <w:t>6</w:t>
         </w:r>
         <w:r>
           <w:rPr>
@@ -1913,7 +1888,7 @@
     </w:p>
     <w:p>
       <w:pPr>
-        <w:pStyle w:val="Mucluc2"/>
+        <w:pStyle w:val="TOC2"/>
         <w:rPr>
           <w:rFonts w:asciiTheme="minorHAnsi" w:eastAsiaTheme="minorEastAsia" w:hAnsiTheme="minorHAnsi"/>
           <w:noProof/>
@@ -1923,10 +1898,10 @@
           <w14:ligatures w14:val="standardContextual"/>
         </w:rPr>
       </w:pPr>
-      <w:hyperlink w:anchor="_Toc231778019" w:history="1">
-        <w:r>
-          <w:rPr>
-            <w:rStyle w:val="Siuktni"/>
+      <w:hyperlink w:anchor="_Toc231854655" w:history="1">
+        <w:r>
+          <w:rPr>
+            <w:rStyle w:val="Hyperlink"/>
             <w:rFonts w:cs="Times New Roman"/>
             <w:noProof/>
             <w:lang w:val="vi-VN"/>
@@ -1952,7 +1927,7 @@
             <w:noProof/>
             <w:webHidden/>
           </w:rPr>
-          <w:instrText xml:space="preserve"> PAGEREF _Toc231778019 \h </w:instrText>
+          <w:instrText xml:space="preserve"> PAGEREF _Toc231854655 \h </w:instrText>
         </w:r>
         <w:r>
           <w:rPr>
@@ -1972,7 +1947,7 @@
             <w:noProof/>
             <w:webHidden/>
           </w:rPr>
-          <w:t>7</w:t>
+          <w:t>8</w:t>
         </w:r>
         <w:r>
           <w:rPr>
@@ -1985,7 +1960,7 @@
     </w:p>
     <w:p>
       <w:pPr>
-        <w:pStyle w:val="Mucluc1"/>
+        <w:pStyle w:val="TOC1"/>
         <w:tabs>
           <w:tab w:val="right" w:leader="dot" w:pos="9061"/>
         </w:tabs>
@@ -1998,10 +1973,10 @@
           <w14:ligatures w14:val="standardContextual"/>
         </w:rPr>
       </w:pPr>
-      <w:hyperlink w:anchor="_Toc231778020" w:history="1">
-        <w:r>
-          <w:rPr>
-            <w:rStyle w:val="Siuktni"/>
+      <w:hyperlink w:anchor="_Toc231854656" w:history="1">
+        <w:r>
+          <w:rPr>
+            <w:rStyle w:val="Hyperlink"/>
             <w:noProof/>
             <w:lang w:val="vi-VN"/>
           </w:rPr>
@@ -2026,7 +2001,7 @@
             <w:noProof/>
             <w:webHidden/>
           </w:rPr>
-          <w:instrText xml:space="preserve"> PAGEREF _Toc231778020 \h </w:instrText>
+          <w:instrText xml:space="preserve"> PAGEREF _Toc231854656 \h </w:instrText>
         </w:r>
         <w:r>
           <w:rPr>
@@ -2046,7 +2021,7 @@
             <w:noProof/>
             <w:webHidden/>
           </w:rPr>
-          <w:t>9</w:t>
+          <w:t>11</w:t>
         </w:r>
         <w:r>
           <w:rPr>
@@ -2059,7 +2034,7 @@
     </w:p>
     <w:p>
       <w:pPr>
-        <w:pStyle w:val="Mucluc2"/>
+        <w:pStyle w:val="TOC2"/>
         <w:rPr>
           <w:rFonts w:asciiTheme="minorHAnsi" w:eastAsiaTheme="minorEastAsia" w:hAnsiTheme="minorHAnsi"/>
           <w:noProof/>
@@ -2069,11 +2044,12 @@
           <w14:ligatures w14:val="standardContextual"/>
         </w:rPr>
       </w:pPr>
-      <w:hyperlink w:anchor="_Toc231778021" w:history="1">
-        <w:r>
-          <w:rPr>
-            <w:rStyle w:val="Siuktni"/>
+      <w:hyperlink w:anchor="_Toc231854657" w:history="1">
+        <w:r>
+          <w:rPr>
+            <w:rStyle w:val="Hyperlink"/>
             <w:rFonts w:eastAsia="sans-serif" w:cs="Times New Roman"/>
+            <w:bCs/>
             <w:noProof/>
             <w:lang w:val="vi-VN" w:eastAsia="zh-CN" w:bidi="ar"/>
           </w:rPr>
@@ -2098,7 +2074,7 @@
             <w:noProof/>
             <w:webHidden/>
           </w:rPr>
-          <w:instrText xml:space="preserve"> PAGEREF _Toc231778021 \h </w:instrText>
+          <w:instrText xml:space="preserve"> PAGEREF _Toc231854657 \h </w:instrText>
         </w:r>
         <w:r>
           <w:rPr>
@@ -2118,7 +2094,7 @@
             <w:noProof/>
             <w:webHidden/>
           </w:rPr>
-          <w:t>9</w:t>
+          <w:t>11</w:t>
         </w:r>
         <w:r>
           <w:rPr>
@@ -2131,7 +2107,7 @@
     </w:p>
     <w:p>
       <w:pPr>
-        <w:pStyle w:val="Mucluc2"/>
+        <w:pStyle w:val="TOC2"/>
         <w:rPr>
           <w:rFonts w:asciiTheme="minorHAnsi" w:eastAsiaTheme="minorEastAsia" w:hAnsiTheme="minorHAnsi"/>
           <w:noProof/>
@@ -2141,10 +2117,10 @@
           <w14:ligatures w14:val="standardContextual"/>
         </w:rPr>
       </w:pPr>
-      <w:hyperlink w:anchor="_Toc231778022" w:history="1">
-        <w:r>
-          <w:rPr>
-            <w:rStyle w:val="Siuktni"/>
+      <w:hyperlink w:anchor="_Toc231854658" w:history="1">
+        <w:r>
+          <w:rPr>
+            <w:rStyle w:val="Hyperlink"/>
             <w:rFonts w:cs="Times New Roman"/>
             <w:noProof/>
             <w:lang w:val="vi-VN"/>
@@ -2170,7 +2146,7 @@
             <w:noProof/>
             <w:webHidden/>
           </w:rPr>
-          <w:instrText xml:space="preserve"> PAGEREF _Toc231778022 \h </w:instrText>
+          <w:instrText xml:space="preserve"> PAGEREF _Toc231854658 \h </w:instrText>
         </w:r>
         <w:r>
           <w:rPr>
@@ -2190,7 +2166,7 @@
             <w:noProof/>
             <w:webHidden/>
           </w:rPr>
-          <w:t>10</w:t>
+          <w:t>12</w:t>
         </w:r>
         <w:r>
           <w:rPr>
@@ -2203,7 +2179,7 @@
     </w:p>
     <w:p>
       <w:pPr>
-        <w:pStyle w:val="Mucluc3"/>
+        <w:pStyle w:val="TOC3"/>
         <w:tabs>
           <w:tab w:val="right" w:leader="dot" w:pos="9061"/>
         </w:tabs>
@@ -2216,10 +2192,10 @@
           <w14:ligatures w14:val="standardContextual"/>
         </w:rPr>
       </w:pPr>
-      <w:hyperlink w:anchor="_Toc231778023" w:history="1">
-        <w:r>
-          <w:rPr>
-            <w:rStyle w:val="Siuktni"/>
+      <w:hyperlink w:anchor="_Toc231854659" w:history="1">
+        <w:r>
+          <w:rPr>
+            <w:rStyle w:val="Hyperlink"/>
             <w:rFonts w:cs="Times New Roman"/>
             <w:noProof/>
             <w:lang w:val="vi-VN"/>
@@ -2245,7 +2221,7 @@
             <w:noProof/>
             <w:webHidden/>
           </w:rPr>
-          <w:instrText xml:space="preserve"> PAGEREF _Toc231778023 \h </w:instrText>
+          <w:instrText xml:space="preserve"> PAGEREF _Toc231854659 \h </w:instrText>
         </w:r>
         <w:r>
           <w:rPr>
@@ -2265,7 +2241,7 @@
             <w:noProof/>
             <w:webHidden/>
           </w:rPr>
-          <w:t>10</w:t>
+          <w:t>12</w:t>
         </w:r>
         <w:r>
           <w:rPr>
@@ -2278,7 +2254,7 @@
     </w:p>
     <w:p>
       <w:pPr>
-        <w:pStyle w:val="Mucluc3"/>
+        <w:pStyle w:val="TOC3"/>
         <w:tabs>
           <w:tab w:val="right" w:leader="dot" w:pos="9061"/>
         </w:tabs>
@@ -2291,10 +2267,10 @@
           <w14:ligatures w14:val="standardContextual"/>
         </w:rPr>
       </w:pPr>
-      <w:hyperlink w:anchor="_Toc231778024" w:history="1">
-        <w:r>
-          <w:rPr>
-            <w:rStyle w:val="Siuktni"/>
+      <w:hyperlink w:anchor="_Toc231854660" w:history="1">
+        <w:r>
+          <w:rPr>
+            <w:rStyle w:val="Hyperlink"/>
             <w:rFonts w:cs="Times New Roman"/>
             <w:noProof/>
             <w:lang w:val="vi-VN"/>
@@ -2320,7 +2296,7 @@
             <w:noProof/>
             <w:webHidden/>
           </w:rPr>
-          <w:instrText xml:space="preserve"> PAGEREF _Toc231778024 \h </w:instrText>
+          <w:instrText xml:space="preserve"> PAGEREF _Toc231854660 \h </w:instrText>
         </w:r>
         <w:r>
           <w:rPr>
@@ -2340,7 +2316,7 @@
             <w:noProof/>
             <w:webHidden/>
           </w:rPr>
-          <w:t>11</w:t>
+          <w:t>13</w:t>
         </w:r>
         <w:r>
           <w:rPr>
@@ -2353,7 +2329,7 @@
     </w:p>
     <w:p>
       <w:pPr>
-        <w:pStyle w:val="Mucluc3"/>
+        <w:pStyle w:val="TOC3"/>
         <w:tabs>
           <w:tab w:val="right" w:leader="dot" w:pos="9061"/>
         </w:tabs>
@@ -2366,11 +2342,12 @@
           <w14:ligatures w14:val="standardContextual"/>
         </w:rPr>
       </w:pPr>
-      <w:hyperlink w:anchor="_Toc231778025" w:history="1">
-        <w:r>
-          <w:rPr>
-            <w:rStyle w:val="Siuktni"/>
+      <w:hyperlink w:anchor="_Toc231854661" w:history="1">
+        <w:r>
+          <w:rPr>
+            <w:rStyle w:val="Hyperlink"/>
             <w:rFonts w:cs="Times New Roman"/>
+            <w:bCs/>
             <w:noProof/>
             <w:lang w:val="vi-VN"/>
           </w:rPr>
@@ -2378,15 +2355,17 @@
         </w:r>
         <w:r>
           <w:rPr>
-            <w:rStyle w:val="Siuktni"/>
+            <w:rStyle w:val="Hyperlink"/>
+            <w:rFonts w:cs="Times New Roman"/>
             <w:noProof/>
           </w:rPr>
           <w:t xml:space="preserve"> </w:t>
         </w:r>
         <w:r>
           <w:rPr>
-            <w:rStyle w:val="Siuktni"/>
+            <w:rStyle w:val="Hyperlink"/>
             <w:rFonts w:cs="Times New Roman"/>
+            <w:bCs/>
             <w:noProof/>
           </w:rPr>
           <w:t>Kỹ thuật Responsive Design trong Bootstrap</w:t>
@@ -2410,7 +2389,7 @@
             <w:noProof/>
             <w:webHidden/>
           </w:rPr>
-          <w:instrText xml:space="preserve"> PAGEREF _Toc231778025 \h </w:instrText>
+          <w:instrText xml:space="preserve"> PAGEREF _Toc231854661 \h </w:instrText>
         </w:r>
         <w:r>
           <w:rPr>
@@ -2430,7 +2409,7 @@
             <w:noProof/>
             <w:webHidden/>
           </w:rPr>
-          <w:t>11</w:t>
+          <w:t>13</w:t>
         </w:r>
         <w:r>
           <w:rPr>
@@ -2443,7 +2422,7 @@
     </w:p>
     <w:p>
       <w:pPr>
-        <w:pStyle w:val="Mucluc3"/>
+        <w:pStyle w:val="TOC3"/>
         <w:tabs>
           <w:tab w:val="right" w:leader="dot" w:pos="9061"/>
         </w:tabs>
@@ -2456,10 +2435,12 @@
           <w14:ligatures w14:val="standardContextual"/>
         </w:rPr>
       </w:pPr>
-      <w:hyperlink w:anchor="_Toc231778026" w:history="1">
-        <w:r>
-          <w:rPr>
-            <w:rStyle w:val="Siuktni"/>
+      <w:hyperlink w:anchor="_Toc231854662" w:history="1">
+        <w:r>
+          <w:rPr>
+            <w:rStyle w:val="Hyperlink"/>
+            <w:b/>
+            <w:bCs/>
             <w:noProof/>
             <w:lang w:val="vi-VN"/>
           </w:rPr>
@@ -2484,7 +2465,7 @@
             <w:noProof/>
             <w:webHidden/>
           </w:rPr>
-          <w:instrText xml:space="preserve"> PAGEREF _Toc231778026 \h </w:instrText>
+          <w:instrText xml:space="preserve"> PAGEREF _Toc231854662 \h </w:instrText>
         </w:r>
         <w:r>
           <w:rPr>
@@ -2504,7 +2485,7 @@
             <w:noProof/>
             <w:webHidden/>
           </w:rPr>
-          <w:t>12</w:t>
+          <w:t>14</w:t>
         </w:r>
         <w:r>
           <w:rPr>
@@ -2517,7 +2498,7 @@
     </w:p>
     <w:p>
       <w:pPr>
-        <w:pStyle w:val="Mucluc3"/>
+        <w:pStyle w:val="TOC3"/>
         <w:tabs>
           <w:tab w:val="right" w:leader="dot" w:pos="9061"/>
         </w:tabs>
@@ -2530,24 +2511,15 @@
           <w14:ligatures w14:val="standardContextual"/>
         </w:rPr>
       </w:pPr>
-      <w:hyperlink w:anchor="_Toc231778027" w:history="1">
-        <w:r>
-          <w:rPr>
-            <w:rStyle w:val="Siuktni"/>
-            <w:rFonts w:ascii="Arial" w:hAnsi="Arial" w:cs="Arial"/>
+      <w:hyperlink w:anchor="_Toc231854663" w:history="1">
+        <w:r>
+          <w:rPr>
+            <w:rStyle w:val="Hyperlink"/>
+            <w:rFonts w:cs="Times New Roman"/>
             <w:noProof/>
             <w:lang w:val="vi-VN"/>
           </w:rPr>
-          <w:t>2</w:t>
-        </w:r>
-        <w:r>
-          <w:rPr>
-            <w:rStyle w:val="Siuktni"/>
-            <w:rFonts w:cs="Times New Roman"/>
-            <w:noProof/>
-            <w:lang w:val="vi-VN"/>
-          </w:rPr>
-          <w:t>.2.3Giải pháp lưu trữ Client-Side và Quản lý trạng thái bằng LocalStorage</w:t>
+          <w:t>2.2.3Giải pháp lưu trữ Client-Side và Quản lý trạng thái bằng LocalStorage</w:t>
         </w:r>
         <w:r>
           <w:rPr>
@@ -2568,7 +2540,7 @@
             <w:noProof/>
             <w:webHidden/>
           </w:rPr>
-          <w:instrText xml:space="preserve"> PAGEREF _Toc231778027 \h </w:instrText>
+          <w:instrText xml:space="preserve"> PAGEREF _Toc231854663 \h </w:instrText>
         </w:r>
         <w:r>
           <w:rPr>
@@ -2588,7 +2560,7 @@
             <w:noProof/>
             <w:webHidden/>
           </w:rPr>
-          <w:t>14</w:t>
+          <w:t>16</w:t>
         </w:r>
         <w:r>
           <w:rPr>
@@ -2601,7 +2573,7 @@
     </w:p>
     <w:p>
       <w:pPr>
-        <w:pStyle w:val="Mucluc1"/>
+        <w:pStyle w:val="TOC1"/>
         <w:tabs>
           <w:tab w:val="right" w:leader="dot" w:pos="9061"/>
         </w:tabs>
@@ -2614,11 +2586,12 @@
           <w14:ligatures w14:val="standardContextual"/>
         </w:rPr>
       </w:pPr>
-      <w:hyperlink w:anchor="_Toc231778028" w:history="1">
-        <w:r>
-          <w:rPr>
-            <w:rStyle w:val="Siuktni"/>
+      <w:hyperlink w:anchor="_Toc231854664" w:history="1">
+        <w:r>
+          <w:rPr>
+            <w:rStyle w:val="Hyperlink"/>
             <w:rFonts w:cs="Times New Roman"/>
+            <w:bCs/>
             <w:noProof/>
             <w:lang w:val="vi-VN"/>
           </w:rPr>
@@ -2643,7 +2616,7 @@
             <w:noProof/>
             <w:webHidden/>
           </w:rPr>
-          <w:instrText xml:space="preserve"> PAGEREF _Toc231778028 \h </w:instrText>
+          <w:instrText xml:space="preserve"> PAGEREF _Toc231854664 \h </w:instrText>
         </w:r>
         <w:r>
           <w:rPr>
@@ -2663,7 +2636,7 @@
             <w:noProof/>
             <w:webHidden/>
           </w:rPr>
-          <w:t>16</w:t>
+          <w:t>18</w:t>
         </w:r>
         <w:r>
           <w:rPr>
@@ -2676,7 +2649,7 @@
     </w:p>
     <w:p>
       <w:pPr>
-        <w:pStyle w:val="Mucluc2"/>
+        <w:pStyle w:val="TOC2"/>
         <w:rPr>
           <w:rFonts w:asciiTheme="minorHAnsi" w:eastAsiaTheme="minorEastAsia" w:hAnsiTheme="minorHAnsi"/>
           <w:noProof/>
@@ -2686,10 +2659,12 @@
           <w14:ligatures w14:val="standardContextual"/>
         </w:rPr>
       </w:pPr>
-      <w:hyperlink w:anchor="_Toc231778029" w:history="1">
-        <w:r>
-          <w:rPr>
-            <w:rStyle w:val="Siuktni"/>
+      <w:hyperlink w:anchor="_Toc231854665" w:history="1">
+        <w:r>
+          <w:rPr>
+            <w:rStyle w:val="Hyperlink"/>
+            <w:rFonts w:cs="Times New Roman"/>
+            <w:bCs/>
             <w:noProof/>
             <w:lang w:val="vi-VN"/>
           </w:rPr>
@@ -2714,7 +2689,7 @@
             <w:noProof/>
             <w:webHidden/>
           </w:rPr>
-          <w:instrText xml:space="preserve"> PAGEREF _Toc231778029 \h </w:instrText>
+          <w:instrText xml:space="preserve"> PAGEREF _Toc231854665 \h </w:instrText>
         </w:r>
         <w:r>
           <w:rPr>
@@ -2734,7 +2709,7 @@
             <w:noProof/>
             <w:webHidden/>
           </w:rPr>
-          <w:t>16</w:t>
+          <w:t>18</w:t>
         </w:r>
         <w:r>
           <w:rPr>
@@ -2747,7 +2722,7 @@
     </w:p>
     <w:p>
       <w:pPr>
-        <w:pStyle w:val="Mucluc2"/>
+        <w:pStyle w:val="TOC2"/>
         <w:rPr>
           <w:rFonts w:asciiTheme="minorHAnsi" w:eastAsiaTheme="minorEastAsia" w:hAnsiTheme="minorHAnsi"/>
           <w:noProof/>
@@ -2757,10 +2732,12 @@
           <w14:ligatures w14:val="standardContextual"/>
         </w:rPr>
       </w:pPr>
-      <w:hyperlink w:anchor="_Toc231778030" w:history="1">
-        <w:r>
-          <w:rPr>
-            <w:rStyle w:val="Siuktni"/>
+      <w:hyperlink w:anchor="_Toc231854666" w:history="1">
+        <w:r>
+          <w:rPr>
+            <w:rStyle w:val="Hyperlink"/>
+            <w:rFonts w:cs="Times New Roman"/>
+            <w:bCs/>
             <w:noProof/>
             <w:lang w:val="vi-VN"/>
           </w:rPr>
@@ -2785,7 +2762,7 @@
             <w:noProof/>
             <w:webHidden/>
           </w:rPr>
-          <w:instrText xml:space="preserve"> PAGEREF _Toc231778030 \h </w:instrText>
+          <w:instrText xml:space="preserve"> PAGEREF _Toc231854666 \h </w:instrText>
         </w:r>
         <w:r>
           <w:rPr>
@@ -2805,7 +2782,7 @@
             <w:noProof/>
             <w:webHidden/>
           </w:rPr>
-          <w:t>17</w:t>
+          <w:t>19</w:t>
         </w:r>
         <w:r>
           <w:rPr>
@@ -2818,7 +2795,7 @@
     </w:p>
     <w:p>
       <w:pPr>
-        <w:pStyle w:val="Mucluc3"/>
+        <w:pStyle w:val="TOC3"/>
         <w:tabs>
           <w:tab w:val="right" w:leader="dot" w:pos="9061"/>
         </w:tabs>
@@ -2831,30 +2808,16 @@
           <w14:ligatures w14:val="standardContextual"/>
         </w:rPr>
       </w:pPr>
-      <w:hyperlink w:anchor="_Toc231778031" w:history="1">
-        <w:r>
-          <w:rPr>
-            <w:rStyle w:val="Siuktni"/>
+      <w:hyperlink w:anchor="_Toc231854667" w:history="1">
+        <w:r>
+          <w:rPr>
+            <w:rStyle w:val="Hyperlink"/>
+            <w:rFonts w:cs="Times New Roman"/>
+            <w:bCs/>
             <w:noProof/>
             <w:lang w:val="vi-VN"/>
           </w:rPr>
-          <w:t>3.2.1. Yêu cầu c</w:t>
-        </w:r>
-        <w:r>
-          <w:rPr>
-            <w:rStyle w:val="Siuktni"/>
-            <w:noProof/>
-            <w:lang w:val="vi-VN"/>
-          </w:rPr>
-          <w:t>h</w:t>
-        </w:r>
-        <w:r>
-          <w:rPr>
-            <w:rStyle w:val="Siuktni"/>
-            <w:noProof/>
-            <w:lang w:val="vi-VN"/>
-          </w:rPr>
-          <w:t>ức năng</w:t>
+          <w:t>3.2.1. Yêu cầu chức năng</w:t>
         </w:r>
         <w:r>
           <w:rPr>
@@ -2875,7 +2838,7 @@
             <w:noProof/>
             <w:webHidden/>
           </w:rPr>
-          <w:instrText xml:space="preserve"> PAGEREF _Toc231778031 \h </w:instrText>
+          <w:instrText xml:space="preserve"> PAGEREF _Toc231854667 \h </w:instrText>
         </w:r>
         <w:r>
           <w:rPr>
@@ -2895,7 +2858,7 @@
             <w:noProof/>
             <w:webHidden/>
           </w:rPr>
-          <w:t>17</w:t>
+          <w:t>19</w:t>
         </w:r>
         <w:r>
           <w:rPr>
@@ -2908,7 +2871,7 @@
     </w:p>
     <w:p>
       <w:pPr>
-        <w:pStyle w:val="Mucluc3"/>
+        <w:pStyle w:val="TOC3"/>
         <w:tabs>
           <w:tab w:val="right" w:leader="dot" w:pos="9061"/>
         </w:tabs>
@@ -2921,10 +2884,12 @@
           <w14:ligatures w14:val="standardContextual"/>
         </w:rPr>
       </w:pPr>
-      <w:hyperlink w:anchor="_Toc231778032" w:history="1">
-        <w:r>
-          <w:rPr>
-            <w:rStyle w:val="Siuktni"/>
+      <w:hyperlink w:anchor="_Toc231854668" w:history="1">
+        <w:r>
+          <w:rPr>
+            <w:rStyle w:val="Hyperlink"/>
+            <w:rFonts w:cs="Times New Roman"/>
+            <w:bCs/>
             <w:noProof/>
             <w:lang w:val="vi-VN"/>
           </w:rPr>
@@ -2949,7 +2914,7 @@
             <w:noProof/>
             <w:webHidden/>
           </w:rPr>
-          <w:instrText xml:space="preserve"> PAGEREF _Toc231778032 \h </w:instrText>
+          <w:instrText xml:space="preserve"> PAGEREF _Toc231854668 \h </w:instrText>
         </w:r>
         <w:r>
           <w:rPr>
@@ -2969,7 +2934,7 @@
             <w:noProof/>
             <w:webHidden/>
           </w:rPr>
-          <w:t>19</w:t>
+          <w:t>21</w:t>
         </w:r>
         <w:r>
           <w:rPr>
@@ -2982,7 +2947,7 @@
     </w:p>
     <w:p>
       <w:pPr>
-        <w:pStyle w:val="Mucluc3"/>
+        <w:pStyle w:val="TOC3"/>
         <w:tabs>
           <w:tab w:val="right" w:leader="dot" w:pos="9061"/>
         </w:tabs>
@@ -2995,10 +2960,12 @@
           <w14:ligatures w14:val="standardContextual"/>
         </w:rPr>
       </w:pPr>
-      <w:hyperlink w:anchor="_Toc231778033" w:history="1">
-        <w:r>
-          <w:rPr>
-            <w:rStyle w:val="Siuktni"/>
+      <w:hyperlink w:anchor="_Toc231854669" w:history="1">
+        <w:r>
+          <w:rPr>
+            <w:rStyle w:val="Hyperlink"/>
+            <w:rFonts w:cs="Times New Roman"/>
+            <w:bCs/>
             <w:noProof/>
             <w:lang w:val="vi-VN"/>
           </w:rPr>
@@ -3023,7 +2990,7 @@
             <w:noProof/>
             <w:webHidden/>
           </w:rPr>
-          <w:instrText xml:space="preserve"> PAGEREF _Toc231778033 \h </w:instrText>
+          <w:instrText xml:space="preserve"> PAGEREF _Toc231854669 \h </w:instrText>
         </w:r>
         <w:r>
           <w:rPr>
@@ -3043,7 +3010,7 @@
             <w:noProof/>
             <w:webHidden/>
           </w:rPr>
-          <w:t>19</w:t>
+          <w:t>21</w:t>
         </w:r>
         <w:r>
           <w:rPr>
@@ -3056,7 +3023,7 @@
     </w:p>
     <w:p>
       <w:pPr>
-        <w:pStyle w:val="Mucluc3"/>
+        <w:pStyle w:val="TOC3"/>
         <w:tabs>
           <w:tab w:val="right" w:leader="dot" w:pos="9061"/>
         </w:tabs>
@@ -3069,10 +3036,12 @@
           <w14:ligatures w14:val="standardContextual"/>
         </w:rPr>
       </w:pPr>
-      <w:hyperlink w:anchor="_Toc231778034" w:history="1">
-        <w:r>
-          <w:rPr>
-            <w:rStyle w:val="Siuktni"/>
+      <w:hyperlink w:anchor="_Toc231854670" w:history="1">
+        <w:r>
+          <w:rPr>
+            <w:rStyle w:val="Hyperlink"/>
+            <w:rFonts w:cs="Times New Roman"/>
+            <w:bCs/>
             <w:noProof/>
             <w:lang w:val="vi-VN"/>
           </w:rPr>
@@ -3097,7 +3066,7 @@
             <w:noProof/>
             <w:webHidden/>
           </w:rPr>
-          <w:instrText xml:space="preserve"> PAGEREF _Toc231778034 \h </w:instrText>
+          <w:instrText xml:space="preserve"> PAGEREF _Toc231854670 \h </w:instrText>
         </w:r>
         <w:r>
           <w:rPr>
@@ -3117,7 +3086,7 @@
             <w:noProof/>
             <w:webHidden/>
           </w:rPr>
-          <w:t>20</w:t>
+          <w:t>22</w:t>
         </w:r>
         <w:r>
           <w:rPr>
@@ -3130,7 +3099,7 @@
     </w:p>
     <w:p>
       <w:pPr>
-        <w:pStyle w:val="Mucluc2"/>
+        <w:pStyle w:val="TOC2"/>
         <w:rPr>
           <w:rFonts w:asciiTheme="minorHAnsi" w:eastAsiaTheme="minorEastAsia" w:hAnsiTheme="minorHAnsi"/>
           <w:noProof/>
@@ -3140,10 +3109,12 @@
           <w14:ligatures w14:val="standardContextual"/>
         </w:rPr>
       </w:pPr>
-      <w:hyperlink w:anchor="_Toc231778035" w:history="1">
-        <w:r>
-          <w:rPr>
-            <w:rStyle w:val="Siuktni"/>
+      <w:hyperlink w:anchor="_Toc231854671" w:history="1">
+        <w:r>
+          <w:rPr>
+            <w:rStyle w:val="Hyperlink"/>
+            <w:rFonts w:cs="Times New Roman"/>
+            <w:bCs/>
             <w:noProof/>
             <w:lang w:val="vi-VN"/>
           </w:rPr>
@@ -3168,7 +3139,7 @@
             <w:noProof/>
             <w:webHidden/>
           </w:rPr>
-          <w:instrText xml:space="preserve"> PAGEREF _Toc231778035 \h </w:instrText>
+          <w:instrText xml:space="preserve"> PAGEREF _Toc231854671 \h </w:instrText>
         </w:r>
         <w:r>
           <w:rPr>
@@ -3188,7 +3159,7 @@
             <w:noProof/>
             <w:webHidden/>
           </w:rPr>
-          <w:t>20</w:t>
+          <w:t>22</w:t>
         </w:r>
         <w:r>
           <w:rPr>
@@ -3201,7 +3172,7 @@
     </w:p>
     <w:p>
       <w:pPr>
-        <w:pStyle w:val="Mucluc3"/>
+        <w:pStyle w:val="TOC3"/>
         <w:tabs>
           <w:tab w:val="right" w:leader="dot" w:pos="9061"/>
         </w:tabs>
@@ -3214,10 +3185,12 @@
           <w14:ligatures w14:val="standardContextual"/>
         </w:rPr>
       </w:pPr>
-      <w:hyperlink w:anchor="_Toc231778036" w:history="1">
-        <w:r>
-          <w:rPr>
-            <w:rStyle w:val="Siuktni"/>
+      <w:hyperlink w:anchor="_Toc231854672" w:history="1">
+        <w:r>
+          <w:rPr>
+            <w:rStyle w:val="Hyperlink"/>
+            <w:rFonts w:cs="Times New Roman"/>
+            <w:bCs/>
             <w:noProof/>
             <w:lang w:val="vi-VN"/>
           </w:rPr>
@@ -3242,7 +3215,7 @@
             <w:noProof/>
             <w:webHidden/>
           </w:rPr>
-          <w:instrText xml:space="preserve"> PAGEREF _Toc231778036 \h </w:instrText>
+          <w:instrText xml:space="preserve"> PAGEREF _Toc231854672 \h </w:instrText>
         </w:r>
         <w:r>
           <w:rPr>
@@ -3262,7 +3235,7 @@
             <w:noProof/>
             <w:webHidden/>
           </w:rPr>
-          <w:t>20</w:t>
+          <w:t>22</w:t>
         </w:r>
         <w:r>
           <w:rPr>
@@ -3275,7 +3248,7 @@
     </w:p>
     <w:p>
       <w:pPr>
-        <w:pStyle w:val="Mucluc3"/>
+        <w:pStyle w:val="TOC3"/>
         <w:tabs>
           <w:tab w:val="right" w:leader="dot" w:pos="9061"/>
         </w:tabs>
@@ -3288,10 +3261,12 @@
           <w14:ligatures w14:val="standardContextual"/>
         </w:rPr>
       </w:pPr>
-      <w:hyperlink w:anchor="_Toc231778037" w:history="1">
-        <w:r>
-          <w:rPr>
-            <w:rStyle w:val="Siuktni"/>
+      <w:hyperlink w:anchor="_Toc231854673" w:history="1">
+        <w:r>
+          <w:rPr>
+            <w:rStyle w:val="Hyperlink"/>
+            <w:rFonts w:cs="Times New Roman"/>
+            <w:bCs/>
             <w:noProof/>
             <w:lang w:val="vi-VN"/>
           </w:rPr>
@@ -3316,7 +3291,7 @@
             <w:noProof/>
             <w:webHidden/>
           </w:rPr>
-          <w:instrText xml:space="preserve"> PAGEREF _Toc231778037 \h </w:instrText>
+          <w:instrText xml:space="preserve"> PAGEREF _Toc231854673 \h </w:instrText>
         </w:r>
         <w:r>
           <w:rPr>
@@ -3336,7 +3311,7 @@
             <w:noProof/>
             <w:webHidden/>
           </w:rPr>
-          <w:t>20</w:t>
+          <w:t>22</w:t>
         </w:r>
         <w:r>
           <w:rPr>
@@ -3349,7 +3324,7 @@
     </w:p>
     <w:p>
       <w:pPr>
-        <w:pStyle w:val="Mucluc2"/>
+        <w:pStyle w:val="TOC2"/>
         <w:rPr>
           <w:rFonts w:asciiTheme="minorHAnsi" w:eastAsiaTheme="minorEastAsia" w:hAnsiTheme="minorHAnsi"/>
           <w:noProof/>
@@ -3359,10 +3334,12 @@
           <w14:ligatures w14:val="standardContextual"/>
         </w:rPr>
       </w:pPr>
-      <w:hyperlink w:anchor="_Toc231778038" w:history="1">
-        <w:r>
-          <w:rPr>
-            <w:rStyle w:val="Siuktni"/>
+      <w:hyperlink w:anchor="_Toc231854674" w:history="1">
+        <w:r>
+          <w:rPr>
+            <w:rStyle w:val="Hyperlink"/>
+            <w:rFonts w:cs="Times New Roman"/>
+            <w:bCs/>
             <w:noProof/>
             <w:lang w:val="vi-VN"/>
           </w:rPr>
@@ -3387,7 +3364,7 @@
             <w:noProof/>
             <w:webHidden/>
           </w:rPr>
-          <w:instrText xml:space="preserve"> PAGEREF _Toc231778038 \h </w:instrText>
+          <w:instrText xml:space="preserve"> PAGEREF _Toc231854674 \h </w:instrText>
         </w:r>
         <w:r>
           <w:rPr>
@@ -3407,7 +3384,7 @@
             <w:noProof/>
             <w:webHidden/>
           </w:rPr>
-          <w:t>23</w:t>
+          <w:t>25</w:t>
         </w:r>
         <w:r>
           <w:rPr>
@@ -3420,7 +3397,7 @@
     </w:p>
     <w:p>
       <w:pPr>
-        <w:pStyle w:val="Mucluc3"/>
+        <w:pStyle w:val="TOC3"/>
         <w:tabs>
           <w:tab w:val="right" w:leader="dot" w:pos="9061"/>
         </w:tabs>
@@ -3433,14 +3410,25 @@
           <w14:ligatures w14:val="standardContextual"/>
         </w:rPr>
       </w:pPr>
-      <w:hyperlink w:anchor="_Toc231778039" w:history="1">
-        <w:r>
-          <w:rPr>
-            <w:rStyle w:val="Siuktni"/>
+      <w:hyperlink w:anchor="_Toc231854675" w:history="1">
+        <w:r>
+          <w:rPr>
+            <w:rStyle w:val="Hyperlink"/>
+            <w:rFonts w:cs="Times New Roman"/>
             <w:noProof/>
             <w:lang w:val="vi-VN"/>
           </w:rPr>
-          <w:t>3.4.1. Thuật toán Thêm sản phẩm vào giỏ hàng (addToCart)</w:t>
+          <w:t>3.4.1</w:t>
+        </w:r>
+        <w:r>
+          <w:rPr>
+            <w:rStyle w:val="Hyperlink"/>
+            <w:rFonts w:cs="Times New Roman"/>
+            <w:bCs/>
+            <w:noProof/>
+            <w:lang w:val="vi-VN"/>
+          </w:rPr>
+          <w:t>. Thuật toán Thêm sản phẩm vào giỏ hàng (addToCart)</w:t>
         </w:r>
         <w:r>
           <w:rPr>
@@ -3461,7 +3449,7 @@
             <w:noProof/>
             <w:webHidden/>
           </w:rPr>
-          <w:instrText xml:space="preserve"> PAGEREF _Toc231778039 \h </w:instrText>
+          <w:instrText xml:space="preserve"> PAGEREF _Toc231854675 \h </w:instrText>
         </w:r>
         <w:r>
           <w:rPr>
@@ -3481,7 +3469,7 @@
             <w:noProof/>
             <w:webHidden/>
           </w:rPr>
-          <w:t>23</w:t>
+          <w:t>25</w:t>
         </w:r>
         <w:r>
           <w:rPr>
@@ -3494,7 +3482,7 @@
     </w:p>
     <w:p>
       <w:pPr>
-        <w:pStyle w:val="Mucluc3"/>
+        <w:pStyle w:val="TOC3"/>
         <w:tabs>
           <w:tab w:val="right" w:leader="dot" w:pos="9061"/>
         </w:tabs>
@@ -3507,10 +3495,11 @@
           <w14:ligatures w14:val="standardContextual"/>
         </w:rPr>
       </w:pPr>
-      <w:hyperlink w:anchor="_Toc231778040" w:history="1">
-        <w:r>
-          <w:rPr>
-            <w:rStyle w:val="Siuktni"/>
+      <w:hyperlink w:anchor="_Toc231854676" w:history="1">
+        <w:r>
+          <w:rPr>
+            <w:rStyle w:val="Hyperlink"/>
+            <w:rFonts w:cs="Times New Roman"/>
             <w:noProof/>
             <w:lang w:val="vi-VN"/>
           </w:rPr>
@@ -3535,7 +3524,7 @@
             <w:noProof/>
             <w:webHidden/>
           </w:rPr>
-          <w:instrText xml:space="preserve"> PAGEREF _Toc231778040 \h </w:instrText>
+          <w:instrText xml:space="preserve"> PAGEREF _Toc231854676 \h </w:instrText>
         </w:r>
         <w:r>
           <w:rPr>
@@ -3555,7 +3544,7 @@
             <w:noProof/>
             <w:webHidden/>
           </w:rPr>
-          <w:t>24</w:t>
+          <w:t>26</w:t>
         </w:r>
         <w:r>
           <w:rPr>
@@ -3568,7 +3557,7 @@
     </w:p>
     <w:p>
       <w:pPr>
-        <w:pStyle w:val="Mucluc3"/>
+        <w:pStyle w:val="TOC3"/>
         <w:tabs>
           <w:tab w:val="right" w:leader="dot" w:pos="9061"/>
         </w:tabs>
@@ -3581,11 +3570,13 @@
           <w14:ligatures w14:val="standardContextual"/>
         </w:rPr>
       </w:pPr>
-      <w:hyperlink w:anchor="_Toc231778041" w:history="1">
-        <w:r>
-          <w:rPr>
-            <w:rStyle w:val="Siuktni"/>
+      <w:hyperlink w:anchor="_Toc231854677" w:history="1">
+        <w:r>
+          <w:rPr>
+            <w:rStyle w:val="Hyperlink"/>
             <w:rFonts w:eastAsia="Times New Roman" w:cs="Times New Roman"/>
+            <w:b/>
+            <w:bCs/>
             <w:noProof/>
             <w:lang w:val="vi-VN"/>
           </w:rPr>
@@ -3610,7 +3601,7 @@
             <w:noProof/>
             <w:webHidden/>
           </w:rPr>
-          <w:instrText xml:space="preserve"> PAGEREF _Toc231778041 \h </w:instrText>
+          <w:instrText xml:space="preserve"> PAGEREF _Toc231854677 \h </w:instrText>
         </w:r>
         <w:r>
           <w:rPr>
@@ -3630,7 +3621,7 @@
             <w:noProof/>
             <w:webHidden/>
           </w:rPr>
-          <w:t>25</w:t>
+          <w:t>27</w:t>
         </w:r>
         <w:r>
           <w:rPr>
@@ -3643,7 +3634,7 @@
     </w:p>
     <w:p>
       <w:pPr>
-        <w:pStyle w:val="Mucluc2"/>
+        <w:pStyle w:val="TOC2"/>
         <w:rPr>
           <w:rFonts w:asciiTheme="minorHAnsi" w:eastAsiaTheme="minorEastAsia" w:hAnsiTheme="minorHAnsi"/>
           <w:noProof/>
@@ -3653,11 +3644,12 @@
           <w14:ligatures w14:val="standardContextual"/>
         </w:rPr>
       </w:pPr>
-      <w:hyperlink w:anchor="_Toc231778042" w:history="1">
-        <w:r>
-          <w:rPr>
-            <w:rStyle w:val="Siuktni"/>
+      <w:hyperlink w:anchor="_Toc231854678" w:history="1">
+        <w:r>
+          <w:rPr>
+            <w:rStyle w:val="Hyperlink"/>
             <w:rFonts w:eastAsia="Times New Roman" w:cs="Times New Roman"/>
+            <w:bCs/>
             <w:noProof/>
             <w:lang w:val="vi-VN"/>
           </w:rPr>
@@ -3682,7 +3674,7 @@
             <w:noProof/>
             <w:webHidden/>
           </w:rPr>
-          <w:instrText xml:space="preserve"> PAGEREF _Toc231778042 \h </w:instrText>
+          <w:instrText xml:space="preserve"> PAGEREF _Toc231854678 \h </w:instrText>
         </w:r>
         <w:r>
           <w:rPr>
@@ -3702,7 +3694,7 @@
             <w:noProof/>
             <w:webHidden/>
           </w:rPr>
-          <w:t>26</w:t>
+          <w:t>28</w:t>
         </w:r>
         <w:r>
           <w:rPr>
@@ -3715,7 +3707,7 @@
     </w:p>
     <w:p>
       <w:pPr>
-        <w:pStyle w:val="Mucluc1"/>
+        <w:pStyle w:val="TOC1"/>
         <w:tabs>
           <w:tab w:val="right" w:leader="dot" w:pos="9061"/>
         </w:tabs>
@@ -3728,11 +3720,12 @@
           <w14:ligatures w14:val="standardContextual"/>
         </w:rPr>
       </w:pPr>
-      <w:hyperlink w:anchor="_Toc231778043" w:history="1">
-        <w:r>
-          <w:rPr>
-            <w:rStyle w:val="Siuktni"/>
+      <w:hyperlink w:anchor="_Toc231854679" w:history="1">
+        <w:r>
+          <w:rPr>
+            <w:rStyle w:val="Hyperlink"/>
             <w:rFonts w:cs="Times New Roman"/>
+            <w:bCs/>
             <w:noProof/>
             <w:lang w:val="vi-VN"/>
           </w:rPr>
@@ -3757,7 +3750,7 @@
             <w:noProof/>
             <w:webHidden/>
           </w:rPr>
-          <w:instrText xml:space="preserve"> PAGEREF _Toc231778043 \h </w:instrText>
+          <w:instrText xml:space="preserve"> PAGEREF _Toc231854679 \h </w:instrText>
         </w:r>
         <w:r>
           <w:rPr>
@@ -3777,7 +3770,7 @@
             <w:noProof/>
             <w:webHidden/>
           </w:rPr>
-          <w:t>29</w:t>
+          <w:t>31</w:t>
         </w:r>
         <w:r>
           <w:rPr>
@@ -3790,7 +3783,7 @@
     </w:p>
     <w:p>
       <w:pPr>
-        <w:pStyle w:val="Mucluc2"/>
+        <w:pStyle w:val="TOC2"/>
         <w:rPr>
           <w:rFonts w:asciiTheme="minorHAnsi" w:eastAsiaTheme="minorEastAsia" w:hAnsiTheme="minorHAnsi"/>
           <w:noProof/>
@@ -3800,11 +3793,12 @@
           <w14:ligatures w14:val="standardContextual"/>
         </w:rPr>
       </w:pPr>
-      <w:hyperlink w:anchor="_Toc231778044" w:history="1">
-        <w:r>
-          <w:rPr>
-            <w:rStyle w:val="Siuktni"/>
+      <w:hyperlink w:anchor="_Toc231854680" w:history="1">
+        <w:r>
+          <w:rPr>
+            <w:rStyle w:val="Hyperlink"/>
             <w:rFonts w:cs="Times New Roman"/>
+            <w:bCs/>
             <w:noProof/>
             <w:lang w:val="vi-VN"/>
           </w:rPr>
@@ -3829,7 +3823,7 @@
             <w:noProof/>
             <w:webHidden/>
           </w:rPr>
-          <w:instrText xml:space="preserve"> PAGEREF _Toc231778044 \h </w:instrText>
+          <w:instrText xml:space="preserve"> PAGEREF _Toc231854680 \h </w:instrText>
         </w:r>
         <w:r>
           <w:rPr>
@@ -3849,7 +3843,7 @@
             <w:noProof/>
             <w:webHidden/>
           </w:rPr>
-          <w:t>29</w:t>
+          <w:t>31</w:t>
         </w:r>
         <w:r>
           <w:rPr>
@@ -3862,7 +3856,7 @@
     </w:p>
     <w:p>
       <w:pPr>
-        <w:pStyle w:val="Mucluc2"/>
+        <w:pStyle w:val="TOC2"/>
         <w:rPr>
           <w:rFonts w:asciiTheme="minorHAnsi" w:eastAsiaTheme="minorEastAsia" w:hAnsiTheme="minorHAnsi"/>
           <w:noProof/>
@@ -3872,10 +3866,12 @@
           <w14:ligatures w14:val="standardContextual"/>
         </w:rPr>
       </w:pPr>
-      <w:hyperlink w:anchor="_Toc231778045" w:history="1">
-        <w:r>
-          <w:rPr>
-            <w:rStyle w:val="Siuktni"/>
+      <w:hyperlink w:anchor="_Toc231854681" w:history="1">
+        <w:r>
+          <w:rPr>
+            <w:rStyle w:val="Hyperlink"/>
+            <w:rFonts w:cs="Times New Roman"/>
+            <w:bCs/>
             <w:noProof/>
             <w:lang w:val="vi-VN"/>
           </w:rPr>
@@ -3900,7 +3896,7 @@
             <w:noProof/>
             <w:webHidden/>
           </w:rPr>
-          <w:instrText xml:space="preserve"> PAGEREF _Toc231778045 \h </w:instrText>
+          <w:instrText xml:space="preserve"> PAGEREF _Toc231854681 \h </w:instrText>
         </w:r>
         <w:r>
           <w:rPr>
@@ -3920,7 +3916,7 @@
             <w:noProof/>
             <w:webHidden/>
           </w:rPr>
-          <w:t>31</w:t>
+          <w:t>33</w:t>
         </w:r>
         <w:r>
           <w:rPr>
@@ -3933,7 +3929,7 @@
     </w:p>
     <w:p>
       <w:pPr>
-        <w:pStyle w:val="Mucluc2"/>
+        <w:pStyle w:val="TOC2"/>
         <w:rPr>
           <w:rFonts w:asciiTheme="minorHAnsi" w:eastAsiaTheme="minorEastAsia" w:hAnsiTheme="minorHAnsi"/>
           <w:noProof/>
@@ -3943,10 +3939,12 @@
           <w14:ligatures w14:val="standardContextual"/>
         </w:rPr>
       </w:pPr>
-      <w:hyperlink w:anchor="_Toc231778046" w:history="1">
-        <w:r>
-          <w:rPr>
-            <w:rStyle w:val="Siuktni"/>
+      <w:hyperlink w:anchor="_Toc231854682" w:history="1">
+        <w:r>
+          <w:rPr>
+            <w:rStyle w:val="Hyperlink"/>
+            <w:rFonts w:cs="Times New Roman"/>
+            <w:bCs/>
             <w:noProof/>
             <w:lang w:val="vi-VN"/>
           </w:rPr>
@@ -3971,7 +3969,7 @@
             <w:noProof/>
             <w:webHidden/>
           </w:rPr>
-          <w:instrText xml:space="preserve"> PAGEREF _Toc231778046 \h </w:instrText>
+          <w:instrText xml:space="preserve"> PAGEREF _Toc231854682 \h </w:instrText>
         </w:r>
         <w:r>
           <w:rPr>
@@ -3991,7 +3989,7 @@
             <w:noProof/>
             <w:webHidden/>
           </w:rPr>
-          <w:t>32</w:t>
+          <w:t>34</w:t>
         </w:r>
         <w:r>
           <w:rPr>
@@ -4004,7 +4002,7 @@
     </w:p>
     <w:p>
       <w:pPr>
-        <w:pStyle w:val="Mucluc1"/>
+        <w:pStyle w:val="TOC1"/>
         <w:tabs>
           <w:tab w:val="right" w:leader="dot" w:pos="9061"/>
         </w:tabs>
@@ -4017,10 +4015,11 @@
           <w14:ligatures w14:val="standardContextual"/>
         </w:rPr>
       </w:pPr>
-      <w:hyperlink w:anchor="_Toc231778047" w:history="1">
-        <w:r>
-          <w:rPr>
-            <w:rStyle w:val="Siuktni"/>
+      <w:hyperlink w:anchor="_Toc231854683" w:history="1">
+        <w:r>
+          <w:rPr>
+            <w:rStyle w:val="Hyperlink"/>
+            <w:bCs/>
             <w:noProof/>
             <w:lang w:val="vi-VN"/>
           </w:rPr>
@@ -4045,7 +4044,7 @@
             <w:noProof/>
             <w:webHidden/>
           </w:rPr>
-          <w:instrText xml:space="preserve"> PAGEREF _Toc231778047 \h </w:instrText>
+          <w:instrText xml:space="preserve"> PAGEREF _Toc231854683 \h </w:instrText>
         </w:r>
         <w:r>
           <w:rPr>
@@ -4065,7 +4064,7 @@
             <w:noProof/>
             <w:webHidden/>
           </w:rPr>
-          <w:t>36</w:t>
+          <w:t>38</w:t>
         </w:r>
         <w:r>
           <w:rPr>
@@ -4078,7 +4077,7 @@
     </w:p>
     <w:p>
       <w:pPr>
-        <w:pStyle w:val="Mucluc2"/>
+        <w:pStyle w:val="TOC2"/>
         <w:rPr>
           <w:rFonts w:asciiTheme="minorHAnsi" w:eastAsiaTheme="minorEastAsia" w:hAnsiTheme="minorHAnsi"/>
           <w:noProof/>
@@ -4088,10 +4087,11 @@
           <w14:ligatures w14:val="standardContextual"/>
         </w:rPr>
       </w:pPr>
-      <w:hyperlink w:anchor="_Toc231778048" w:history="1">
-        <w:r>
-          <w:rPr>
-            <w:rStyle w:val="Siuktni"/>
+      <w:hyperlink w:anchor="_Toc231854684" w:history="1">
+        <w:r>
+          <w:rPr>
+            <w:rStyle w:val="Hyperlink"/>
+            <w:bCs/>
             <w:noProof/>
             <w:lang w:val="vi-VN"/>
           </w:rPr>
@@ -4116,7 +4116,7 @@
             <w:noProof/>
             <w:webHidden/>
           </w:rPr>
-          <w:instrText xml:space="preserve"> PAGEREF _Toc231778048 \h </w:instrText>
+          <w:instrText xml:space="preserve"> PAGEREF _Toc231854684 \h </w:instrText>
         </w:r>
         <w:r>
           <w:rPr>
@@ -4136,7 +4136,7 @@
             <w:noProof/>
             <w:webHidden/>
           </w:rPr>
-          <w:t>36</w:t>
+          <w:t>38</w:t>
         </w:r>
         <w:r>
           <w:rPr>
@@ -4149,7 +4149,7 @@
     </w:p>
     <w:p>
       <w:pPr>
-        <w:pStyle w:val="Mucluc2"/>
+        <w:pStyle w:val="TOC2"/>
         <w:rPr>
           <w:rFonts w:asciiTheme="minorHAnsi" w:eastAsiaTheme="minorEastAsia" w:hAnsiTheme="minorHAnsi"/>
           <w:noProof/>
@@ -4159,10 +4159,12 @@
           <w14:ligatures w14:val="standardContextual"/>
         </w:rPr>
       </w:pPr>
-      <w:hyperlink w:anchor="_Toc231778049" w:history="1">
-        <w:r>
-          <w:rPr>
-            <w:rStyle w:val="Siuktni"/>
+      <w:hyperlink w:anchor="_Toc231854685" w:history="1">
+        <w:r>
+          <w:rPr>
+            <w:rStyle w:val="Hyperlink"/>
+            <w:b/>
+            <w:bCs/>
             <w:noProof/>
             <w:lang w:val="vi-VN"/>
           </w:rPr>
@@ -4187,7 +4189,7 @@
             <w:noProof/>
             <w:webHidden/>
           </w:rPr>
-          <w:instrText xml:space="preserve"> PAGEREF _Toc231778049 \h </w:instrText>
+          <w:instrText xml:space="preserve"> PAGEREF _Toc231854685 \h </w:instrText>
         </w:r>
         <w:r>
           <w:rPr>
@@ -4207,7 +4209,7 @@
             <w:noProof/>
             <w:webHidden/>
           </w:rPr>
-          <w:t>37</w:t>
+          <w:t>39</w:t>
         </w:r>
         <w:r>
           <w:rPr>
@@ -4220,11 +4222,8 @@
     </w:p>
     <w:p>
       <w:pPr>
-        <w:pStyle w:val="Mucluc3"/>
-        <w:rPr>
-          <w:b/>
-          <w:caps/>
-          <w:sz w:val="30"/>
+        <w:pStyle w:val="u11"/>
+        <w:rPr>
           <w:lang w:val="vi-VN"/>
         </w:rPr>
       </w:pPr>
@@ -4240,7 +4239,6 @@
         </w:rPr>
         <w:br w:type="page"/>
       </w:r>
-      <w:bookmarkStart w:id="0" w:name="_Toc231771856"/>
     </w:p>
     <w:p>
       <w:pPr>
@@ -4249,7 +4247,7 @@
           <w:lang w:val="vi-VN"/>
         </w:rPr>
       </w:pPr>
-      <w:bookmarkStart w:id="1" w:name="_Toc231778009"/>
+      <w:bookmarkStart w:id="2" w:name="_Toc231854645"/>
       <w:r>
         <w:rPr>
           <w:lang w:val="vi-VN"/>
@@ -4265,12 +4263,13 @@
         </w:rPr>
         <w:t>ẢNh</w:t>
       </w:r>
-    </w:p>
-    <w:bookmarkStart w:id="2" w:name="_Toc231771857"/>
-    <w:bookmarkStart w:id="3" w:name="_Toc231778010"/>
-    <w:p>
-      <w:pPr>
-        <w:pStyle w:val="Banghinhminhhoa"/>
+      <w:bookmarkEnd w:id="2"/>
+    </w:p>
+    <w:bookmarkStart w:id="3" w:name="_Toc231771857"/>
+    <w:bookmarkStart w:id="4" w:name="_Toc231778010"/>
+    <w:p>
+      <w:pPr>
+        <w:pStyle w:val="TableofFigures"/>
         <w:tabs>
           <w:tab w:val="right" w:leader="dot" w:pos="9061"/>
         </w:tabs>
@@ -4295,7 +4294,7 @@
       <w:hyperlink w:anchor="_Toc231778234" w:history="1">
         <w:r>
           <w:rPr>
-            <w:rStyle w:val="Siuktni"/>
+            <w:rStyle w:val="Hyperlink"/>
             <w:noProof/>
             <w:lang w:val="vi-VN"/>
           </w:rPr>
@@ -4353,7 +4352,7 @@
     </w:p>
     <w:p>
       <w:pPr>
-        <w:pStyle w:val="Banghinhminhhoa"/>
+        <w:pStyle w:val="TableofFigures"/>
         <w:tabs>
           <w:tab w:val="right" w:leader="dot" w:pos="9061"/>
         </w:tabs>
@@ -4369,7 +4368,7 @@
       <w:hyperlink w:anchor="_Toc231778235" w:history="1">
         <w:r>
           <w:rPr>
-            <w:rStyle w:val="Siuktni"/>
+            <w:rStyle w:val="Hyperlink"/>
             <w:noProof/>
             <w:lang w:val="vi-VN"/>
           </w:rPr>
@@ -4427,7 +4426,7 @@
     </w:p>
     <w:p>
       <w:pPr>
-        <w:pStyle w:val="Banghinhminhhoa"/>
+        <w:pStyle w:val="TableofFigures"/>
         <w:tabs>
           <w:tab w:val="right" w:leader="dot" w:pos="9061"/>
         </w:tabs>
@@ -4443,7 +4442,7 @@
       <w:hyperlink w:anchor="_Toc231778236" w:history="1">
         <w:r>
           <w:rPr>
-            <w:rStyle w:val="Siuktni"/>
+            <w:rStyle w:val="Hyperlink"/>
             <w:noProof/>
             <w:lang w:val="vi-VN"/>
           </w:rPr>
@@ -4520,7 +4519,7 @@
     </w:p>
     <w:p>
       <w:pPr>
-        <w:pStyle w:val="Banghinhminhhoa"/>
+        <w:pStyle w:val="TableofFigures"/>
         <w:tabs>
           <w:tab w:val="right" w:leader="dot" w:pos="9061"/>
         </w:tabs>
@@ -4536,7 +4535,7 @@
       <w:hyperlink w:anchor="_Toc231778241" w:history="1">
         <w:r>
           <w:rPr>
-            <w:rStyle w:val="Siuktni"/>
+            <w:rStyle w:val="Hyperlink"/>
             <w:noProof/>
             <w:lang w:val="vi-VN"/>
           </w:rPr>
@@ -4544,7 +4543,7 @@
         </w:r>
         <w:r>
           <w:rPr>
-            <w:rStyle w:val="Siuktni"/>
+            <w:rStyle w:val="Hyperlink"/>
             <w:noProof/>
             <w:lang w:val="vi-VN" w:bidi="ar"/>
           </w:rPr>
@@ -4602,7 +4601,7 @@
     </w:p>
     <w:p>
       <w:pPr>
-        <w:pStyle w:val="Banghinhminhhoa"/>
+        <w:pStyle w:val="TableofFigures"/>
         <w:tabs>
           <w:tab w:val="right" w:leader="dot" w:pos="9061"/>
         </w:tabs>
@@ -4618,7 +4617,7 @@
       <w:hyperlink w:anchor="_Toc231778242" w:history="1">
         <w:r>
           <w:rPr>
-            <w:rStyle w:val="Siuktni"/>
+            <w:rStyle w:val="Hyperlink"/>
             <w:noProof/>
             <w:lang w:val="vi-VN"/>
           </w:rPr>
@@ -4695,7 +4694,7 @@
     </w:p>
     <w:p>
       <w:pPr>
-        <w:pStyle w:val="Banghinhminhhoa"/>
+        <w:pStyle w:val="TableofFigures"/>
         <w:tabs>
           <w:tab w:val="right" w:leader="dot" w:pos="9061"/>
         </w:tabs>
@@ -4711,14 +4710,14 @@
       <w:hyperlink w:anchor="_Toc231778247" w:history="1">
         <w:r>
           <w:rPr>
-            <w:rStyle w:val="Siuktni"/>
+            <w:rStyle w:val="Hyperlink"/>
             <w:noProof/>
           </w:rPr>
           <w:t>Hình 3. 1</w:t>
         </w:r>
         <w:r>
           <w:rPr>
-            <w:rStyle w:val="Siuktni"/>
+            <w:rStyle w:val="Hyperlink"/>
             <w:noProof/>
             <w:lang w:val="vi-VN"/>
           </w:rPr>
@@ -4776,7 +4775,7 @@
     </w:p>
     <w:p>
       <w:pPr>
-        <w:pStyle w:val="Banghinhminhhoa"/>
+        <w:pStyle w:val="TableofFigures"/>
         <w:tabs>
           <w:tab w:val="right" w:leader="dot" w:pos="9061"/>
         </w:tabs>
@@ -4792,7 +4791,7 @@
       <w:hyperlink w:anchor="_Toc231778248" w:history="1">
         <w:r>
           <w:rPr>
-            <w:rStyle w:val="Siuktni"/>
+            <w:rStyle w:val="Hyperlink"/>
             <w:noProof/>
             <w:lang w:val="vi-VN"/>
           </w:rPr>
@@ -4850,7 +4849,7 @@
     </w:p>
     <w:p>
       <w:pPr>
-        <w:pStyle w:val="Banghinhminhhoa"/>
+        <w:pStyle w:val="TableofFigures"/>
         <w:tabs>
           <w:tab w:val="right" w:leader="dot" w:pos="9061"/>
         </w:tabs>
@@ -4866,7 +4865,7 @@
       <w:hyperlink w:anchor="_Toc231778249" w:history="1">
         <w:r>
           <w:rPr>
-            <w:rStyle w:val="Siuktni"/>
+            <w:rStyle w:val="Hyperlink"/>
             <w:noProof/>
             <w:lang w:val="vi-VN"/>
           </w:rPr>
@@ -4874,7 +4873,7 @@
         </w:r>
         <w:r>
           <w:rPr>
-            <w:rStyle w:val="Siuktni"/>
+            <w:rStyle w:val="Hyperlink"/>
             <w:rFonts w:eastAsia="Times New Roman" w:cs="Times New Roman"/>
             <w:noProof/>
             <w:lang w:val="vi-VN"/>
@@ -4950,16 +4949,18 @@
       <w:pPr>
         <w:pStyle w:val="u11"/>
       </w:pPr>
+      <w:bookmarkStart w:id="5" w:name="_Toc231854646"/>
       <w:r>
         <w:lastRenderedPageBreak/>
         <w:t>Danh mục bảng biểu</w:t>
       </w:r>
-      <w:bookmarkEnd w:id="2"/>
       <w:bookmarkEnd w:id="3"/>
-    </w:p>
-    <w:p>
-      <w:pPr>
-        <w:pStyle w:val="Banghinhminhhoa"/>
+      <w:bookmarkEnd w:id="4"/>
+      <w:bookmarkEnd w:id="5"/>
+    </w:p>
+    <w:p>
+      <w:pPr>
+        <w:pStyle w:val="TableofFigures"/>
         <w:tabs>
           <w:tab w:val="right" w:leader="dot" w:pos="9061"/>
         </w:tabs>
@@ -4993,7 +4994,7 @@
       <w:hyperlink w:anchor="_Toc231820652" w:history="1">
         <w:r>
           <w:rPr>
-            <w:rStyle w:val="Siuktni"/>
+            <w:rStyle w:val="Hyperlink"/>
             <w:noProof/>
             <w:lang w:val="vi-VN"/>
           </w:rPr>
@@ -5001,7 +5002,7 @@
         </w:r>
         <w:r>
           <w:rPr>
-            <w:rStyle w:val="Siuktni"/>
+            <w:rStyle w:val="Hyperlink"/>
             <w:rFonts w:eastAsia="sans-serif" w:cs="Times New Roman"/>
             <w:noProof/>
             <w:lang w:val="vi-VN" w:eastAsia="zh-CN"/>
@@ -5060,7 +5061,7 @@
     </w:p>
     <w:p>
       <w:pPr>
-        <w:pStyle w:val="Banghinhminhhoa"/>
+        <w:pStyle w:val="TableofFigures"/>
         <w:tabs>
           <w:tab w:val="right" w:leader="dot" w:pos="9061"/>
         </w:tabs>
@@ -5076,7 +5077,7 @@
       <w:hyperlink w:anchor="_Toc231820653" w:history="1">
         <w:r>
           <w:rPr>
-            <w:rStyle w:val="Siuktni"/>
+            <w:rStyle w:val="Hyperlink"/>
             <w:noProof/>
             <w:lang w:val="vi-VN"/>
           </w:rPr>
@@ -5167,7 +5168,7 @@
     </w:p>
     <w:p>
       <w:pPr>
-        <w:pStyle w:val="Banghinhminhhoa"/>
+        <w:pStyle w:val="TableofFigures"/>
         <w:tabs>
           <w:tab w:val="right" w:leader="dot" w:pos="9061"/>
         </w:tabs>
@@ -5183,7 +5184,7 @@
       <w:hyperlink w:anchor="_Toc231778051" w:history="1">
         <w:r>
           <w:rPr>
-            <w:rStyle w:val="Siuktni"/>
+            <w:rStyle w:val="Hyperlink"/>
             <w:noProof/>
             <w:lang w:val="vi-VN"/>
           </w:rPr>
@@ -5191,7 +5192,7 @@
         </w:r>
         <w:r>
           <w:rPr>
-            <w:rStyle w:val="Siuktni"/>
+            <w:rStyle w:val="Hyperlink"/>
             <w:rFonts w:eastAsia="SimSun" w:cs="Times New Roman"/>
             <w:noProof/>
             <w:lang w:val="vi-VN"/>
@@ -5250,7 +5251,7 @@
     </w:p>
     <w:p>
       <w:pPr>
-        <w:pStyle w:val="Banghinhminhhoa"/>
+        <w:pStyle w:val="TableofFigures"/>
         <w:tabs>
           <w:tab w:val="right" w:leader="dot" w:pos="9061"/>
         </w:tabs>
@@ -5266,7 +5267,7 @@
       <w:hyperlink w:anchor="_Toc231778052" w:history="1">
         <w:r>
           <w:rPr>
-            <w:rStyle w:val="Siuktni"/>
+            <w:rStyle w:val="Hyperlink"/>
             <w:noProof/>
             <w:lang w:val="vi-VN"/>
           </w:rPr>
@@ -5274,7 +5275,7 @@
         </w:r>
         <w:r>
           <w:rPr>
-            <w:rStyle w:val="Siuktni"/>
+            <w:rStyle w:val="Hyperlink"/>
             <w:rFonts w:cs="Times New Roman"/>
             <w:noProof/>
             <w:lang w:val="vi-VN"/>
@@ -5366,7 +5367,7 @@
     </w:p>
     <w:p>
       <w:pPr>
-        <w:pStyle w:val="Banghinhminhhoa"/>
+        <w:pStyle w:val="TableofFigures"/>
         <w:tabs>
           <w:tab w:val="right" w:leader="dot" w:pos="9061"/>
         </w:tabs>
@@ -5382,7 +5383,7 @@
       <w:hyperlink w:anchor="_Toc231778053" w:history="1">
         <w:r>
           <w:rPr>
-            <w:rStyle w:val="Siuktni"/>
+            <w:rStyle w:val="Hyperlink"/>
             <w:noProof/>
             <w:lang w:val="vi-VN"/>
           </w:rPr>
@@ -5390,7 +5391,7 @@
         </w:r>
         <w:r>
           <w:rPr>
-            <w:rStyle w:val="Siuktni"/>
+            <w:rStyle w:val="Hyperlink"/>
             <w:bCs/>
             <w:noProof/>
             <w:lang w:val="vi-VN"/>
@@ -5449,7 +5450,7 @@
     </w:p>
     <w:p>
       <w:pPr>
-        <w:pStyle w:val="Banghinhminhhoa"/>
+        <w:pStyle w:val="TableofFigures"/>
         <w:tabs>
           <w:tab w:val="right" w:leader="dot" w:pos="9061"/>
         </w:tabs>
@@ -5465,7 +5466,7 @@
       <w:hyperlink w:anchor="_Toc231778054" w:history="1">
         <w:r>
           <w:rPr>
-            <w:rStyle w:val="Siuktni"/>
+            <w:rStyle w:val="Hyperlink"/>
             <w:noProof/>
             <w:lang w:val="vi-VN"/>
           </w:rPr>
@@ -5523,7 +5524,7 @@
     </w:p>
     <w:p>
       <w:pPr>
-        <w:pStyle w:val="Banghinhminhhoa"/>
+        <w:pStyle w:val="TableofFigures"/>
         <w:tabs>
           <w:tab w:val="right" w:leader="dot" w:pos="9061"/>
         </w:tabs>
@@ -5539,7 +5540,7 @@
       <w:hyperlink w:anchor="_Toc231778055" w:history="1">
         <w:r>
           <w:rPr>
-            <w:rStyle w:val="Siuktni"/>
+            <w:rStyle w:val="Hyperlink"/>
             <w:noProof/>
             <w:lang w:val="vi-VN"/>
           </w:rPr>
@@ -5597,7 +5598,7 @@
     </w:p>
     <w:p>
       <w:pPr>
-        <w:pStyle w:val="Banghinhminhhoa"/>
+        <w:pStyle w:val="TableofFigures"/>
         <w:tabs>
           <w:tab w:val="right" w:leader="dot" w:pos="9061"/>
         </w:tabs>
@@ -5613,7 +5614,7 @@
       <w:hyperlink w:anchor="_Toc231778056" w:history="1">
         <w:r>
           <w:rPr>
-            <w:rStyle w:val="Siuktni"/>
+            <w:rStyle w:val="Hyperlink"/>
             <w:noProof/>
             <w:lang w:val="vi-VN"/>
           </w:rPr>
@@ -5671,7 +5672,7 @@
     </w:p>
     <w:p>
       <w:pPr>
-        <w:pStyle w:val="Banghinhminhhoa"/>
+        <w:pStyle w:val="TableofFigures"/>
         <w:tabs>
           <w:tab w:val="right" w:leader="dot" w:pos="9061"/>
         </w:tabs>
@@ -5687,7 +5688,7 @@
       <w:hyperlink w:anchor="_Toc231778057" w:history="1">
         <w:r>
           <w:rPr>
-            <w:rStyle w:val="Siuktni"/>
+            <w:rStyle w:val="Hyperlink"/>
             <w:noProof/>
             <w:lang w:val="vi-VN"/>
           </w:rPr>
@@ -5695,7 +5696,7 @@
         </w:r>
         <w:r>
           <w:rPr>
-            <w:rStyle w:val="Siuktni"/>
+            <w:rStyle w:val="Hyperlink"/>
             <w:rFonts w:eastAsia="Times New Roman" w:cs="Times New Roman"/>
             <w:noProof/>
             <w:lang w:val="vi-VN"/>
@@ -5787,7 +5788,7 @@
     </w:p>
     <w:p>
       <w:pPr>
-        <w:pStyle w:val="Banghinhminhhoa"/>
+        <w:pStyle w:val="TableofFigures"/>
         <w:tabs>
           <w:tab w:val="right" w:leader="dot" w:pos="9061"/>
         </w:tabs>
@@ -5803,7 +5804,7 @@
       <w:hyperlink w:anchor="_Toc231778058" w:history="1">
         <w:r>
           <w:rPr>
-            <w:rStyle w:val="Siuktni"/>
+            <w:rStyle w:val="Hyperlink"/>
             <w:noProof/>
             <w:lang w:val="vi-VN"/>
           </w:rPr>
@@ -5811,7 +5812,7 @@
         </w:r>
         <w:r>
           <w:rPr>
-            <w:rStyle w:val="Siuktni"/>
+            <w:rStyle w:val="Hyperlink"/>
             <w:rFonts w:cs="Times New Roman"/>
             <w:noProof/>
             <w:lang w:val="vi-VN"/>
@@ -5870,7 +5871,7 @@
     </w:p>
     <w:p>
       <w:pPr>
-        <w:pStyle w:val="Banghinhminhhoa"/>
+        <w:pStyle w:val="TableofFigures"/>
         <w:tabs>
           <w:tab w:val="right" w:leader="dot" w:pos="9061"/>
         </w:tabs>
@@ -5886,7 +5887,7 @@
       <w:hyperlink w:anchor="_Toc231778059" w:history="1">
         <w:r>
           <w:rPr>
-            <w:rStyle w:val="Siuktni"/>
+            <w:rStyle w:val="Hyperlink"/>
             <w:noProof/>
             <w:lang w:val="vi-VN"/>
           </w:rPr>
@@ -5967,7 +5968,7 @@
     </w:p>
     <w:p>
       <w:pPr>
-        <w:pStyle w:val="u1"/>
+        <w:pStyle w:val="Heading1"/>
         <w:numPr>
           <w:ilvl w:val="0"/>
           <w:numId w:val="0"/>
@@ -5978,9 +5979,10 @@
           <w:lang w:val="vi-VN"/>
         </w:rPr>
       </w:pPr>
-      <w:bookmarkStart w:id="4" w:name="_Toc230160097"/>
-      <w:bookmarkStart w:id="5" w:name="_Toc231771858"/>
-      <w:bookmarkStart w:id="6" w:name="_Toc231778011"/>
+      <w:bookmarkStart w:id="6" w:name="_Toc230160097"/>
+      <w:bookmarkStart w:id="7" w:name="_Toc231771858"/>
+      <w:bookmarkStart w:id="8" w:name="_Toc231778011"/>
+      <w:bookmarkStart w:id="9" w:name="_Toc231854647"/>
       <w:r>
         <w:rPr>
           <w:sz w:val="28"/>
@@ -5988,15 +5990,24 @@
           <w:lang w:val="vi-VN"/>
         </w:rPr>
         <w:lastRenderedPageBreak/>
-        <w:t>CHương 1.Tổng quan nghiên cứu</w:t>
-      </w:r>
-      <w:bookmarkEnd w:id="4"/>
-      <w:bookmarkEnd w:id="5"/>
+        <w:t>Ch</w:t>
+      </w:r>
+      <w:r>
+        <w:rPr>
+          <w:sz w:val="28"/>
+          <w:szCs w:val="28"/>
+          <w:lang w:val="vi-VN"/>
+        </w:rPr>
+        <w:t>ương 1.Tổng quan nghiên cứu</w:t>
+      </w:r>
       <w:bookmarkEnd w:id="6"/>
-    </w:p>
-    <w:p>
-      <w:pPr>
-        <w:pStyle w:val="u2"/>
+      <w:bookmarkEnd w:id="7"/>
+      <w:bookmarkEnd w:id="8"/>
+      <w:bookmarkEnd w:id="9"/>
+    </w:p>
+    <w:p>
+      <w:pPr>
+        <w:pStyle w:val="Heading2"/>
         <w:numPr>
           <w:ilvl w:val="0"/>
           <w:numId w:val="0"/>
@@ -6006,9 +6017,10 @@
           <w:lang w:val="vi-VN"/>
         </w:rPr>
       </w:pPr>
-      <w:bookmarkStart w:id="7" w:name="_Toc230160098"/>
-      <w:bookmarkStart w:id="8" w:name="_Toc231771859"/>
-      <w:bookmarkStart w:id="9" w:name="_Toc231778012"/>
+      <w:bookmarkStart w:id="10" w:name="_Toc230160098"/>
+      <w:bookmarkStart w:id="11" w:name="_Toc231771859"/>
+      <w:bookmarkStart w:id="12" w:name="_Toc231778012"/>
+      <w:bookmarkStart w:id="13" w:name="_Toc231854648"/>
       <w:r>
         <w:rPr>
           <w:b w:val="0"/>
@@ -6024,9 +6036,10 @@
         </w:rPr>
         <w:t>1. Đặt vấn đề</w:t>
       </w:r>
-      <w:bookmarkEnd w:id="7"/>
-      <w:bookmarkEnd w:id="8"/>
-      <w:bookmarkEnd w:id="9"/>
+      <w:bookmarkEnd w:id="10"/>
+      <w:bookmarkEnd w:id="11"/>
+      <w:bookmarkEnd w:id="12"/>
+      <w:bookmarkEnd w:id="13"/>
       <w:r>
         <w:rPr>
           <w:sz w:val="26"/>
@@ -6037,7 +6050,7 @@
     </w:p>
     <w:p>
       <w:pPr>
-        <w:pStyle w:val="ThngthngWeb"/>
+        <w:pStyle w:val="NormalWeb"/>
         <w:spacing w:after="100"/>
         <w:jc w:val="both"/>
         <w:rPr>
@@ -6060,7 +6073,7 @@
     </w:p>
     <w:p>
       <w:pPr>
-        <w:pStyle w:val="ThngthngWeb"/>
+        <w:pStyle w:val="NormalWeb"/>
         <w:spacing w:after="100"/>
         <w:jc w:val="both"/>
         <w:rPr>
@@ -6083,7 +6096,7 @@
     </w:p>
     <w:p>
       <w:pPr>
-        <w:pStyle w:val="ThngthngWeb"/>
+        <w:pStyle w:val="NormalWeb"/>
         <w:spacing w:after="100"/>
         <w:jc w:val="both"/>
         <w:rPr>
@@ -6106,7 +6119,7 @@
     </w:p>
     <w:p>
       <w:pPr>
-        <w:pStyle w:val="ThngthngWeb"/>
+        <w:pStyle w:val="NormalWeb"/>
         <w:spacing w:after="100"/>
         <w:jc w:val="both"/>
         <w:rPr>
@@ -6140,7 +6153,7 @@
     </w:p>
     <w:p>
       <w:pPr>
-        <w:pStyle w:val="ThngthngWeb"/>
+        <w:pStyle w:val="NormalWeb"/>
         <w:spacing w:after="100"/>
         <w:jc w:val="both"/>
         <w:rPr>
@@ -6174,7 +6187,7 @@
     </w:p>
     <w:p>
       <w:pPr>
-        <w:pStyle w:val="ThngthngWeb"/>
+        <w:pStyle w:val="NormalWeb"/>
         <w:spacing w:after="100"/>
         <w:jc w:val="both"/>
         <w:rPr>
@@ -6209,7 +6222,7 @@
     </w:p>
     <w:p>
       <w:pPr>
-        <w:pStyle w:val="ThngthngWeb"/>
+        <w:pStyle w:val="NormalWeb"/>
         <w:spacing w:after="100"/>
         <w:jc w:val="both"/>
         <w:rPr>
@@ -6243,7 +6256,7 @@
     </w:p>
     <w:p>
       <w:pPr>
-        <w:pStyle w:val="ThngthngWeb"/>
+        <w:pStyle w:val="NormalWeb"/>
         <w:spacing w:after="100"/>
         <w:jc w:val="both"/>
         <w:rPr>
@@ -6266,7 +6279,7 @@
     </w:p>
     <w:p>
       <w:pPr>
-        <w:pStyle w:val="ThngthngWeb"/>
+        <w:pStyle w:val="NormalWeb"/>
         <w:spacing w:beforeAutospacing="0" w:after="100"/>
         <w:rPr>
           <w:rFonts w:ascii="Arial" w:eastAsia="sans-serif" w:hAnsi="Arial" w:cs="Arial"/>
@@ -6326,14 +6339,14 @@
     </w:p>
     <w:p>
       <w:pPr>
-        <w:pStyle w:val="Chuthich"/>
-        <w:rPr>
-          <w:szCs w:val="26"/>
-          <w:lang w:val="vi-VN"/>
-        </w:rPr>
-      </w:pPr>
-      <w:bookmarkStart w:id="10" w:name="_Toc231778084"/>
-      <w:bookmarkStart w:id="11" w:name="_Toc231778234"/>
+        <w:pStyle w:val="Caption"/>
+        <w:rPr>
+          <w:szCs w:val="26"/>
+          <w:lang w:val="vi-VN"/>
+        </w:rPr>
+      </w:pPr>
+      <w:bookmarkStart w:id="14" w:name="_Toc231778084"/>
+      <w:bookmarkStart w:id="15" w:name="_Toc231778234"/>
       <w:r>
         <w:rPr>
           <w:szCs w:val="26"/>
@@ -6381,12 +6394,12 @@
         </w:rPr>
         <w:t xml:space="preserve"> Tăng trưởng thương mại điện tử Việt Nam(2025-2026)</w:t>
       </w:r>
-      <w:bookmarkEnd w:id="10"/>
-      <w:bookmarkEnd w:id="11"/>
+      <w:bookmarkEnd w:id="14"/>
+      <w:bookmarkEnd w:id="15"/>
     </w:p>
     <w:tbl>
       <w:tblPr>
-        <w:tblStyle w:val="LiBang"/>
+        <w:tblStyle w:val="TableGrid"/>
         <w:tblW w:w="0" w:type="auto"/>
         <w:tblLook w:val="04A0" w:firstRow="1" w:lastRow="0" w:firstColumn="1" w:lastColumn="0" w:noHBand="0" w:noVBand="1"/>
       </w:tblPr>
@@ -6849,15 +6862,15 @@
     </w:tbl>
     <w:p>
       <w:pPr>
-        <w:pStyle w:val="Chuthich"/>
+        <w:pStyle w:val="Caption"/>
         <w:rPr>
           <w:rFonts w:eastAsia="sans-serif" w:cs="Times New Roman"/>
           <w:szCs w:val="26"/>
           <w:lang w:val="vi-VN" w:eastAsia="zh-CN"/>
         </w:rPr>
       </w:pPr>
-      <w:bookmarkStart w:id="12" w:name="_Toc231778050"/>
-      <w:bookmarkStart w:id="13" w:name="_Toc231820652"/>
+      <w:bookmarkStart w:id="16" w:name="_Toc231778050"/>
+      <w:bookmarkStart w:id="17" w:name="_Toc231820652"/>
       <w:r>
         <w:rPr>
           <w:szCs w:val="26"/>
@@ -6913,8 +6926,8 @@
         </w:rPr>
         <w:t>thương mại điện tử tại thị trường Việt Nam năm 2024-2026</w:t>
       </w:r>
-      <w:bookmarkEnd w:id="12"/>
-      <w:bookmarkEnd w:id="13"/>
+      <w:bookmarkEnd w:id="16"/>
+      <w:bookmarkEnd w:id="17"/>
       <w:r>
         <w:rPr>
           <w:rFonts w:eastAsia="sans-serif" w:cs="Times New Roman"/>
@@ -6967,47 +6980,43 @@
     </w:p>
     <w:p>
       <w:pPr>
-        <w:pStyle w:val="u2"/>
+        <w:pStyle w:val="Heading2"/>
         <w:numPr>
           <w:ilvl w:val="0"/>
           <w:numId w:val="0"/>
         </w:numPr>
         <w:rPr>
           <w:rFonts w:eastAsia="Times New Roman" w:cs="Times New Roman"/>
-          <w:i/>
-          <w:iCs/>
           <w:color w:val="1F1F1F"/>
           <w:sz w:val="26"/>
           <w:lang w:val="vi-VN"/>
         </w:rPr>
       </w:pPr>
-      <w:bookmarkStart w:id="14" w:name="_Toc230160099"/>
-      <w:bookmarkStart w:id="15" w:name="_Toc231771860"/>
-      <w:bookmarkStart w:id="16" w:name="_Toc231778013"/>
-      <w:r>
-        <w:rPr>
-          <w:rFonts w:cs="Times New Roman"/>
-          <w:i/>
-          <w:iCs/>
+      <w:bookmarkStart w:id="18" w:name="_Toc230160099"/>
+      <w:bookmarkStart w:id="19" w:name="_Toc231771860"/>
+      <w:bookmarkStart w:id="20" w:name="_Toc231778013"/>
+      <w:bookmarkStart w:id="21" w:name="_Toc231854649"/>
+      <w:r>
+        <w:rPr>
+          <w:rFonts w:cs="Times New Roman"/>
           <w:sz w:val="26"/>
           <w:lang w:val="vi-VN"/>
         </w:rPr>
         <w:t>1.2</w:t>
       </w:r>
-      <w:bookmarkEnd w:id="14"/>
-      <w:r>
-        <w:rPr>
-          <w:rFonts w:cs="Times New Roman"/>
-          <w:i/>
-          <w:iCs/>
+      <w:bookmarkEnd w:id="18"/>
+      <w:r>
+        <w:rPr>
+          <w:rFonts w:cs="Times New Roman"/>
           <w:color w:val="1F1F1F"/>
           <w:sz w:val="26"/>
           <w:lang w:val="vi-VN"/>
         </w:rPr>
         <w:t xml:space="preserve"> Định hướng và Các chỉ tiêu phát triển hệ thống</w:t>
       </w:r>
-      <w:bookmarkEnd w:id="15"/>
-      <w:bookmarkEnd w:id="16"/>
+      <w:bookmarkEnd w:id="19"/>
+      <w:bookmarkEnd w:id="20"/>
+      <w:bookmarkEnd w:id="21"/>
     </w:p>
     <w:p>
       <w:pPr>
@@ -7029,7 +7038,7 @@
     </w:p>
     <w:p>
       <w:pPr>
-        <w:pStyle w:val="u3"/>
+        <w:pStyle w:val="Heading3"/>
         <w:numPr>
           <w:ilvl w:val="0"/>
           <w:numId w:val="0"/>
@@ -7041,8 +7050,9 @@
           <w:lang w:val="vi-VN"/>
         </w:rPr>
       </w:pPr>
-      <w:bookmarkStart w:id="17" w:name="_Toc231771861"/>
-      <w:bookmarkStart w:id="18" w:name="_Toc231778014"/>
+      <w:bookmarkStart w:id="22" w:name="_Toc231771861"/>
+      <w:bookmarkStart w:id="23" w:name="_Toc231778014"/>
+      <w:bookmarkStart w:id="24" w:name="_Toc231854650"/>
       <w:r>
         <w:rPr>
           <w:i w:val="0"/>
@@ -7052,8 +7062,9 @@
         </w:rPr>
         <w:t>1.2.1. Mục tiêu tổng quát</w:t>
       </w:r>
-      <w:bookmarkEnd w:id="17"/>
-      <w:bookmarkEnd w:id="18"/>
+      <w:bookmarkEnd w:id="22"/>
+      <w:bookmarkEnd w:id="23"/>
+      <w:bookmarkEnd w:id="24"/>
     </w:p>
     <w:p>
       <w:pPr>
@@ -7077,7 +7088,7 @@
     </w:p>
     <w:p>
       <w:pPr>
-        <w:pStyle w:val="u3"/>
+        <w:pStyle w:val="Heading3"/>
         <w:numPr>
           <w:ilvl w:val="0"/>
           <w:numId w:val="0"/>
@@ -7091,8 +7102,9 @@
           <w:lang w:val="vi-VN"/>
         </w:rPr>
       </w:pPr>
-      <w:bookmarkStart w:id="19" w:name="_Toc231771862"/>
-      <w:bookmarkStart w:id="20" w:name="_Toc231778015"/>
+      <w:bookmarkStart w:id="25" w:name="_Toc231771862"/>
+      <w:bookmarkStart w:id="26" w:name="_Toc231778015"/>
+      <w:bookmarkStart w:id="27" w:name="_Toc231854651"/>
       <w:r>
         <w:rPr>
           <w:rFonts w:cs="Times New Roman"/>
@@ -7126,8 +7138,9 @@
         </w:rPr>
         <w:t xml:space="preserve"> Mục tiêu cụ thể</w:t>
       </w:r>
-      <w:bookmarkEnd w:id="19"/>
-      <w:bookmarkEnd w:id="20"/>
+      <w:bookmarkEnd w:id="25"/>
+      <w:bookmarkEnd w:id="26"/>
+      <w:bookmarkEnd w:id="27"/>
     </w:p>
     <w:p>
       <w:pPr>
@@ -7145,9 +7158,9 @@
           <w:lang w:val="vi-VN" w:eastAsia="zh-CN"/>
         </w:rPr>
       </w:pPr>
-      <w:bookmarkStart w:id="21" w:name="_Toc230160100"/>
-      <w:bookmarkStart w:id="22" w:name="_Toc231771863"/>
-      <w:bookmarkStart w:id="23" w:name="_Toc231778016"/>
+      <w:bookmarkStart w:id="28" w:name="_Toc230160100"/>
+      <w:bookmarkStart w:id="29" w:name="_Toc231771863"/>
+      <w:bookmarkStart w:id="30" w:name="_Toc231778016"/>
       <w:r>
         <w:rPr>
           <w:rFonts w:eastAsia="SimSun" w:cs="Times New Roman"/>
@@ -7277,15 +7290,7 @@
             <w:szCs w:val="26"/>
             <w:lang w:val="vi-VN"/>
           </w:rPr>
-          <m:t>≤</m:t>
-        </m:r>
-        <m:r>
-          <w:rPr>
-            <w:rFonts w:ascii="Cambria Math" w:eastAsia="SimSun" w:hAnsi="Cambria Math" w:cs="Times New Roman"/>
-            <w:szCs w:val="26"/>
-            <w:lang w:val="vi-VN"/>
-          </w:rPr>
-          <m:t>50m)</m:t>
+          <m:t>≤50m)</m:t>
         </m:r>
       </m:oMath>
       <w:r>
@@ -7593,15 +7598,7 @@
             <w:szCs w:val="26"/>
             <w:lang w:val="vi-VN"/>
           </w:rPr>
-          <m:t>≤2.</m:t>
-        </m:r>
-        <m:r>
-          <w:rPr>
-            <w:rFonts w:ascii="Cambria Math" w:eastAsia="SimSun" w:hAnsi="Cambria Math" w:cs="Times New Roman"/>
-            <w:szCs w:val="26"/>
-            <w:lang w:val="vi-VN"/>
-          </w:rPr>
-          <m:t>5s</m:t>
+          <m:t>≤2.5s</m:t>
         </m:r>
       </m:oMath>
       <w:r>
@@ -7899,7 +7896,7 @@
     </w:p>
     <w:tbl>
       <w:tblPr>
-        <w:tblStyle w:val="LiBang"/>
+        <w:tblStyle w:val="TableGrid"/>
         <w:tblW w:w="0" w:type="auto"/>
         <w:tblLook w:val="04A0" w:firstRow="1" w:lastRow="0" w:firstColumn="1" w:lastColumn="0" w:noHBand="0" w:noVBand="1"/>
       </w:tblPr>
@@ -8802,12 +8799,12 @@
     </w:tbl>
     <w:p>
       <w:pPr>
-        <w:pStyle w:val="Chuthich"/>
+        <w:pStyle w:val="Caption"/>
         <w:rPr>
           <w:lang w:val="vi-VN" w:eastAsia="zh-CN"/>
         </w:rPr>
       </w:pPr>
-      <w:bookmarkStart w:id="24" w:name="_Toc231820653"/>
+      <w:bookmarkStart w:id="31" w:name="_Toc231820653"/>
       <w:r>
         <w:rPr>
           <w:lang w:val="vi-VN"/>
@@ -8848,11 +8845,11 @@
         </w:rPr>
         <w:t>a trận chỉ tiêu kỹ thuật định lượng cam kết của hệ thống Tech-Store</w:t>
       </w:r>
-      <w:bookmarkEnd w:id="24"/>
-    </w:p>
-    <w:p>
-      <w:pPr>
-        <w:pStyle w:val="u2"/>
+      <w:bookmarkEnd w:id="31"/>
+    </w:p>
+    <w:p>
+      <w:pPr>
+        <w:pStyle w:val="Heading2"/>
         <w:numPr>
           <w:ilvl w:val="0"/>
           <w:numId w:val="0"/>
@@ -8863,6 +8860,7 @@
           <w:lang w:val="vi-VN"/>
         </w:rPr>
       </w:pPr>
+      <w:bookmarkStart w:id="32" w:name="_Toc231854652"/>
       <w:r>
         <w:rPr>
           <w:sz w:val="26"/>
@@ -8870,9 +8868,10 @@
         </w:rPr>
         <w:t>1.3. Phương pháp nghiên cứu</w:t>
       </w:r>
-      <w:bookmarkEnd w:id="21"/>
-      <w:bookmarkEnd w:id="22"/>
-      <w:bookmarkEnd w:id="23"/>
+      <w:bookmarkEnd w:id="28"/>
+      <w:bookmarkEnd w:id="29"/>
+      <w:bookmarkEnd w:id="30"/>
+      <w:bookmarkEnd w:id="32"/>
     </w:p>
     <w:p>
       <w:pPr>
@@ -8903,13 +8902,14 @@
           <w:b/>
           <w:bCs/>
           <w:szCs w:val="26"/>
+          <w:lang w:val="vi-VN"/>
         </w:rPr>
         <w:t>[2]</w:t>
       </w:r>
     </w:p>
     <w:p>
       <w:pPr>
-        <w:pStyle w:val="u3"/>
+        <w:pStyle w:val="Heading3"/>
         <w:numPr>
           <w:ilvl w:val="0"/>
           <w:numId w:val="0"/>
@@ -8930,8 +8930,9 @@
         </w:rPr>
         <w:tab/>
       </w:r>
-      <w:bookmarkStart w:id="25" w:name="_Toc231771864"/>
-      <w:bookmarkStart w:id="26" w:name="_Toc231778017"/>
+      <w:bookmarkStart w:id="33" w:name="_Toc231771864"/>
+      <w:bookmarkStart w:id="34" w:name="_Toc231778017"/>
+      <w:bookmarkStart w:id="35" w:name="_Toc231854653"/>
       <w:r>
         <w:rPr>
           <w:rFonts w:cs="Times New Roman"/>
@@ -8950,15 +8951,17 @@
           <w:i w:val="0"/>
           <w:iCs w:val="0"/>
           <w:szCs w:val="26"/>
+          <w:lang w:val="vi-VN"/>
         </w:rPr>
         <w:t>Phương pháp phân tích hệ thống (System Analysis)</w:t>
       </w:r>
-      <w:bookmarkEnd w:id="25"/>
-      <w:bookmarkEnd w:id="26"/>
-    </w:p>
-    <w:p>
-      <w:pPr>
-        <w:pStyle w:val="ThngthngWeb"/>
+      <w:bookmarkEnd w:id="33"/>
+      <w:bookmarkEnd w:id="34"/>
+      <w:bookmarkEnd w:id="35"/>
+    </w:p>
+    <w:p>
+      <w:pPr>
+        <w:pStyle w:val="NormalWeb"/>
         <w:jc w:val="both"/>
         <w:rPr>
           <w:sz w:val="26"/>
@@ -8978,7 +8981,7 @@
     </w:p>
     <w:p>
       <w:pPr>
-        <w:pStyle w:val="ThngthngWeb"/>
+        <w:pStyle w:val="NormalWeb"/>
         <w:jc w:val="both"/>
         <w:rPr>
           <w:sz w:val="26"/>
@@ -9015,7 +9018,7 @@
     </w:p>
     <w:p>
       <w:pPr>
-        <w:pStyle w:val="ThngthngWeb"/>
+        <w:pStyle w:val="NormalWeb"/>
         <w:jc w:val="both"/>
         <w:rPr>
           <w:sz w:val="26"/>
@@ -9045,7 +9048,7 @@
     </w:p>
     <w:p>
       <w:pPr>
-        <w:pStyle w:val="ThngthngWeb"/>
+        <w:pStyle w:val="NormalWeb"/>
         <w:jc w:val="both"/>
         <w:rPr>
           <w:sz w:val="26"/>
@@ -9065,7 +9068,7 @@
     </w:p>
     <w:p>
       <w:pPr>
-        <w:pStyle w:val="ThngthngWeb"/>
+        <w:pStyle w:val="NormalWeb"/>
         <w:jc w:val="both"/>
         <w:rPr>
           <w:sz w:val="26"/>
@@ -9102,7 +9105,7 @@
     </w:p>
     <w:p>
       <w:pPr>
-        <w:pStyle w:val="ThngthngWeb"/>
+        <w:pStyle w:val="NormalWeb"/>
         <w:jc w:val="both"/>
         <w:outlineLvl w:val="2"/>
         <w:rPr>
@@ -9111,8 +9114,9 @@
           <w:lang w:val="vi-VN"/>
         </w:rPr>
       </w:pPr>
-      <w:bookmarkStart w:id="27" w:name="_Toc231771865"/>
-      <w:bookmarkStart w:id="28" w:name="_Toc231778018"/>
+      <w:bookmarkStart w:id="36" w:name="_Toc231771865"/>
+      <w:bookmarkStart w:id="37" w:name="_Toc231778018"/>
+      <w:bookmarkStart w:id="38" w:name="_Toc231854654"/>
       <w:r>
         <w:rPr>
           <w:b/>
@@ -9132,12 +9136,13 @@
         </w:rPr>
         <w:t>Phương pháp kiểm thử (Testing)</w:t>
       </w:r>
-      <w:bookmarkEnd w:id="27"/>
-      <w:bookmarkEnd w:id="28"/>
-    </w:p>
-    <w:p>
-      <w:pPr>
-        <w:pStyle w:val="ThngthngWeb"/>
+      <w:bookmarkEnd w:id="36"/>
+      <w:bookmarkEnd w:id="37"/>
+      <w:bookmarkEnd w:id="38"/>
+    </w:p>
+    <w:p>
+      <w:pPr>
+        <w:pStyle w:val="NormalWeb"/>
         <w:jc w:val="both"/>
         <w:rPr>
           <w:sz w:val="26"/>
@@ -9176,7 +9181,7 @@
     </w:p>
     <w:p>
       <w:pPr>
-        <w:pStyle w:val="ThngthngWeb"/>
+        <w:pStyle w:val="NormalWeb"/>
         <w:jc w:val="both"/>
         <w:rPr>
           <w:sz w:val="26"/>
@@ -9214,7 +9219,7 @@
     </w:p>
     <w:p>
       <w:pPr>
-        <w:pStyle w:val="ThngthngWeb"/>
+        <w:pStyle w:val="NormalWeb"/>
         <w:jc w:val="both"/>
         <w:rPr>
           <w:sz w:val="26"/>
@@ -9251,7 +9256,7 @@
     </w:p>
     <w:p>
       <w:pPr>
-        <w:pStyle w:val="ThngthngWeb"/>
+        <w:pStyle w:val="NormalWeb"/>
         <w:jc w:val="both"/>
         <w:rPr>
           <w:sz w:val="26"/>
@@ -9288,7 +9293,7 @@
     </w:p>
     <w:p>
       <w:pPr>
-        <w:pStyle w:val="ThngthngWeb"/>
+        <w:pStyle w:val="NormalWeb"/>
         <w:jc w:val="both"/>
         <w:rPr>
           <w:sz w:val="26"/>
@@ -9325,7 +9330,7 @@
     </w:p>
     <w:p>
       <w:pPr>
-        <w:pStyle w:val="ThngthngWeb"/>
+        <w:pStyle w:val="NormalWeb"/>
         <w:jc w:val="both"/>
         <w:rPr>
           <w:sz w:val="26"/>
@@ -9345,7 +9350,7 @@
     </w:p>
     <w:p>
       <w:pPr>
-        <w:pStyle w:val="ThngthngWeb"/>
+        <w:pStyle w:val="NormalWeb"/>
         <w:keepNext/>
         <w:spacing w:before="100" w:after="100"/>
         <w:rPr>
@@ -9406,13 +9411,13 @@
     </w:p>
     <w:p>
       <w:pPr>
-        <w:pStyle w:val="Chuthich"/>
-        <w:rPr>
-          <w:szCs w:val="26"/>
-          <w:lang w:val="vi-VN"/>
-        </w:rPr>
-      </w:pPr>
-      <w:bookmarkStart w:id="29" w:name="_Toc231778235"/>
+        <w:pStyle w:val="Caption"/>
+        <w:rPr>
+          <w:szCs w:val="26"/>
+          <w:lang w:val="vi-VN"/>
+        </w:rPr>
+      </w:pPr>
+      <w:bookmarkStart w:id="39" w:name="_Toc231778235"/>
       <w:r>
         <w:rPr>
           <w:szCs w:val="26"/>
@@ -9460,11 +9465,11 @@
         </w:rPr>
         <w:t xml:space="preserve"> Phương phá nghiên cứu đề tài : website tech-store</w:t>
       </w:r>
-      <w:bookmarkEnd w:id="29"/>
-    </w:p>
-    <w:p>
-      <w:pPr>
-        <w:pStyle w:val="u2"/>
+      <w:bookmarkEnd w:id="39"/>
+    </w:p>
+    <w:p>
+      <w:pPr>
+        <w:pStyle w:val="Heading2"/>
         <w:numPr>
           <w:ilvl w:val="0"/>
           <w:numId w:val="0"/>
@@ -9475,9 +9480,10 @@
           <w:lang w:val="vi-VN"/>
         </w:rPr>
       </w:pPr>
-      <w:bookmarkStart w:id="30" w:name="_Toc230160101"/>
-      <w:bookmarkStart w:id="31" w:name="_Toc231771866"/>
-      <w:bookmarkStart w:id="32" w:name="_Toc231778019"/>
+      <w:bookmarkStart w:id="40" w:name="_Toc230160101"/>
+      <w:bookmarkStart w:id="41" w:name="_Toc231771866"/>
+      <w:bookmarkStart w:id="42" w:name="_Toc231778019"/>
+      <w:bookmarkStart w:id="43" w:name="_Toc231854655"/>
       <w:r>
         <w:rPr>
           <w:rFonts w:cs="Times New Roman"/>
@@ -9486,13 +9492,14 @@
         </w:rPr>
         <w:t>1.4. Đối tượng nghiên cứu</w:t>
       </w:r>
-      <w:bookmarkEnd w:id="30"/>
-      <w:bookmarkEnd w:id="31"/>
-      <w:bookmarkEnd w:id="32"/>
-    </w:p>
-    <w:p>
-      <w:pPr>
-        <w:pStyle w:val="ThngthngWeb"/>
+      <w:bookmarkEnd w:id="40"/>
+      <w:bookmarkEnd w:id="41"/>
+      <w:bookmarkEnd w:id="42"/>
+      <w:bookmarkEnd w:id="43"/>
+    </w:p>
+    <w:p>
+      <w:pPr>
+        <w:pStyle w:val="NormalWeb"/>
         <w:jc w:val="both"/>
         <w:rPr>
           <w:sz w:val="26"/>
@@ -9530,7 +9537,7 @@
     </w:p>
     <w:p>
       <w:pPr>
-        <w:pStyle w:val="ThngthngWeb"/>
+        <w:pStyle w:val="NormalWeb"/>
         <w:jc w:val="both"/>
         <w:rPr>
           <w:sz w:val="26"/>
@@ -9560,7 +9567,7 @@
     </w:p>
     <w:p>
       <w:pPr>
-        <w:pStyle w:val="ThngthngWeb"/>
+        <w:pStyle w:val="NormalWeb"/>
         <w:jc w:val="both"/>
         <w:rPr>
           <w:sz w:val="26"/>
@@ -9590,7 +9597,7 @@
     </w:p>
     <w:p>
       <w:pPr>
-        <w:pStyle w:val="ThngthngWeb"/>
+        <w:pStyle w:val="NormalWeb"/>
         <w:jc w:val="both"/>
         <w:rPr>
           <w:sz w:val="26"/>
@@ -9620,7 +9627,7 @@
     </w:p>
     <w:p>
       <w:pPr>
-        <w:pStyle w:val="ThngthngWeb"/>
+        <w:pStyle w:val="NormalWeb"/>
         <w:jc w:val="both"/>
         <w:rPr>
           <w:sz w:val="26"/>
@@ -9706,19 +9713,19 @@
           </wp:inline>
         </w:drawing>
       </w:r>
-      <w:bookmarkStart w:id="33" w:name="_Toc230160102"/>
-    </w:p>
-    <w:p>
-      <w:pPr>
-        <w:pStyle w:val="Chuthich"/>
-        <w:rPr>
-          <w:szCs w:val="26"/>
-          <w:lang w:val="vi-VN"/>
-        </w:rPr>
-      </w:pPr>
-      <w:bookmarkStart w:id="34" w:name="_Toc231769971"/>
-      <w:bookmarkStart w:id="35" w:name="_Toc231778086"/>
-      <w:bookmarkStart w:id="36" w:name="_Toc231778236"/>
+      <w:bookmarkStart w:id="44" w:name="_Toc230160102"/>
+    </w:p>
+    <w:p>
+      <w:pPr>
+        <w:pStyle w:val="Caption"/>
+        <w:rPr>
+          <w:szCs w:val="26"/>
+          <w:lang w:val="vi-VN"/>
+        </w:rPr>
+      </w:pPr>
+      <w:bookmarkStart w:id="45" w:name="_Toc231769971"/>
+      <w:bookmarkStart w:id="46" w:name="_Toc231778086"/>
+      <w:bookmarkStart w:id="47" w:name="_Toc231778236"/>
       <w:r>
         <w:rPr>
           <w:szCs w:val="26"/>
@@ -9766,13 +9773,13 @@
         </w:rPr>
         <w:t>. Sơ đồ đói tượng nghiên cứu : Hệ thuồn WESITE linh kiện điện tử</w:t>
       </w:r>
-      <w:bookmarkEnd w:id="34"/>
-      <w:bookmarkEnd w:id="35"/>
-      <w:bookmarkEnd w:id="36"/>
-    </w:p>
-    <w:p>
-      <w:pPr>
-        <w:pStyle w:val="Chuthich"/>
+      <w:bookmarkEnd w:id="45"/>
+      <w:bookmarkEnd w:id="46"/>
+      <w:bookmarkEnd w:id="47"/>
+    </w:p>
+    <w:p>
+      <w:pPr>
+        <w:pStyle w:val="Caption"/>
         <w:jc w:val="both"/>
         <w:rPr>
           <w:szCs w:val="26"/>
@@ -9824,7 +9831,7 @@
     </w:p>
     <w:p>
       <w:pPr>
-        <w:pStyle w:val="u1"/>
+        <w:pStyle w:val="Heading1"/>
         <w:numPr>
           <w:ilvl w:val="0"/>
           <w:numId w:val="0"/>
@@ -9835,8 +9842,9 @@
           <w:lang w:val="vi-VN"/>
         </w:rPr>
       </w:pPr>
-      <w:bookmarkStart w:id="37" w:name="_Toc231771867"/>
-      <w:bookmarkStart w:id="38" w:name="_Toc231778020"/>
+      <w:bookmarkStart w:id="48" w:name="_Toc231771867"/>
+      <w:bookmarkStart w:id="49" w:name="_Toc231778020"/>
+      <w:bookmarkStart w:id="50" w:name="_Toc231854656"/>
       <w:r>
         <w:rPr>
           <w:sz w:val="28"/>
@@ -9846,13 +9854,14 @@
         <w:lastRenderedPageBreak/>
         <w:t>CHương 2.Cơ sở lý thuyết</w:t>
       </w:r>
-      <w:bookmarkEnd w:id="33"/>
-      <w:bookmarkEnd w:id="37"/>
-      <w:bookmarkEnd w:id="38"/>
-    </w:p>
-    <w:p>
-      <w:pPr>
-        <w:pStyle w:val="u2"/>
+      <w:bookmarkEnd w:id="44"/>
+      <w:bookmarkEnd w:id="48"/>
+      <w:bookmarkEnd w:id="49"/>
+      <w:bookmarkEnd w:id="50"/>
+    </w:p>
+    <w:p>
+      <w:pPr>
+        <w:pStyle w:val="Heading2"/>
         <w:numPr>
           <w:ilvl w:val="0"/>
           <w:numId w:val="0"/>
@@ -9863,8 +9872,9 @@
           <w:lang w:val="vi-VN" w:eastAsia="zh-CN" w:bidi="ar"/>
         </w:rPr>
       </w:pPr>
-      <w:bookmarkStart w:id="39" w:name="_Toc231771868"/>
-      <w:bookmarkStart w:id="40" w:name="_Toc231778021"/>
+      <w:bookmarkStart w:id="51" w:name="_Toc231771868"/>
+      <w:bookmarkStart w:id="52" w:name="_Toc231778021"/>
+      <w:bookmarkStart w:id="53" w:name="_Toc231854657"/>
       <w:r>
         <w:rPr>
           <w:rFonts w:eastAsia="sans-serif" w:cs="Times New Roman"/>
@@ -9884,8 +9894,9 @@
         </w:rPr>
         <w:t>Tổng quan về công nghệ phát triển Web</w:t>
       </w:r>
-      <w:bookmarkEnd w:id="39"/>
-      <w:bookmarkEnd w:id="40"/>
+      <w:bookmarkEnd w:id="51"/>
+      <w:bookmarkEnd w:id="52"/>
+      <w:bookmarkEnd w:id="53"/>
       <w:r>
         <w:rPr>
           <w:rFonts w:eastAsia="SimSun" w:cs="Times New Roman"/>
@@ -10032,9 +10043,9 @@
           <w:lang w:val="vi-VN" w:bidi="ar"/>
         </w:rPr>
       </w:pPr>
-      <w:bookmarkStart w:id="41" w:name="_Toc231770330"/>
-      <w:bookmarkStart w:id="42" w:name="_Toc231770421"/>
-      <w:bookmarkStart w:id="43" w:name="_Toc231778241"/>
+      <w:bookmarkStart w:id="54" w:name="_Toc231770330"/>
+      <w:bookmarkStart w:id="55" w:name="_Toc231770421"/>
+      <w:bookmarkStart w:id="56" w:name="_Toc231778241"/>
       <w:r>
         <w:rPr>
           <w:rFonts w:cs="Times New Roman"/>
@@ -10089,8 +10100,8 @@
         </w:rPr>
         <w:t xml:space="preserve"> </w:t>
       </w:r>
-      <w:bookmarkEnd w:id="41"/>
-      <w:bookmarkEnd w:id="42"/>
+      <w:bookmarkEnd w:id="54"/>
+      <w:bookmarkEnd w:id="55"/>
       <w:r>
         <w:rPr>
           <w:rFonts w:cs="Times New Roman"/>
@@ -10099,7 +10110,7 @@
         </w:rPr>
         <w:t>mô hình ứng dụng web tĩnh cải tiến (JAMstack - JavaScript, APIs, Markup)</w:t>
       </w:r>
-      <w:bookmarkEnd w:id="43"/>
+      <w:bookmarkEnd w:id="56"/>
     </w:p>
     <w:p>
       <w:pPr>
@@ -10213,7 +10224,7 @@
     </w:p>
     <w:p>
       <w:pPr>
-        <w:pStyle w:val="u2"/>
+        <w:pStyle w:val="Heading2"/>
         <w:numPr>
           <w:ilvl w:val="0"/>
           <w:numId w:val="0"/>
@@ -10224,9 +10235,10 @@
           <w:lang w:val="vi-VN"/>
         </w:rPr>
       </w:pPr>
-      <w:bookmarkStart w:id="44" w:name="_Toc230160104"/>
-      <w:bookmarkStart w:id="45" w:name="_Toc231771869"/>
-      <w:bookmarkStart w:id="46" w:name="_Toc231778022"/>
+      <w:bookmarkStart w:id="57" w:name="_Toc230160104"/>
+      <w:bookmarkStart w:id="58" w:name="_Toc231771869"/>
+      <w:bookmarkStart w:id="59" w:name="_Toc231778022"/>
+      <w:bookmarkStart w:id="60" w:name="_Toc231854658"/>
       <w:r>
         <w:rPr>
           <w:rFonts w:cs="Times New Roman"/>
@@ -10236,7 +10248,7 @@
         <w:lastRenderedPageBreak/>
         <w:t xml:space="preserve">2.2. </w:t>
       </w:r>
-      <w:bookmarkEnd w:id="44"/>
+      <w:bookmarkEnd w:id="57"/>
       <w:r>
         <w:rPr>
           <w:rFonts w:cs="Times New Roman"/>
@@ -10245,8 +10257,9 @@
         </w:rPr>
         <w:t>Các công nghệ sử dụng trong đồ án</w:t>
       </w:r>
-      <w:bookmarkEnd w:id="45"/>
-      <w:bookmarkEnd w:id="46"/>
+      <w:bookmarkEnd w:id="58"/>
+      <w:bookmarkEnd w:id="59"/>
+      <w:bookmarkEnd w:id="60"/>
     </w:p>
     <w:p>
       <w:pPr>
@@ -10267,7 +10280,7 @@
     </w:p>
     <w:p>
       <w:pPr>
-        <w:pStyle w:val="u3"/>
+        <w:pStyle w:val="Heading3"/>
         <w:numPr>
           <w:ilvl w:val="0"/>
           <w:numId w:val="0"/>
@@ -10280,9 +10293,10 @@
           <w:lang w:val="vi-VN"/>
         </w:rPr>
       </w:pPr>
-      <w:bookmarkStart w:id="47" w:name="_Toc230160105"/>
-      <w:bookmarkStart w:id="48" w:name="_Toc231771870"/>
-      <w:bookmarkStart w:id="49" w:name="_Toc231778023"/>
+      <w:bookmarkStart w:id="61" w:name="_Toc230160105"/>
+      <w:bookmarkStart w:id="62" w:name="_Toc231771870"/>
+      <w:bookmarkStart w:id="63" w:name="_Toc231778023"/>
+      <w:bookmarkStart w:id="64" w:name="_Toc231854659"/>
       <w:r>
         <w:rPr>
           <w:rFonts w:cs="Times New Roman"/>
@@ -10293,7 +10307,7 @@
         </w:rPr>
         <w:t>2.2.1.</w:t>
       </w:r>
-      <w:bookmarkEnd w:id="47"/>
+      <w:bookmarkEnd w:id="61"/>
       <w:r>
         <w:rPr>
           <w:rFonts w:cs="Times New Roman"/>
@@ -10304,8 +10318,9 @@
         </w:rPr>
         <w:t xml:space="preserve"> Ngôn ngữ đánh dấu siêu văn bản HTML5</w:t>
       </w:r>
-      <w:bookmarkEnd w:id="48"/>
-      <w:bookmarkEnd w:id="49"/>
+      <w:bookmarkEnd w:id="62"/>
+      <w:bookmarkEnd w:id="63"/>
+      <w:bookmarkEnd w:id="64"/>
     </w:p>
     <w:p>
       <w:pPr>
@@ -10317,7 +10332,7 @@
           <w:lang w:val="vi-VN"/>
         </w:rPr>
       </w:pPr>
-      <w:bookmarkStart w:id="50" w:name="_Toc230160106"/>
+      <w:bookmarkStart w:id="65" w:name="_Toc230160106"/>
       <w:r>
         <w:rPr>
           <w:rFonts w:eastAsia="SimSun" w:cs="Times New Roman"/>
@@ -10365,7 +10380,7 @@
     </w:p>
     <w:tbl>
       <w:tblPr>
-        <w:tblStyle w:val="LiBang"/>
+        <w:tblStyle w:val="TableGrid"/>
         <w:tblW w:w="0" w:type="auto"/>
         <w:tblLook w:val="04A0" w:firstRow="1" w:lastRow="0" w:firstColumn="1" w:lastColumn="0" w:noHBand="0" w:noVBand="1"/>
       </w:tblPr>
@@ -11035,8 +11050,8 @@
           <w:lang w:val="vi-VN"/>
         </w:rPr>
       </w:pPr>
-      <w:bookmarkStart w:id="51" w:name="_Toc231770965"/>
-      <w:bookmarkStart w:id="52" w:name="_Toc231778051"/>
+      <w:bookmarkStart w:id="66" w:name="_Toc231770965"/>
+      <w:bookmarkStart w:id="67" w:name="_Toc231778051"/>
       <w:r>
         <w:rPr>
           <w:rFonts w:cs="Times New Roman"/>
@@ -11099,8 +11114,8 @@
         </w:rPr>
         <w:t>Sự khác biệt về cấu trúc giữa hai phương pháp thiết kế</w:t>
       </w:r>
-      <w:bookmarkEnd w:id="51"/>
-      <w:bookmarkEnd w:id="52"/>
+      <w:bookmarkEnd w:id="66"/>
+      <w:bookmarkEnd w:id="67"/>
     </w:p>
     <w:p>
       <w:pPr>
@@ -11149,7 +11164,7 @@
     </w:p>
     <w:p>
       <w:pPr>
-        <w:pStyle w:val="u3"/>
+        <w:pStyle w:val="Heading3"/>
         <w:numPr>
           <w:ilvl w:val="0"/>
           <w:numId w:val="0"/>
@@ -11163,10 +11178,11 @@
           <w:lang w:val="vi-VN"/>
         </w:rPr>
       </w:pPr>
-      <w:bookmarkStart w:id="53" w:name="_Toc231771871"/>
-      <w:bookmarkStart w:id="54" w:name="_Toc231778024"/>
-      <w:bookmarkStart w:id="55" w:name="_Toc230160107"/>
-      <w:bookmarkEnd w:id="50"/>
+      <w:bookmarkStart w:id="68" w:name="_Toc231771871"/>
+      <w:bookmarkStart w:id="69" w:name="_Toc231778024"/>
+      <w:bookmarkStart w:id="70" w:name="_Toc230160107"/>
+      <w:bookmarkStart w:id="71" w:name="_Toc231854660"/>
+      <w:bookmarkEnd w:id="65"/>
       <w:r>
         <w:rPr>
           <w:rFonts w:cs="Times New Roman"/>
@@ -11178,8 +11194,9 @@
         </w:rPr>
         <w:t>2.2.2. Hệ thống định dạng CSS3 và Thư viện Bootstrap 5</w:t>
       </w:r>
-      <w:bookmarkEnd w:id="53"/>
-      <w:bookmarkEnd w:id="54"/>
+      <w:bookmarkEnd w:id="68"/>
+      <w:bookmarkEnd w:id="69"/>
+      <w:bookmarkEnd w:id="71"/>
     </w:p>
     <w:p>
       <w:pPr>
@@ -11223,7 +11240,7 @@
     </w:p>
     <w:p>
       <w:pPr>
-        <w:pStyle w:val="u3"/>
+        <w:pStyle w:val="Heading3"/>
         <w:numPr>
           <w:ilvl w:val="0"/>
           <w:numId w:val="0"/>
@@ -11237,8 +11254,9 @@
           <w:lang w:val="vi-VN"/>
         </w:rPr>
       </w:pPr>
-      <w:bookmarkStart w:id="56" w:name="_Toc231771872"/>
-      <w:bookmarkStart w:id="57" w:name="_Toc231778025"/>
+      <w:bookmarkStart w:id="72" w:name="_Toc231771872"/>
+      <w:bookmarkStart w:id="73" w:name="_Toc231778025"/>
+      <w:bookmarkStart w:id="74" w:name="_Toc231854661"/>
       <w:r>
         <w:rPr>
           <w:rFonts w:cs="Times New Roman"/>
@@ -11250,7 +11268,7 @@
         </w:rPr>
         <w:t>2.2.2.1</w:t>
       </w:r>
-      <w:bookmarkEnd w:id="55"/>
+      <w:bookmarkEnd w:id="70"/>
       <w:r>
         <w:rPr>
           <w:rFonts w:eastAsiaTheme="minorHAnsi" w:cs="Times New Roman"/>
@@ -11271,12 +11289,13 @@
         </w:rPr>
         <w:t>Kỹ thuật Responsive Design trong Bootstrap</w:t>
       </w:r>
-      <w:bookmarkEnd w:id="56"/>
-      <w:bookmarkEnd w:id="57"/>
-    </w:p>
-    <w:p>
-      <w:pPr>
-        <w:pStyle w:val="ThngthngWeb"/>
+      <w:bookmarkEnd w:id="72"/>
+      <w:bookmarkEnd w:id="73"/>
+      <w:bookmarkEnd w:id="74"/>
+    </w:p>
+    <w:p>
+      <w:pPr>
+        <w:pStyle w:val="NormalWeb"/>
         <w:jc w:val="both"/>
         <w:rPr>
           <w:sz w:val="26"/>
@@ -11296,7 +11315,7 @@
     </w:p>
     <w:p>
       <w:pPr>
-        <w:pStyle w:val="ThngthngWeb"/>
+        <w:pStyle w:val="NormalWeb"/>
         <w:jc w:val="both"/>
         <w:rPr>
           <w:sz w:val="26"/>
@@ -11335,7 +11354,7 @@
     </w:p>
     <w:p>
       <w:pPr>
-        <w:pStyle w:val="ThngthngWeb"/>
+        <w:pStyle w:val="NormalWeb"/>
         <w:jc w:val="both"/>
         <w:rPr>
           <w:sz w:val="26"/>
@@ -11374,7 +11393,7 @@
     </w:p>
     <w:p>
       <w:pPr>
-        <w:pStyle w:val="ThngthngWeb"/>
+        <w:pStyle w:val="NormalWeb"/>
         <w:jc w:val="both"/>
         <w:rPr>
           <w:sz w:val="26"/>
@@ -11395,7 +11414,7 @@
     </w:p>
     <w:p>
       <w:pPr>
-        <w:pStyle w:val="ThngthngWeb"/>
+        <w:pStyle w:val="NormalWeb"/>
         <w:jc w:val="both"/>
         <w:rPr>
           <w:sz w:val="26"/>
@@ -11566,7 +11585,7 @@
     </w:p>
     <w:p>
       <w:pPr>
-        <w:pStyle w:val="ThngthngWeb"/>
+        <w:pStyle w:val="NormalWeb"/>
         <w:jc w:val="both"/>
         <w:rPr>
           <w:sz w:val="26"/>
@@ -11583,7 +11602,7 @@
     </w:p>
     <w:p>
       <w:pPr>
-        <w:pStyle w:val="ThngthngWeb"/>
+        <w:pStyle w:val="NormalWeb"/>
         <w:numPr>
           <w:ilvl w:val="0"/>
           <w:numId w:val="3"/>
@@ -11639,7 +11658,7 @@
     </w:p>
     <w:p>
       <w:pPr>
-        <w:pStyle w:val="ThngthngWeb"/>
+        <w:pStyle w:val="NormalWeb"/>
         <w:numPr>
           <w:ilvl w:val="0"/>
           <w:numId w:val="3"/>
@@ -11695,7 +11714,7 @@
     </w:p>
     <w:p>
       <w:pPr>
-        <w:pStyle w:val="ThngthngWeb"/>
+        <w:pStyle w:val="NormalWeb"/>
         <w:numPr>
           <w:ilvl w:val="0"/>
           <w:numId w:val="3"/>
@@ -11798,7 +11817,7 @@
     </w:p>
     <w:p>
       <w:pPr>
-        <w:pStyle w:val="ThngthngWeb"/>
+        <w:pStyle w:val="NormalWeb"/>
         <w:numPr>
           <w:ilvl w:val="0"/>
           <w:numId w:val="3"/>
@@ -11829,7 +11848,7 @@
     </w:p>
     <w:p>
       <w:pPr>
-        <w:pStyle w:val="ThngthngWeb"/>
+        <w:pStyle w:val="NormalWeb"/>
         <w:jc w:val="both"/>
         <w:rPr>
           <w:sz w:val="26"/>
@@ -11839,7 +11858,7 @@
     </w:p>
     <w:p>
       <w:pPr>
-        <w:pStyle w:val="ThngthngWeb"/>
+        <w:pStyle w:val="NormalWeb"/>
         <w:jc w:val="both"/>
         <w:outlineLvl w:val="2"/>
         <w:rPr>
@@ -11850,8 +11869,9 @@
           <w:lang w:val="vi-VN"/>
         </w:rPr>
       </w:pPr>
-      <w:bookmarkStart w:id="58" w:name="_Toc231771873"/>
-      <w:bookmarkStart w:id="59" w:name="_Toc231778026"/>
+      <w:bookmarkStart w:id="75" w:name="_Toc231771873"/>
+      <w:bookmarkStart w:id="76" w:name="_Toc231778026"/>
+      <w:bookmarkStart w:id="77" w:name="_Toc231854662"/>
       <w:r>
         <w:rPr>
           <w:b/>
@@ -11862,12 +11882,13 @@
         </w:rPr>
         <w:t>2.2.2.2. Tối ưu hóa trải nghiệm thị giác với CSS3 Box Model</w:t>
       </w:r>
-      <w:bookmarkEnd w:id="58"/>
-      <w:bookmarkEnd w:id="59"/>
-    </w:p>
-    <w:p>
-      <w:pPr>
-        <w:pStyle w:val="ThngthngWeb"/>
+      <w:bookmarkEnd w:id="75"/>
+      <w:bookmarkEnd w:id="76"/>
+      <w:bookmarkEnd w:id="77"/>
+    </w:p>
+    <w:p>
+      <w:pPr>
+        <w:pStyle w:val="NormalWeb"/>
         <w:jc w:val="both"/>
         <w:rPr>
           <w:sz w:val="26"/>
@@ -11887,7 +11908,7 @@
     </w:p>
     <w:p>
       <w:pPr>
-        <w:pStyle w:val="ThngthngWeb"/>
+        <w:pStyle w:val="NormalWeb"/>
         <w:jc w:val="both"/>
         <w:rPr>
           <w:sz w:val="26"/>
@@ -11916,7 +11937,7 @@
       </w:r>
       <w:r>
         <w:rPr>
-          <w:rStyle w:val="MaHTML"/>
+          <w:rStyle w:val="HTMLCode"/>
           <w:rFonts w:ascii="Times New Roman" w:hAnsi="Times New Roman" w:cs="Times New Roman"/>
           <w:sz w:val="26"/>
           <w:szCs w:val="26"/>
@@ -11935,7 +11956,7 @@
     </w:p>
     <w:p>
       <w:pPr>
-        <w:pStyle w:val="ThngthngWeb"/>
+        <w:pStyle w:val="NormalWeb"/>
         <w:spacing w:before="100" w:after="100"/>
         <w:jc w:val="both"/>
         <w:rPr>
@@ -11966,7 +11987,7 @@
     </w:p>
     <w:p>
       <w:pPr>
-        <w:pStyle w:val="ThngthngWeb"/>
+        <w:pStyle w:val="NormalWeb"/>
         <w:jc w:val="both"/>
         <w:rPr>
           <w:sz w:val="26"/>
@@ -12005,7 +12026,7 @@
     </w:p>
     <w:p>
       <w:pPr>
-        <w:pStyle w:val="ThngthngWeb"/>
+        <w:pStyle w:val="NormalWeb"/>
         <w:jc w:val="both"/>
         <w:rPr>
           <w:sz w:val="26"/>
@@ -12087,15 +12108,15 @@
     </w:p>
     <w:p>
       <w:pPr>
-        <w:pStyle w:val="Chuthich"/>
-        <w:rPr>
-          <w:rFonts w:cs="Times New Roman"/>
-          <w:szCs w:val="26"/>
-          <w:lang w:val="vi-VN"/>
-        </w:rPr>
-      </w:pPr>
-      <w:bookmarkStart w:id="60" w:name="_Toc231770422"/>
-      <w:bookmarkStart w:id="61" w:name="_Toc231778242"/>
+        <w:pStyle w:val="Caption"/>
+        <w:rPr>
+          <w:rFonts w:cs="Times New Roman"/>
+          <w:szCs w:val="26"/>
+          <w:lang w:val="vi-VN"/>
+        </w:rPr>
+      </w:pPr>
+      <w:bookmarkStart w:id="78" w:name="_Toc231770422"/>
+      <w:bookmarkStart w:id="79" w:name="_Toc231778242"/>
       <w:r>
         <w:rPr>
           <w:rFonts w:cs="Times New Roman"/>
@@ -12150,8 +12171,8 @@
         </w:rPr>
         <w:t xml:space="preserve"> Sơ đồ minh họa cho CSS BOX Model</w:t>
       </w:r>
-      <w:bookmarkEnd w:id="60"/>
-      <w:bookmarkEnd w:id="61"/>
+      <w:bookmarkEnd w:id="78"/>
+      <w:bookmarkEnd w:id="79"/>
     </w:p>
     <w:p>
       <w:pPr>
@@ -12303,7 +12324,7 @@
     </w:p>
     <w:p>
       <w:pPr>
-        <w:pStyle w:val="u3"/>
+        <w:pStyle w:val="Heading3"/>
         <w:numPr>
           <w:ilvl w:val="0"/>
           <w:numId w:val="0"/>
@@ -12317,8 +12338,9 @@
           <w:lang w:val="vi-VN"/>
         </w:rPr>
       </w:pPr>
-      <w:bookmarkStart w:id="62" w:name="_Toc231771874"/>
-      <w:bookmarkStart w:id="63" w:name="_Toc231778027"/>
+      <w:bookmarkStart w:id="80" w:name="_Toc231771874"/>
+      <w:bookmarkStart w:id="81" w:name="_Toc231778027"/>
+      <w:bookmarkStart w:id="82" w:name="_Toc231854663"/>
       <w:r>
         <w:rPr>
           <w:rFonts w:cs="Times New Roman"/>
@@ -12330,8 +12352,9 @@
         </w:rPr>
         <w:t>2.2.3Giải pháp lưu trữ Client-Side và Quản lý trạng thái bằng LocalStorage</w:t>
       </w:r>
-      <w:bookmarkEnd w:id="62"/>
-      <w:bookmarkEnd w:id="63"/>
+      <w:bookmarkEnd w:id="80"/>
+      <w:bookmarkEnd w:id="81"/>
+      <w:bookmarkEnd w:id="82"/>
     </w:p>
     <w:p>
       <w:pPr>
@@ -12391,7 +12414,7 @@
     </w:p>
     <w:tbl>
       <w:tblPr>
-        <w:tblStyle w:val="LiBang"/>
+        <w:tblStyle w:val="TableGrid"/>
         <w:tblW w:w="0" w:type="auto"/>
         <w:tblLook w:val="04A0" w:firstRow="1" w:lastRow="0" w:firstColumn="1" w:lastColumn="0" w:noHBand="0" w:noVBand="1"/>
       </w:tblPr>
@@ -12832,8 +12855,8 @@
           <w:lang w:val="vi-VN"/>
         </w:rPr>
       </w:pPr>
-      <w:bookmarkStart w:id="64" w:name="_Toc231770966"/>
-      <w:bookmarkStart w:id="65" w:name="_Toc231778052"/>
+      <w:bookmarkStart w:id="83" w:name="_Toc231770966"/>
+      <w:bookmarkStart w:id="84" w:name="_Toc231778052"/>
       <w:r>
         <w:rPr>
           <w:rFonts w:cs="Times New Roman"/>
@@ -12888,8 +12911,8 @@
         </w:rPr>
         <w:t xml:space="preserve"> . phân tích chi tiết LocalStorage sở hữu những ưu điểm vượt trội so với cơ chế Cookie truyền thống</w:t>
       </w:r>
-      <w:bookmarkEnd w:id="64"/>
-      <w:bookmarkEnd w:id="65"/>
+      <w:bookmarkEnd w:id="83"/>
+      <w:bookmarkEnd w:id="84"/>
     </w:p>
     <w:p>
       <w:pPr>
@@ -12997,7 +13020,7 @@
     </w:p>
     <w:p>
       <w:pPr>
-        <w:pStyle w:val="u1"/>
+        <w:pStyle w:val="Heading1"/>
         <w:numPr>
           <w:ilvl w:val="0"/>
           <w:numId w:val="0"/>
@@ -13010,9 +13033,10 @@
           <w:lang w:val="vi-VN"/>
         </w:rPr>
       </w:pPr>
-      <w:bookmarkStart w:id="66" w:name="_Toc231771875"/>
-      <w:bookmarkStart w:id="67" w:name="_Toc231778028"/>
-      <w:bookmarkStart w:id="68" w:name="_Toc230160111"/>
+      <w:bookmarkStart w:id="85" w:name="_Toc231771875"/>
+      <w:bookmarkStart w:id="86" w:name="_Toc231778028"/>
+      <w:bookmarkStart w:id="87" w:name="_Toc230160111"/>
+      <w:bookmarkStart w:id="88" w:name="_Toc231854664"/>
       <w:r>
         <w:rPr>
           <w:rFonts w:cs="Times New Roman"/>
@@ -13024,12 +13048,13 @@
         <w:lastRenderedPageBreak/>
         <w:t>Chương 3. Phân tích và thiết kế hệ thống</w:t>
       </w:r>
-      <w:bookmarkEnd w:id="66"/>
-      <w:bookmarkEnd w:id="67"/>
-    </w:p>
-    <w:p>
-      <w:pPr>
-        <w:pStyle w:val="u2"/>
+      <w:bookmarkEnd w:id="85"/>
+      <w:bookmarkEnd w:id="86"/>
+      <w:bookmarkEnd w:id="88"/>
+    </w:p>
+    <w:p>
+      <w:pPr>
+        <w:pStyle w:val="Heading2"/>
         <w:numPr>
           <w:ilvl w:val="0"/>
           <w:numId w:val="0"/>
@@ -13041,8 +13066,9 @@
           <w:lang w:val="vi-VN"/>
         </w:rPr>
       </w:pPr>
-      <w:bookmarkStart w:id="69" w:name="_Toc231771876"/>
-      <w:bookmarkStart w:id="70" w:name="_Toc231778029"/>
+      <w:bookmarkStart w:id="89" w:name="_Toc231771876"/>
+      <w:bookmarkStart w:id="90" w:name="_Toc231778029"/>
+      <w:bookmarkStart w:id="91" w:name="_Toc231854665"/>
       <w:r>
         <w:rPr>
           <w:rFonts w:cs="Times New Roman"/>
@@ -13052,8 +13078,9 @@
         </w:rPr>
         <w:t>3.1. Mô tả bài toán và quy trình nghiệp vụ</w:t>
       </w:r>
-      <w:bookmarkEnd w:id="69"/>
-      <w:bookmarkEnd w:id="70"/>
+      <w:bookmarkEnd w:id="89"/>
+      <w:bookmarkEnd w:id="90"/>
+      <w:bookmarkEnd w:id="91"/>
     </w:p>
     <w:p>
       <w:pPr>
@@ -13142,8 +13169,8 @@
           <w:lang w:val="vi-VN"/>
         </w:rPr>
       </w:pPr>
-      <w:bookmarkStart w:id="71" w:name="_Toc231770936"/>
-      <w:bookmarkStart w:id="72" w:name="_Toc231778247"/>
+      <w:bookmarkStart w:id="92" w:name="_Toc231770936"/>
+      <w:bookmarkStart w:id="93" w:name="_Toc231778247"/>
       <w:r>
         <w:rPr>
           <w:rFonts w:cs="Times New Roman"/>
@@ -13196,8 +13223,8 @@
         </w:rPr>
         <w:t xml:space="preserve"> Sơ đồ giao diện Front-end và bộ lưu trữ LocalStorage</w:t>
       </w:r>
-      <w:bookmarkEnd w:id="71"/>
-      <w:bookmarkEnd w:id="72"/>
+      <w:bookmarkEnd w:id="92"/>
+      <w:bookmarkEnd w:id="93"/>
     </w:p>
     <w:p>
       <w:pPr>
@@ -13208,7 +13235,7 @@
           <w:lang w:val="vi-VN"/>
         </w:rPr>
       </w:pPr>
-      <w:bookmarkStart w:id="73" w:name="_Toc231771877"/>
+      <w:bookmarkStart w:id="94" w:name="_Toc231771877"/>
       <w:r>
         <w:rPr>
           <w:rFonts w:eastAsiaTheme="majorEastAsia" w:cs="Times New Roman"/>
@@ -13453,7 +13480,7 @@
     </w:p>
     <w:p>
       <w:pPr>
-        <w:pStyle w:val="u2"/>
+        <w:pStyle w:val="Heading2"/>
         <w:numPr>
           <w:ilvl w:val="0"/>
           <w:numId w:val="0"/>
@@ -13465,7 +13492,8 @@
           <w:lang w:val="vi-VN"/>
         </w:rPr>
       </w:pPr>
-      <w:bookmarkStart w:id="74" w:name="_Toc231778030"/>
+      <w:bookmarkStart w:id="95" w:name="_Toc231778030"/>
+      <w:bookmarkStart w:id="96" w:name="_Toc231854666"/>
       <w:r>
         <w:rPr>
           <w:rFonts w:cs="Times New Roman"/>
@@ -13475,8 +13503,9 @@
         </w:rPr>
         <w:t>3.2. Đặc tả yêu cầu hệ thống</w:t>
       </w:r>
-      <w:bookmarkEnd w:id="73"/>
-      <w:bookmarkEnd w:id="74"/>
+      <w:bookmarkEnd w:id="94"/>
+      <w:bookmarkEnd w:id="95"/>
+      <w:bookmarkEnd w:id="96"/>
     </w:p>
     <w:p>
       <w:pPr>
@@ -13505,7 +13534,7 @@
     </w:p>
     <w:p>
       <w:pPr>
-        <w:pStyle w:val="u3"/>
+        <w:pStyle w:val="Heading3"/>
         <w:numPr>
           <w:ilvl w:val="0"/>
           <w:numId w:val="0"/>
@@ -13517,8 +13546,9 @@
           <w:lang w:val="vi-VN"/>
         </w:rPr>
       </w:pPr>
-      <w:bookmarkStart w:id="75" w:name="_Toc231771878"/>
-      <w:bookmarkStart w:id="76" w:name="_Toc231778031"/>
+      <w:bookmarkStart w:id="97" w:name="_Toc231771878"/>
+      <w:bookmarkStart w:id="98" w:name="_Toc231778031"/>
+      <w:bookmarkStart w:id="99" w:name="_Toc231854667"/>
       <w:r>
         <w:rPr>
           <w:rFonts w:cs="Times New Roman"/>
@@ -13528,8 +13558,9 @@
         </w:rPr>
         <w:t>3.2.1. Yêu cầu chức năng</w:t>
       </w:r>
-      <w:bookmarkEnd w:id="75"/>
-      <w:bookmarkEnd w:id="76"/>
+      <w:bookmarkEnd w:id="97"/>
+      <w:bookmarkEnd w:id="98"/>
+      <w:bookmarkEnd w:id="99"/>
     </w:p>
     <w:p>
       <w:pPr>
@@ -13553,7 +13584,7 @@
     </w:p>
     <w:tbl>
       <w:tblPr>
-        <w:tblStyle w:val="LiBang"/>
+        <w:tblStyle w:val="TableGrid"/>
         <w:tblW w:w="0" w:type="auto"/>
         <w:tblLook w:val="04A0" w:firstRow="1" w:lastRow="0" w:firstColumn="1" w:lastColumn="0" w:noHBand="0" w:noVBand="1"/>
       </w:tblPr>
@@ -13578,7 +13609,7 @@
             </w:pPr>
             <w:r>
               <w:rPr>
-                <w:rStyle w:val="Manh"/>
+                <w:rStyle w:val="Strong"/>
                 <w:rFonts w:cs="Times New Roman"/>
                 <w:b w:val="0"/>
                 <w:bCs w:val="0"/>
@@ -14274,7 +14305,7 @@
     </w:tbl>
     <w:p>
       <w:pPr>
-        <w:pStyle w:val="Chuthich"/>
+        <w:pStyle w:val="Caption"/>
         <w:rPr>
           <w:rFonts w:eastAsiaTheme="majorEastAsia" w:cs="Times New Roman"/>
           <w:bCs/>
@@ -14282,7 +14313,7 @@
           <w:lang w:val="vi-VN"/>
         </w:rPr>
       </w:pPr>
-      <w:bookmarkStart w:id="77" w:name="_Toc231778053"/>
+      <w:bookmarkStart w:id="100" w:name="_Toc231778053"/>
       <w:r>
         <w:rPr>
           <w:rFonts w:cs="Times New Roman"/>
@@ -14346,11 +14377,11 @@
         </w:rPr>
         <w:t>chức năng định nghĩa rõ ràng các tác vụ và nghiệp vụ mà hệ thống phải thực hiện để phục vụ người dùng</w:t>
       </w:r>
-      <w:bookmarkEnd w:id="77"/>
-    </w:p>
-    <w:p>
-      <w:pPr>
-        <w:pStyle w:val="u3"/>
+      <w:bookmarkEnd w:id="100"/>
+    </w:p>
+    <w:p>
+      <w:pPr>
+        <w:pStyle w:val="Heading3"/>
         <w:numPr>
           <w:ilvl w:val="0"/>
           <w:numId w:val="0"/>
@@ -14362,8 +14393,9 @@
           <w:lang w:val="vi-VN"/>
         </w:rPr>
       </w:pPr>
-      <w:bookmarkStart w:id="78" w:name="_Toc231771879"/>
-      <w:bookmarkStart w:id="79" w:name="_Toc231778032"/>
+      <w:bookmarkStart w:id="101" w:name="_Toc231771879"/>
+      <w:bookmarkStart w:id="102" w:name="_Toc231778032"/>
+      <w:bookmarkStart w:id="103" w:name="_Toc231854668"/>
       <w:r>
         <w:rPr>
           <w:rFonts w:cs="Times New Roman"/>
@@ -14373,8 +14405,9 @@
         </w:rPr>
         <w:t>3.2.2. Yêu cầu phi chức năng</w:t>
       </w:r>
-      <w:bookmarkEnd w:id="78"/>
-      <w:bookmarkEnd w:id="79"/>
+      <w:bookmarkEnd w:id="101"/>
+      <w:bookmarkEnd w:id="102"/>
+      <w:bookmarkEnd w:id="103"/>
     </w:p>
     <w:p>
       <w:pPr>
@@ -14575,7 +14608,7 @@
     </w:p>
     <w:p>
       <w:pPr>
-        <w:pStyle w:val="u3"/>
+        <w:pStyle w:val="Heading3"/>
         <w:numPr>
           <w:ilvl w:val="0"/>
           <w:numId w:val="0"/>
@@ -14589,8 +14622,9 @@
           <w:lang w:val="vi-VN"/>
         </w:rPr>
       </w:pPr>
-      <w:bookmarkStart w:id="80" w:name="_Toc231771880"/>
-      <w:bookmarkStart w:id="81" w:name="_Toc231778033"/>
+      <w:bookmarkStart w:id="104" w:name="_Toc231771880"/>
+      <w:bookmarkStart w:id="105" w:name="_Toc231778033"/>
+      <w:bookmarkStart w:id="106" w:name="_Toc231854669"/>
       <w:r>
         <w:rPr>
           <w:rFonts w:cs="Times New Roman"/>
@@ -14602,8 +14636,9 @@
         </w:rPr>
         <w:t>3.2.3. Áp dụng kỹ thuật thiết kế đáp ứng trong cấu trúc giao diện</w:t>
       </w:r>
-      <w:bookmarkEnd w:id="80"/>
-      <w:bookmarkEnd w:id="81"/>
+      <w:bookmarkEnd w:id="104"/>
+      <w:bookmarkEnd w:id="105"/>
+      <w:bookmarkEnd w:id="106"/>
     </w:p>
     <w:p>
       <w:pPr>
@@ -14687,7 +14722,7 @@
     </w:p>
     <w:p>
       <w:pPr>
-        <w:pStyle w:val="u3"/>
+        <w:pStyle w:val="Heading3"/>
         <w:numPr>
           <w:ilvl w:val="0"/>
           <w:numId w:val="0"/>
@@ -14701,10 +14736,11 @@
           <w:lang w:val="vi-VN"/>
         </w:rPr>
       </w:pPr>
-      <w:bookmarkStart w:id="82" w:name="_Toc231771881"/>
-      <w:bookmarkStart w:id="83" w:name="_Toc231778034"/>
-      <w:bookmarkStart w:id="84" w:name="_Toc230160117"/>
-      <w:bookmarkEnd w:id="68"/>
+      <w:bookmarkStart w:id="107" w:name="_Toc231771881"/>
+      <w:bookmarkStart w:id="108" w:name="_Toc231778034"/>
+      <w:bookmarkStart w:id="109" w:name="_Toc230160117"/>
+      <w:bookmarkStart w:id="110" w:name="_Toc231854670"/>
+      <w:bookmarkEnd w:id="87"/>
       <w:r>
         <w:rPr>
           <w:rFonts w:cs="Times New Roman"/>
@@ -14716,8 +14752,9 @@
         </w:rPr>
         <w:t>3.2.4. Ứng dụng mô hình hộp để tối ưu hóa không gian hiển thị</w:t>
       </w:r>
-      <w:bookmarkEnd w:id="82"/>
-      <w:bookmarkEnd w:id="83"/>
+      <w:bookmarkEnd w:id="107"/>
+      <w:bookmarkEnd w:id="108"/>
+      <w:bookmarkEnd w:id="110"/>
     </w:p>
     <w:p>
       <w:pPr>
@@ -14757,7 +14794,7 @@
     </w:p>
     <w:p>
       <w:pPr>
-        <w:pStyle w:val="u2"/>
+        <w:pStyle w:val="Heading2"/>
         <w:numPr>
           <w:ilvl w:val="0"/>
           <w:numId w:val="0"/>
@@ -14769,8 +14806,9 @@
           <w:lang w:val="vi-VN"/>
         </w:rPr>
       </w:pPr>
-      <w:bookmarkStart w:id="85" w:name="_Toc231771882"/>
-      <w:bookmarkStart w:id="86" w:name="_Toc231778035"/>
+      <w:bookmarkStart w:id="111" w:name="_Toc231771882"/>
+      <w:bookmarkStart w:id="112" w:name="_Toc231778035"/>
+      <w:bookmarkStart w:id="113" w:name="_Toc231854671"/>
       <w:r>
         <w:rPr>
           <w:rFonts w:cs="Times New Roman"/>
@@ -14780,8 +14818,9 @@
         </w:rPr>
         <w:t>3.3. Thiết kế dữ liệu</w:t>
       </w:r>
-      <w:bookmarkEnd w:id="85"/>
-      <w:bookmarkEnd w:id="86"/>
+      <w:bookmarkEnd w:id="111"/>
+      <w:bookmarkEnd w:id="112"/>
+      <w:bookmarkEnd w:id="113"/>
     </w:p>
     <w:p>
       <w:pPr>
@@ -14803,7 +14842,7 @@
     </w:p>
     <w:p>
       <w:pPr>
-        <w:pStyle w:val="u3"/>
+        <w:pStyle w:val="Heading3"/>
         <w:numPr>
           <w:ilvl w:val="0"/>
           <w:numId w:val="0"/>
@@ -14817,8 +14856,9 @@
           <w:lang w:val="vi-VN"/>
         </w:rPr>
       </w:pPr>
-      <w:bookmarkStart w:id="87" w:name="_Toc231771883"/>
-      <w:bookmarkStart w:id="88" w:name="_Toc231778036"/>
+      <w:bookmarkStart w:id="114" w:name="_Toc231771883"/>
+      <w:bookmarkStart w:id="115" w:name="_Toc231778036"/>
+      <w:bookmarkStart w:id="116" w:name="_Toc231854672"/>
       <w:r>
         <w:rPr>
           <w:rFonts w:cs="Times New Roman"/>
@@ -14830,8 +14870,9 @@
         </w:rPr>
         <w:t>3.3.1. Cấu trúc lưu trữ cục bộ</w:t>
       </w:r>
-      <w:bookmarkEnd w:id="87"/>
-      <w:bookmarkEnd w:id="88"/>
+      <w:bookmarkEnd w:id="114"/>
+      <w:bookmarkEnd w:id="115"/>
+      <w:bookmarkEnd w:id="116"/>
     </w:p>
     <w:p>
       <w:pPr>
@@ -14853,7 +14894,7 @@
     </w:p>
     <w:p>
       <w:pPr>
-        <w:pStyle w:val="u3"/>
+        <w:pStyle w:val="Heading3"/>
         <w:numPr>
           <w:ilvl w:val="0"/>
           <w:numId w:val="0"/>
@@ -14867,8 +14908,9 @@
           <w:lang w:val="vi-VN"/>
         </w:rPr>
       </w:pPr>
-      <w:bookmarkStart w:id="89" w:name="_Toc231771884"/>
-      <w:bookmarkStart w:id="90" w:name="_Toc231778037"/>
+      <w:bookmarkStart w:id="117" w:name="_Toc231771884"/>
+      <w:bookmarkStart w:id="118" w:name="_Toc231778037"/>
+      <w:bookmarkStart w:id="119" w:name="_Toc231854673"/>
       <w:r>
         <w:rPr>
           <w:rFonts w:cs="Times New Roman"/>
@@ -14880,12 +14922,13 @@
         </w:rPr>
         <w:t>3.3.2. Đặc tả chi tiết các bảng dữ liệu</w:t>
       </w:r>
-      <w:bookmarkEnd w:id="89"/>
-      <w:bookmarkEnd w:id="90"/>
+      <w:bookmarkEnd w:id="117"/>
+      <w:bookmarkEnd w:id="118"/>
+      <w:bookmarkEnd w:id="119"/>
     </w:p>
     <w:tbl>
       <w:tblPr>
-        <w:tblStyle w:val="LiBang"/>
+        <w:tblStyle w:val="TableGrid"/>
         <w:tblW w:w="0" w:type="auto"/>
         <w:tblLayout w:type="fixed"/>
         <w:tblLook w:val="04A0" w:firstRow="1" w:lastRow="0" w:firstColumn="1" w:lastColumn="0" w:noHBand="0" w:noVBand="1"/>
@@ -15874,15 +15917,15 @@
     </w:tbl>
     <w:p>
       <w:pPr>
-        <w:pStyle w:val="Chuthich"/>
-        <w:rPr>
-          <w:rFonts w:cs="Times New Roman"/>
-          <w:szCs w:val="26"/>
-          <w:lang w:val="vi-VN"/>
-        </w:rPr>
-      </w:pPr>
-      <w:bookmarkStart w:id="91" w:name="_Toc231770981"/>
-      <w:bookmarkStart w:id="92" w:name="_Toc231778054"/>
+        <w:pStyle w:val="Caption"/>
+        <w:rPr>
+          <w:rFonts w:cs="Times New Roman"/>
+          <w:szCs w:val="26"/>
+          <w:lang w:val="vi-VN"/>
+        </w:rPr>
+      </w:pPr>
+      <w:bookmarkStart w:id="120" w:name="_Toc231770981"/>
+      <w:bookmarkStart w:id="121" w:name="_Toc231778054"/>
       <w:r>
         <w:rPr>
           <w:rFonts w:cs="Times New Roman"/>
@@ -15937,12 +15980,12 @@
         </w:rPr>
         <w:t>. Đặc tả cấu trúc thực thể Sản phẩm (Product Data Schema)</w:t>
       </w:r>
-      <w:bookmarkEnd w:id="91"/>
-      <w:bookmarkEnd w:id="92"/>
+      <w:bookmarkEnd w:id="120"/>
+      <w:bookmarkEnd w:id="121"/>
     </w:p>
     <w:tbl>
       <w:tblPr>
-        <w:tblStyle w:val="LiBang"/>
+        <w:tblStyle w:val="TableGrid"/>
         <w:tblW w:w="0" w:type="auto"/>
         <w:tblLook w:val="04A0" w:firstRow="1" w:lastRow="0" w:firstColumn="1" w:lastColumn="0" w:noHBand="0" w:noVBand="1"/>
       </w:tblPr>
@@ -15969,7 +16012,7 @@
             </w:pPr>
             <w:r>
               <w:rPr>
-                <w:rStyle w:val="Manh"/>
+                <w:rStyle w:val="Strong"/>
                 <w:rFonts w:cs="Times New Roman"/>
                 <w:b w:val="0"/>
                 <w:bCs w:val="0"/>
@@ -15980,7 +16023,7 @@
           </w:p>
           <w:p>
             <w:pPr>
-              <w:pStyle w:val="Chuthich"/>
+              <w:pStyle w:val="Caption"/>
               <w:spacing w:line="360" w:lineRule="auto"/>
               <w:jc w:val="left"/>
               <w:rPr>
@@ -15997,7 +16040,7 @@
           </w:tcPr>
           <w:p>
             <w:pPr>
-              <w:pStyle w:val="Chuthich"/>
+              <w:pStyle w:val="Caption"/>
               <w:spacing w:line="360" w:lineRule="auto"/>
               <w:jc w:val="left"/>
               <w:rPr>
@@ -16021,7 +16064,7 @@
           </w:tcPr>
           <w:p>
             <w:pPr>
-              <w:pStyle w:val="Chuthich"/>
+              <w:pStyle w:val="Caption"/>
               <w:spacing w:line="360" w:lineRule="auto"/>
               <w:jc w:val="left"/>
               <w:rPr>
@@ -16045,7 +16088,7 @@
           </w:tcPr>
           <w:p>
             <w:pPr>
-              <w:pStyle w:val="Chuthich"/>
+              <w:pStyle w:val="Caption"/>
               <w:spacing w:line="360" w:lineRule="auto"/>
               <w:jc w:val="left"/>
               <w:rPr>
@@ -16070,7 +16113,7 @@
           </w:tcPr>
           <w:p>
             <w:pPr>
-              <w:pStyle w:val="Chuthich"/>
+              <w:pStyle w:val="Caption"/>
               <w:spacing w:line="360" w:lineRule="auto"/>
               <w:jc w:val="left"/>
               <w:rPr>
@@ -16097,7 +16140,7 @@
           </w:tcPr>
           <w:p>
             <w:pPr>
-              <w:pStyle w:val="Chuthich"/>
+              <w:pStyle w:val="Caption"/>
               <w:spacing w:line="360" w:lineRule="auto"/>
               <w:jc w:val="left"/>
               <w:rPr>
@@ -16122,7 +16165,7 @@
           </w:tcPr>
           <w:p>
             <w:pPr>
-              <w:pStyle w:val="Chuthich"/>
+              <w:pStyle w:val="Caption"/>
               <w:spacing w:line="360" w:lineRule="auto"/>
               <w:jc w:val="left"/>
               <w:rPr>
@@ -16146,7 +16189,7 @@
           </w:tcPr>
           <w:p>
             <w:pPr>
-              <w:pStyle w:val="Chuthich"/>
+              <w:pStyle w:val="Caption"/>
               <w:spacing w:line="360" w:lineRule="auto"/>
               <w:jc w:val="left"/>
               <w:rPr>
@@ -16170,7 +16213,7 @@
           </w:tcPr>
           <w:p>
             <w:pPr>
-              <w:pStyle w:val="Chuthich"/>
+              <w:pStyle w:val="Caption"/>
               <w:spacing w:line="360" w:lineRule="auto"/>
               <w:jc w:val="left"/>
               <w:rPr>
@@ -16195,7 +16238,7 @@
           </w:tcPr>
           <w:p>
             <w:pPr>
-              <w:pStyle w:val="Chuthich"/>
+              <w:pStyle w:val="Caption"/>
               <w:spacing w:line="360" w:lineRule="auto"/>
               <w:jc w:val="left"/>
               <w:rPr>
@@ -16224,7 +16267,7 @@
           </w:tcPr>
           <w:p>
             <w:pPr>
-              <w:pStyle w:val="Chuthich"/>
+              <w:pStyle w:val="Caption"/>
               <w:spacing w:line="360" w:lineRule="auto"/>
               <w:jc w:val="left"/>
               <w:rPr>
@@ -16249,7 +16292,7 @@
           </w:tcPr>
           <w:p>
             <w:pPr>
-              <w:pStyle w:val="Chuthich"/>
+              <w:pStyle w:val="Caption"/>
               <w:spacing w:line="360" w:lineRule="auto"/>
               <w:jc w:val="left"/>
               <w:rPr>
@@ -16273,7 +16316,7 @@
           </w:tcPr>
           <w:p>
             <w:pPr>
-              <w:pStyle w:val="Chuthich"/>
+              <w:pStyle w:val="Caption"/>
               <w:spacing w:line="360" w:lineRule="auto"/>
               <w:jc w:val="left"/>
               <w:rPr>
@@ -16297,7 +16340,7 @@
           </w:tcPr>
           <w:p>
             <w:pPr>
-              <w:pStyle w:val="Chuthich"/>
+              <w:pStyle w:val="Caption"/>
               <w:spacing w:line="360" w:lineRule="auto"/>
               <w:jc w:val="left"/>
               <w:rPr>
@@ -16322,7 +16365,7 @@
           </w:tcPr>
           <w:p>
             <w:pPr>
-              <w:pStyle w:val="Chuthich"/>
+              <w:pStyle w:val="Caption"/>
               <w:spacing w:line="360" w:lineRule="auto"/>
               <w:jc w:val="left"/>
               <w:rPr>
@@ -16348,7 +16391,7 @@
           </w:tcPr>
           <w:p>
             <w:pPr>
-              <w:pStyle w:val="Chuthich"/>
+              <w:pStyle w:val="Caption"/>
               <w:spacing w:line="360" w:lineRule="auto"/>
               <w:jc w:val="left"/>
               <w:rPr>
@@ -16373,7 +16416,7 @@
           </w:tcPr>
           <w:p>
             <w:pPr>
-              <w:pStyle w:val="Chuthich"/>
+              <w:pStyle w:val="Caption"/>
               <w:spacing w:line="360" w:lineRule="auto"/>
               <w:jc w:val="left"/>
               <w:rPr>
@@ -16397,7 +16440,7 @@
           </w:tcPr>
           <w:p>
             <w:pPr>
-              <w:pStyle w:val="Chuthich"/>
+              <w:pStyle w:val="Caption"/>
               <w:spacing w:line="360" w:lineRule="auto"/>
               <w:jc w:val="left"/>
               <w:rPr>
@@ -16421,7 +16464,7 @@
           </w:tcPr>
           <w:p>
             <w:pPr>
-              <w:pStyle w:val="Chuthich"/>
+              <w:pStyle w:val="Caption"/>
               <w:spacing w:line="360" w:lineRule="auto"/>
               <w:jc w:val="left"/>
               <w:rPr>
@@ -16455,7 +16498,7 @@
           </w:tcPr>
           <w:p>
             <w:pPr>
-              <w:pStyle w:val="Chuthich"/>
+              <w:pStyle w:val="Caption"/>
               <w:spacing w:line="360" w:lineRule="auto"/>
               <w:jc w:val="left"/>
               <w:rPr>
@@ -16482,7 +16525,7 @@
           </w:tcPr>
           <w:p>
             <w:pPr>
-              <w:pStyle w:val="Chuthich"/>
+              <w:pStyle w:val="Caption"/>
               <w:spacing w:line="360" w:lineRule="auto"/>
               <w:jc w:val="left"/>
               <w:rPr>
@@ -16506,7 +16549,7 @@
           </w:tcPr>
           <w:p>
             <w:pPr>
-              <w:pStyle w:val="Chuthich"/>
+              <w:pStyle w:val="Caption"/>
               <w:spacing w:line="360" w:lineRule="auto"/>
               <w:jc w:val="left"/>
               <w:rPr>
@@ -16530,7 +16573,7 @@
           </w:tcPr>
           <w:p>
             <w:pPr>
-              <w:pStyle w:val="Chuthich"/>
+              <w:pStyle w:val="Caption"/>
               <w:spacing w:line="360" w:lineRule="auto"/>
               <w:jc w:val="left"/>
               <w:rPr>
@@ -16554,7 +16597,7 @@
           </w:tcPr>
           <w:p>
             <w:pPr>
-              <w:pStyle w:val="Chuthich"/>
+              <w:pStyle w:val="Caption"/>
               <w:spacing w:line="360" w:lineRule="auto"/>
               <w:jc w:val="left"/>
               <w:rPr>
@@ -16579,7 +16622,7 @@
           </w:tcPr>
           <w:p>
             <w:pPr>
-              <w:pStyle w:val="Chuthich"/>
+              <w:pStyle w:val="Caption"/>
               <w:spacing w:line="360" w:lineRule="auto"/>
               <w:jc w:val="left"/>
               <w:rPr>
@@ -16605,7 +16648,7 @@
           </w:tcPr>
           <w:p>
             <w:pPr>
-              <w:pStyle w:val="Chuthich"/>
+              <w:pStyle w:val="Caption"/>
               <w:spacing w:line="360" w:lineRule="auto"/>
               <w:jc w:val="left"/>
               <w:rPr>
@@ -16629,7 +16672,7 @@
           </w:tcPr>
           <w:p>
             <w:pPr>
-              <w:pStyle w:val="Chuthich"/>
+              <w:pStyle w:val="Caption"/>
               <w:spacing w:line="360" w:lineRule="auto"/>
               <w:jc w:val="left"/>
               <w:rPr>
@@ -16653,7 +16696,7 @@
           </w:tcPr>
           <w:p>
             <w:pPr>
-              <w:pStyle w:val="Chuthich"/>
+              <w:pStyle w:val="Caption"/>
               <w:spacing w:line="360" w:lineRule="auto"/>
               <w:jc w:val="left"/>
               <w:rPr>
@@ -16678,7 +16721,7 @@
           </w:tcPr>
           <w:p>
             <w:pPr>
-              <w:pStyle w:val="Chuthich"/>
+              <w:pStyle w:val="Caption"/>
               <w:spacing w:line="360" w:lineRule="auto"/>
               <w:jc w:val="left"/>
               <w:rPr>
@@ -16703,7 +16746,7 @@
           </w:tcPr>
           <w:p>
             <w:pPr>
-              <w:pStyle w:val="Chuthich"/>
+              <w:pStyle w:val="Caption"/>
               <w:spacing w:line="360" w:lineRule="auto"/>
               <w:jc w:val="left"/>
               <w:rPr>
@@ -16725,7 +16768,7 @@
     </w:tbl>
     <w:p>
       <w:pPr>
-        <w:pStyle w:val="Chuthich"/>
+        <w:pStyle w:val="Caption"/>
         <w:jc w:val="both"/>
         <w:rPr>
           <w:rFonts w:cs="Times New Roman"/>
@@ -16733,8 +16776,8 @@
           <w:lang w:val="vi-VN"/>
         </w:rPr>
       </w:pPr>
-      <w:bookmarkStart w:id="93" w:name="_Toc231770982"/>
-      <w:bookmarkStart w:id="94" w:name="_Toc231778055"/>
+      <w:bookmarkStart w:id="122" w:name="_Toc231770982"/>
+      <w:bookmarkStart w:id="123" w:name="_Toc231778055"/>
       <w:r>
         <w:rPr>
           <w:rFonts w:cs="Times New Roman"/>
@@ -16789,12 +16832,12 @@
         </w:rPr>
         <w:t>. Đặc tả cấu trúc thực thể Giỏ hàng lưu trữ LocalStorage (Cart Data Schema)</w:t>
       </w:r>
-      <w:bookmarkEnd w:id="93"/>
-      <w:bookmarkEnd w:id="94"/>
-    </w:p>
-    <w:p>
-      <w:pPr>
-        <w:pStyle w:val="Chuthich"/>
+      <w:bookmarkEnd w:id="122"/>
+      <w:bookmarkEnd w:id="123"/>
+    </w:p>
+    <w:p>
+      <w:pPr>
+        <w:pStyle w:val="Caption"/>
         <w:jc w:val="both"/>
         <w:rPr>
           <w:rFonts w:cs="Times New Roman"/>
@@ -16805,7 +16848,7 @@
     </w:p>
     <w:tbl>
       <w:tblPr>
-        <w:tblStyle w:val="LiBang"/>
+        <w:tblStyle w:val="TableGrid"/>
         <w:tblW w:w="0" w:type="auto"/>
         <w:tblLook w:val="04A0" w:firstRow="1" w:lastRow="0" w:firstColumn="1" w:lastColumn="0" w:noHBand="0" w:noVBand="1"/>
       </w:tblPr>
@@ -16835,7 +16878,7 @@
             </w:pPr>
             <w:r>
               <w:rPr>
-                <w:rStyle w:val="Manh"/>
+                <w:rStyle w:val="Strong"/>
                 <w:rFonts w:cs="Times New Roman"/>
                 <w:b w:val="0"/>
                 <w:bCs w:val="0"/>
@@ -17858,15 +17901,15 @@
     </w:tbl>
     <w:p>
       <w:pPr>
-        <w:pStyle w:val="Chuthich"/>
-        <w:rPr>
-          <w:rFonts w:cs="Times New Roman"/>
-          <w:szCs w:val="26"/>
-          <w:lang w:val="vi-VN"/>
-        </w:rPr>
-      </w:pPr>
-      <w:bookmarkStart w:id="95" w:name="_Toc231770983"/>
-      <w:bookmarkStart w:id="96" w:name="_Toc231778056"/>
+        <w:pStyle w:val="Caption"/>
+        <w:rPr>
+          <w:rFonts w:cs="Times New Roman"/>
+          <w:szCs w:val="26"/>
+          <w:lang w:val="vi-VN"/>
+        </w:rPr>
+      </w:pPr>
+      <w:bookmarkStart w:id="124" w:name="_Toc231770983"/>
+      <w:bookmarkStart w:id="125" w:name="_Toc231778056"/>
       <w:r>
         <w:rPr>
           <w:rFonts w:cs="Times New Roman"/>
@@ -17921,22 +17964,22 @@
         </w:rPr>
         <w:t>. Đặc tả cấu trúc thực thể Đơn hàng (Order Data Schema)</w:t>
       </w:r>
-      <w:bookmarkEnd w:id="95"/>
-      <w:bookmarkEnd w:id="96"/>
-    </w:p>
-    <w:p>
-      <w:pPr>
-        <w:pStyle w:val="Chuthich"/>
-        <w:rPr>
-          <w:rFonts w:cs="Times New Roman"/>
-          <w:szCs w:val="26"/>
-          <w:lang w:val="vi-VN"/>
-        </w:rPr>
-      </w:pPr>
-    </w:p>
-    <w:p>
-      <w:pPr>
-        <w:pStyle w:val="u2"/>
+      <w:bookmarkEnd w:id="124"/>
+      <w:bookmarkEnd w:id="125"/>
+    </w:p>
+    <w:p>
+      <w:pPr>
+        <w:pStyle w:val="Caption"/>
+        <w:rPr>
+          <w:rFonts w:cs="Times New Roman"/>
+          <w:szCs w:val="26"/>
+          <w:lang w:val="vi-VN"/>
+        </w:rPr>
+      </w:pPr>
+    </w:p>
+    <w:p>
+      <w:pPr>
+        <w:pStyle w:val="Heading2"/>
         <w:numPr>
           <w:ilvl w:val="0"/>
           <w:numId w:val="0"/>
@@ -17948,8 +17991,9 @@
           <w:lang w:val="vi-VN"/>
         </w:rPr>
       </w:pPr>
-      <w:bookmarkStart w:id="97" w:name="_Toc231771885"/>
-      <w:bookmarkStart w:id="98" w:name="_Toc231778038"/>
+      <w:bookmarkStart w:id="126" w:name="_Toc231771885"/>
+      <w:bookmarkStart w:id="127" w:name="_Toc231778038"/>
+      <w:bookmarkStart w:id="128" w:name="_Toc231854674"/>
       <w:r>
         <w:rPr>
           <w:rFonts w:cs="Times New Roman"/>
@@ -17959,8 +18003,9 @@
         </w:rPr>
         <w:t>3.4. Thiết kế giải thuật và Chức năng giỏ hàng</w:t>
       </w:r>
-      <w:bookmarkEnd w:id="97"/>
-      <w:bookmarkEnd w:id="98"/>
+      <w:bookmarkEnd w:id="126"/>
+      <w:bookmarkEnd w:id="127"/>
+      <w:bookmarkEnd w:id="128"/>
     </w:p>
     <w:p>
       <w:pPr>
@@ -17982,7 +18027,7 @@
     </w:p>
     <w:p>
       <w:pPr>
-        <w:pStyle w:val="u3"/>
+        <w:pStyle w:val="Heading3"/>
         <w:numPr>
           <w:ilvl w:val="0"/>
           <w:numId w:val="0"/>
@@ -17994,8 +18039,9 @@
           <w:lang w:val="vi-VN"/>
         </w:rPr>
       </w:pPr>
-      <w:bookmarkStart w:id="99" w:name="_Toc231771886"/>
-      <w:bookmarkStart w:id="100" w:name="_Toc231778039"/>
+      <w:bookmarkStart w:id="129" w:name="_Toc231771886"/>
+      <w:bookmarkStart w:id="130" w:name="_Toc231778039"/>
+      <w:bookmarkStart w:id="131" w:name="_Toc231854675"/>
       <w:r>
         <w:rPr>
           <w:rFonts w:cs="Times New Roman"/>
@@ -18038,8 +18084,9 @@
         </w:rPr>
         <w:t>)</w:t>
       </w:r>
-      <w:bookmarkEnd w:id="99"/>
-      <w:bookmarkEnd w:id="100"/>
+      <w:bookmarkEnd w:id="129"/>
+      <w:bookmarkEnd w:id="130"/>
+      <w:bookmarkEnd w:id="131"/>
     </w:p>
     <w:p>
       <w:pPr>
@@ -18114,16 +18161,16 @@
     </w:p>
     <w:p>
       <w:pPr>
-        <w:pStyle w:val="Chuthich"/>
-        <w:rPr>
-          <w:rFonts w:cs="Times New Roman"/>
-          <w:szCs w:val="26"/>
-          <w:lang w:val="vi-VN"/>
-        </w:rPr>
-      </w:pPr>
-      <w:bookmarkStart w:id="101" w:name="_Toc231770937"/>
-      <w:bookmarkStart w:id="102" w:name="_Toc231778248"/>
-      <w:bookmarkEnd w:id="84"/>
+        <w:pStyle w:val="Caption"/>
+        <w:rPr>
+          <w:rFonts w:cs="Times New Roman"/>
+          <w:szCs w:val="26"/>
+          <w:lang w:val="vi-VN"/>
+        </w:rPr>
+      </w:pPr>
+      <w:bookmarkStart w:id="132" w:name="_Toc231770937"/>
+      <w:bookmarkStart w:id="133" w:name="_Toc231778248"/>
+      <w:bookmarkEnd w:id="109"/>
       <w:r>
         <w:rPr>
           <w:rFonts w:cs="Times New Roman"/>
@@ -18178,8 +18225,8 @@
         </w:rPr>
         <w:t xml:space="preserve"> Sơ đồ hoạt sự kiện click vào nút thêm sản phẩm trên giao diện, giải thuật</w:t>
       </w:r>
-      <w:bookmarkEnd w:id="101"/>
-      <w:bookmarkEnd w:id="102"/>
+      <w:bookmarkEnd w:id="132"/>
+      <w:bookmarkEnd w:id="133"/>
     </w:p>
     <w:p>
       <w:pPr>
@@ -18372,7 +18419,7 @@
     </w:p>
     <w:p>
       <w:pPr>
-        <w:pStyle w:val="u3"/>
+        <w:pStyle w:val="Heading3"/>
         <w:numPr>
           <w:ilvl w:val="0"/>
           <w:numId w:val="0"/>
@@ -18385,8 +18432,9 @@
           <w:lang w:val="vi-VN"/>
         </w:rPr>
       </w:pPr>
-      <w:bookmarkStart w:id="103" w:name="_Toc231771887"/>
-      <w:bookmarkStart w:id="104" w:name="_Toc231778040"/>
+      <w:bookmarkStart w:id="134" w:name="_Toc231771887"/>
+      <w:bookmarkStart w:id="135" w:name="_Toc231778040"/>
+      <w:bookmarkStart w:id="136" w:name="_Toc231854676"/>
       <w:r>
         <w:rPr>
           <w:rFonts w:cs="Times New Roman"/>
@@ -18397,8 +18445,9 @@
         </w:rPr>
         <w:t>3.4.2. Thuật toán tính toán tổng tiền đơn hàng</w:t>
       </w:r>
-      <w:bookmarkEnd w:id="103"/>
-      <w:bookmarkEnd w:id="104"/>
+      <w:bookmarkEnd w:id="134"/>
+      <w:bookmarkEnd w:id="135"/>
+      <w:bookmarkEnd w:id="136"/>
     </w:p>
     <w:p>
       <w:pPr>
@@ -18934,7 +18983,7 @@
     </w:p>
     <w:p>
       <w:pPr>
-        <w:pStyle w:val="oancuaDanhsach"/>
+        <w:pStyle w:val="ListParagraph"/>
         <w:ind w:left="0"/>
         <w:jc w:val="left"/>
         <w:rPr>
@@ -18993,7 +19042,7 @@
     </w:p>
     <w:p>
       <w:pPr>
-        <w:pStyle w:val="oancuaDanhsach"/>
+        <w:pStyle w:val="ListParagraph"/>
         <w:ind w:left="0"/>
         <w:outlineLvl w:val="2"/>
         <w:rPr>
@@ -19004,8 +19053,9 @@
           <w:lang w:val="vi-VN"/>
         </w:rPr>
       </w:pPr>
-      <w:bookmarkStart w:id="105" w:name="_Toc231771888"/>
-      <w:bookmarkStart w:id="106" w:name="_Toc231778041"/>
+      <w:bookmarkStart w:id="137" w:name="_Toc231771888"/>
+      <w:bookmarkStart w:id="138" w:name="_Toc231778041"/>
+      <w:bookmarkStart w:id="139" w:name="_Toc231854677"/>
       <w:r>
         <w:rPr>
           <w:rFonts w:eastAsia="Times New Roman" w:cs="Times New Roman"/>
@@ -19016,8 +19066,9 @@
         </w:rPr>
         <w:t>3.4.3Thuật toán xác thực dữ liệu đầu vào Form thanh toán và Ngăn chặn XSS</w:t>
       </w:r>
-      <w:bookmarkEnd w:id="105"/>
-      <w:bookmarkEnd w:id="106"/>
+      <w:bookmarkEnd w:id="137"/>
+      <w:bookmarkEnd w:id="138"/>
+      <w:bookmarkEnd w:id="139"/>
     </w:p>
     <w:p>
       <w:pPr>
@@ -19130,7 +19181,7 @@
     </w:p>
     <w:tbl>
       <w:tblPr>
-        <w:tblStyle w:val="LiBng1Nhat"/>
+        <w:tblStyle w:val="GridTable1Light"/>
         <w:tblW w:w="9493" w:type="dxa"/>
         <w:tblLook w:val="04A0" w:firstRow="1" w:lastRow="0" w:firstColumn="1" w:lastColumn="0" w:noHBand="0" w:noVBand="1"/>
       </w:tblPr>
@@ -19620,8 +19671,8 @@
           <w:lang w:val="vi-VN"/>
         </w:rPr>
       </w:pPr>
-      <w:bookmarkStart w:id="107" w:name="_Toc231770984"/>
-      <w:bookmarkStart w:id="108" w:name="_Toc231778057"/>
+      <w:bookmarkStart w:id="140" w:name="_Toc231770984"/>
+      <w:bookmarkStart w:id="141" w:name="_Toc231778057"/>
       <w:r>
         <w:rPr>
           <w:rFonts w:cs="Times New Roman"/>
@@ -19684,12 +19735,12 @@
         </w:rPr>
         <w:t>chuyển đổi các ký tự đặc biệt thành các thực thể HTML an toàn</w:t>
       </w:r>
-      <w:bookmarkEnd w:id="107"/>
-      <w:bookmarkEnd w:id="108"/>
-    </w:p>
-    <w:p>
-      <w:pPr>
-        <w:pStyle w:val="u2"/>
+      <w:bookmarkEnd w:id="140"/>
+      <w:bookmarkEnd w:id="141"/>
+    </w:p>
+    <w:p>
+      <w:pPr>
+        <w:pStyle w:val="Heading2"/>
         <w:numPr>
           <w:ilvl w:val="0"/>
           <w:numId w:val="0"/>
@@ -19701,8 +19752,9 @@
           <w:lang w:val="vi-VN"/>
         </w:rPr>
       </w:pPr>
-      <w:bookmarkStart w:id="109" w:name="_Toc231771889"/>
-      <w:bookmarkStart w:id="110" w:name="_Toc231778042"/>
+      <w:bookmarkStart w:id="142" w:name="_Toc231771889"/>
+      <w:bookmarkStart w:id="143" w:name="_Toc231778042"/>
+      <w:bookmarkStart w:id="144" w:name="_Toc231854678"/>
       <w:r>
         <w:rPr>
           <w:rFonts w:eastAsia="Times New Roman" w:cs="Times New Roman"/>
@@ -19712,12 +19764,13 @@
         </w:rPr>
         <w:t>3.5. Thiết kế giao diện và Sơ đồ website</w:t>
       </w:r>
-      <w:bookmarkEnd w:id="109"/>
-      <w:bookmarkEnd w:id="110"/>
-    </w:p>
-    <w:p>
-      <w:pPr>
-        <w:pStyle w:val="oancuaDanhsach"/>
+      <w:bookmarkEnd w:id="142"/>
+      <w:bookmarkEnd w:id="143"/>
+      <w:bookmarkEnd w:id="144"/>
+    </w:p>
+    <w:p>
+      <w:pPr>
+        <w:pStyle w:val="ListParagraph"/>
         <w:ind w:left="0"/>
         <w:rPr>
           <w:rFonts w:eastAsia="Times New Roman" w:cs="Times New Roman"/>
@@ -19744,8 +19797,8 @@
     </w:p>
     <w:p>
       <w:pPr>
-        <w:pStyle w:val="oancuaDanhsach"/>
-        <w:ind w:left="0"/>
+        <w:pStyle w:val="ListParagraph"/>
+        <w:ind w:left="0" w:firstLine="851"/>
         <w:rPr>
           <w:rFonts w:eastAsia="Times New Roman" w:cs="Times New Roman"/>
           <w:szCs w:val="26"/>
@@ -19799,16 +19852,16 @@
     </w:p>
     <w:p>
       <w:pPr>
-        <w:pStyle w:val="Chuthich"/>
+        <w:pStyle w:val="Caption"/>
         <w:rPr>
           <w:rFonts w:eastAsia="Times New Roman" w:cs="Times New Roman"/>
           <w:szCs w:val="26"/>
           <w:lang w:val="vi-VN"/>
         </w:rPr>
       </w:pPr>
-      <w:bookmarkStart w:id="111" w:name="_Toc231770554"/>
-      <w:bookmarkStart w:id="112" w:name="_Toc231770938"/>
-      <w:bookmarkStart w:id="113" w:name="_Toc231778249"/>
+      <w:bookmarkStart w:id="145" w:name="_Toc231770554"/>
+      <w:bookmarkStart w:id="146" w:name="_Toc231770938"/>
+      <w:bookmarkStart w:id="147" w:name="_Toc231778249"/>
       <w:r>
         <w:rPr>
           <w:rFonts w:cs="Times New Roman"/>
@@ -19871,13 +19924,13 @@
         </w:rPr>
         <w:t>cấu trúc tổng thể của website Tech-Store</w:t>
       </w:r>
-      <w:bookmarkEnd w:id="111"/>
-      <w:bookmarkEnd w:id="112"/>
-      <w:bookmarkEnd w:id="113"/>
-    </w:p>
-    <w:p>
-      <w:pPr>
-        <w:pStyle w:val="oancuaDanhsach"/>
+      <w:bookmarkEnd w:id="145"/>
+      <w:bookmarkEnd w:id="146"/>
+      <w:bookmarkEnd w:id="147"/>
+    </w:p>
+    <w:p>
+      <w:pPr>
+        <w:pStyle w:val="ListParagraph"/>
         <w:ind w:left="0"/>
         <w:jc w:val="left"/>
         <w:rPr>
@@ -20104,7 +20157,7 @@
     </w:p>
     <w:p>
       <w:pPr>
-        <w:pStyle w:val="u1"/>
+        <w:pStyle w:val="Heading1"/>
         <w:numPr>
           <w:ilvl w:val="0"/>
           <w:numId w:val="0"/>
@@ -20117,8 +20170,9 @@
           <w:lang w:val="vi-VN"/>
         </w:rPr>
       </w:pPr>
-      <w:bookmarkStart w:id="114" w:name="_Toc231771890"/>
-      <w:bookmarkStart w:id="115" w:name="_Toc231778043"/>
+      <w:bookmarkStart w:id="148" w:name="_Toc231771890"/>
+      <w:bookmarkStart w:id="149" w:name="_Toc231778043"/>
+      <w:bookmarkStart w:id="150" w:name="_Toc231854679"/>
       <w:r>
         <w:rPr>
           <w:rFonts w:cs="Times New Roman"/>
@@ -20130,12 +20184,13 @@
         <w:lastRenderedPageBreak/>
         <w:t>Chương 4. Kết quả thực nghiệm và Đánh giá</w:t>
       </w:r>
-      <w:bookmarkEnd w:id="114"/>
-      <w:bookmarkEnd w:id="115"/>
-    </w:p>
-    <w:p>
-      <w:pPr>
-        <w:pStyle w:val="u2"/>
+      <w:bookmarkEnd w:id="148"/>
+      <w:bookmarkEnd w:id="149"/>
+      <w:bookmarkEnd w:id="150"/>
+    </w:p>
+    <w:p>
+      <w:pPr>
+        <w:pStyle w:val="Heading2"/>
         <w:numPr>
           <w:ilvl w:val="0"/>
           <w:numId w:val="0"/>
@@ -20147,8 +20202,9 @@
           <w:lang w:val="vi-VN"/>
         </w:rPr>
       </w:pPr>
-      <w:bookmarkStart w:id="116" w:name="_Toc231771891"/>
-      <w:bookmarkStart w:id="117" w:name="_Toc231778044"/>
+      <w:bookmarkStart w:id="151" w:name="_Toc231771891"/>
+      <w:bookmarkStart w:id="152" w:name="_Toc231778044"/>
+      <w:bookmarkStart w:id="153" w:name="_Toc231854680"/>
       <w:r>
         <w:rPr>
           <w:rFonts w:cs="Times New Roman"/>
@@ -20158,8 +20214,9 @@
         </w:rPr>
         <w:t>4.1. Môi trường và Dữ liệu thực nghiệm</w:t>
       </w:r>
-      <w:bookmarkEnd w:id="116"/>
-      <w:bookmarkEnd w:id="117"/>
+      <w:bookmarkEnd w:id="151"/>
+      <w:bookmarkEnd w:id="152"/>
+      <w:bookmarkEnd w:id="153"/>
     </w:p>
     <w:p>
       <w:pPr>
@@ -20208,7 +20265,7 @@
     </w:p>
     <w:tbl>
       <w:tblPr>
-        <w:tblStyle w:val="LiBang"/>
+        <w:tblStyle w:val="TableGrid"/>
         <w:tblW w:w="0" w:type="auto"/>
         <w:tblLook w:val="04A0" w:firstRow="1" w:lastRow="0" w:firstColumn="1" w:lastColumn="0" w:noHBand="0" w:noVBand="1"/>
       </w:tblPr>
@@ -21828,15 +21885,15 @@
     </w:tbl>
     <w:p>
       <w:pPr>
-        <w:pStyle w:val="Chuthich"/>
-        <w:rPr>
-          <w:rFonts w:cs="Times New Roman"/>
-          <w:szCs w:val="26"/>
-          <w:lang w:val="vi-VN"/>
-        </w:rPr>
-      </w:pPr>
-      <w:bookmarkStart w:id="118" w:name="_Toc231770995"/>
-      <w:bookmarkStart w:id="119" w:name="_Toc231778058"/>
+        <w:pStyle w:val="Caption"/>
+        <w:rPr>
+          <w:rFonts w:cs="Times New Roman"/>
+          <w:szCs w:val="26"/>
+          <w:lang w:val="vi-VN"/>
+        </w:rPr>
+      </w:pPr>
+      <w:bookmarkStart w:id="154" w:name="_Toc231770995"/>
+      <w:bookmarkStart w:id="155" w:name="_Toc231778058"/>
       <w:r>
         <w:rPr>
           <w:rFonts w:cs="Times New Roman"/>
@@ -21891,8 +21948,8 @@
         </w:rPr>
         <w:t>. Thông tin chi tiết về danh mục dữ liệu thực nghiệm</w:t>
       </w:r>
-      <w:bookmarkEnd w:id="118"/>
-      <w:bookmarkEnd w:id="119"/>
+      <w:bookmarkEnd w:id="154"/>
+      <w:bookmarkEnd w:id="155"/>
     </w:p>
     <w:p>
       <w:pPr>
@@ -21923,7 +21980,7 @@
     </w:p>
     <w:p>
       <w:pPr>
-        <w:pStyle w:val="u2"/>
+        <w:pStyle w:val="Heading2"/>
         <w:numPr>
           <w:ilvl w:val="0"/>
           <w:numId w:val="0"/>
@@ -21935,8 +21992,9 @@
           <w:lang w:val="vi-VN"/>
         </w:rPr>
       </w:pPr>
-      <w:bookmarkStart w:id="120" w:name="_Toc231771892"/>
-      <w:bookmarkStart w:id="121" w:name="_Toc231778045"/>
+      <w:bookmarkStart w:id="156" w:name="_Toc231771892"/>
+      <w:bookmarkStart w:id="157" w:name="_Toc231778045"/>
+      <w:bookmarkStart w:id="158" w:name="_Toc231854681"/>
       <w:r>
         <w:rPr>
           <w:rFonts w:cs="Times New Roman"/>
@@ -21946,8 +22004,9 @@
         </w:rPr>
         <w:t>4.2. Thực nghiệm giao diện người dùng</w:t>
       </w:r>
-      <w:bookmarkEnd w:id="120"/>
-      <w:bookmarkEnd w:id="121"/>
+      <w:bookmarkEnd w:id="156"/>
+      <w:bookmarkEnd w:id="157"/>
+      <w:bookmarkEnd w:id="158"/>
     </w:p>
     <w:p>
       <w:pPr>
@@ -22090,7 +22149,7 @@
     </w:p>
     <w:p>
       <w:pPr>
-        <w:pStyle w:val="u2"/>
+        <w:pStyle w:val="Heading2"/>
         <w:numPr>
           <w:ilvl w:val="0"/>
           <w:numId w:val="0"/>
@@ -22102,8 +22161,9 @@
           <w:lang w:val="vi-VN"/>
         </w:rPr>
       </w:pPr>
-      <w:bookmarkStart w:id="122" w:name="_Toc231771893"/>
-      <w:bookmarkStart w:id="123" w:name="_Toc231778046"/>
+      <w:bookmarkStart w:id="159" w:name="_Toc231771893"/>
+      <w:bookmarkStart w:id="160" w:name="_Toc231778046"/>
+      <w:bookmarkStart w:id="161" w:name="_Toc231854682"/>
       <w:r>
         <w:rPr>
           <w:rFonts w:cs="Times New Roman"/>
@@ -22113,8 +22173,9 @@
         </w:rPr>
         <w:t>4.3. Đánh giá kiểm thử hệ thống</w:t>
       </w:r>
-      <w:bookmarkEnd w:id="122"/>
-      <w:bookmarkEnd w:id="123"/>
+      <w:bookmarkEnd w:id="159"/>
+      <w:bookmarkEnd w:id="160"/>
+      <w:bookmarkEnd w:id="161"/>
     </w:p>
     <w:p>
       <w:pPr>
@@ -22154,7 +22215,7 @@
     </w:p>
     <w:tbl>
       <w:tblPr>
-        <w:tblStyle w:val="LiBang"/>
+        <w:tblStyle w:val="TableGrid"/>
         <w:tblW w:w="0" w:type="auto"/>
         <w:tblLook w:val="04A0" w:firstRow="1" w:lastRow="0" w:firstColumn="1" w:lastColumn="0" w:noHBand="0" w:noVBand="1"/>
       </w:tblPr>
@@ -22174,6 +22235,7 @@
           <w:p>
             <w:pPr>
               <w:spacing w:line="360" w:lineRule="auto"/>
+              <w:jc w:val="center"/>
               <w:rPr>
                 <w:rFonts w:cs="Times New Roman"/>
                 <w:szCs w:val="26"/>
@@ -22196,6 +22258,7 @@
           <w:p>
             <w:pPr>
               <w:spacing w:line="360" w:lineRule="auto"/>
+              <w:jc w:val="center"/>
               <w:rPr>
                 <w:rFonts w:cs="Times New Roman"/>
                 <w:szCs w:val="26"/>
@@ -22218,6 +22281,7 @@
           <w:p>
             <w:pPr>
               <w:spacing w:line="360" w:lineRule="auto"/>
+              <w:jc w:val="center"/>
               <w:rPr>
                 <w:rFonts w:cs="Times New Roman"/>
                 <w:szCs w:val="26"/>
@@ -22241,6 +22305,7 @@
           <w:p>
             <w:pPr>
               <w:spacing w:line="360" w:lineRule="auto"/>
+              <w:jc w:val="center"/>
               <w:rPr>
                 <w:rFonts w:cs="Times New Roman"/>
                 <w:szCs w:val="26"/>
@@ -22264,6 +22329,7 @@
           <w:p>
             <w:pPr>
               <w:spacing w:line="360" w:lineRule="auto"/>
+              <w:jc w:val="center"/>
               <w:rPr>
                 <w:rFonts w:cs="Times New Roman"/>
                 <w:szCs w:val="26"/>
@@ -22287,6 +22353,7 @@
           <w:p>
             <w:pPr>
               <w:spacing w:line="360" w:lineRule="auto"/>
+              <w:jc w:val="center"/>
               <w:rPr>
                 <w:rFonts w:cs="Times New Roman"/>
                 <w:szCs w:val="26"/>
@@ -22311,6 +22378,7 @@
           <w:p>
             <w:pPr>
               <w:spacing w:line="360" w:lineRule="auto"/>
+              <w:jc w:val="center"/>
               <w:rPr>
                 <w:rFonts w:cs="Times New Roman"/>
                 <w:szCs w:val="26"/>
@@ -22333,6 +22401,7 @@
           <w:p>
             <w:pPr>
               <w:spacing w:line="360" w:lineRule="auto"/>
+              <w:jc w:val="center"/>
               <w:rPr>
                 <w:rFonts w:cs="Times New Roman"/>
                 <w:szCs w:val="26"/>
@@ -22356,6 +22425,7 @@
           <w:p>
             <w:pPr>
               <w:spacing w:line="360" w:lineRule="auto"/>
+              <w:jc w:val="center"/>
               <w:rPr>
                 <w:rFonts w:cs="Times New Roman"/>
                 <w:szCs w:val="26"/>
@@ -22379,19 +22449,20 @@
           <w:p>
             <w:pPr>
               <w:spacing w:line="360" w:lineRule="auto"/>
-              <w:rPr>
-                <w:rFonts w:cs="Times New Roman"/>
-                <w:szCs w:val="26"/>
-                <w:lang w:val="vi-VN"/>
-              </w:rPr>
-            </w:pPr>
-            <w:r>
-              <w:rPr>
-                <w:rFonts w:cs="Times New Roman"/>
-                <w:szCs w:val="26"/>
-                <w:lang w:val="vi-VN"/>
-              </w:rPr>
-              <w:t xml:space="preserve">Hệ thống hiển thị trang giỏ hàng trống kèm theo thông điệp "Giỏ hàng của bạn đang rỗng" </w:t>
+              <w:jc w:val="center"/>
+              <w:rPr>
+                <w:rFonts w:cs="Times New Roman"/>
+                <w:szCs w:val="26"/>
+                <w:lang w:val="vi-VN"/>
+              </w:rPr>
+            </w:pPr>
+            <w:r>
+              <w:rPr>
+                <w:rFonts w:cs="Times New Roman"/>
+                <w:szCs w:val="26"/>
+                <w:lang w:val="vi-VN"/>
+              </w:rPr>
+              <w:t xml:space="preserve">Hệ thống hiển thị trang giỏ hàng trống kèm theo thông điệp "Giỏ hàng của bạn đang rỗng" và nút quay </w:t>
             </w:r>
             <w:r>
               <w:rPr>
@@ -22400,7 +22471,7 @@
                 <w:lang w:val="vi-VN"/>
               </w:rPr>
               <w:lastRenderedPageBreak/>
-              <w:t>và nút quay lại cửa hàng.</w:t>
+              <w:t>lại cửa hàng.</w:t>
             </w:r>
           </w:p>
         </w:tc>
@@ -22411,6 +22482,7 @@
           <w:p>
             <w:pPr>
               <w:spacing w:line="360" w:lineRule="auto"/>
+              <w:jc w:val="center"/>
               <w:rPr>
                 <w:rFonts w:cs="Times New Roman"/>
                 <w:szCs w:val="26"/>
@@ -22435,6 +22507,7 @@
           <w:p>
             <w:pPr>
               <w:spacing w:line="360" w:lineRule="auto"/>
+              <w:jc w:val="center"/>
               <w:rPr>
                 <w:rFonts w:cs="Times New Roman"/>
                 <w:szCs w:val="26"/>
@@ -22459,6 +22532,7 @@
           <w:p>
             <w:pPr>
               <w:spacing w:line="360" w:lineRule="auto"/>
+              <w:jc w:val="center"/>
               <w:rPr>
                 <w:rFonts w:cs="Times New Roman"/>
                 <w:szCs w:val="26"/>
@@ -22481,6 +22555,7 @@
           <w:p>
             <w:pPr>
               <w:spacing w:line="360" w:lineRule="auto"/>
+              <w:jc w:val="center"/>
               <w:rPr>
                 <w:rFonts w:cs="Times New Roman"/>
                 <w:szCs w:val="26"/>
@@ -22503,6 +22578,7 @@
           <w:p>
             <w:pPr>
               <w:spacing w:line="360" w:lineRule="auto"/>
+              <w:jc w:val="center"/>
               <w:rPr>
                 <w:rFonts w:cs="Times New Roman"/>
                 <w:szCs w:val="26"/>
@@ -22526,6 +22602,7 @@
           <w:p>
             <w:pPr>
               <w:spacing w:line="360" w:lineRule="auto"/>
+              <w:jc w:val="center"/>
               <w:rPr>
                 <w:rFonts w:cs="Times New Roman"/>
                 <w:szCs w:val="26"/>
@@ -22549,6 +22626,7 @@
           <w:p>
             <w:pPr>
               <w:spacing w:line="360" w:lineRule="auto"/>
+              <w:jc w:val="center"/>
               <w:rPr>
                 <w:rFonts w:cs="Times New Roman"/>
                 <w:szCs w:val="26"/>
@@ -22572,6 +22650,7 @@
           <w:p>
             <w:pPr>
               <w:spacing w:line="360" w:lineRule="auto"/>
+              <w:jc w:val="center"/>
               <w:rPr>
                 <w:rFonts w:cs="Times New Roman"/>
                 <w:szCs w:val="26"/>
@@ -22596,6 +22675,7 @@
           <w:p>
             <w:pPr>
               <w:spacing w:line="360" w:lineRule="auto"/>
+              <w:jc w:val="center"/>
               <w:rPr>
                 <w:rFonts w:cs="Times New Roman"/>
                 <w:szCs w:val="26"/>
@@ -22618,6 +22698,7 @@
           <w:p>
             <w:pPr>
               <w:spacing w:line="360" w:lineRule="auto"/>
+              <w:jc w:val="center"/>
               <w:rPr>
                 <w:rFonts w:cs="Times New Roman"/>
                 <w:szCs w:val="26"/>
@@ -22641,6 +22722,7 @@
           <w:p>
             <w:pPr>
               <w:spacing w:line="360" w:lineRule="auto"/>
+              <w:jc w:val="center"/>
               <w:rPr>
                 <w:rFonts w:cs="Times New Roman"/>
                 <w:szCs w:val="26"/>
@@ -22664,6 +22746,7 @@
           <w:p>
             <w:pPr>
               <w:spacing w:line="360" w:lineRule="auto"/>
+              <w:jc w:val="center"/>
               <w:rPr>
                 <w:rFonts w:cs="Times New Roman"/>
                 <w:szCs w:val="26"/>
@@ -22687,6 +22770,7 @@
           <w:p>
             <w:pPr>
               <w:spacing w:line="360" w:lineRule="auto"/>
+              <w:jc w:val="center"/>
               <w:rPr>
                 <w:rFonts w:cs="Times New Roman"/>
                 <w:szCs w:val="26"/>
@@ -22710,6 +22794,7 @@
           <w:p>
             <w:pPr>
               <w:spacing w:line="360" w:lineRule="auto"/>
+              <w:jc w:val="center"/>
               <w:rPr>
                 <w:rFonts w:cs="Times New Roman"/>
                 <w:szCs w:val="26"/>
@@ -22734,6 +22819,7 @@
           <w:p>
             <w:pPr>
               <w:spacing w:line="360" w:lineRule="auto"/>
+              <w:jc w:val="center"/>
               <w:rPr>
                 <w:rFonts w:cs="Times New Roman"/>
                 <w:szCs w:val="26"/>
@@ -22756,6 +22842,7 @@
           <w:p>
             <w:pPr>
               <w:spacing w:line="360" w:lineRule="auto"/>
+              <w:jc w:val="center"/>
               <w:rPr>
                 <w:rFonts w:cs="Times New Roman"/>
                 <w:szCs w:val="26"/>
@@ -22779,6 +22866,7 @@
           <w:p>
             <w:pPr>
               <w:spacing w:line="360" w:lineRule="auto"/>
+              <w:jc w:val="center"/>
               <w:rPr>
                 <w:rFonts w:cs="Times New Roman"/>
                 <w:szCs w:val="26"/>
@@ -22802,6 +22890,7 @@
           <w:p>
             <w:pPr>
               <w:spacing w:line="360" w:lineRule="auto"/>
+              <w:jc w:val="center"/>
               <w:rPr>
                 <w:rFonts w:cs="Times New Roman"/>
                 <w:szCs w:val="26"/>
@@ -22834,6 +22923,7 @@
           <w:p>
             <w:pPr>
               <w:spacing w:line="360" w:lineRule="auto"/>
+              <w:jc w:val="center"/>
               <w:rPr>
                 <w:rFonts w:cs="Times New Roman"/>
                 <w:szCs w:val="26"/>
@@ -22858,6 +22948,7 @@
           <w:p>
             <w:pPr>
               <w:spacing w:line="360" w:lineRule="auto"/>
+              <w:jc w:val="center"/>
               <w:rPr>
                 <w:rFonts w:cs="Times New Roman"/>
                 <w:szCs w:val="26"/>
@@ -22882,6 +22973,7 @@
           <w:p>
             <w:pPr>
               <w:spacing w:line="360" w:lineRule="auto"/>
+              <w:jc w:val="center"/>
               <w:rPr>
                 <w:rFonts w:cs="Times New Roman"/>
                 <w:szCs w:val="26"/>
@@ -22904,6 +22996,7 @@
           <w:p>
             <w:pPr>
               <w:spacing w:line="360" w:lineRule="auto"/>
+              <w:jc w:val="center"/>
               <w:rPr>
                 <w:rFonts w:cs="Times New Roman"/>
                 <w:szCs w:val="26"/>
@@ -22927,6 +23020,7 @@
           <w:p>
             <w:pPr>
               <w:spacing w:line="360" w:lineRule="auto"/>
+              <w:jc w:val="center"/>
               <w:rPr>
                 <w:rFonts w:cs="Times New Roman"/>
                 <w:szCs w:val="26"/>
@@ -22950,6 +23044,7 @@
           <w:p>
             <w:pPr>
               <w:spacing w:line="360" w:lineRule="auto"/>
+              <w:jc w:val="center"/>
               <w:rPr>
                 <w:rFonts w:cs="Times New Roman"/>
                 <w:szCs w:val="26"/>
@@ -22973,6 +23068,7 @@
           <w:p>
             <w:pPr>
               <w:spacing w:line="360" w:lineRule="auto"/>
+              <w:jc w:val="center"/>
               <w:rPr>
                 <w:rFonts w:cs="Times New Roman"/>
                 <w:szCs w:val="26"/>
@@ -22996,6 +23092,7 @@
           <w:p>
             <w:pPr>
               <w:spacing w:line="360" w:lineRule="auto"/>
+              <w:jc w:val="center"/>
               <w:rPr>
                 <w:rFonts w:cs="Times New Roman"/>
                 <w:szCs w:val="26"/>
@@ -23020,6 +23117,7 @@
           <w:p>
             <w:pPr>
               <w:spacing w:line="360" w:lineRule="auto"/>
+              <w:jc w:val="center"/>
               <w:rPr>
                 <w:rFonts w:cs="Times New Roman"/>
                 <w:szCs w:val="26"/>
@@ -23042,6 +23140,7 @@
           <w:p>
             <w:pPr>
               <w:spacing w:line="360" w:lineRule="auto"/>
+              <w:jc w:val="center"/>
               <w:rPr>
                 <w:rFonts w:cs="Times New Roman"/>
                 <w:szCs w:val="26"/>
@@ -23064,6 +23163,7 @@
           <w:p>
             <w:pPr>
               <w:spacing w:line="360" w:lineRule="auto"/>
+              <w:jc w:val="center"/>
               <w:rPr>
                 <w:rFonts w:cs="Times New Roman"/>
                 <w:szCs w:val="26"/>
@@ -23087,6 +23187,7 @@
           <w:p>
             <w:pPr>
               <w:spacing w:line="360" w:lineRule="auto"/>
+              <w:jc w:val="center"/>
               <w:rPr>
                 <w:rFonts w:cs="Times New Roman"/>
                 <w:szCs w:val="26"/>
@@ -23110,6 +23211,7 @@
           <w:p>
             <w:pPr>
               <w:spacing w:line="360" w:lineRule="auto"/>
+              <w:jc w:val="center"/>
               <w:rPr>
                 <w:rFonts w:cs="Times New Roman"/>
                 <w:szCs w:val="26"/>
@@ -23133,6 +23235,7 @@
           <w:p>
             <w:pPr>
               <w:spacing w:line="360" w:lineRule="auto"/>
+              <w:jc w:val="center"/>
               <w:rPr>
                 <w:rFonts w:cs="Times New Roman"/>
                 <w:szCs w:val="26"/>
@@ -23157,6 +23260,7 @@
           <w:p>
             <w:pPr>
               <w:spacing w:line="360" w:lineRule="auto"/>
+              <w:jc w:val="center"/>
               <w:rPr>
                 <w:rFonts w:cs="Times New Roman"/>
                 <w:szCs w:val="26"/>
@@ -23179,6 +23283,7 @@
           <w:p>
             <w:pPr>
               <w:spacing w:line="360" w:lineRule="auto"/>
+              <w:jc w:val="center"/>
               <w:rPr>
                 <w:rFonts w:cs="Times New Roman"/>
                 <w:szCs w:val="26"/>
@@ -23202,6 +23307,7 @@
           <w:p>
             <w:pPr>
               <w:spacing w:line="360" w:lineRule="auto"/>
+              <w:jc w:val="center"/>
               <w:rPr>
                 <w:rFonts w:cs="Times New Roman"/>
                 <w:szCs w:val="26"/>
@@ -23225,19 +23331,20 @@
           <w:p>
             <w:pPr>
               <w:spacing w:line="360" w:lineRule="auto"/>
-              <w:rPr>
-                <w:rFonts w:cs="Times New Roman"/>
-                <w:szCs w:val="26"/>
-                <w:lang w:val="vi-VN"/>
-              </w:rPr>
-            </w:pPr>
-            <w:r>
-              <w:rPr>
-                <w:rFonts w:cs="Times New Roman"/>
-                <w:szCs w:val="26"/>
-                <w:lang w:val="vi-VN"/>
-              </w:rPr>
-              <w:t xml:space="preserve">Hệ thống kích hoạt kiểm tra Regex, phát hiện định dạng sai, hiển thị cảnh báo yêu cầu nhập đúng cấu trúc </w:t>
+              <w:jc w:val="center"/>
+              <w:rPr>
+                <w:rFonts w:cs="Times New Roman"/>
+                <w:szCs w:val="26"/>
+                <w:lang w:val="vi-VN"/>
+              </w:rPr>
+            </w:pPr>
+            <w:r>
+              <w:rPr>
+                <w:rFonts w:cs="Times New Roman"/>
+                <w:szCs w:val="26"/>
+                <w:lang w:val="vi-VN"/>
+              </w:rPr>
+              <w:t xml:space="preserve">Hệ thống kích hoạt kiểm tra Regex, phát hiện định dạng sai, hiển thị cảnh báo yêu cầu </w:t>
             </w:r>
             <w:r>
               <w:rPr>
@@ -23246,7 +23353,7 @@
                 <w:lang w:val="vi-VN"/>
               </w:rPr>
               <w:lastRenderedPageBreak/>
-              <w:t>SĐT Việt Nam.</w:t>
+              <w:t>nhập đúng cấu trúc SĐT Việt Nam.</w:t>
             </w:r>
           </w:p>
         </w:tc>
@@ -23257,6 +23364,7 @@
           <w:p>
             <w:pPr>
               <w:spacing w:line="360" w:lineRule="auto"/>
+              <w:jc w:val="center"/>
               <w:rPr>
                 <w:rFonts w:cs="Times New Roman"/>
                 <w:szCs w:val="26"/>
@@ -23281,6 +23389,7 @@
           <w:p>
             <w:pPr>
               <w:spacing w:line="360" w:lineRule="auto"/>
+              <w:jc w:val="center"/>
               <w:rPr>
                 <w:rFonts w:cs="Times New Roman"/>
                 <w:szCs w:val="26"/>
@@ -23305,6 +23414,7 @@
           <w:p>
             <w:pPr>
               <w:spacing w:line="360" w:lineRule="auto"/>
+              <w:jc w:val="center"/>
               <w:rPr>
                 <w:rFonts w:cs="Times New Roman"/>
                 <w:szCs w:val="26"/>
@@ -23327,6 +23437,7 @@
           <w:p>
             <w:pPr>
               <w:spacing w:line="360" w:lineRule="auto"/>
+              <w:jc w:val="center"/>
               <w:rPr>
                 <w:rFonts w:cs="Times New Roman"/>
                 <w:szCs w:val="26"/>
@@ -23350,6 +23461,7 @@
           <w:p>
             <w:pPr>
               <w:spacing w:line="360" w:lineRule="auto"/>
+              <w:jc w:val="center"/>
               <w:rPr>
                 <w:rFonts w:cs="Times New Roman"/>
                 <w:szCs w:val="26"/>
@@ -23373,6 +23485,7 @@
           <w:p>
             <w:pPr>
               <w:spacing w:line="360" w:lineRule="auto"/>
+              <w:jc w:val="center"/>
               <w:rPr>
                 <w:rFonts w:cs="Times New Roman"/>
                 <w:szCs w:val="26"/>
@@ -23396,6 +23509,7 @@
           <w:p>
             <w:pPr>
               <w:spacing w:line="360" w:lineRule="auto"/>
+              <w:jc w:val="center"/>
               <w:rPr>
                 <w:rFonts w:cs="Times New Roman"/>
                 <w:szCs w:val="26"/>
@@ -23419,6 +23533,7 @@
           <w:p>
             <w:pPr>
               <w:spacing w:line="360" w:lineRule="auto"/>
+              <w:jc w:val="center"/>
               <w:rPr>
                 <w:rFonts w:cs="Times New Roman"/>
                 <w:szCs w:val="26"/>
@@ -23443,6 +23558,7 @@
           <w:p>
             <w:pPr>
               <w:spacing w:line="360" w:lineRule="auto"/>
+              <w:jc w:val="center"/>
               <w:rPr>
                 <w:rFonts w:cs="Times New Roman"/>
                 <w:szCs w:val="26"/>
@@ -23465,6 +23581,7 @@
           <w:p>
             <w:pPr>
               <w:spacing w:line="360" w:lineRule="auto"/>
+              <w:jc w:val="center"/>
               <w:rPr>
                 <w:rFonts w:cs="Times New Roman"/>
                 <w:szCs w:val="26"/>
@@ -23488,6 +23605,7 @@
           <w:p>
             <w:pPr>
               <w:spacing w:line="360" w:lineRule="auto"/>
+              <w:jc w:val="center"/>
               <w:rPr>
                 <w:rFonts w:cs="Times New Roman"/>
                 <w:szCs w:val="26"/>
@@ -23511,6 +23629,7 @@
           <w:p>
             <w:pPr>
               <w:spacing w:line="360" w:lineRule="auto"/>
+              <w:jc w:val="center"/>
               <w:rPr>
                 <w:rFonts w:cs="Times New Roman"/>
                 <w:szCs w:val="26"/>
@@ -23534,6 +23653,7 @@
           <w:p>
             <w:pPr>
               <w:spacing w:line="360" w:lineRule="auto"/>
+              <w:jc w:val="center"/>
               <w:rPr>
                 <w:rFonts w:cs="Times New Roman"/>
                 <w:szCs w:val="26"/>
@@ -23557,6 +23677,7 @@
           <w:p>
             <w:pPr>
               <w:spacing w:line="360" w:lineRule="auto"/>
+              <w:jc w:val="center"/>
               <w:rPr>
                 <w:rFonts w:cs="Times New Roman"/>
                 <w:szCs w:val="26"/>
@@ -23581,6 +23702,7 @@
           <w:p>
             <w:pPr>
               <w:spacing w:line="360" w:lineRule="auto"/>
+              <w:jc w:val="center"/>
               <w:rPr>
                 <w:rFonts w:cs="Times New Roman"/>
                 <w:szCs w:val="26"/>
@@ -23603,6 +23725,7 @@
           <w:p>
             <w:pPr>
               <w:spacing w:line="360" w:lineRule="auto"/>
+              <w:jc w:val="center"/>
               <w:rPr>
                 <w:rFonts w:cs="Times New Roman"/>
                 <w:szCs w:val="26"/>
@@ -23625,6 +23748,7 @@
           <w:p>
             <w:pPr>
               <w:spacing w:line="360" w:lineRule="auto"/>
+              <w:jc w:val="center"/>
               <w:rPr>
                 <w:rFonts w:cs="Times New Roman"/>
                 <w:szCs w:val="26"/>
@@ -23648,19 +23772,20 @@
           <w:p>
             <w:pPr>
               <w:spacing w:line="360" w:lineRule="auto"/>
-              <w:rPr>
-                <w:rFonts w:cs="Times New Roman"/>
-                <w:szCs w:val="26"/>
-                <w:lang w:val="vi-VN"/>
-              </w:rPr>
-            </w:pPr>
-            <w:r>
-              <w:rPr>
-                <w:rFonts w:cs="Times New Roman"/>
-                <w:szCs w:val="26"/>
-                <w:lang w:val="vi-VN"/>
-              </w:rPr>
-              <w:t xml:space="preserve">Bố cục tự động chuyển sang dạng 1 cột; menu rút gọn thành nút Hamburger; </w:t>
+              <w:jc w:val="center"/>
+              <w:rPr>
+                <w:rFonts w:cs="Times New Roman"/>
+                <w:szCs w:val="26"/>
+                <w:lang w:val="vi-VN"/>
+              </w:rPr>
+            </w:pPr>
+            <w:r>
+              <w:rPr>
+                <w:rFonts w:cs="Times New Roman"/>
+                <w:szCs w:val="26"/>
+                <w:lang w:val="vi-VN"/>
+              </w:rPr>
+              <w:t xml:space="preserve">Bố cục tự động chuyển sang dạng 1 cột; menu rút </w:t>
             </w:r>
             <w:r>
               <w:rPr>
@@ -23669,7 +23794,7 @@
                 <w:lang w:val="vi-VN"/>
               </w:rPr>
               <w:lastRenderedPageBreak/>
-              <w:t>các nút bấm co giãn vừa vặn ngón tay bấm.</w:t>
+              <w:t>gọn thành nút Hamburger; các nút bấm co giãn vừa vặn ngón tay bấm.</w:t>
             </w:r>
           </w:p>
         </w:tc>
@@ -23680,6 +23805,7 @@
           <w:p>
             <w:pPr>
               <w:spacing w:line="360" w:lineRule="auto"/>
+              <w:jc w:val="center"/>
               <w:rPr>
                 <w:rFonts w:cs="Times New Roman"/>
                 <w:szCs w:val="26"/>
@@ -23693,7 +23819,7 @@
                 <w:lang w:val="vi-VN"/>
               </w:rPr>
               <w:lastRenderedPageBreak/>
-              <w:t xml:space="preserve">Giao diện hiển thị cực kỳ cân đối, không xuất hiện thanh cuộn ngang </w:t>
+              <w:t xml:space="preserve">Giao diện hiển thị cực kỳ cân đối, không xuất hiện thanh </w:t>
             </w:r>
             <w:r>
               <w:rPr>
@@ -23702,7 +23828,7 @@
                 <w:lang w:val="vi-VN"/>
               </w:rPr>
               <w:lastRenderedPageBreak/>
-              <w:t>gây vỡ khung hình.</w:t>
+              <w:t>cuộn ngang gây vỡ khung hình.</w:t>
             </w:r>
           </w:p>
         </w:tc>
@@ -23713,6 +23839,7 @@
           <w:p>
             <w:pPr>
               <w:spacing w:line="360" w:lineRule="auto"/>
+              <w:jc w:val="center"/>
               <w:rPr>
                 <w:rFonts w:eastAsia="Times New Roman" w:cs="Times New Roman"/>
                 <w:szCs w:val="26"/>
@@ -23724,12 +23851,13 @@
                 <w:szCs w:val="26"/>
               </w:rPr>
               <w:lastRenderedPageBreak/>
-              <w:t xml:space="preserve">ĐẠT </w:t>
-            </w:r>
-          </w:p>
-          <w:p>
-            <w:pPr>
-              <w:spacing w:line="360" w:lineRule="auto"/>
+              <w:t>ĐẠT</w:t>
+            </w:r>
+          </w:p>
+          <w:p>
+            <w:pPr>
+              <w:spacing w:line="360" w:lineRule="auto"/>
+              <w:jc w:val="center"/>
               <w:rPr>
                 <w:rFonts w:cs="Times New Roman"/>
                 <w:szCs w:val="26"/>
@@ -23748,8 +23876,8 @@
           <w:lang w:val="vi-VN"/>
         </w:rPr>
       </w:pPr>
-      <w:bookmarkStart w:id="124" w:name="_Toc231770996"/>
-      <w:bookmarkStart w:id="125" w:name="_Toc231778059"/>
+      <w:bookmarkStart w:id="162" w:name="_Toc231770996"/>
+      <w:bookmarkStart w:id="163" w:name="_Toc231778059"/>
       <w:r>
         <w:rPr>
           <w:rFonts w:cs="Times New Roman"/>
@@ -23804,8 +23932,8 @@
         </w:rPr>
         <w:t>. Kết quả thực nghiệm chi tiết của quá trình kiểm thử được ghi nhận</w:t>
       </w:r>
-      <w:bookmarkEnd w:id="124"/>
-      <w:bookmarkEnd w:id="125"/>
+      <w:bookmarkEnd w:id="162"/>
+      <w:bookmarkEnd w:id="163"/>
     </w:p>
     <w:p>
       <w:pPr>
@@ -23827,7 +23955,7 @@
     </w:p>
     <w:p>
       <w:pPr>
-        <w:pStyle w:val="u1"/>
+        <w:pStyle w:val="Heading1"/>
         <w:numPr>
           <w:ilvl w:val="0"/>
           <w:numId w:val="0"/>
@@ -23839,8 +23967,9 @@
           <w:lang w:val="vi-VN"/>
         </w:rPr>
       </w:pPr>
-      <w:bookmarkStart w:id="126" w:name="_Toc231771894"/>
-      <w:bookmarkStart w:id="127" w:name="_Toc231778047"/>
+      <w:bookmarkStart w:id="164" w:name="_Toc231771894"/>
+      <w:bookmarkStart w:id="165" w:name="_Toc231778047"/>
+      <w:bookmarkStart w:id="166" w:name="_Toc231854683"/>
       <w:r>
         <w:rPr>
           <w:bCs/>
@@ -23850,12 +23979,13 @@
         </w:rPr>
         <w:t>Chương 5. Kết luận và Hướng phát triển</w:t>
       </w:r>
-      <w:bookmarkEnd w:id="126"/>
-      <w:bookmarkEnd w:id="127"/>
-    </w:p>
-    <w:p>
-      <w:pPr>
-        <w:pStyle w:val="u2"/>
+      <w:bookmarkEnd w:id="164"/>
+      <w:bookmarkEnd w:id="165"/>
+      <w:bookmarkEnd w:id="166"/>
+    </w:p>
+    <w:p>
+      <w:pPr>
+        <w:pStyle w:val="Heading2"/>
         <w:numPr>
           <w:ilvl w:val="0"/>
           <w:numId w:val="0"/>
@@ -23866,8 +23996,9 @@
           <w:lang w:val="vi-VN"/>
         </w:rPr>
       </w:pPr>
-      <w:bookmarkStart w:id="128" w:name="_Toc231771895"/>
-      <w:bookmarkStart w:id="129" w:name="_Toc231778048"/>
+      <w:bookmarkStart w:id="167" w:name="_Toc231771895"/>
+      <w:bookmarkStart w:id="168" w:name="_Toc231778048"/>
+      <w:bookmarkStart w:id="169" w:name="_Toc231854684"/>
       <w:r>
         <w:rPr>
           <w:bCs/>
@@ -23876,8 +24007,9 @@
         </w:rPr>
         <w:t>5.1. Kết luận và Thành quả đạt được</w:t>
       </w:r>
-      <w:bookmarkEnd w:id="128"/>
-      <w:bookmarkEnd w:id="129"/>
+      <w:bookmarkEnd w:id="167"/>
+      <w:bookmarkEnd w:id="168"/>
+      <w:bookmarkEnd w:id="169"/>
     </w:p>
     <w:p>
       <w:pPr>
@@ -23942,7 +24074,15 @@
           <w:szCs w:val="26"/>
           <w:lang w:val="vi-VN"/>
         </w:rPr>
-        <w:t>: Đồ án đã thiết kế và triển khai thành công một sản phẩm website thương mại điện tử chuyên nghiệp, vận hành ổn định trên môi trường Internet thực tế thông qua nền tảng hosting GitHub Pages. Website sở hữu giao diện trực quan, giàu tính thẩm mỹ, mang phong cách gaming hiện đại, tạo cảm giác tin cậy cho khách hàng. Chức năng giỏ hàng tương tác thời gian thực hoạt động chính xác tuyệt đối, cơ chế lưu trữ LocalStorage giúp bảo toàn nguyên vẹn trạng thái mua sắm của khách hàng. Biểu mẫu đặt hàng được tích hợp các thuật toán xác thực dữ liệu đầu vào thông minh giúp nâng cao trải nghiệm người dùng và ngăn chặn hiệu quả các nguy cơ bảo mật.</w:t>
+        <w:t xml:space="preserve">: Đồ án đã thiết kế và triển khai thành công một sản phẩm website thương mại điện tử chuyên nghiệp, vận hành ổn định trên môi trường Internet thực tế thông qua nền tảng hosting GitHub Pages. Website sở hữu giao diện trực quan, giàu tính thẩm mỹ, mang phong cách gaming hiện đại, tạo cảm giác tin cậy cho khách hàng. Chức năng giỏ hàng tương tác thời gian thực hoạt động chính xác tuyệt đối, cơ chế lưu trữ LocalStorage giúp bảo toàn nguyên vẹn trạng thái mua sắm của </w:t>
+      </w:r>
+      <w:r>
+        <w:rPr>
+          <w:szCs w:val="26"/>
+          <w:lang w:val="vi-VN"/>
+        </w:rPr>
+        <w:lastRenderedPageBreak/>
+        <w:t>khách hàng. Biểu mẫu đặt hàng được tích hợp các thuật toán xác thực dữ liệu đầu vào thông minh giúp nâng cao trải nghiệm người dùng và ngăn chặn hiệu quả các nguy cơ bảo mật.</w:t>
       </w:r>
     </w:p>
     <w:p>
@@ -23959,7 +24099,6 @@
           <w:szCs w:val="26"/>
           <w:lang w:val="vi-VN"/>
         </w:rPr>
-        <w:lastRenderedPageBreak/>
         <w:tab/>
         <w:t>Về mặt kỹ năng thực tiễn</w:t>
       </w:r>
@@ -23991,8 +24130,9 @@
           <w:lang w:val="vi-VN"/>
         </w:rPr>
       </w:pPr>
-      <w:bookmarkStart w:id="130" w:name="_Toc231771896"/>
-      <w:bookmarkStart w:id="131" w:name="_Toc231778049"/>
+      <w:bookmarkStart w:id="170" w:name="_Toc231771896"/>
+      <w:bookmarkStart w:id="171" w:name="_Toc231778049"/>
+      <w:bookmarkStart w:id="172" w:name="_Toc231854685"/>
       <w:r>
         <w:rPr>
           <w:b/>
@@ -24002,8 +24142,9 @@
         </w:rPr>
         <w:t>5.2. Định hướng nâng cấp và Phát triển</w:t>
       </w:r>
-      <w:bookmarkEnd w:id="130"/>
-      <w:bookmarkEnd w:id="131"/>
+      <w:bookmarkEnd w:id="170"/>
+      <w:bookmarkEnd w:id="171"/>
+      <w:bookmarkEnd w:id="172"/>
     </w:p>
     <w:p>
       <w:pPr>
@@ -24107,7 +24248,15 @@
           <w:szCs w:val="26"/>
           <w:lang w:val="vi-VN"/>
         </w:rPr>
-        <w:t>: Nâng cấp từ cơ chế hiển thị mã QR tĩnh sang việc tích hợp sâu các API của các cổng thanh toán điện tử chuẩn hóa tại Việt Nam như Momo, VNPay, ZaloPay hoặc cổng thanh toán quốc tế Stripe. Điều này cho phép hệ thống tự động nhận diện tức thì các giao dịch chuyển khoản thành công từ phía ngân hàng của khách hàng thông qua cơ chế Webhook, tự động chuyển trạng thái đơn hàng sang "Đã thanh toán" và gửi email hóa đơn điện tử tự động cho khách hàng mà không cần sự can thiệp thủ công của nhân viên cửa hàng.   </w:t>
+        <w:t xml:space="preserve">: Nâng cấp từ cơ chế hiển thị mã QR tĩnh sang việc tích hợp sâu các API của các cổng thanh toán điện tử chuẩn hóa tại Việt Nam như Momo, VNPay, ZaloPay hoặc cổng thanh toán quốc tế Stripe. Điều này cho phép hệ thống tự động nhận diện tức thì các giao dịch chuyển khoản thành công từ </w:t>
+      </w:r>
+      <w:r>
+        <w:rPr>
+          <w:szCs w:val="26"/>
+          <w:lang w:val="vi-VN"/>
+        </w:rPr>
+        <w:lastRenderedPageBreak/>
+        <w:t>phía ngân hàng của khách hàng thông qua cơ chế Webhook, tự động chuyển trạng thái đơn hàng sang "Đã thanh toán" và gửi email hóa đơn điện tử tự động cho khách hàng mà không cần sự can thiệp thủ công của nhân viên cửa hàng.   </w:t>
       </w:r>
     </w:p>
     <w:p>
@@ -24126,16 +24275,409 @@
           <w:szCs w:val="26"/>
           <w:lang w:val="vi-VN"/>
         </w:rPr>
+        <w:tab/>
+        <w:t>Xây dựng phân hệ quản trị chuyên sâu (Admin Dashboard)</w:t>
+      </w:r>
+      <w:r>
+        <w:rPr>
+          <w:szCs w:val="26"/>
+          <w:lang w:val="vi-VN"/>
+        </w:rPr>
+        <w:t>: Phát triển một trang quản trị bảo mật dành riêng cho chủ cửa hàng, cho phép thực hiện đầy đủ các tác vụ quản lý danh mục sản phẩm (CRUD), quản lý danh sách đơn hàng, cập nhật trạng thái vận chuyển, và tích hợp các biểu đồ phân tích thống kê doanh thu, số lượng đơn hàng bán ra theo ngày, tuần, tháng trực quan. Việc hoàn thiện phân hệ này sẽ tạo nên một hệ sinh thái thương mại điện tử khép kín, tối ưu hóa năng lực quản trị vận hành cho doanh nghiệp trong kỷ nguyên số.   </w:t>
+      </w:r>
+    </w:p>
+    <w:p>
+      <w:pPr>
+        <w:pStyle w:val="noidung"/>
+        <w:ind w:firstLine="0"/>
+        <w:rPr>
+          <w:b/>
+          <w:bCs/>
+          <w:szCs w:val="26"/>
+          <w:lang w:val="vi-VN"/>
+        </w:rPr>
+      </w:pPr>
+      <w:r>
+        <w:rPr>
+          <w:b/>
+          <w:bCs/>
+          <w:szCs w:val="26"/>
+          <w:lang w:val="vi-VN"/>
+        </w:rPr>
+        <w:t>Danh mục tài liệu tham khảo</w:t>
+      </w:r>
+    </w:p>
+    <w:p>
+      <w:pPr>
+        <w:pStyle w:val="noidung"/>
+        <w:ind w:firstLine="0"/>
+        <w:rPr>
+          <w:szCs w:val="26"/>
+          <w:lang w:val="vi-VN"/>
+        </w:rPr>
+      </w:pPr>
+      <w:r>
+        <w:rPr>
+          <w:b/>
+          <w:bCs/>
+          <w:szCs w:val="26"/>
+          <w:lang w:val="vi-VN"/>
+        </w:rPr>
+        <w:tab/>
+      </w:r>
+      <w:r>
+        <w:rPr>
+          <w:b/>
+          <w:bCs/>
+          <w:szCs w:val="26"/>
+          <w:lang w:val="vi-VN"/>
+        </w:rPr>
+        <w:t>[1]</w:t>
+      </w:r>
+      <w:r>
+        <w:rPr>
+          <w:szCs w:val="26"/>
+          <w:lang w:val="vi-VN"/>
+        </w:rPr>
+        <w:t xml:space="preserve"> Kỷ yếu khoa học trên IEEE Xplore về một nghiên cứu công nghệ: </w:t>
+      </w:r>
+    </w:p>
+    <w:p>
+      <w:pPr>
+        <w:pStyle w:val="noidung"/>
+        <w:ind w:firstLine="0"/>
+        <w:rPr>
+          <w:szCs w:val="26"/>
+          <w:lang w:val="vi-VN"/>
+        </w:rPr>
+      </w:pPr>
+      <w:r>
+        <w:rPr>
+          <w:szCs w:val="26"/>
+          <w:lang w:val="vi-VN"/>
+        </w:rPr>
+        <w:t>https://ieeexplore.ieee.org/document/10349018</w:t>
+      </w:r>
+    </w:p>
+    <w:p>
+      <w:pPr>
+        <w:pStyle w:val="noidung"/>
+        <w:ind w:firstLine="0"/>
+        <w:rPr>
+          <w:szCs w:val="26"/>
+          <w:lang w:val="vi-VN"/>
+        </w:rPr>
+      </w:pPr>
+      <w:r>
+        <w:rPr>
+          <w:b/>
+          <w:bCs/>
+          <w:szCs w:val="26"/>
+          <w:lang w:val="vi-VN"/>
+        </w:rPr>
+        <w:tab/>
+      </w:r>
+      <w:r>
+        <w:rPr>
+          <w:b/>
+          <w:bCs/>
+          <w:szCs w:val="26"/>
+          <w:lang w:val="vi-VN"/>
+        </w:rPr>
+        <w:t>[2]</w:t>
+      </w:r>
+      <w:r>
+        <w:rPr>
+          <w:szCs w:val="26"/>
+          <w:lang w:val="vi-VN"/>
+        </w:rPr>
+        <w:t xml:space="preserve"> Tài liệu nghiên cứu kỹ thuật trên hệ thống IEEE Xplore: </w:t>
+      </w:r>
+    </w:p>
+    <w:p>
+      <w:pPr>
+        <w:pStyle w:val="noidung"/>
+        <w:ind w:firstLine="0"/>
+        <w:rPr>
+          <w:szCs w:val="26"/>
+          <w:lang w:val="vi-VN"/>
+        </w:rPr>
+      </w:pPr>
+      <w:r>
+        <w:rPr>
+          <w:szCs w:val="26"/>
+          <w:lang w:val="vi-VN"/>
+        </w:rPr>
+        <w:t>https://ieeexplore.ieee.org/document/10346615</w:t>
+      </w:r>
+    </w:p>
+    <w:p>
+      <w:pPr>
+        <w:pStyle w:val="noidung"/>
+        <w:ind w:firstLine="0"/>
+        <w:rPr>
+          <w:szCs w:val="26"/>
+          <w:lang w:val="vi-VN"/>
+        </w:rPr>
+      </w:pPr>
+      <w:r>
+        <w:rPr>
+          <w:b/>
+          <w:bCs/>
+          <w:szCs w:val="26"/>
+          <w:lang w:val="vi-VN"/>
+        </w:rPr>
+        <w:tab/>
+      </w:r>
+      <w:r>
+        <w:rPr>
+          <w:b/>
+          <w:bCs/>
+          <w:szCs w:val="26"/>
+          <w:lang w:val="vi-VN"/>
+        </w:rPr>
+        <w:t>[</w:t>
+      </w:r>
+      <w:r>
+        <w:rPr>
+          <w:b/>
+          <w:bCs/>
+          <w:szCs w:val="26"/>
+          <w:lang w:val="vi-VN"/>
+        </w:rPr>
+        <w:t>3]</w:t>
+      </w:r>
+      <w:r>
+        <w:rPr>
+          <w:szCs w:val="26"/>
+          <w:lang w:val="vi-VN"/>
+        </w:rPr>
+        <w:t xml:space="preserve"> Bài báo khoa học về phát triển hoặc tối ưu hệ thống trên IEEE Xplore: </w:t>
+      </w:r>
+    </w:p>
+    <w:p>
+      <w:pPr>
+        <w:pStyle w:val="noidung"/>
+        <w:ind w:firstLine="0"/>
+        <w:rPr>
+          <w:szCs w:val="26"/>
+          <w:lang w:val="vi-VN"/>
+        </w:rPr>
+      </w:pPr>
+      <w:r>
+        <w:rPr>
+          <w:szCs w:val="26"/>
+          <w:lang w:val="vi-VN"/>
+        </w:rPr>
+        <w:t xml:space="preserve">https://ieeexplore.ieee.org/document/10151228 </w:t>
+      </w:r>
+    </w:p>
+    <w:p>
+      <w:pPr>
+        <w:pStyle w:val="noidung"/>
+        <w:ind w:firstLine="0"/>
+        <w:rPr>
+          <w:szCs w:val="26"/>
+          <w:lang w:val="vi-VN"/>
+        </w:rPr>
+      </w:pPr>
+      <w:r>
+        <w:rPr>
+          <w:b/>
+          <w:bCs/>
+          <w:szCs w:val="26"/>
+          <w:lang w:val="vi-VN"/>
+        </w:rPr>
+        <w:tab/>
+      </w:r>
+      <w:r>
+        <w:rPr>
+          <w:b/>
+          <w:bCs/>
+          <w:szCs w:val="26"/>
+          <w:lang w:val="vi-VN"/>
+        </w:rPr>
+        <w:t>[4]</w:t>
+      </w:r>
+      <w:r>
+        <w:rPr>
+          <w:szCs w:val="26"/>
+          <w:lang w:val="vi-VN"/>
+        </w:rPr>
+        <w:t xml:space="preserve"> Bài viết nghiên cứu trên Tạp chí Quốc tế về Phục hồi chức năng Tâm lý xã hội (IJPR): </w:t>
+      </w:r>
+    </w:p>
+    <w:p>
+      <w:pPr>
+        <w:pStyle w:val="noidung"/>
+        <w:ind w:firstLine="0"/>
+        <w:rPr>
+          <w:szCs w:val="26"/>
+          <w:lang w:val="vi-VN"/>
+        </w:rPr>
+      </w:pPr>
+      <w:r>
+        <w:rPr>
+          <w:szCs w:val="26"/>
+          <w:lang w:val="vi-VN"/>
+        </w:rPr>
+        <w:t>DOCX</w:t>
+      </w:r>
+    </w:p>
+    <w:p>
+      <w:pPr>
+        <w:pStyle w:val="noidung"/>
+        <w:ind w:firstLine="0"/>
+        <w:rPr>
+          <w:szCs w:val="26"/>
+          <w:lang w:val="vi-VN"/>
+        </w:rPr>
+      </w:pPr>
+      <w:r>
+        <w:rPr>
+          <w:szCs w:val="26"/>
+          <w:lang w:val="vi-VN"/>
+        </w:rPr>
+        <w:t xml:space="preserve">https://psychosocial.com/index.php/ijpr/article/view/8594 </w:t>
+      </w:r>
+    </w:p>
+    <w:p>
+      <w:pPr>
+        <w:pStyle w:val="noidung"/>
+        <w:ind w:firstLine="0"/>
+        <w:rPr>
+          <w:szCs w:val="26"/>
+          <w:lang w:val="vi-VN"/>
+        </w:rPr>
+      </w:pPr>
+      <w:r>
+        <w:rPr>
+          <w:szCs w:val="26"/>
+          <w:lang w:val="vi-VN"/>
+        </w:rPr>
+        <w:t>DOCX</w:t>
+      </w:r>
+    </w:p>
+    <w:p>
+      <w:pPr>
+        <w:pStyle w:val="noidung"/>
+        <w:ind w:firstLine="0"/>
+        <w:rPr>
+          <w:szCs w:val="26"/>
+          <w:lang w:val="vi-VN"/>
+        </w:rPr>
+      </w:pPr>
+      <w:r>
+        <w:rPr>
+          <w:b/>
+          <w:bCs/>
+          <w:szCs w:val="26"/>
+          <w:lang w:val="vi-VN"/>
+        </w:rPr>
+        <w:tab/>
+      </w:r>
+      <w:r>
+        <w:rPr>
+          <w:b/>
+          <w:bCs/>
+          <w:szCs w:val="26"/>
+          <w:lang w:val="vi-VN"/>
+        </w:rPr>
+        <w:t>[5]</w:t>
+      </w:r>
+      <w:r>
+        <w:rPr>
+          <w:szCs w:val="26"/>
+          <w:lang w:val="vi-VN"/>
+        </w:rPr>
+        <w:t xml:space="preserve"> Tài liệu định dạng PDF (bản in của IEEE) liên quan đến nghiên cứu chuyên ngành: </w:t>
+      </w:r>
+    </w:p>
+    <w:p>
+      <w:pPr>
+        <w:pStyle w:val="noidung"/>
+        <w:ind w:firstLine="0"/>
+        <w:rPr>
+          <w:szCs w:val="26"/>
+          <w:lang w:val="vi-VN"/>
+        </w:rPr>
+      </w:pPr>
+      <w:r>
+        <w:rPr>
+          <w:szCs w:val="26"/>
+          <w:lang w:val="vi-VN"/>
+        </w:rPr>
+        <w:t>DOCX</w:t>
+      </w:r>
+    </w:p>
+    <w:p>
+      <w:pPr>
+        <w:pStyle w:val="noidung"/>
+        <w:ind w:firstLine="0"/>
+        <w:rPr>
+          <w:szCs w:val="26"/>
+          <w:lang w:val="vi-VN"/>
+        </w:rPr>
+      </w:pPr>
+      <w:r>
+        <w:rPr>
+          <w:szCs w:val="26"/>
+          <w:lang w:val="vi-VN"/>
+        </w:rPr>
+        <w:t xml:space="preserve">https://ieeexplore.ieee.org/stamp/stamp.jsp?arnumber=10720849 </w:t>
+      </w:r>
+    </w:p>
+    <w:p>
+      <w:pPr>
+        <w:pStyle w:val="noidung"/>
+        <w:ind w:firstLine="0"/>
+        <w:rPr>
+          <w:szCs w:val="26"/>
+          <w:lang w:val="vi-VN"/>
+        </w:rPr>
+      </w:pPr>
+      <w:r>
+        <w:rPr>
+          <w:szCs w:val="26"/>
+          <w:lang w:val="vi-VN"/>
+        </w:rPr>
+        <w:t>DOCX</w:t>
+      </w:r>
+    </w:p>
+    <w:p>
+      <w:pPr>
+        <w:pStyle w:val="noidung"/>
+        <w:ind w:firstLine="0"/>
+        <w:rPr>
+          <w:szCs w:val="26"/>
+          <w:lang w:val="vi-VN"/>
+        </w:rPr>
+      </w:pPr>
+      <w:r>
+        <w:rPr>
+          <w:b/>
+          <w:bCs/>
+          <w:szCs w:val="26"/>
+          <w:lang w:val="vi-VN"/>
+        </w:rPr>
         <w:lastRenderedPageBreak/>
         <w:tab/>
-        <w:t>Xây dựng phân hệ quản trị chuyên sâu (Admin Dashboard)</w:t>
-      </w:r>
-      <w:r>
-        <w:rPr>
-          <w:szCs w:val="26"/>
-          <w:lang w:val="vi-VN"/>
-        </w:rPr>
-        <w:t>: Phát triển một trang quản trị bảo mật dành riêng cho chủ cửa hàng, cho phép thực hiện đầy đủ các tác vụ quản lý danh mục sản phẩm (CRUD), quản lý danh sách đơn hàng, cập nhật trạng thái vận chuyển, và tích hợp các biểu đồ phân tích thống kê doanh thu, số lượng đơn hàng bán ra theo ngày, tuần, tháng trực quan. Việc hoàn thiện phân hệ này sẽ tạo nên một hệ sinh thái thương mại điện tử khép kín, tối ưu hóa năng lực quản trị vận hành cho doanh nghiệp trong kỷ nguyên số.   </w:t>
+      </w:r>
+      <w:r>
+        <w:rPr>
+          <w:b/>
+          <w:bCs/>
+          <w:szCs w:val="26"/>
+          <w:lang w:val="vi-VN"/>
+        </w:rPr>
+        <w:t>[6]</w:t>
+      </w:r>
+      <w:r>
+        <w:rPr>
+          <w:szCs w:val="26"/>
+          <w:lang w:val="vi-VN"/>
+        </w:rPr>
+        <w:t xml:space="preserve"> Báo cáo tài chính thường niên (CAFR) năm 2017 của NCSD: </w:t>
       </w:r>
     </w:p>
     <w:p>
@@ -24143,12 +24685,70 @@
         <w:pStyle w:val="noidung"/>
         <w:ind w:firstLine="0"/>
         <w:rPr>
+          <w:szCs w:val="26"/>
+          <w:lang w:val="vi-VN"/>
+        </w:rPr>
+      </w:pPr>
+      <w:r>
+        <w:rPr>
+          <w:szCs w:val="26"/>
+          <w:lang w:val="vi-VN"/>
+        </w:rPr>
+        <w:t>DOCX</w:t>
+      </w:r>
+    </w:p>
+    <w:p>
+      <w:pPr>
+        <w:pStyle w:val="noidung"/>
+        <w:ind w:firstLine="0"/>
+        <w:rPr>
+          <w:szCs w:val="26"/>
+          <w:lang w:val="vi-VN"/>
+        </w:rPr>
+      </w:pPr>
+      <w:r>
+        <w:rPr>
+          <w:szCs w:val="26"/>
+          <w:lang w:val="vi-VN"/>
+        </w:rPr>
+        <w:t xml:space="preserve">https://ncsd.sc.gov/wp-content/uploads/2019/11/FY_17_NCSD_CAFR.pdf </w:t>
+      </w:r>
+    </w:p>
+    <w:p>
+      <w:pPr>
+        <w:pStyle w:val="noidung"/>
+        <w:ind w:firstLine="0"/>
+        <w:rPr>
+          <w:szCs w:val="26"/>
+          <w:lang w:val="vi-VN"/>
+        </w:rPr>
+      </w:pPr>
+      <w:r>
+        <w:rPr>
+          <w:szCs w:val="26"/>
+          <w:lang w:val="vi-VN"/>
+        </w:rPr>
+        <w:t>DOCX</w:t>
+      </w:r>
+    </w:p>
+    <w:p>
+      <w:pPr>
+        <w:pStyle w:val="noidung"/>
+        <w:ind w:firstLine="0"/>
+        <w:rPr>
+          <w:szCs w:val="26"/>
+          <w:lang w:val="vi-VN"/>
+        </w:rPr>
+      </w:pPr>
+      <w:r>
+        <w:rPr>
           <w:b/>
           <w:bCs/>
           <w:szCs w:val="26"/>
           <w:lang w:val="vi-VN"/>
         </w:rPr>
-      </w:pPr>
+        <w:tab/>
+      </w:r>
       <w:r>
         <w:rPr>
           <w:b/>
@@ -24156,7 +24756,14 @@
           <w:szCs w:val="26"/>
           <w:lang w:val="vi-VN"/>
         </w:rPr>
-        <w:t>Danh mục tài liệu tham khảo</w:t>
+        <w:t>[7]</w:t>
+      </w:r>
+      <w:r>
+        <w:rPr>
+          <w:szCs w:val="26"/>
+          <w:lang w:val="vi-VN"/>
+        </w:rPr>
+        <w:t xml:space="preserve"> Bản thảo tài liệu chuẩn hóa về HTML5 của tổ chức W3C công bố năm 2008: </w:t>
       </w:r>
     </w:p>
     <w:p>
@@ -24170,6 +24777,57 @@
       </w:pPr>
       <w:r>
         <w:rPr>
+          <w:szCs w:val="26"/>
+          <w:lang w:val="vi-VN"/>
+        </w:rPr>
+        <w:t>DOCX</w:t>
+      </w:r>
+    </w:p>
+    <w:p>
+      <w:pPr>
+        <w:pStyle w:val="noidung"/>
+        <w:ind w:firstLine="0"/>
+        <w:rPr>
+          <w:szCs w:val="26"/>
+          <w:lang w:val="vi-VN"/>
+        </w:rPr>
+      </w:pPr>
+      <w:r>
+        <w:rPr>
+          <w:szCs w:val="26"/>
+          <w:lang w:val="vi-VN"/>
+        </w:rPr>
+        <w:t xml:space="preserve">https://www.w3.org/TR/2008/WD-html5-20080122/ </w:t>
+      </w:r>
+    </w:p>
+    <w:p>
+      <w:pPr>
+        <w:pStyle w:val="noidung"/>
+        <w:ind w:firstLine="0"/>
+        <w:rPr>
+          <w:szCs w:val="26"/>
+          <w:lang w:val="vi-VN"/>
+        </w:rPr>
+      </w:pPr>
+      <w:r>
+        <w:rPr>
+          <w:szCs w:val="26"/>
+          <w:lang w:val="vi-VN"/>
+        </w:rPr>
+        <w:t>DOCX</w:t>
+      </w:r>
+    </w:p>
+    <w:p>
+      <w:pPr>
+        <w:pStyle w:val="noidung"/>
+        <w:ind w:firstLine="0"/>
+        <w:rPr>
+          <w:szCs w:val="26"/>
+          <w:lang w:val="vi-VN"/>
+        </w:rPr>
+      </w:pPr>
+      <w:r>
+        <w:rPr>
           <w:b/>
           <w:bCs/>
           <w:szCs w:val="26"/>
@@ -24184,14 +24842,14 @@
           <w:szCs w:val="26"/>
           <w:lang w:val="vi-VN"/>
         </w:rPr>
-        <w:t>[1]</w:t>
-      </w:r>
-      <w:r>
-        <w:rPr>
-          <w:szCs w:val="26"/>
-          <w:lang w:val="vi-VN"/>
-        </w:rPr>
-        <w:t xml:space="preserve"> Kỷ yếu khoa học trên IEEE Xplore về một nghiên cứu công nghệ: </w:t>
+        <w:t>[8]</w:t>
+      </w:r>
+      <w:r>
+        <w:rPr>
+          <w:szCs w:val="26"/>
+          <w:lang w:val="vi-VN"/>
+        </w:rPr>
+        <w:t xml:space="preserve"> Tài liệu tra cứu nhanh về cấu trúc thẻ HTML5 (HTML5 Quick Markup Reference) trên ResearchGate: </w:t>
       </w:r>
     </w:p>
     <w:p>
@@ -24208,7 +24866,7 @@
           <w:szCs w:val="26"/>
           <w:lang w:val="vi-VN"/>
         </w:rPr>
-        <w:t>https://ieeexplore.ieee.org/document/10349018</w:t>
+        <w:t>DOCX</w:t>
       </w:r>
     </w:p>
     <w:p>
@@ -24222,6 +24880,40 @@
       </w:pPr>
       <w:r>
         <w:rPr>
+          <w:szCs w:val="26"/>
+          <w:lang w:val="vi-VN"/>
+        </w:rPr>
+        <w:t xml:space="preserve">https://www.researchgate.net/publication/305847213_HTML5_Quick_Markup_Reference </w:t>
+      </w:r>
+    </w:p>
+    <w:p>
+      <w:pPr>
+        <w:pStyle w:val="noidung"/>
+        <w:ind w:firstLine="0"/>
+        <w:rPr>
+          <w:szCs w:val="26"/>
+          <w:lang w:val="vi-VN"/>
+        </w:rPr>
+      </w:pPr>
+      <w:r>
+        <w:rPr>
+          <w:szCs w:val="26"/>
+          <w:lang w:val="vi-VN"/>
+        </w:rPr>
+        <w:t>DOCX</w:t>
+      </w:r>
+    </w:p>
+    <w:p>
+      <w:pPr>
+        <w:pStyle w:val="noidung"/>
+        <w:ind w:firstLine="0"/>
+        <w:rPr>
+          <w:szCs w:val="26"/>
+          <w:lang w:val="vi-VN"/>
+        </w:rPr>
+      </w:pPr>
+      <w:r>
+        <w:rPr>
           <w:b/>
           <w:bCs/>
           <w:szCs w:val="26"/>
@@ -24236,14 +24928,14 @@
           <w:szCs w:val="26"/>
           <w:lang w:val="vi-VN"/>
         </w:rPr>
-        <w:t>[2]</w:t>
-      </w:r>
-      <w:r>
-        <w:rPr>
-          <w:szCs w:val="26"/>
-          <w:lang w:val="vi-VN"/>
-        </w:rPr>
-        <w:t xml:space="preserve"> Tài liệu nghiên cứu kỹ thuật trên hệ thống IEEE Xplore: </w:t>
+        <w:t>[9]</w:t>
+      </w:r>
+      <w:r>
+        <w:rPr>
+          <w:szCs w:val="26"/>
+          <w:lang w:val="vi-VN"/>
+        </w:rPr>
+        <w:t xml:space="preserve"> Tài liệu khoa học/bài báo của giảng viên thuộc Đại học Marshall: </w:t>
       </w:r>
     </w:p>
     <w:p>
@@ -24260,7 +24952,7 @@
           <w:szCs w:val="26"/>
           <w:lang w:val="vi-VN"/>
         </w:rPr>
-        <w:t>https://ieeexplore.ieee.org/document/10346615</w:t>
+        <w:t>DOCX</w:t>
       </w:r>
     </w:p>
     <w:p>
@@ -24274,6 +24966,40 @@
       </w:pPr>
       <w:r>
         <w:rPr>
+          <w:szCs w:val="26"/>
+          <w:lang w:val="vi-VN"/>
+        </w:rPr>
+        <w:t xml:space="preserve">https://mds.marshall.edu/cgi/viewcontent.cgi?article=1020&amp;context=wdcs_faculty </w:t>
+      </w:r>
+    </w:p>
+    <w:p>
+      <w:pPr>
+        <w:pStyle w:val="noidung"/>
+        <w:ind w:firstLine="0"/>
+        <w:rPr>
+          <w:szCs w:val="26"/>
+          <w:lang w:val="vi-VN"/>
+        </w:rPr>
+      </w:pPr>
+      <w:r>
+        <w:rPr>
+          <w:szCs w:val="26"/>
+          <w:lang w:val="vi-VN"/>
+        </w:rPr>
+        <w:t>DOCX</w:t>
+      </w:r>
+    </w:p>
+    <w:p>
+      <w:pPr>
+        <w:pStyle w:val="noidung"/>
+        <w:ind w:firstLine="0"/>
+        <w:rPr>
+          <w:szCs w:val="26"/>
+          <w:lang w:val="vi-VN"/>
+        </w:rPr>
+      </w:pPr>
+      <w:r>
+        <w:rPr>
           <w:b/>
           <w:bCs/>
           <w:szCs w:val="26"/>
@@ -24288,8 +25014,76 @@
           <w:szCs w:val="26"/>
           <w:lang w:val="vi-VN"/>
         </w:rPr>
-        <w:t>[</w:t>
-      </w:r>
+        <w:t>[10]</w:t>
+      </w:r>
+      <w:r>
+        <w:rPr>
+          <w:szCs w:val="26"/>
+          <w:lang w:val="vi-VN"/>
+        </w:rPr>
+        <w:t xml:space="preserve"> Tài liệu nghiên cứu công nghệ mới xuất bản trên hệ thống IEEE Xplore: </w:t>
+      </w:r>
+    </w:p>
+    <w:p>
+      <w:pPr>
+        <w:pStyle w:val="noidung"/>
+        <w:ind w:firstLine="0"/>
+        <w:rPr>
+          <w:szCs w:val="26"/>
+          <w:lang w:val="vi-VN"/>
+        </w:rPr>
+      </w:pPr>
+      <w:r>
+        <w:rPr>
+          <w:szCs w:val="26"/>
+          <w:lang w:val="vi-VN"/>
+        </w:rPr>
+        <w:t>DOCX</w:t>
+      </w:r>
+    </w:p>
+    <w:p>
+      <w:pPr>
+        <w:pStyle w:val="noidung"/>
+        <w:ind w:firstLine="0"/>
+        <w:rPr>
+          <w:szCs w:val="26"/>
+          <w:lang w:val="vi-VN"/>
+        </w:rPr>
+      </w:pPr>
+      <w:r>
+        <w:rPr>
+          <w:szCs w:val="26"/>
+          <w:lang w:val="vi-VN"/>
+        </w:rPr>
+        <w:t xml:space="preserve">https://ieeexplore.ieee.org/document/11051850 </w:t>
+      </w:r>
+    </w:p>
+    <w:p>
+      <w:pPr>
+        <w:pStyle w:val="noidung"/>
+        <w:ind w:firstLine="0"/>
+        <w:rPr>
+          <w:szCs w:val="26"/>
+          <w:lang w:val="vi-VN"/>
+        </w:rPr>
+      </w:pPr>
+      <w:r>
+        <w:rPr>
+          <w:szCs w:val="26"/>
+          <w:lang w:val="vi-VN"/>
+        </w:rPr>
+        <w:t>DOCX</w:t>
+      </w:r>
+    </w:p>
+    <w:p>
+      <w:pPr>
+        <w:pStyle w:val="noidung"/>
+        <w:ind w:firstLine="0"/>
+        <w:rPr>
+          <w:szCs w:val="26"/>
+          <w:lang w:val="vi-VN"/>
+        </w:rPr>
+      </w:pPr>
       <w:r>
         <w:rPr>
           <w:b/>
@@ -24297,14 +25091,23 @@
           <w:szCs w:val="26"/>
           <w:lang w:val="vi-VN"/>
         </w:rPr>
-        <w:t>3]</w:t>
-      </w:r>
-      <w:r>
-        <w:rPr>
-          <w:szCs w:val="26"/>
-          <w:lang w:val="vi-VN"/>
-        </w:rPr>
-        <w:t xml:space="preserve"> Bài báo khoa học về phát triển hoặc tối ưu hệ thống trên IEEE Xplore: </w:t>
+        <w:tab/>
+      </w:r>
+      <w:r>
+        <w:rPr>
+          <w:b/>
+          <w:bCs/>
+          <w:szCs w:val="26"/>
+          <w:lang w:val="vi-VN"/>
+        </w:rPr>
+        <w:t>[11]</w:t>
+      </w:r>
+      <w:r>
+        <w:rPr>
+          <w:szCs w:val="26"/>
+          <w:lang w:val="vi-VN"/>
+        </w:rPr>
+        <w:t xml:space="preserve"> Danh sách các kho mã nguồn về chủ đề giỏ hàng (shopping cart) viết bằng HTML trên GitHub: </w:t>
       </w:r>
     </w:p>
     <w:p>
@@ -24321,7 +25124,7 @@
           <w:szCs w:val="26"/>
           <w:lang w:val="vi-VN"/>
         </w:rPr>
-        <w:t xml:space="preserve">https://ieeexplore.ieee.org/document/10151228 </w:t>
+        <w:t>DOCX</w:t>
       </w:r>
     </w:p>
     <w:p>
@@ -24335,6 +25138,41 @@
       </w:pPr>
       <w:r>
         <w:rPr>
+          <w:szCs w:val="26"/>
+          <w:lang w:val="vi-VN"/>
+        </w:rPr>
+        <w:t xml:space="preserve">https://github.com/topics/shopping-cart?l=html&amp;o=asc&amp;s=forks </w:t>
+      </w:r>
+    </w:p>
+    <w:p>
+      <w:pPr>
+        <w:pStyle w:val="noidung"/>
+        <w:ind w:firstLine="0"/>
+        <w:rPr>
+          <w:szCs w:val="26"/>
+          <w:lang w:val="vi-VN"/>
+        </w:rPr>
+      </w:pPr>
+      <w:r>
+        <w:rPr>
+          <w:szCs w:val="26"/>
+          <w:lang w:val="vi-VN"/>
+        </w:rPr>
+        <w:lastRenderedPageBreak/>
+        <w:t>DOCX</w:t>
+      </w:r>
+    </w:p>
+    <w:p>
+      <w:pPr>
+        <w:pStyle w:val="noidung"/>
+        <w:ind w:firstLine="0"/>
+        <w:rPr>
+          <w:szCs w:val="26"/>
+          <w:lang w:val="vi-VN"/>
+        </w:rPr>
+      </w:pPr>
+      <w:r>
+        <w:rPr>
           <w:b/>
           <w:bCs/>
           <w:szCs w:val="26"/>
@@ -24349,14 +25187,14 @@
           <w:szCs w:val="26"/>
           <w:lang w:val="vi-VN"/>
         </w:rPr>
-        <w:t>[4]</w:t>
-      </w:r>
-      <w:r>
-        <w:rPr>
-          <w:szCs w:val="26"/>
-          <w:lang w:val="vi-VN"/>
-        </w:rPr>
-        <w:t xml:space="preserve"> Bài viết nghiên cứu trên Tạp chí Quốc tế về Phục hồi chức năng Tâm lý xã hội (IJPR): </w:t>
+        <w:t>[12]</w:t>
+      </w:r>
+      <w:r>
+        <w:rPr>
+          <w:szCs w:val="26"/>
+          <w:lang w:val="vi-VN"/>
+        </w:rPr>
+        <w:t xml:space="preserve"> Kho mã nguồn thiết kế giao diện thương mại điện tử (design-ecommerce) từ App Generator trên GitHub: </w:t>
       </w:r>
     </w:p>
     <w:p>
@@ -24390,7 +25228,7 @@
           <w:szCs w:val="26"/>
           <w:lang w:val="vi-VN"/>
         </w:rPr>
-        <w:t xml:space="preserve">https://psychosocial.com/index.php/ijpr/article/view/8594 </w:t>
+        <w:t xml:space="preserve">https://github.com/app-generator/design-ecommerce </w:t>
       </w:r>
     </w:p>
     <w:p>
@@ -24399,11 +25237,13 @@
         <w:ind w:firstLine="0"/>
         <w:rPr>
           <w:szCs w:val="26"/>
-        </w:rPr>
-      </w:pPr>
-      <w:r>
-        <w:rPr>
-          <w:szCs w:val="26"/>
+          <w:lang w:val="vi-VN"/>
+        </w:rPr>
+      </w:pPr>
+      <w:r>
+        <w:rPr>
+          <w:szCs w:val="26"/>
+          <w:lang w:val="vi-VN"/>
         </w:rPr>
         <w:t>DOCX</w:t>
       </w:r>
@@ -24414,6 +25254,7 @@
         <w:ind w:firstLine="0"/>
         <w:rPr>
           <w:szCs w:val="26"/>
+          <w:lang w:val="vi-VN"/>
         </w:rPr>
       </w:pPr>
       <w:r>
@@ -24423,21 +25264,14 @@
           <w:szCs w:val="26"/>
           <w:lang w:val="vi-VN"/>
         </w:rPr>
-        <w:tab/>
-      </w:r>
-      <w:r>
-        <w:rPr>
-          <w:b/>
-          <w:bCs/>
-          <w:szCs w:val="26"/>
-        </w:rPr>
-        <w:t>[5]</w:t>
-      </w:r>
-      <w:r>
-        <w:rPr>
-          <w:szCs w:val="26"/>
-        </w:rPr>
-        <w:t xml:space="preserve"> Tài liệu định dạng PDF (bản in của IEEE) liên quan đến nghiên cứu chuyên ngành: </w:t>
+        <w:t>[13]</w:t>
+      </w:r>
+      <w:r>
+        <w:rPr>
+          <w:szCs w:val="26"/>
+          <w:lang w:val="vi-VN"/>
+        </w:rPr>
+        <w:t xml:space="preserve"> Kho mã nguồn hệ thống giỏ hàng viết bằng TypeScript của người dùng PAIshanMadusha trên GitHub: </w:t>
       </w:r>
     </w:p>
     <w:p>
@@ -24446,11 +25280,13 @@
         <w:ind w:firstLine="0"/>
         <w:rPr>
           <w:szCs w:val="26"/>
-        </w:rPr>
-      </w:pPr>
-      <w:r>
-        <w:rPr>
-          <w:szCs w:val="26"/>
+          <w:lang w:val="vi-VN"/>
+        </w:rPr>
+      </w:pPr>
+      <w:r>
+        <w:rPr>
+          <w:szCs w:val="26"/>
+          <w:lang w:val="vi-VN"/>
         </w:rPr>
         <w:t>DOCX</w:t>
       </w:r>
@@ -24461,620 +25297,13 @@
         <w:ind w:firstLine="0"/>
         <w:rPr>
           <w:szCs w:val="26"/>
-        </w:rPr>
-      </w:pPr>
-      <w:r>
-        <w:rPr>
-          <w:szCs w:val="26"/>
-        </w:rPr>
-        <w:t xml:space="preserve">https://ieeexplore.ieee.org/stamp/stamp.jsp?arnumber=10720849 </w:t>
-      </w:r>
-    </w:p>
-    <w:p>
-      <w:pPr>
-        <w:pStyle w:val="noidung"/>
-        <w:ind w:firstLine="0"/>
-        <w:rPr>
-          <w:szCs w:val="26"/>
-        </w:rPr>
-      </w:pPr>
-      <w:r>
-        <w:rPr>
-          <w:szCs w:val="26"/>
-        </w:rPr>
-        <w:t>DOCX</w:t>
-      </w:r>
-    </w:p>
-    <w:p>
-      <w:pPr>
-        <w:pStyle w:val="noidung"/>
-        <w:ind w:firstLine="0"/>
-        <w:rPr>
-          <w:szCs w:val="26"/>
-        </w:rPr>
-      </w:pPr>
-      <w:r>
-        <w:rPr>
-          <w:b/>
-          <w:bCs/>
-          <w:szCs w:val="26"/>
-          <w:lang w:val="vi-VN"/>
-        </w:rPr>
-        <w:tab/>
-      </w:r>
-      <w:r>
-        <w:rPr>
-          <w:b/>
-          <w:bCs/>
-          <w:szCs w:val="26"/>
-        </w:rPr>
-        <w:t>[6]</w:t>
-      </w:r>
-      <w:r>
-        <w:rPr>
-          <w:szCs w:val="26"/>
-        </w:rPr>
-        <w:t xml:space="preserve"> Báo cáo tài chính thường niên (CAFR) năm 2017 của NCSD: </w:t>
-      </w:r>
-    </w:p>
-    <w:p>
-      <w:pPr>
-        <w:pStyle w:val="noidung"/>
-        <w:ind w:firstLine="0"/>
-        <w:rPr>
-          <w:szCs w:val="26"/>
-        </w:rPr>
-      </w:pPr>
-      <w:r>
-        <w:rPr>
-          <w:szCs w:val="26"/>
-        </w:rPr>
-        <w:t>DOCX</w:t>
-      </w:r>
-    </w:p>
-    <w:p>
-      <w:pPr>
-        <w:pStyle w:val="noidung"/>
-        <w:ind w:firstLine="0"/>
-        <w:rPr>
-          <w:szCs w:val="26"/>
-        </w:rPr>
-      </w:pPr>
-      <w:r>
-        <w:rPr>
-          <w:szCs w:val="26"/>
-        </w:rPr>
-        <w:t xml:space="preserve">https://ncsd.sc.gov/wp-content/uploads/2019/11/FY_17_NCSD_CAFR.pdf </w:t>
-      </w:r>
-    </w:p>
-    <w:p>
-      <w:pPr>
-        <w:pStyle w:val="noidung"/>
-        <w:ind w:firstLine="0"/>
-        <w:rPr>
-          <w:szCs w:val="26"/>
-        </w:rPr>
-      </w:pPr>
-      <w:r>
-        <w:rPr>
-          <w:szCs w:val="26"/>
-        </w:rPr>
-        <w:lastRenderedPageBreak/>
-        <w:t>DOCX</w:t>
-      </w:r>
-    </w:p>
-    <w:p>
-      <w:pPr>
-        <w:pStyle w:val="noidung"/>
-        <w:ind w:firstLine="0"/>
-        <w:rPr>
-          <w:szCs w:val="26"/>
-        </w:rPr>
-      </w:pPr>
-      <w:r>
-        <w:rPr>
-          <w:b/>
-          <w:bCs/>
-          <w:szCs w:val="26"/>
-          <w:lang w:val="vi-VN"/>
-        </w:rPr>
-        <w:tab/>
-      </w:r>
-      <w:r>
-        <w:rPr>
-          <w:b/>
-          <w:bCs/>
-          <w:szCs w:val="26"/>
-        </w:rPr>
-        <w:t>[7]</w:t>
-      </w:r>
-      <w:r>
-        <w:rPr>
-          <w:szCs w:val="26"/>
-        </w:rPr>
-        <w:t xml:space="preserve"> Bản thảo tài liệu chuẩn hóa về HTML5 của tổ chức W3C công bố năm 2008: </w:t>
-      </w:r>
-    </w:p>
-    <w:p>
-      <w:pPr>
-        <w:pStyle w:val="noidung"/>
-        <w:ind w:firstLine="0"/>
-        <w:rPr>
-          <w:szCs w:val="26"/>
-        </w:rPr>
-      </w:pPr>
-      <w:r>
-        <w:rPr>
-          <w:szCs w:val="26"/>
-        </w:rPr>
-        <w:t>DOCX</w:t>
-      </w:r>
-    </w:p>
-    <w:p>
-      <w:pPr>
-        <w:pStyle w:val="noidung"/>
-        <w:ind w:firstLine="0"/>
-        <w:rPr>
-          <w:szCs w:val="26"/>
-        </w:rPr>
-      </w:pPr>
-      <w:r>
-        <w:rPr>
-          <w:szCs w:val="26"/>
-        </w:rPr>
-        <w:t xml:space="preserve">https://www.w3.org/TR/2008/WD-html5-20080122/ </w:t>
-      </w:r>
-    </w:p>
-    <w:p>
-      <w:pPr>
-        <w:pStyle w:val="noidung"/>
-        <w:ind w:firstLine="0"/>
-        <w:rPr>
-          <w:szCs w:val="26"/>
-        </w:rPr>
-      </w:pPr>
-      <w:r>
-        <w:rPr>
-          <w:szCs w:val="26"/>
-        </w:rPr>
-        <w:t>DOCX</w:t>
-      </w:r>
-    </w:p>
-    <w:p>
-      <w:pPr>
-        <w:pStyle w:val="noidung"/>
-        <w:ind w:firstLine="0"/>
-        <w:rPr>
-          <w:szCs w:val="26"/>
-        </w:rPr>
-      </w:pPr>
-      <w:r>
-        <w:rPr>
-          <w:b/>
-          <w:bCs/>
-          <w:szCs w:val="26"/>
-          <w:lang w:val="vi-VN"/>
-        </w:rPr>
-        <w:tab/>
-      </w:r>
-      <w:r>
-        <w:rPr>
-          <w:b/>
-          <w:bCs/>
-          <w:szCs w:val="26"/>
-        </w:rPr>
-        <w:t>[8]</w:t>
-      </w:r>
-      <w:r>
-        <w:rPr>
-          <w:szCs w:val="26"/>
-        </w:rPr>
-        <w:t xml:space="preserve"> Tài liệu tra cứu nhanh về cấu trúc thẻ HTML5 (HTML5 Quick Markup Reference) trên ResearchGate: </w:t>
-      </w:r>
-    </w:p>
-    <w:p>
-      <w:pPr>
-        <w:pStyle w:val="noidung"/>
-        <w:ind w:firstLine="0"/>
-        <w:rPr>
-          <w:szCs w:val="26"/>
-        </w:rPr>
-      </w:pPr>
-      <w:r>
-        <w:rPr>
-          <w:szCs w:val="26"/>
-        </w:rPr>
-        <w:t>DOCX</w:t>
-      </w:r>
-    </w:p>
-    <w:p>
-      <w:pPr>
-        <w:pStyle w:val="noidung"/>
-        <w:ind w:firstLine="0"/>
-        <w:rPr>
-          <w:szCs w:val="26"/>
-        </w:rPr>
-      </w:pPr>
-      <w:r>
-        <w:rPr>
-          <w:szCs w:val="26"/>
-        </w:rPr>
-        <w:t xml:space="preserve">https://www.researchgate.net/publication/305847213_HTML5_Quick_Markup_Reference </w:t>
-      </w:r>
-    </w:p>
-    <w:p>
-      <w:pPr>
-        <w:pStyle w:val="noidung"/>
-        <w:ind w:firstLine="0"/>
-        <w:rPr>
-          <w:szCs w:val="26"/>
-        </w:rPr>
-      </w:pPr>
-      <w:r>
-        <w:rPr>
-          <w:szCs w:val="26"/>
-        </w:rPr>
-        <w:t>DOCX</w:t>
-      </w:r>
-    </w:p>
-    <w:p>
-      <w:pPr>
-        <w:pStyle w:val="noidung"/>
-        <w:ind w:firstLine="0"/>
-        <w:rPr>
-          <w:szCs w:val="26"/>
-        </w:rPr>
-      </w:pPr>
-      <w:r>
-        <w:rPr>
-          <w:b/>
-          <w:bCs/>
-          <w:szCs w:val="26"/>
-          <w:lang w:val="vi-VN"/>
-        </w:rPr>
-        <w:tab/>
-      </w:r>
-      <w:r>
-        <w:rPr>
-          <w:b/>
-          <w:bCs/>
-          <w:szCs w:val="26"/>
-        </w:rPr>
-        <w:t>[9]</w:t>
-      </w:r>
-      <w:r>
-        <w:rPr>
-          <w:szCs w:val="26"/>
-        </w:rPr>
-        <w:t xml:space="preserve"> Tài liệu khoa học/bài báo của giảng viên thuộc Đại học Marshall: </w:t>
-      </w:r>
-    </w:p>
-    <w:p>
-      <w:pPr>
-        <w:pStyle w:val="noidung"/>
-        <w:ind w:firstLine="0"/>
-        <w:rPr>
-          <w:szCs w:val="26"/>
-        </w:rPr>
-      </w:pPr>
-      <w:r>
-        <w:rPr>
-          <w:szCs w:val="26"/>
-        </w:rPr>
-        <w:t>DOCX</w:t>
-      </w:r>
-    </w:p>
-    <w:p>
-      <w:pPr>
-        <w:pStyle w:val="noidung"/>
-        <w:ind w:firstLine="0"/>
-        <w:rPr>
-          <w:szCs w:val="26"/>
-        </w:rPr>
-      </w:pPr>
-      <w:r>
-        <w:rPr>
-          <w:szCs w:val="26"/>
-        </w:rPr>
-        <w:t xml:space="preserve">https://mds.marshall.edu/cgi/viewcontent.cgi?article=1020&amp;context=wdcs_faculty </w:t>
-      </w:r>
-    </w:p>
-    <w:p>
-      <w:pPr>
-        <w:pStyle w:val="noidung"/>
-        <w:ind w:firstLine="0"/>
-        <w:rPr>
-          <w:szCs w:val="26"/>
-        </w:rPr>
-      </w:pPr>
-      <w:r>
-        <w:rPr>
-          <w:szCs w:val="26"/>
-        </w:rPr>
-        <w:t>DOCX</w:t>
-      </w:r>
-    </w:p>
-    <w:p>
-      <w:pPr>
-        <w:pStyle w:val="noidung"/>
-        <w:ind w:firstLine="0"/>
-        <w:rPr>
-          <w:szCs w:val="26"/>
-        </w:rPr>
-      </w:pPr>
-      <w:r>
-        <w:rPr>
-          <w:b/>
-          <w:bCs/>
-          <w:szCs w:val="26"/>
-          <w:lang w:val="vi-VN"/>
-        </w:rPr>
-        <w:tab/>
-      </w:r>
-      <w:r>
-        <w:rPr>
-          <w:b/>
-          <w:bCs/>
-          <w:szCs w:val="26"/>
-        </w:rPr>
-        <w:t>[10]</w:t>
-      </w:r>
-      <w:r>
-        <w:rPr>
-          <w:szCs w:val="26"/>
-        </w:rPr>
-        <w:t xml:space="preserve"> Tài liệu nghiên cứu công nghệ mới xuất bản trên hệ thống IEEE Xplore: </w:t>
-      </w:r>
-    </w:p>
-    <w:p>
-      <w:pPr>
-        <w:pStyle w:val="noidung"/>
-        <w:ind w:firstLine="0"/>
-        <w:rPr>
-          <w:szCs w:val="26"/>
-        </w:rPr>
-      </w:pPr>
-      <w:r>
-        <w:rPr>
-          <w:szCs w:val="26"/>
-        </w:rPr>
-        <w:t>DOCX</w:t>
-      </w:r>
-    </w:p>
-    <w:p>
-      <w:pPr>
-        <w:pStyle w:val="noidung"/>
-        <w:ind w:firstLine="0"/>
-        <w:rPr>
-          <w:szCs w:val="26"/>
-        </w:rPr>
-      </w:pPr>
-      <w:r>
-        <w:rPr>
-          <w:szCs w:val="26"/>
-        </w:rPr>
-        <w:t xml:space="preserve">https://ieeexplore.ieee.org/document/11051850 </w:t>
-      </w:r>
-    </w:p>
-    <w:p>
-      <w:pPr>
-        <w:pStyle w:val="noidung"/>
-        <w:ind w:firstLine="0"/>
-        <w:rPr>
-          <w:szCs w:val="26"/>
-        </w:rPr>
-      </w:pPr>
-      <w:r>
-        <w:rPr>
-          <w:szCs w:val="26"/>
-        </w:rPr>
-        <w:t>DOCX</w:t>
-      </w:r>
-    </w:p>
-    <w:p>
-      <w:pPr>
-        <w:pStyle w:val="noidung"/>
-        <w:ind w:firstLine="0"/>
-        <w:rPr>
-          <w:szCs w:val="26"/>
-        </w:rPr>
-      </w:pPr>
-      <w:r>
-        <w:rPr>
-          <w:b/>
-          <w:bCs/>
-          <w:szCs w:val="26"/>
-          <w:lang w:val="vi-VN"/>
-        </w:rPr>
-        <w:tab/>
-      </w:r>
-      <w:r>
-        <w:rPr>
-          <w:b/>
-          <w:bCs/>
-          <w:szCs w:val="26"/>
-        </w:rPr>
-        <w:t>[11]</w:t>
-      </w:r>
-      <w:r>
-        <w:rPr>
-          <w:szCs w:val="26"/>
-        </w:rPr>
-        <w:t xml:space="preserve"> Danh sách các kho mã nguồn về chủ đề giỏ hàng (shopping cart) viết bằng HTML trên GitHub: </w:t>
-      </w:r>
-    </w:p>
-    <w:p>
-      <w:pPr>
-        <w:pStyle w:val="noidung"/>
-        <w:ind w:firstLine="0"/>
-        <w:rPr>
-          <w:szCs w:val="26"/>
-        </w:rPr>
-      </w:pPr>
-      <w:r>
-        <w:rPr>
-          <w:szCs w:val="26"/>
-        </w:rPr>
-        <w:t>DOCX</w:t>
-      </w:r>
-    </w:p>
-    <w:p>
-      <w:pPr>
-        <w:pStyle w:val="noidung"/>
-        <w:ind w:firstLine="0"/>
-        <w:rPr>
-          <w:szCs w:val="26"/>
-        </w:rPr>
-      </w:pPr>
-      <w:r>
-        <w:rPr>
-          <w:szCs w:val="26"/>
-        </w:rPr>
-        <w:t xml:space="preserve">https://github.com/topics/shopping-cart?l=html&amp;o=asc&amp;s=forks </w:t>
-      </w:r>
-    </w:p>
-    <w:p>
-      <w:pPr>
-        <w:pStyle w:val="noidung"/>
-        <w:ind w:firstLine="0"/>
-        <w:rPr>
-          <w:szCs w:val="26"/>
-        </w:rPr>
-      </w:pPr>
-      <w:r>
-        <w:rPr>
-          <w:szCs w:val="26"/>
-        </w:rPr>
-        <w:t>DOCX</w:t>
-      </w:r>
-    </w:p>
-    <w:p>
-      <w:pPr>
-        <w:pStyle w:val="noidung"/>
-        <w:ind w:firstLine="0"/>
-        <w:rPr>
-          <w:szCs w:val="26"/>
-        </w:rPr>
-      </w:pPr>
-      <w:r>
-        <w:rPr>
-          <w:b/>
-          <w:bCs/>
-          <w:szCs w:val="26"/>
-          <w:lang w:val="vi-VN"/>
-        </w:rPr>
-        <w:tab/>
-      </w:r>
-      <w:r>
-        <w:rPr>
-          <w:b/>
-          <w:bCs/>
-          <w:szCs w:val="26"/>
-        </w:rPr>
-        <w:t>[12]</w:t>
-      </w:r>
-      <w:r>
-        <w:rPr>
-          <w:szCs w:val="26"/>
-        </w:rPr>
-        <w:t xml:space="preserve"> Kho mã nguồn thiết kế giao diện thương mại điện tử (design-ecommerce) từ App Generator trên GitHub: </w:t>
-      </w:r>
-    </w:p>
-    <w:p>
-      <w:pPr>
-        <w:pStyle w:val="noidung"/>
-        <w:ind w:firstLine="0"/>
-        <w:rPr>
-          <w:szCs w:val="26"/>
-        </w:rPr>
-      </w:pPr>
-      <w:r>
-        <w:rPr>
-          <w:szCs w:val="26"/>
-        </w:rPr>
-        <w:lastRenderedPageBreak/>
-        <w:t>DOCX</w:t>
-      </w:r>
-    </w:p>
-    <w:p>
-      <w:pPr>
-        <w:pStyle w:val="noidung"/>
-        <w:ind w:firstLine="0"/>
-        <w:rPr>
-          <w:szCs w:val="26"/>
-        </w:rPr>
-      </w:pPr>
-      <w:r>
-        <w:rPr>
-          <w:szCs w:val="26"/>
-        </w:rPr>
-        <w:t xml:space="preserve">https://github.com/app-generator/design-ecommerce </w:t>
-      </w:r>
-    </w:p>
-    <w:p>
-      <w:pPr>
-        <w:pStyle w:val="noidung"/>
-        <w:ind w:firstLine="0"/>
-        <w:rPr>
-          <w:szCs w:val="26"/>
-        </w:rPr>
-      </w:pPr>
-      <w:r>
-        <w:rPr>
-          <w:szCs w:val="26"/>
-        </w:rPr>
-        <w:t>DOCX</w:t>
-      </w:r>
-    </w:p>
-    <w:p>
-      <w:pPr>
-        <w:pStyle w:val="noidung"/>
-        <w:ind w:firstLine="0"/>
-        <w:rPr>
-          <w:szCs w:val="26"/>
-        </w:rPr>
-      </w:pPr>
-      <w:r>
-        <w:rPr>
-          <w:b/>
-          <w:bCs/>
-          <w:szCs w:val="26"/>
-        </w:rPr>
-        <w:t>[13]</w:t>
-      </w:r>
-      <w:r>
-        <w:rPr>
-          <w:szCs w:val="26"/>
-        </w:rPr>
-        <w:t xml:space="preserve"> Kho mã nguồn hệ thống giỏ hàng viết bằng TypeScript của người dùng PAIshanMadusha trên GitHub: </w:t>
-      </w:r>
-    </w:p>
-    <w:p>
-      <w:pPr>
-        <w:pStyle w:val="noidung"/>
-        <w:ind w:firstLine="0"/>
-        <w:rPr>
-          <w:szCs w:val="26"/>
-        </w:rPr>
-      </w:pPr>
-      <w:r>
-        <w:rPr>
-          <w:szCs w:val="26"/>
-        </w:rPr>
-        <w:t>DOCX</w:t>
-      </w:r>
-    </w:p>
-    <w:p>
-      <w:pPr>
-        <w:pStyle w:val="noidung"/>
-        <w:ind w:firstLine="0"/>
-        <w:rPr>
-          <w:szCs w:val="26"/>
-        </w:rPr>
-      </w:pPr>
-      <w:r>
-        <w:rPr>
-          <w:szCs w:val="26"/>
+          <w:lang w:val="vi-VN"/>
+        </w:rPr>
+      </w:pPr>
+      <w:r>
+        <w:rPr>
+          <w:szCs w:val="26"/>
+          <w:lang w:val="vi-VN"/>
         </w:rPr>
         <w:t xml:space="preserve">https://github.com/PAIshanMadusha/cart-system-typescript </w:t>
       </w:r>
@@ -25187,7 +25416,7 @@
     <w:sdtContent>
       <w:p>
         <w:pPr>
-          <w:pStyle w:val="Chntrang"/>
+          <w:pStyle w:val="Footer"/>
           <w:jc w:val="right"/>
         </w:pPr>
         <w:r>
@@ -25210,7 +25439,7 @@
   </w:sdt>
   <w:p>
     <w:pPr>
-      <w:pStyle w:val="Chntrang"/>
+      <w:pStyle w:val="Footer"/>
     </w:pPr>
   </w:p>
 </w:ftr>
@@ -25228,7 +25457,7 @@
     <w:sdtContent>
       <w:p>
         <w:pPr>
-          <w:pStyle w:val="Chntrang"/>
+          <w:pStyle w:val="Footer"/>
           <w:jc w:val="right"/>
         </w:pPr>
         <w:r>
@@ -25251,7 +25480,7 @@
   </w:sdt>
   <w:p>
     <w:pPr>
-      <w:pStyle w:val="Chntrang"/>
+      <w:pStyle w:val="Footer"/>
     </w:pPr>
   </w:p>
 </w:ftr>
@@ -25583,7 +25812,7 @@
     <w:lvl w:ilvl="0">
       <w:start w:val="1"/>
       <w:numFmt w:val="decimal"/>
-      <w:pStyle w:val="u1"/>
+      <w:pStyle w:val="Heading1"/>
       <w:suff w:val="space"/>
       <w:lvlText w:val="CHƯƠNG %1."/>
       <w:lvlJc w:val="left"/>
@@ -25600,7 +25829,7 @@
     <w:lvl w:ilvl="1">
       <w:start w:val="1"/>
       <w:numFmt w:val="decimal"/>
-      <w:pStyle w:val="u2"/>
+      <w:pStyle w:val="Heading2"/>
       <w:suff w:val="space"/>
       <w:lvlText w:val="%1.%2"/>
       <w:lvlJc w:val="left"/>
@@ -25617,7 +25846,7 @@
     <w:lvl w:ilvl="2">
       <w:start w:val="1"/>
       <w:numFmt w:val="decimal"/>
-      <w:pStyle w:val="u3"/>
+      <w:pStyle w:val="Heading3"/>
       <w:suff w:val="space"/>
       <w:lvlText w:val="%1.%2.%3"/>
       <w:lvlJc w:val="left"/>
@@ -25634,7 +25863,7 @@
     <w:lvl w:ilvl="3">
       <w:start w:val="1"/>
       <w:numFmt w:val="decimal"/>
-      <w:pStyle w:val="u4"/>
+      <w:pStyle w:val="Heading4"/>
       <w:suff w:val="space"/>
       <w:lvlText w:val="%1.%2.%3.%4"/>
       <w:lvlJc w:val="left"/>
@@ -25651,7 +25880,7 @@
     <w:lvl w:ilvl="4">
       <w:start w:val="1"/>
       <w:numFmt w:val="decimal"/>
-      <w:pStyle w:val="u5"/>
+      <w:pStyle w:val="Heading5"/>
       <w:lvlText w:val="%1.%2.%3.%4.%5"/>
       <w:lvlJc w:val="left"/>
       <w:pPr>
@@ -25664,7 +25893,7 @@
     <w:lvl w:ilvl="5">
       <w:start w:val="1"/>
       <w:numFmt w:val="decimal"/>
-      <w:pStyle w:val="u6"/>
+      <w:pStyle w:val="Heading6"/>
       <w:lvlText w:val="%1.%2.%3.%4.%5.%6"/>
       <w:lvlJc w:val="left"/>
       <w:pPr>
@@ -25677,7 +25906,7 @@
     <w:lvl w:ilvl="6">
       <w:start w:val="1"/>
       <w:numFmt w:val="decimal"/>
-      <w:pStyle w:val="u7"/>
+      <w:pStyle w:val="Heading7"/>
       <w:lvlText w:val="%1.%2.%3.%4.%5.%6.%7"/>
       <w:lvlJc w:val="left"/>
       <w:pPr>
@@ -25690,7 +25919,7 @@
     <w:lvl w:ilvl="7">
       <w:start w:val="1"/>
       <w:numFmt w:val="decimal"/>
-      <w:pStyle w:val="u8"/>
+      <w:pStyle w:val="Heading8"/>
       <w:lvlText w:val="%1.%2.%3.%4.%5.%6.%7.%8"/>
       <w:lvlJc w:val="left"/>
       <w:pPr>
@@ -25703,7 +25932,7 @@
     <w:lvl w:ilvl="8">
       <w:start w:val="1"/>
       <w:numFmt w:val="decimal"/>
-      <w:pStyle w:val="u9"/>
+      <w:pStyle w:val="Heading9"/>
       <w:lvlText w:val="%1.%2.%3.%4.%5.%6.%7.%8.%9"/>
       <w:lvlJc w:val="left"/>
       <w:pPr>
@@ -26121,7 +26350,7 @@
     <w:lsdException w:name="Unresolved Mention" w:semiHidden="1" w:unhideWhenUsed="1"/>
     <w:lsdException w:name="Smart Link" w:semiHidden="1" w:unhideWhenUsed="1"/>
   </w:latentStyles>
-  <w:style w:type="paragraph" w:default="1" w:styleId="Binhthng">
+  <w:style w:type="paragraph" w:default="1" w:styleId="Normal">
     <w:name w:val="Normal"/>
     <w:qFormat/>
     <w:rPr>
@@ -26130,11 +26359,11 @@
       <w:szCs w:val="22"/>
     </w:rPr>
   </w:style>
-  <w:style w:type="paragraph" w:styleId="u1">
+  <w:style w:type="paragraph" w:styleId="Heading1">
     <w:name w:val="heading 1"/>
-    <w:basedOn w:val="Binhthng"/>
-    <w:next w:val="Binhthng"/>
-    <w:link w:val="u1Char"/>
+    <w:basedOn w:val="Normal"/>
+    <w:next w:val="Normal"/>
+    <w:link w:val="Heading1Char"/>
     <w:uiPriority w:val="9"/>
     <w:qFormat/>
     <w:pPr>
@@ -26156,11 +26385,11 @@
       <w:szCs w:val="32"/>
     </w:rPr>
   </w:style>
-  <w:style w:type="paragraph" w:styleId="u2">
+  <w:style w:type="paragraph" w:styleId="Heading2">
     <w:name w:val="heading 2"/>
-    <w:basedOn w:val="Binhthng"/>
-    <w:next w:val="Binhthng"/>
-    <w:link w:val="u2Char"/>
+    <w:basedOn w:val="Normal"/>
+    <w:next w:val="Normal"/>
+    <w:link w:val="Heading2Char"/>
     <w:uiPriority w:val="9"/>
     <w:unhideWhenUsed/>
     <w:qFormat/>
@@ -26181,11 +26410,11 @@
       <w:szCs w:val="26"/>
     </w:rPr>
   </w:style>
-  <w:style w:type="paragraph" w:styleId="u3">
+  <w:style w:type="paragraph" w:styleId="Heading3">
     <w:name w:val="heading 3"/>
     <w:aliases w:val="HEADING 3"/>
-    <w:next w:val="Binhthng"/>
-    <w:link w:val="u3Char"/>
+    <w:next w:val="Normal"/>
+    <w:link w:val="Heading3Char"/>
     <w:uiPriority w:val="9"/>
     <w:unhideWhenUsed/>
     <w:qFormat/>
@@ -26207,11 +26436,11 @@
       <w:szCs w:val="24"/>
     </w:rPr>
   </w:style>
-  <w:style w:type="paragraph" w:styleId="u4">
+  <w:style w:type="paragraph" w:styleId="Heading4">
     <w:name w:val="heading 4"/>
-    <w:basedOn w:val="Binhthng"/>
-    <w:next w:val="Binhthng"/>
-    <w:link w:val="u4Char"/>
+    <w:basedOn w:val="Normal"/>
+    <w:next w:val="Normal"/>
+    <w:link w:val="Heading4Char"/>
     <w:uiPriority w:val="9"/>
     <w:unhideWhenUsed/>
     <w:qFormat/>
@@ -26232,11 +26461,11 @@
       <w:color w:val="000000" w:themeColor="text1"/>
     </w:rPr>
   </w:style>
-  <w:style w:type="paragraph" w:styleId="u5">
+  <w:style w:type="paragraph" w:styleId="Heading5">
     <w:name w:val="heading 5"/>
-    <w:basedOn w:val="Binhthng"/>
-    <w:next w:val="Binhthng"/>
-    <w:link w:val="u5Char"/>
+    <w:basedOn w:val="Normal"/>
+    <w:next w:val="Normal"/>
+    <w:link w:val="Heading5Char"/>
     <w:uiPriority w:val="9"/>
     <w:unhideWhenUsed/>
     <w:qFormat/>
@@ -26255,11 +26484,11 @@
       <w:color w:val="2E74B5" w:themeColor="accent1" w:themeShade="BF"/>
     </w:rPr>
   </w:style>
-  <w:style w:type="paragraph" w:styleId="u6">
+  <w:style w:type="paragraph" w:styleId="Heading6">
     <w:name w:val="heading 6"/>
-    <w:basedOn w:val="Binhthng"/>
-    <w:next w:val="Binhthng"/>
-    <w:link w:val="u6Char"/>
+    <w:basedOn w:val="Normal"/>
+    <w:next w:val="Normal"/>
+    <w:link w:val="Heading6Char"/>
     <w:uiPriority w:val="9"/>
     <w:semiHidden/>
     <w:unhideWhenUsed/>
@@ -26279,11 +26508,11 @@
       <w:color w:val="1F4E79" w:themeColor="accent1" w:themeShade="80"/>
     </w:rPr>
   </w:style>
-  <w:style w:type="paragraph" w:styleId="u7">
+  <w:style w:type="paragraph" w:styleId="Heading7">
     <w:name w:val="heading 7"/>
-    <w:basedOn w:val="Binhthng"/>
-    <w:next w:val="Binhthng"/>
-    <w:link w:val="u7Char"/>
+    <w:basedOn w:val="Normal"/>
+    <w:next w:val="Normal"/>
+    <w:link w:val="Heading7Char"/>
     <w:uiPriority w:val="9"/>
     <w:semiHidden/>
     <w:unhideWhenUsed/>
@@ -26305,11 +26534,11 @@
       <w:color w:val="1F4E79" w:themeColor="accent1" w:themeShade="80"/>
     </w:rPr>
   </w:style>
-  <w:style w:type="paragraph" w:styleId="u8">
+  <w:style w:type="paragraph" w:styleId="Heading8">
     <w:name w:val="heading 8"/>
-    <w:basedOn w:val="Binhthng"/>
-    <w:next w:val="Binhthng"/>
-    <w:link w:val="u8Char"/>
+    <w:basedOn w:val="Normal"/>
+    <w:next w:val="Normal"/>
+    <w:link w:val="Heading8Char"/>
     <w:uiPriority w:val="9"/>
     <w:semiHidden/>
     <w:unhideWhenUsed/>
@@ -26331,11 +26560,11 @@
       <w:szCs w:val="21"/>
     </w:rPr>
   </w:style>
-  <w:style w:type="paragraph" w:styleId="u9">
+  <w:style w:type="paragraph" w:styleId="Heading9">
     <w:name w:val="heading 9"/>
-    <w:basedOn w:val="Binhthng"/>
-    <w:next w:val="Binhthng"/>
-    <w:link w:val="u9Char"/>
+    <w:basedOn w:val="Normal"/>
+    <w:next w:val="Normal"/>
+    <w:link w:val="Heading9Char"/>
     <w:uiPriority w:val="9"/>
     <w:semiHidden/>
     <w:unhideWhenUsed/>
@@ -26359,12 +26588,13 @@
       <w:szCs w:val="21"/>
     </w:rPr>
   </w:style>
-  <w:style w:type="character" w:default="1" w:styleId="Phngmcinhcuaoanvn">
+  <w:style w:type="character" w:default="1" w:styleId="DefaultParagraphFont">
     <w:name w:val="Default Paragraph Font"/>
     <w:uiPriority w:val="1"/>
+    <w:semiHidden/>
     <w:unhideWhenUsed/>
   </w:style>
-  <w:style w:type="table" w:default="1" w:styleId="BangThngthng">
+  <w:style w:type="table" w:default="1" w:styleId="TableNormal">
     <w:name w:val="Normal Table"/>
     <w:uiPriority w:val="99"/>
     <w:semiHidden/>
@@ -26379,16 +26609,16 @@
       </w:tblCellMar>
     </w:tblPr>
   </w:style>
-  <w:style w:type="numbering" w:default="1" w:styleId="Khngco">
+  <w:style w:type="numbering" w:default="1" w:styleId="NoList">
     <w:name w:val="No List"/>
     <w:uiPriority w:val="99"/>
     <w:semiHidden/>
     <w:unhideWhenUsed/>
   </w:style>
-  <w:style w:type="paragraph" w:styleId="Chuthich">
+  <w:style w:type="paragraph" w:styleId="Caption">
     <w:name w:val="caption"/>
-    <w:basedOn w:val="Binhthng"/>
-    <w:next w:val="Binhthng"/>
+    <w:basedOn w:val="Normal"/>
+    <w:next w:val="Normal"/>
     <w:uiPriority w:val="35"/>
     <w:unhideWhenUsed/>
     <w:qFormat/>
@@ -26402,10 +26632,10 @@
       <w:szCs w:val="18"/>
     </w:rPr>
   </w:style>
-  <w:style w:type="paragraph" w:styleId="Chntrang">
+  <w:style w:type="paragraph" w:styleId="Footer">
     <w:name w:val="footer"/>
-    <w:basedOn w:val="Binhthng"/>
-    <w:link w:val="ChntrangChar"/>
+    <w:basedOn w:val="Normal"/>
+    <w:link w:val="FooterChar"/>
     <w:uiPriority w:val="99"/>
     <w:unhideWhenUsed/>
     <w:qFormat/>
@@ -26417,10 +26647,10 @@
       <w:spacing w:line="240" w:lineRule="auto"/>
     </w:pPr>
   </w:style>
-  <w:style w:type="paragraph" w:styleId="utrang">
+  <w:style w:type="paragraph" w:styleId="Header">
     <w:name w:val="header"/>
-    <w:basedOn w:val="Binhthng"/>
-    <w:link w:val="utrangChar"/>
+    <w:basedOn w:val="Normal"/>
+    <w:link w:val="HeaderChar"/>
     <w:uiPriority w:val="99"/>
     <w:unhideWhenUsed/>
     <w:qFormat/>
@@ -26432,9 +26662,9 @@
       <w:spacing w:line="240" w:lineRule="auto"/>
     </w:pPr>
   </w:style>
-  <w:style w:type="character" w:styleId="MaHTML">
+  <w:style w:type="character" w:styleId="HTMLCode">
     <w:name w:val="HTML Code"/>
-    <w:basedOn w:val="Phngmcinhcuaoanvn"/>
+    <w:basedOn w:val="DefaultParagraphFont"/>
     <w:uiPriority w:val="99"/>
     <w:semiHidden/>
     <w:unhideWhenUsed/>
@@ -26444,9 +26674,9 @@
       <w:szCs w:val="20"/>
     </w:rPr>
   </w:style>
-  <w:style w:type="character" w:styleId="Siuktni">
+  <w:style w:type="character" w:styleId="Hyperlink">
     <w:name w:val="Hyperlink"/>
-    <w:basedOn w:val="Phngmcinhcuaoanvn"/>
+    <w:basedOn w:val="DefaultParagraphFont"/>
     <w:uiPriority w:val="99"/>
     <w:unhideWhenUsed/>
     <w:qFormat/>
@@ -26455,7 +26685,7 @@
       <w:u w:val="single"/>
     </w:rPr>
   </w:style>
-  <w:style w:type="paragraph" w:styleId="ThngthngWeb">
+  <w:style w:type="paragraph" w:styleId="NormalWeb">
     <w:name w:val="Normal (Web)"/>
     <w:uiPriority w:val="99"/>
     <w:unhideWhenUsed/>
@@ -26469,9 +26699,9 @@
       <w:lang w:eastAsia="zh-CN"/>
     </w:rPr>
   </w:style>
-  <w:style w:type="table" w:styleId="LiBang">
+  <w:style w:type="table" w:styleId="TableGrid">
     <w:name w:val="Table Grid"/>
-    <w:basedOn w:val="BangThngthng"/>
+    <w:basedOn w:val="TableNormal"/>
     <w:uiPriority w:val="39"/>
     <w:pPr>
       <w:spacing w:line="240" w:lineRule="auto"/>
@@ -26487,10 +26717,10 @@
       </w:tblBorders>
     </w:tblPr>
   </w:style>
-  <w:style w:type="paragraph" w:styleId="Mucluc1">
+  <w:style w:type="paragraph" w:styleId="TOC1">
     <w:name w:val="toc 1"/>
-    <w:basedOn w:val="Binhthng"/>
-    <w:next w:val="Binhthng"/>
+    <w:basedOn w:val="Normal"/>
+    <w:next w:val="Normal"/>
     <w:autoRedefine/>
     <w:uiPriority w:val="39"/>
     <w:unhideWhenUsed/>
@@ -26499,10 +26729,10 @@
       <w:spacing w:after="100"/>
     </w:pPr>
   </w:style>
-  <w:style w:type="paragraph" w:styleId="Mucluc2">
+  <w:style w:type="paragraph" w:styleId="TOC2">
     <w:name w:val="toc 2"/>
-    <w:basedOn w:val="Binhthng"/>
-    <w:next w:val="Binhthng"/>
+    <w:basedOn w:val="Normal"/>
+    <w:next w:val="Normal"/>
     <w:autoRedefine/>
     <w:uiPriority w:val="39"/>
     <w:unhideWhenUsed/>
@@ -26515,10 +26745,10 @@
       <w:ind w:left="260"/>
     </w:pPr>
   </w:style>
-  <w:style w:type="paragraph" w:styleId="Mucluc3">
+  <w:style w:type="paragraph" w:styleId="TOC3">
     <w:name w:val="toc 3"/>
-    <w:basedOn w:val="Binhthng"/>
-    <w:next w:val="Binhthng"/>
+    <w:basedOn w:val="Normal"/>
+    <w:next w:val="Normal"/>
     <w:autoRedefine/>
     <w:uiPriority w:val="39"/>
     <w:unhideWhenUsed/>
@@ -26528,10 +26758,10 @@
       <w:spacing w:after="100"/>
     </w:pPr>
   </w:style>
-  <w:style w:type="paragraph" w:styleId="Mucluc4">
+  <w:style w:type="paragraph" w:styleId="TOC4">
     <w:name w:val="toc 4"/>
-    <w:basedOn w:val="Binhthng"/>
-    <w:next w:val="Binhthng"/>
+    <w:basedOn w:val="Normal"/>
+    <w:next w:val="Normal"/>
     <w:autoRedefine/>
     <w:uiPriority w:val="39"/>
     <w:unhideWhenUsed/>
@@ -26541,23 +26771,23 @@
       <w:ind w:left="780"/>
     </w:pPr>
   </w:style>
-  <w:style w:type="character" w:customStyle="1" w:styleId="utrangChar">
-    <w:name w:val="Đầu trang Char"/>
-    <w:basedOn w:val="Phngmcinhcuaoanvn"/>
-    <w:link w:val="utrang"/>
+  <w:style w:type="character" w:customStyle="1" w:styleId="HeaderChar">
+    <w:name w:val="Header Char"/>
+    <w:basedOn w:val="DefaultParagraphFont"/>
+    <w:link w:val="Header"/>
     <w:uiPriority w:val="99"/>
     <w:qFormat/>
   </w:style>
-  <w:style w:type="character" w:customStyle="1" w:styleId="ChntrangChar">
-    <w:name w:val="Chân trang Char"/>
-    <w:basedOn w:val="Phngmcinhcuaoanvn"/>
-    <w:link w:val="Chntrang"/>
+  <w:style w:type="character" w:customStyle="1" w:styleId="FooterChar">
+    <w:name w:val="Footer Char"/>
+    <w:basedOn w:val="DefaultParagraphFont"/>
+    <w:link w:val="Footer"/>
     <w:uiPriority w:val="99"/>
     <w:qFormat/>
   </w:style>
-  <w:style w:type="paragraph" w:styleId="oancuaDanhsach">
+  <w:style w:type="paragraph" w:styleId="ListParagraph">
     <w:name w:val="List Paragraph"/>
-    <w:basedOn w:val="Binhthng"/>
+    <w:basedOn w:val="Normal"/>
     <w:uiPriority w:val="34"/>
     <w:qFormat/>
     <w:pPr>
@@ -26565,10 +26795,10 @@
       <w:contextualSpacing/>
     </w:pPr>
   </w:style>
-  <w:style w:type="character" w:customStyle="1" w:styleId="u1Char">
-    <w:name w:val="Đầu đề 1 Char"/>
-    <w:basedOn w:val="Phngmcinhcuaoanvn"/>
-    <w:link w:val="u1"/>
+  <w:style w:type="character" w:customStyle="1" w:styleId="Heading1Char">
+    <w:name w:val="Heading 1 Char"/>
+    <w:basedOn w:val="DefaultParagraphFont"/>
+    <w:link w:val="Heading1"/>
     <w:uiPriority w:val="9"/>
     <w:qFormat/>
     <w:rPr>
@@ -26580,10 +26810,10 @@
       <w:szCs w:val="32"/>
     </w:rPr>
   </w:style>
-  <w:style w:type="character" w:customStyle="1" w:styleId="u2Char">
-    <w:name w:val="Đầu đề 2 Char"/>
-    <w:basedOn w:val="Phngmcinhcuaoanvn"/>
-    <w:link w:val="u2"/>
+  <w:style w:type="character" w:customStyle="1" w:styleId="Heading2Char">
+    <w:name w:val="Heading 2 Char"/>
+    <w:basedOn w:val="DefaultParagraphFont"/>
+    <w:link w:val="Heading2"/>
     <w:uiPriority w:val="9"/>
     <w:qFormat/>
     <w:rPr>
@@ -26593,11 +26823,11 @@
       <w:szCs w:val="26"/>
     </w:rPr>
   </w:style>
-  <w:style w:type="character" w:customStyle="1" w:styleId="u3Char">
-    <w:name w:val="Đầu đề 3 Char"/>
+  <w:style w:type="character" w:customStyle="1" w:styleId="Heading3Char">
+    <w:name w:val="Heading 3 Char"/>
     <w:aliases w:val="HEADING 3 Char"/>
-    <w:basedOn w:val="Phngmcinhcuaoanvn"/>
-    <w:link w:val="u3"/>
+    <w:basedOn w:val="DefaultParagraphFont"/>
+    <w:link w:val="Heading3"/>
     <w:uiPriority w:val="9"/>
     <w:qFormat/>
     <w:rsid w:val="003104D2"/>
@@ -26611,10 +26841,10 @@
       <w:szCs w:val="24"/>
     </w:rPr>
   </w:style>
-  <w:style w:type="character" w:customStyle="1" w:styleId="u4Char">
-    <w:name w:val="Đầu đề 4 Char"/>
-    <w:basedOn w:val="Phngmcinhcuaoanvn"/>
-    <w:link w:val="u4"/>
+  <w:style w:type="character" w:customStyle="1" w:styleId="Heading4Char">
+    <w:name w:val="Heading 4 Char"/>
+    <w:basedOn w:val="DefaultParagraphFont"/>
+    <w:link w:val="Heading4"/>
     <w:uiPriority w:val="9"/>
     <w:qFormat/>
     <w:rPr>
@@ -26626,10 +26856,10 @@
       <w:szCs w:val="22"/>
     </w:rPr>
   </w:style>
-  <w:style w:type="character" w:customStyle="1" w:styleId="u5Char">
-    <w:name w:val="Đầu đề 5 Char"/>
-    <w:basedOn w:val="Phngmcinhcuaoanvn"/>
-    <w:link w:val="u5"/>
+  <w:style w:type="character" w:customStyle="1" w:styleId="Heading5Char">
+    <w:name w:val="Heading 5 Char"/>
+    <w:basedOn w:val="DefaultParagraphFont"/>
+    <w:link w:val="Heading5"/>
     <w:uiPriority w:val="9"/>
     <w:qFormat/>
     <w:rPr>
@@ -26639,10 +26869,10 @@
       <w:szCs w:val="22"/>
     </w:rPr>
   </w:style>
-  <w:style w:type="character" w:customStyle="1" w:styleId="u6Char">
-    <w:name w:val="Đầu đề 6 Char"/>
-    <w:basedOn w:val="Phngmcinhcuaoanvn"/>
-    <w:link w:val="u6"/>
+  <w:style w:type="character" w:customStyle="1" w:styleId="Heading6Char">
+    <w:name w:val="Heading 6 Char"/>
+    <w:basedOn w:val="DefaultParagraphFont"/>
+    <w:link w:val="Heading6"/>
     <w:uiPriority w:val="9"/>
     <w:semiHidden/>
     <w:qFormat/>
@@ -26653,10 +26883,10 @@
       <w:szCs w:val="22"/>
     </w:rPr>
   </w:style>
-  <w:style w:type="character" w:customStyle="1" w:styleId="u7Char">
-    <w:name w:val="Đầu đề 7 Char"/>
-    <w:basedOn w:val="Phngmcinhcuaoanvn"/>
-    <w:link w:val="u7"/>
+  <w:style w:type="character" w:customStyle="1" w:styleId="Heading7Char">
+    <w:name w:val="Heading 7 Char"/>
+    <w:basedOn w:val="DefaultParagraphFont"/>
+    <w:link w:val="Heading7"/>
     <w:uiPriority w:val="9"/>
     <w:semiHidden/>
     <w:rPr>
@@ -26668,10 +26898,10 @@
       <w:szCs w:val="22"/>
     </w:rPr>
   </w:style>
-  <w:style w:type="character" w:customStyle="1" w:styleId="u8Char">
-    <w:name w:val="Đầu đề 8 Char"/>
-    <w:basedOn w:val="Phngmcinhcuaoanvn"/>
-    <w:link w:val="u8"/>
+  <w:style w:type="character" w:customStyle="1" w:styleId="Heading8Char">
+    <w:name w:val="Heading 8 Char"/>
+    <w:basedOn w:val="DefaultParagraphFont"/>
+    <w:link w:val="Heading8"/>
     <w:uiPriority w:val="9"/>
     <w:semiHidden/>
     <w:qFormat/>
@@ -26682,10 +26912,10 @@
       <w:szCs w:val="21"/>
     </w:rPr>
   </w:style>
-  <w:style w:type="character" w:customStyle="1" w:styleId="u9Char">
-    <w:name w:val="Đầu đề 9 Char"/>
-    <w:basedOn w:val="Phngmcinhcuaoanvn"/>
-    <w:link w:val="u9"/>
+  <w:style w:type="character" w:customStyle="1" w:styleId="Heading9Char">
+    <w:name w:val="Heading 9 Char"/>
+    <w:basedOn w:val="DefaultParagraphFont"/>
+    <w:link w:val="Heading9"/>
     <w:uiPriority w:val="9"/>
     <w:semiHidden/>
     <w:rPr>
@@ -26699,7 +26929,7 @@
   </w:style>
   <w:style w:type="paragraph" w:customStyle="1" w:styleId="u11">
     <w:name w:val="Đầu đề 11"/>
-    <w:basedOn w:val="Mucluc1"/>
+    <w:basedOn w:val="TOC1"/>
     <w:qFormat/>
     <w:rsid w:val="00F623C0"/>
     <w:pPr>
@@ -26715,7 +26945,7 @@
   </w:style>
   <w:style w:type="paragraph" w:customStyle="1" w:styleId="noidung">
     <w:name w:val="noidung"/>
-    <w:basedOn w:val="Binhthng"/>
+    <w:basedOn w:val="Normal"/>
     <w:qFormat/>
     <w:pPr>
       <w:spacing w:before="120" w:after="120"/>
@@ -26724,7 +26954,7 @@
   </w:style>
   <w:style w:type="paragraph" w:customStyle="1" w:styleId="manguon">
     <w:name w:val="manguon"/>
-    <w:basedOn w:val="Binhthng"/>
+    <w:basedOn w:val="Normal"/>
     <w:qFormat/>
     <w:pPr>
       <w:pBdr>
@@ -26742,7 +26972,7 @@
   </w:style>
   <w:style w:type="table" w:customStyle="1" w:styleId="myTable">
     <w:name w:val="myTable"/>
-    <w:basedOn w:val="BangThngthng"/>
+    <w:basedOn w:val="TableNormal"/>
     <w:uiPriority w:val="99"/>
     <w:qFormat/>
     <w:tblPr>
@@ -26785,18 +27015,18 @@
   </w:style>
   <w:style w:type="paragraph" w:customStyle="1" w:styleId="u21">
     <w:name w:val="Đầu đề 21"/>
-    <w:basedOn w:val="u2"/>
-    <w:next w:val="u2"/>
-    <w:link w:val="HEADING2Char"/>
+    <w:basedOn w:val="Heading2"/>
+    <w:next w:val="Heading2"/>
+    <w:link w:val="HEADING2Char0"/>
     <w:qFormat/>
     <w:rsid w:val="00F623C0"/>
     <w:pPr>
       <w:ind w:left="2347"/>
     </w:pPr>
   </w:style>
-  <w:style w:type="character" w:customStyle="1" w:styleId="HEADING2Char">
+  <w:style w:type="character" w:customStyle="1" w:styleId="HEADING2Char0">
     <w:name w:val="HEADING 2 Char"/>
-    <w:basedOn w:val="u2Char"/>
+    <w:basedOn w:val="Heading2Char"/>
     <w:link w:val="u21"/>
     <w:rsid w:val="00F623C0"/>
     <w:rPr>
@@ -26806,10 +27036,10 @@
       <w:szCs w:val="26"/>
     </w:rPr>
   </w:style>
-  <w:style w:type="paragraph" w:styleId="uMucluc">
+  <w:style w:type="paragraph" w:styleId="TOCHeading">
     <w:name w:val="TOC Heading"/>
-    <w:basedOn w:val="u1"/>
-    <w:next w:val="Binhthng"/>
+    <w:basedOn w:val="Heading1"/>
+    <w:next w:val="Normal"/>
     <w:uiPriority w:val="39"/>
     <w:unhideWhenUsed/>
     <w:qFormat/>
@@ -26830,9 +27060,9 @@
       <w:sz w:val="32"/>
     </w:rPr>
   </w:style>
-  <w:style w:type="character" w:styleId="Manh">
+  <w:style w:type="character" w:styleId="Strong">
     <w:name w:val="Strong"/>
-    <w:basedOn w:val="Phngmcinhcuaoanvn"/>
+    <w:basedOn w:val="DefaultParagraphFont"/>
     <w:uiPriority w:val="22"/>
     <w:qFormat/>
     <w:rsid w:val="00AC72EF"/>
@@ -26843,12 +27073,12 @@
   </w:style>
   <w:style w:type="character" w:customStyle="1" w:styleId="math-inline">
     <w:name w:val="math-inline"/>
-    <w:basedOn w:val="Phngmcinhcuaoanvn"/>
+    <w:basedOn w:val="DefaultParagraphFont"/>
     <w:rsid w:val="006E3036"/>
   </w:style>
-  <w:style w:type="table" w:styleId="LiBng1Nhat">
+  <w:style w:type="table" w:styleId="GridTable1Light">
     <w:name w:val="Grid Table 1 Light"/>
-    <w:basedOn w:val="BangThngthng"/>
+    <w:basedOn w:val="TableNormal"/>
     <w:uiPriority w:val="46"/>
     <w:rsid w:val="003F21E7"/>
     <w:pPr>
@@ -26903,9 +27133,9 @@
       </w:rPr>
     </w:tblStylePr>
   </w:style>
-  <w:style w:type="character" w:styleId="cpChagiiquyt">
+  <w:style w:type="character" w:styleId="UnresolvedMention">
     <w:name w:val="Unresolved Mention"/>
-    <w:basedOn w:val="Phngmcinhcuaoanvn"/>
+    <w:basedOn w:val="DefaultParagraphFont"/>
     <w:uiPriority w:val="99"/>
     <w:semiHidden/>
     <w:unhideWhenUsed/>
@@ -26915,10 +27145,10 @@
       <w:shd w:val="clear" w:color="auto" w:fill="E1DFDD"/>
     </w:rPr>
   </w:style>
-  <w:style w:type="paragraph" w:styleId="HTMLinhdangtrc">
+  <w:style w:type="paragraph" w:styleId="HTMLPreformatted">
     <w:name w:val="HTML Preformatted"/>
-    <w:basedOn w:val="Binhthng"/>
-    <w:link w:val="HTMLinhdangtrcChar"/>
+    <w:basedOn w:val="Normal"/>
+    <w:link w:val="HTMLPreformattedChar"/>
     <w:uiPriority w:val="99"/>
     <w:semiHidden/>
     <w:unhideWhenUsed/>
@@ -26932,10 +27162,10 @@
       <w:szCs w:val="20"/>
     </w:rPr>
   </w:style>
-  <w:style w:type="character" w:customStyle="1" w:styleId="HTMLinhdangtrcChar">
-    <w:name w:val="HTML Định dạng trước Char"/>
-    <w:basedOn w:val="Phngmcinhcuaoanvn"/>
-    <w:link w:val="HTMLinhdangtrc"/>
+  <w:style w:type="character" w:customStyle="1" w:styleId="HTMLPreformattedChar">
+    <w:name w:val="HTML Preformatted Char"/>
+    <w:basedOn w:val="DefaultParagraphFont"/>
+    <w:link w:val="HTMLPreformatted"/>
     <w:uiPriority w:val="99"/>
     <w:semiHidden/>
     <w:rsid w:val="00A10173"/>
@@ -26943,18 +27173,18 @@
       <w:rFonts w:ascii="Consolas" w:eastAsiaTheme="minorHAnsi" w:hAnsi="Consolas" w:cstheme="minorBidi"/>
     </w:rPr>
   </w:style>
-  <w:style w:type="paragraph" w:styleId="Banghinhminhhoa">
+  <w:style w:type="paragraph" w:styleId="TableofFigures">
     <w:name w:val="table of figures"/>
-    <w:basedOn w:val="Binhthng"/>
-    <w:next w:val="Binhthng"/>
+    <w:basedOn w:val="Normal"/>
+    <w:next w:val="Normal"/>
     <w:uiPriority w:val="99"/>
     <w:unhideWhenUsed/>
     <w:rsid w:val="00E741C1"/>
   </w:style>
-  <w:style w:type="paragraph" w:styleId="VnbanChuthichcui">
+  <w:style w:type="paragraph" w:styleId="EndnoteText">
     <w:name w:val="endnote text"/>
-    <w:basedOn w:val="Binhthng"/>
-    <w:link w:val="VnbanChuthichcuiChar"/>
+    <w:basedOn w:val="Normal"/>
+    <w:link w:val="EndnoteTextChar"/>
     <w:uiPriority w:val="99"/>
     <w:semiHidden/>
     <w:unhideWhenUsed/>
@@ -26967,10 +27197,10 @@
       <w:szCs w:val="20"/>
     </w:rPr>
   </w:style>
-  <w:style w:type="character" w:customStyle="1" w:styleId="VnbanChuthichcuiChar">
-    <w:name w:val="Văn bản Chú thích cuối Char"/>
-    <w:basedOn w:val="Phngmcinhcuaoanvn"/>
-    <w:link w:val="VnbanChuthichcui"/>
+  <w:style w:type="character" w:customStyle="1" w:styleId="EndnoteTextChar">
+    <w:name w:val="Endnote Text Char"/>
+    <w:basedOn w:val="DefaultParagraphFont"/>
+    <w:link w:val="EndnoteText"/>
     <w:uiPriority w:val="99"/>
     <w:semiHidden/>
     <w:rsid w:val="00CB7ED3"/>
@@ -26978,9 +27208,9 @@
       <w:rFonts w:eastAsiaTheme="minorHAnsi" w:cstheme="minorBidi"/>
     </w:rPr>
   </w:style>
-  <w:style w:type="character" w:styleId="ThamchiuChuthichcui">
+  <w:style w:type="character" w:styleId="EndnoteReference">
     <w:name w:val="endnote reference"/>
-    <w:basedOn w:val="Phngmcinhcuaoanvn"/>
+    <w:basedOn w:val="DefaultParagraphFont"/>
     <w:uiPriority w:val="99"/>
     <w:semiHidden/>
     <w:unhideWhenUsed/>
@@ -26991,7 +27221,7 @@
   </w:style>
   <w:style w:type="character" w:styleId="FollowedHyperlink">
     <w:name w:val="FollowedHyperlink"/>
-    <w:basedOn w:val="Phngmcinhcuaoanvn"/>
+    <w:basedOn w:val="DefaultParagraphFont"/>
     <w:uiPriority w:val="99"/>
     <w:semiHidden/>
     <w:unhideWhenUsed/>

--- a/assets/thesis/thesis.docx
+++ b/assets/thesis/thesis.docx
@@ -937,8 +937,16 @@
       <w:pPr>
         <w:pStyle w:val="u11"/>
         <w:outlineLvl w:val="9"/>
-      </w:pPr>
-      <w:r>
+        <w:rPr>
+          <w:sz w:val="28"/>
+          <w:szCs w:val="28"/>
+        </w:rPr>
+      </w:pPr>
+      <w:r>
+        <w:rPr>
+          <w:sz w:val="28"/>
+          <w:szCs w:val="28"/>
+        </w:rPr>
         <w:lastRenderedPageBreak/>
         <w:t>Lời cảm ơn</w:t>
       </w:r>
@@ -1113,6 +1121,8 @@
     </w:sdt>
     <w:bookmarkStart w:id="0" w:name="_Toc231771856"/>
     <w:bookmarkStart w:id="1" w:name="_Toc231778009"/>
+    <w:bookmarkStart w:id="2" w:name="_Toc231854645"/>
+    <w:bookmarkStart w:id="3" w:name="_Toc231860166"/>
     <w:p>
       <w:pPr>
         <w:pStyle w:val="TOC1"/>
@@ -1146,14 +1156,30 @@
         </w:rPr>
         <w:fldChar w:fldCharType="separate"/>
       </w:r>
-      <w:hyperlink w:anchor="_Toc231854645" w:history="1">
+      <w:hyperlink w:anchor="_Toc231860429" w:history="1">
         <w:r>
           <w:rPr>
             <w:rStyle w:val="Hyperlink"/>
             <w:noProof/>
             <w:lang w:val="vi-VN"/>
           </w:rPr>
-          <w:t>Danh mục hình ẢNh</w:t>
+          <w:t xml:space="preserve">Danh mục hình </w:t>
+        </w:r>
+        <w:r>
+          <w:rPr>
+            <w:rStyle w:val="Hyperlink"/>
+            <w:noProof/>
+            <w:lang w:val="vi-VN"/>
+          </w:rPr>
+          <w:t>ản</w:t>
+        </w:r>
+        <w:r>
+          <w:rPr>
+            <w:rStyle w:val="Hyperlink"/>
+            <w:noProof/>
+            <w:lang w:val="vi-VN"/>
+          </w:rPr>
+          <w:t>h</w:t>
         </w:r>
         <w:r>
           <w:rPr>
@@ -1174,7 +1200,7 @@
             <w:noProof/>
             <w:webHidden/>
           </w:rPr>
-          <w:instrText xml:space="preserve"> PAGEREF _Toc231854645 \h </w:instrText>
+          <w:instrText xml:space="preserve"> PAGEREF _Toc231860429 \h </w:instrText>
         </w:r>
         <w:r>
           <w:rPr>
@@ -1220,7 +1246,7 @@
           <w14:ligatures w14:val="standardContextual"/>
         </w:rPr>
       </w:pPr>
-      <w:hyperlink w:anchor="_Toc231854646" w:history="1">
+      <w:hyperlink w:anchor="_Toc231860430" w:history="1">
         <w:r>
           <w:rPr>
             <w:rStyle w:val="Hyperlink"/>
@@ -1247,7 +1273,7 @@
             <w:noProof/>
             <w:webHidden/>
           </w:rPr>
-          <w:instrText xml:space="preserve"> PAGEREF _Toc231854646 \h </w:instrText>
+          <w:instrText xml:space="preserve"> PAGEREF _Toc231860430 \h </w:instrText>
         </w:r>
         <w:r>
           <w:rPr>
@@ -1293,14 +1319,14 @@
           <w14:ligatures w14:val="standardContextual"/>
         </w:rPr>
       </w:pPr>
-      <w:hyperlink w:anchor="_Toc231854647" w:history="1">
+      <w:hyperlink w:anchor="_Toc231860431" w:history="1">
         <w:r>
           <w:rPr>
             <w:rStyle w:val="Hyperlink"/>
             <w:noProof/>
             <w:lang w:val="vi-VN"/>
           </w:rPr>
-          <w:t>CHương 1.Tổng quan nghiên cứu</w:t>
+          <w:t>Chương 1.Tổng quan nghiên cứu</w:t>
         </w:r>
         <w:r>
           <w:rPr>
@@ -1321,7 +1347,7 @@
             <w:noProof/>
             <w:webHidden/>
           </w:rPr>
-          <w:instrText xml:space="preserve"> PAGEREF _Toc231854647 \h </w:instrText>
+          <w:instrText xml:space="preserve"> PAGEREF _Toc231860431 \h </w:instrText>
         </w:r>
         <w:r>
           <w:rPr>
@@ -1364,7 +1390,7 @@
           <w14:ligatures w14:val="standardContextual"/>
         </w:rPr>
       </w:pPr>
-      <w:hyperlink w:anchor="_Toc231854648" w:history="1">
+      <w:hyperlink w:anchor="_Toc231860432" w:history="1">
         <w:r>
           <w:rPr>
             <w:rStyle w:val="Hyperlink"/>
@@ -1392,7 +1418,7 @@
             <w:noProof/>
             <w:webHidden/>
           </w:rPr>
-          <w:instrText xml:space="preserve"> PAGEREF _Toc231854648 \h </w:instrText>
+          <w:instrText xml:space="preserve"> PAGEREF _Toc231860432 \h </w:instrText>
         </w:r>
         <w:r>
           <w:rPr>
@@ -1435,7 +1461,7 @@
           <w14:ligatures w14:val="standardContextual"/>
         </w:rPr>
       </w:pPr>
-      <w:hyperlink w:anchor="_Toc231854649" w:history="1">
+      <w:hyperlink w:anchor="_Toc231860433" w:history="1">
         <w:r>
           <w:rPr>
             <w:rStyle w:val="Hyperlink"/>
@@ -1464,7 +1490,7 @@
             <w:noProof/>
             <w:webHidden/>
           </w:rPr>
-          <w:instrText xml:space="preserve"> PAGEREF _Toc231854649 \h </w:instrText>
+          <w:instrText xml:space="preserve"> PAGEREF _Toc231860433 \h </w:instrText>
         </w:r>
         <w:r>
           <w:rPr>
@@ -1510,7 +1536,7 @@
           <w14:ligatures w14:val="standardContextual"/>
         </w:rPr>
       </w:pPr>
-      <w:hyperlink w:anchor="_Toc231854650" w:history="1">
+      <w:hyperlink w:anchor="_Toc231860434" w:history="1">
         <w:r>
           <w:rPr>
             <w:rStyle w:val="Hyperlink"/>
@@ -1538,7 +1564,7 @@
             <w:noProof/>
             <w:webHidden/>
           </w:rPr>
-          <w:instrText xml:space="preserve"> PAGEREF _Toc231854650 \h </w:instrText>
+          <w:instrText xml:space="preserve"> PAGEREF _Toc231860434 \h </w:instrText>
         </w:r>
         <w:r>
           <w:rPr>
@@ -1584,7 +1610,7 @@
           <w14:ligatures w14:val="standardContextual"/>
         </w:rPr>
       </w:pPr>
-      <w:hyperlink w:anchor="_Toc231854651" w:history="1">
+      <w:hyperlink w:anchor="_Toc231860435" w:history="1">
         <w:r>
           <w:rPr>
             <w:rStyle w:val="Hyperlink"/>
@@ -1592,17 +1618,7 @@
             <w:noProof/>
             <w:lang w:val="vi-VN"/>
           </w:rPr>
-          <w:t>1.2.2.</w:t>
-        </w:r>
-        <w:r>
-          <w:rPr>
-            <w:rStyle w:val="Hyperlink"/>
-            <w:rFonts w:cs="Times New Roman"/>
-            <w:bCs/>
-            <w:noProof/>
-            <w:lang w:val="vi-VN"/>
-          </w:rPr>
-          <w:t xml:space="preserve">  Mục tiêu cụ thể</w:t>
+          <w:t>1.2.2.  Mục tiêu cụ thể</w:t>
         </w:r>
         <w:r>
           <w:rPr>
@@ -1623,7 +1639,7 @@
             <w:noProof/>
             <w:webHidden/>
           </w:rPr>
-          <w:instrText xml:space="preserve"> PAGEREF _Toc231854651 \h </w:instrText>
+          <w:instrText xml:space="preserve"> PAGEREF _Toc231860435 \h </w:instrText>
         </w:r>
         <w:r>
           <w:rPr>
@@ -1666,7 +1682,7 @@
           <w14:ligatures w14:val="standardContextual"/>
         </w:rPr>
       </w:pPr>
-      <w:hyperlink w:anchor="_Toc231854652" w:history="1">
+      <w:hyperlink w:anchor="_Toc231860436" w:history="1">
         <w:r>
           <w:rPr>
             <w:rStyle w:val="Hyperlink"/>
@@ -1694,7 +1710,7 @@
             <w:noProof/>
             <w:webHidden/>
           </w:rPr>
-          <w:instrText xml:space="preserve"> PAGEREF _Toc231854652 \h </w:instrText>
+          <w:instrText xml:space="preserve"> PAGEREF _Toc231860436 \h </w:instrText>
         </w:r>
         <w:r>
           <w:rPr>
@@ -1740,12 +1756,11 @@
           <w14:ligatures w14:val="standardContextual"/>
         </w:rPr>
       </w:pPr>
-      <w:hyperlink w:anchor="_Toc231854653" w:history="1">
+      <w:hyperlink w:anchor="_Toc231860437" w:history="1">
         <w:r>
           <w:rPr>
             <w:rStyle w:val="Hyperlink"/>
             <w:rFonts w:cs="Times New Roman"/>
-            <w:bCs/>
             <w:noProof/>
             <w:lang w:val="vi-VN"/>
           </w:rPr>
@@ -1770,7 +1785,7 @@
             <w:noProof/>
             <w:webHidden/>
           </w:rPr>
-          <w:instrText xml:space="preserve"> PAGEREF _Toc231854653 \h </w:instrText>
+          <w:instrText xml:space="preserve"> PAGEREF _Toc231860437 \h </w:instrText>
         </w:r>
         <w:r>
           <w:rPr>
@@ -1816,12 +1831,10 @@
           <w14:ligatures w14:val="standardContextual"/>
         </w:rPr>
       </w:pPr>
-      <w:hyperlink w:anchor="_Toc231854654" w:history="1">
+      <w:hyperlink w:anchor="_Toc231860438" w:history="1">
         <w:r>
           <w:rPr>
             <w:rStyle w:val="Hyperlink"/>
-            <w:b/>
-            <w:bCs/>
             <w:noProof/>
             <w:lang w:val="vi-VN"/>
           </w:rPr>
@@ -1830,8 +1843,6 @@
         <w:r>
           <w:rPr>
             <w:rStyle w:val="Hyperlink"/>
-            <w:b/>
-            <w:bCs/>
             <w:noProof/>
           </w:rPr>
           <w:t>Phương pháp kiểm thử (Testing)</w:t>
@@ -1855,7 +1866,7 @@
             <w:noProof/>
             <w:webHidden/>
           </w:rPr>
-          <w:instrText xml:space="preserve"> PAGEREF _Toc231854654 \h </w:instrText>
+          <w:instrText xml:space="preserve"> PAGEREF _Toc231860438 \h </w:instrText>
         </w:r>
         <w:r>
           <w:rPr>
@@ -1898,7 +1909,7 @@
           <w14:ligatures w14:val="standardContextual"/>
         </w:rPr>
       </w:pPr>
-      <w:hyperlink w:anchor="_Toc231854655" w:history="1">
+      <w:hyperlink w:anchor="_Toc231860439" w:history="1">
         <w:r>
           <w:rPr>
             <w:rStyle w:val="Hyperlink"/>
@@ -1927,7 +1938,7 @@
             <w:noProof/>
             <w:webHidden/>
           </w:rPr>
-          <w:instrText xml:space="preserve"> PAGEREF _Toc231854655 \h </w:instrText>
+          <w:instrText xml:space="preserve"> PAGEREF _Toc231860439 \h </w:instrText>
         </w:r>
         <w:r>
           <w:rPr>
@@ -1973,7 +1984,7 @@
           <w14:ligatures w14:val="standardContextual"/>
         </w:rPr>
       </w:pPr>
-      <w:hyperlink w:anchor="_Toc231854656" w:history="1">
+      <w:hyperlink w:anchor="_Toc231860440" w:history="1">
         <w:r>
           <w:rPr>
             <w:rStyle w:val="Hyperlink"/>
@@ -2001,7 +2012,7 @@
             <w:noProof/>
             <w:webHidden/>
           </w:rPr>
-          <w:instrText xml:space="preserve"> PAGEREF _Toc231854656 \h </w:instrText>
+          <w:instrText xml:space="preserve"> PAGEREF _Toc231860440 \h </w:instrText>
         </w:r>
         <w:r>
           <w:rPr>
@@ -2044,12 +2055,11 @@
           <w14:ligatures w14:val="standardContextual"/>
         </w:rPr>
       </w:pPr>
-      <w:hyperlink w:anchor="_Toc231854657" w:history="1">
+      <w:hyperlink w:anchor="_Toc231860441" w:history="1">
         <w:r>
           <w:rPr>
             <w:rStyle w:val="Hyperlink"/>
             <w:rFonts w:eastAsia="sans-serif" w:cs="Times New Roman"/>
-            <w:bCs/>
             <w:noProof/>
             <w:lang w:val="vi-VN" w:eastAsia="zh-CN" w:bidi="ar"/>
           </w:rPr>
@@ -2074,7 +2084,7 @@
             <w:noProof/>
             <w:webHidden/>
           </w:rPr>
-          <w:instrText xml:space="preserve"> PAGEREF _Toc231854657 \h </w:instrText>
+          <w:instrText xml:space="preserve"> PAGEREF _Toc231860441 \h </w:instrText>
         </w:r>
         <w:r>
           <w:rPr>
@@ -2117,7 +2127,7 @@
           <w14:ligatures w14:val="standardContextual"/>
         </w:rPr>
       </w:pPr>
-      <w:hyperlink w:anchor="_Toc231854658" w:history="1">
+      <w:hyperlink w:anchor="_Toc231860442" w:history="1">
         <w:r>
           <w:rPr>
             <w:rStyle w:val="Hyperlink"/>
@@ -2146,7 +2156,7 @@
             <w:noProof/>
             <w:webHidden/>
           </w:rPr>
-          <w:instrText xml:space="preserve"> PAGEREF _Toc231854658 \h </w:instrText>
+          <w:instrText xml:space="preserve"> PAGEREF _Toc231860442 \h </w:instrText>
         </w:r>
         <w:r>
           <w:rPr>
@@ -2192,7 +2202,7 @@
           <w14:ligatures w14:val="standardContextual"/>
         </w:rPr>
       </w:pPr>
-      <w:hyperlink w:anchor="_Toc231854659" w:history="1">
+      <w:hyperlink w:anchor="_Toc231860443" w:history="1">
         <w:r>
           <w:rPr>
             <w:rStyle w:val="Hyperlink"/>
@@ -2221,7 +2231,7 @@
             <w:noProof/>
             <w:webHidden/>
           </w:rPr>
-          <w:instrText xml:space="preserve"> PAGEREF _Toc231854659 \h </w:instrText>
+          <w:instrText xml:space="preserve"> PAGEREF _Toc231860443 \h </w:instrText>
         </w:r>
         <w:r>
           <w:rPr>
@@ -2267,7 +2277,7 @@
           <w14:ligatures w14:val="standardContextual"/>
         </w:rPr>
       </w:pPr>
-      <w:hyperlink w:anchor="_Toc231854660" w:history="1">
+      <w:hyperlink w:anchor="_Toc231860444" w:history="1">
         <w:r>
           <w:rPr>
             <w:rStyle w:val="Hyperlink"/>
@@ -2296,7 +2306,7 @@
             <w:noProof/>
             <w:webHidden/>
           </w:rPr>
-          <w:instrText xml:space="preserve"> PAGEREF _Toc231854660 \h </w:instrText>
+          <w:instrText xml:space="preserve"> PAGEREF _Toc231860444 \h </w:instrText>
         </w:r>
         <w:r>
           <w:rPr>
@@ -2342,12 +2352,11 @@
           <w14:ligatures w14:val="standardContextual"/>
         </w:rPr>
       </w:pPr>
-      <w:hyperlink w:anchor="_Toc231854661" w:history="1">
+      <w:hyperlink w:anchor="_Toc231860445" w:history="1">
         <w:r>
           <w:rPr>
             <w:rStyle w:val="Hyperlink"/>
             <w:rFonts w:cs="Times New Roman"/>
-            <w:bCs/>
             <w:noProof/>
             <w:lang w:val="vi-VN"/>
           </w:rPr>
@@ -2359,16 +2368,7 @@
             <w:rFonts w:cs="Times New Roman"/>
             <w:noProof/>
           </w:rPr>
-          <w:t xml:space="preserve"> </w:t>
-        </w:r>
-        <w:r>
-          <w:rPr>
-            <w:rStyle w:val="Hyperlink"/>
-            <w:rFonts w:cs="Times New Roman"/>
-            <w:bCs/>
-            <w:noProof/>
-          </w:rPr>
-          <w:t>Kỹ thuật Responsive Design trong Bootstrap</w:t>
+          <w:t xml:space="preserve"> Kỹ thuật Responsive Design trong Bootstrap</w:t>
         </w:r>
         <w:r>
           <w:rPr>
@@ -2389,7 +2389,7 @@
             <w:noProof/>
             <w:webHidden/>
           </w:rPr>
-          <w:instrText xml:space="preserve"> PAGEREF _Toc231854661 \h </w:instrText>
+          <w:instrText xml:space="preserve"> PAGEREF _Toc231860445 \h </w:instrText>
         </w:r>
         <w:r>
           <w:rPr>
@@ -2435,12 +2435,10 @@
           <w14:ligatures w14:val="standardContextual"/>
         </w:rPr>
       </w:pPr>
-      <w:hyperlink w:anchor="_Toc231854662" w:history="1">
+      <w:hyperlink w:anchor="_Toc231860446" w:history="1">
         <w:r>
           <w:rPr>
             <w:rStyle w:val="Hyperlink"/>
-            <w:b/>
-            <w:bCs/>
             <w:noProof/>
             <w:lang w:val="vi-VN"/>
           </w:rPr>
@@ -2465,7 +2463,7 @@
             <w:noProof/>
             <w:webHidden/>
           </w:rPr>
-          <w:instrText xml:space="preserve"> PAGEREF _Toc231854662 \h </w:instrText>
+          <w:instrText xml:space="preserve"> PAGEREF _Toc231860446 \h </w:instrText>
         </w:r>
         <w:r>
           <w:rPr>
@@ -2511,7 +2509,7 @@
           <w14:ligatures w14:val="standardContextual"/>
         </w:rPr>
       </w:pPr>
-      <w:hyperlink w:anchor="_Toc231854663" w:history="1">
+      <w:hyperlink w:anchor="_Toc231860447" w:history="1">
         <w:r>
           <w:rPr>
             <w:rStyle w:val="Hyperlink"/>
@@ -2540,7 +2538,7 @@
             <w:noProof/>
             <w:webHidden/>
           </w:rPr>
-          <w:instrText xml:space="preserve"> PAGEREF _Toc231854663 \h </w:instrText>
+          <w:instrText xml:space="preserve"> PAGEREF _Toc231860447 \h </w:instrText>
         </w:r>
         <w:r>
           <w:rPr>
@@ -2586,12 +2584,11 @@
           <w14:ligatures w14:val="standardContextual"/>
         </w:rPr>
       </w:pPr>
-      <w:hyperlink w:anchor="_Toc231854664" w:history="1">
+      <w:hyperlink w:anchor="_Toc231860448" w:history="1">
         <w:r>
           <w:rPr>
             <w:rStyle w:val="Hyperlink"/>
             <w:rFonts w:cs="Times New Roman"/>
-            <w:bCs/>
             <w:noProof/>
             <w:lang w:val="vi-VN"/>
           </w:rPr>
@@ -2616,7 +2613,7 @@
             <w:noProof/>
             <w:webHidden/>
           </w:rPr>
-          <w:instrText xml:space="preserve"> PAGEREF _Toc231854664 \h </w:instrText>
+          <w:instrText xml:space="preserve"> PAGEREF _Toc231860448 \h </w:instrText>
         </w:r>
         <w:r>
           <w:rPr>
@@ -2659,12 +2656,11 @@
           <w14:ligatures w14:val="standardContextual"/>
         </w:rPr>
       </w:pPr>
-      <w:hyperlink w:anchor="_Toc231854665" w:history="1">
+      <w:hyperlink w:anchor="_Toc231860449" w:history="1">
         <w:r>
           <w:rPr>
             <w:rStyle w:val="Hyperlink"/>
             <w:rFonts w:cs="Times New Roman"/>
-            <w:bCs/>
             <w:noProof/>
             <w:lang w:val="vi-VN"/>
           </w:rPr>
@@ -2689,7 +2685,7 @@
             <w:noProof/>
             <w:webHidden/>
           </w:rPr>
-          <w:instrText xml:space="preserve"> PAGEREF _Toc231854665 \h </w:instrText>
+          <w:instrText xml:space="preserve"> PAGEREF _Toc231860449 \h </w:instrText>
         </w:r>
         <w:r>
           <w:rPr>
@@ -2732,12 +2728,11 @@
           <w14:ligatures w14:val="standardContextual"/>
         </w:rPr>
       </w:pPr>
-      <w:hyperlink w:anchor="_Toc231854666" w:history="1">
+      <w:hyperlink w:anchor="_Toc231860450" w:history="1">
         <w:r>
           <w:rPr>
             <w:rStyle w:val="Hyperlink"/>
             <w:rFonts w:cs="Times New Roman"/>
-            <w:bCs/>
             <w:noProof/>
             <w:lang w:val="vi-VN"/>
           </w:rPr>
@@ -2762,7 +2757,7 @@
             <w:noProof/>
             <w:webHidden/>
           </w:rPr>
-          <w:instrText xml:space="preserve"> PAGEREF _Toc231854666 \h </w:instrText>
+          <w:instrText xml:space="preserve"> PAGEREF _Toc231860450 \h </w:instrText>
         </w:r>
         <w:r>
           <w:rPr>
@@ -2808,12 +2803,11 @@
           <w14:ligatures w14:val="standardContextual"/>
         </w:rPr>
       </w:pPr>
-      <w:hyperlink w:anchor="_Toc231854667" w:history="1">
+      <w:hyperlink w:anchor="_Toc231860451" w:history="1">
         <w:r>
           <w:rPr>
             <w:rStyle w:val="Hyperlink"/>
             <w:rFonts w:cs="Times New Roman"/>
-            <w:bCs/>
             <w:noProof/>
             <w:lang w:val="vi-VN"/>
           </w:rPr>
@@ -2838,7 +2832,7 @@
             <w:noProof/>
             <w:webHidden/>
           </w:rPr>
-          <w:instrText xml:space="preserve"> PAGEREF _Toc231854667 \h </w:instrText>
+          <w:instrText xml:space="preserve"> PAGEREF _Toc231860451 \h </w:instrText>
         </w:r>
         <w:r>
           <w:rPr>
@@ -2884,12 +2878,11 @@
           <w14:ligatures w14:val="standardContextual"/>
         </w:rPr>
       </w:pPr>
-      <w:hyperlink w:anchor="_Toc231854668" w:history="1">
+      <w:hyperlink w:anchor="_Toc231860452" w:history="1">
         <w:r>
           <w:rPr>
             <w:rStyle w:val="Hyperlink"/>
             <w:rFonts w:cs="Times New Roman"/>
-            <w:bCs/>
             <w:noProof/>
             <w:lang w:val="vi-VN"/>
           </w:rPr>
@@ -2914,7 +2907,7 @@
             <w:noProof/>
             <w:webHidden/>
           </w:rPr>
-          <w:instrText xml:space="preserve"> PAGEREF _Toc231854668 \h </w:instrText>
+          <w:instrText xml:space="preserve"> PAGEREF _Toc231860452 \h </w:instrText>
         </w:r>
         <w:r>
           <w:rPr>
@@ -2960,12 +2953,11 @@
           <w14:ligatures w14:val="standardContextual"/>
         </w:rPr>
       </w:pPr>
-      <w:hyperlink w:anchor="_Toc231854669" w:history="1">
+      <w:hyperlink w:anchor="_Toc231860453" w:history="1">
         <w:r>
           <w:rPr>
             <w:rStyle w:val="Hyperlink"/>
             <w:rFonts w:cs="Times New Roman"/>
-            <w:bCs/>
             <w:noProof/>
             <w:lang w:val="vi-VN"/>
           </w:rPr>
@@ -2990,7 +2982,7 @@
             <w:noProof/>
             <w:webHidden/>
           </w:rPr>
-          <w:instrText xml:space="preserve"> PAGEREF _Toc231854669 \h </w:instrText>
+          <w:instrText xml:space="preserve"> PAGEREF _Toc231860453 \h </w:instrText>
         </w:r>
         <w:r>
           <w:rPr>
@@ -3036,12 +3028,11 @@
           <w14:ligatures w14:val="standardContextual"/>
         </w:rPr>
       </w:pPr>
-      <w:hyperlink w:anchor="_Toc231854670" w:history="1">
+      <w:hyperlink w:anchor="_Toc231860454" w:history="1">
         <w:r>
           <w:rPr>
             <w:rStyle w:val="Hyperlink"/>
             <w:rFonts w:cs="Times New Roman"/>
-            <w:bCs/>
             <w:noProof/>
             <w:lang w:val="vi-VN"/>
           </w:rPr>
@@ -3066,7 +3057,7 @@
             <w:noProof/>
             <w:webHidden/>
           </w:rPr>
-          <w:instrText xml:space="preserve"> PAGEREF _Toc231854670 \h </w:instrText>
+          <w:instrText xml:space="preserve"> PAGEREF _Toc231860454 \h </w:instrText>
         </w:r>
         <w:r>
           <w:rPr>
@@ -3109,12 +3100,11 @@
           <w14:ligatures w14:val="standardContextual"/>
         </w:rPr>
       </w:pPr>
-      <w:hyperlink w:anchor="_Toc231854671" w:history="1">
+      <w:hyperlink w:anchor="_Toc231860455" w:history="1">
         <w:r>
           <w:rPr>
             <w:rStyle w:val="Hyperlink"/>
             <w:rFonts w:cs="Times New Roman"/>
-            <w:bCs/>
             <w:noProof/>
             <w:lang w:val="vi-VN"/>
           </w:rPr>
@@ -3139,7 +3129,7 @@
             <w:noProof/>
             <w:webHidden/>
           </w:rPr>
-          <w:instrText xml:space="preserve"> PAGEREF _Toc231854671 \h </w:instrText>
+          <w:instrText xml:space="preserve"> PAGEREF _Toc231860455 \h </w:instrText>
         </w:r>
         <w:r>
           <w:rPr>
@@ -3185,12 +3175,11 @@
           <w14:ligatures w14:val="standardContextual"/>
         </w:rPr>
       </w:pPr>
-      <w:hyperlink w:anchor="_Toc231854672" w:history="1">
+      <w:hyperlink w:anchor="_Toc231860456" w:history="1">
         <w:r>
           <w:rPr>
             <w:rStyle w:val="Hyperlink"/>
             <w:rFonts w:cs="Times New Roman"/>
-            <w:bCs/>
             <w:noProof/>
             <w:lang w:val="vi-VN"/>
           </w:rPr>
@@ -3215,7 +3204,7 @@
             <w:noProof/>
             <w:webHidden/>
           </w:rPr>
-          <w:instrText xml:space="preserve"> PAGEREF _Toc231854672 \h </w:instrText>
+          <w:instrText xml:space="preserve"> PAGEREF _Toc231860456 \h </w:instrText>
         </w:r>
         <w:r>
           <w:rPr>
@@ -3261,12 +3250,11 @@
           <w14:ligatures w14:val="standardContextual"/>
         </w:rPr>
       </w:pPr>
-      <w:hyperlink w:anchor="_Toc231854673" w:history="1">
+      <w:hyperlink w:anchor="_Toc231860457" w:history="1">
         <w:r>
           <w:rPr>
             <w:rStyle w:val="Hyperlink"/>
             <w:rFonts w:cs="Times New Roman"/>
-            <w:bCs/>
             <w:noProof/>
             <w:lang w:val="vi-VN"/>
           </w:rPr>
@@ -3291,7 +3279,7 @@
             <w:noProof/>
             <w:webHidden/>
           </w:rPr>
-          <w:instrText xml:space="preserve"> PAGEREF _Toc231854673 \h </w:instrText>
+          <w:instrText xml:space="preserve"> PAGEREF _Toc231860457 \h </w:instrText>
         </w:r>
         <w:r>
           <w:rPr>
@@ -3334,12 +3322,11 @@
           <w14:ligatures w14:val="standardContextual"/>
         </w:rPr>
       </w:pPr>
-      <w:hyperlink w:anchor="_Toc231854674" w:history="1">
+      <w:hyperlink w:anchor="_Toc231860458" w:history="1">
         <w:r>
           <w:rPr>
             <w:rStyle w:val="Hyperlink"/>
             <w:rFonts w:cs="Times New Roman"/>
-            <w:bCs/>
             <w:noProof/>
             <w:lang w:val="vi-VN"/>
           </w:rPr>
@@ -3364,7 +3351,7 @@
             <w:noProof/>
             <w:webHidden/>
           </w:rPr>
-          <w:instrText xml:space="preserve"> PAGEREF _Toc231854674 \h </w:instrText>
+          <w:instrText xml:space="preserve"> PAGEREF _Toc231860458 \h </w:instrText>
         </w:r>
         <w:r>
           <w:rPr>
@@ -3410,7 +3397,7 @@
           <w14:ligatures w14:val="standardContextual"/>
         </w:rPr>
       </w:pPr>
-      <w:hyperlink w:anchor="_Toc231854675" w:history="1">
+      <w:hyperlink w:anchor="_Toc231860459" w:history="1">
         <w:r>
           <w:rPr>
             <w:rStyle w:val="Hyperlink"/>
@@ -3418,17 +3405,7 @@
             <w:noProof/>
             <w:lang w:val="vi-VN"/>
           </w:rPr>
-          <w:t>3.4.1</w:t>
-        </w:r>
-        <w:r>
-          <w:rPr>
-            <w:rStyle w:val="Hyperlink"/>
-            <w:rFonts w:cs="Times New Roman"/>
-            <w:bCs/>
-            <w:noProof/>
-            <w:lang w:val="vi-VN"/>
-          </w:rPr>
-          <w:t>. Thuật toán Thêm sản phẩm vào giỏ hàng (addToCart)</w:t>
+          <w:t>3.4.1. Thuật toán Thêm sản phẩm vào giỏ hàng (addToCart)</w:t>
         </w:r>
         <w:r>
           <w:rPr>
@@ -3449,7 +3426,7 @@
             <w:noProof/>
             <w:webHidden/>
           </w:rPr>
-          <w:instrText xml:space="preserve"> PAGEREF _Toc231854675 \h </w:instrText>
+          <w:instrText xml:space="preserve"> PAGEREF _Toc231860459 \h </w:instrText>
         </w:r>
         <w:r>
           <w:rPr>
@@ -3495,7 +3472,7 @@
           <w14:ligatures w14:val="standardContextual"/>
         </w:rPr>
       </w:pPr>
-      <w:hyperlink w:anchor="_Toc231854676" w:history="1">
+      <w:hyperlink w:anchor="_Toc231860460" w:history="1">
         <w:r>
           <w:rPr>
             <w:rStyle w:val="Hyperlink"/>
@@ -3524,7 +3501,7 @@
             <w:noProof/>
             <w:webHidden/>
           </w:rPr>
-          <w:instrText xml:space="preserve"> PAGEREF _Toc231854676 \h </w:instrText>
+          <w:instrText xml:space="preserve"> PAGEREF _Toc231860460 \h </w:instrText>
         </w:r>
         <w:r>
           <w:rPr>
@@ -3570,13 +3547,11 @@
           <w14:ligatures w14:val="standardContextual"/>
         </w:rPr>
       </w:pPr>
-      <w:hyperlink w:anchor="_Toc231854677" w:history="1">
+      <w:hyperlink w:anchor="_Toc231860461" w:history="1">
         <w:r>
           <w:rPr>
             <w:rStyle w:val="Hyperlink"/>
             <w:rFonts w:eastAsia="Times New Roman" w:cs="Times New Roman"/>
-            <w:b/>
-            <w:bCs/>
             <w:noProof/>
             <w:lang w:val="vi-VN"/>
           </w:rPr>
@@ -3601,7 +3576,7 @@
             <w:noProof/>
             <w:webHidden/>
           </w:rPr>
-          <w:instrText xml:space="preserve"> PAGEREF _Toc231854677 \h </w:instrText>
+          <w:instrText xml:space="preserve"> PAGEREF _Toc231860461 \h </w:instrText>
         </w:r>
         <w:r>
           <w:rPr>
@@ -3644,12 +3619,11 @@
           <w14:ligatures w14:val="standardContextual"/>
         </w:rPr>
       </w:pPr>
-      <w:hyperlink w:anchor="_Toc231854678" w:history="1">
+      <w:hyperlink w:anchor="_Toc231860462" w:history="1">
         <w:r>
           <w:rPr>
             <w:rStyle w:val="Hyperlink"/>
             <w:rFonts w:eastAsia="Times New Roman" w:cs="Times New Roman"/>
-            <w:bCs/>
             <w:noProof/>
             <w:lang w:val="vi-VN"/>
           </w:rPr>
@@ -3674,7 +3648,7 @@
             <w:noProof/>
             <w:webHidden/>
           </w:rPr>
-          <w:instrText xml:space="preserve"> PAGEREF _Toc231854678 \h </w:instrText>
+          <w:instrText xml:space="preserve"> PAGEREF _Toc231860462 \h </w:instrText>
         </w:r>
         <w:r>
           <w:rPr>
@@ -3720,12 +3694,11 @@
           <w14:ligatures w14:val="standardContextual"/>
         </w:rPr>
       </w:pPr>
-      <w:hyperlink w:anchor="_Toc231854679" w:history="1">
+      <w:hyperlink w:anchor="_Toc231860463" w:history="1">
         <w:r>
           <w:rPr>
             <w:rStyle w:val="Hyperlink"/>
             <w:rFonts w:cs="Times New Roman"/>
-            <w:bCs/>
             <w:noProof/>
             <w:lang w:val="vi-VN"/>
           </w:rPr>
@@ -3750,7 +3723,7 @@
             <w:noProof/>
             <w:webHidden/>
           </w:rPr>
-          <w:instrText xml:space="preserve"> PAGEREF _Toc231854679 \h </w:instrText>
+          <w:instrText xml:space="preserve"> PAGEREF _Toc231860463 \h </w:instrText>
         </w:r>
         <w:r>
           <w:rPr>
@@ -3793,12 +3766,11 @@
           <w14:ligatures w14:val="standardContextual"/>
         </w:rPr>
       </w:pPr>
-      <w:hyperlink w:anchor="_Toc231854680" w:history="1">
+      <w:hyperlink w:anchor="_Toc231860464" w:history="1">
         <w:r>
           <w:rPr>
             <w:rStyle w:val="Hyperlink"/>
             <w:rFonts w:cs="Times New Roman"/>
-            <w:bCs/>
             <w:noProof/>
             <w:lang w:val="vi-VN"/>
           </w:rPr>
@@ -3823,7 +3795,7 @@
             <w:noProof/>
             <w:webHidden/>
           </w:rPr>
-          <w:instrText xml:space="preserve"> PAGEREF _Toc231854680 \h </w:instrText>
+          <w:instrText xml:space="preserve"> PAGEREF _Toc231860464 \h </w:instrText>
         </w:r>
         <w:r>
           <w:rPr>
@@ -3866,12 +3838,11 @@
           <w14:ligatures w14:val="standardContextual"/>
         </w:rPr>
       </w:pPr>
-      <w:hyperlink w:anchor="_Toc231854681" w:history="1">
+      <w:hyperlink w:anchor="_Toc231860465" w:history="1">
         <w:r>
           <w:rPr>
             <w:rStyle w:val="Hyperlink"/>
             <w:rFonts w:cs="Times New Roman"/>
-            <w:bCs/>
             <w:noProof/>
             <w:lang w:val="vi-VN"/>
           </w:rPr>
@@ -3896,7 +3867,7 @@
             <w:noProof/>
             <w:webHidden/>
           </w:rPr>
-          <w:instrText xml:space="preserve"> PAGEREF _Toc231854681 \h </w:instrText>
+          <w:instrText xml:space="preserve"> PAGEREF _Toc231860465 \h </w:instrText>
         </w:r>
         <w:r>
           <w:rPr>
@@ -3939,12 +3910,11 @@
           <w14:ligatures w14:val="standardContextual"/>
         </w:rPr>
       </w:pPr>
-      <w:hyperlink w:anchor="_Toc231854682" w:history="1">
+      <w:hyperlink w:anchor="_Toc231860466" w:history="1">
         <w:r>
           <w:rPr>
             <w:rStyle w:val="Hyperlink"/>
             <w:rFonts w:cs="Times New Roman"/>
-            <w:bCs/>
             <w:noProof/>
             <w:lang w:val="vi-VN"/>
           </w:rPr>
@@ -3969,7 +3939,7 @@
             <w:noProof/>
             <w:webHidden/>
           </w:rPr>
-          <w:instrText xml:space="preserve"> PAGEREF _Toc231854682 \h </w:instrText>
+          <w:instrText xml:space="preserve"> PAGEREF _Toc231860466 \h </w:instrText>
         </w:r>
         <w:r>
           <w:rPr>
@@ -4015,11 +3985,10 @@
           <w14:ligatures w14:val="standardContextual"/>
         </w:rPr>
       </w:pPr>
-      <w:hyperlink w:anchor="_Toc231854683" w:history="1">
+      <w:hyperlink w:anchor="_Toc231860467" w:history="1">
         <w:r>
           <w:rPr>
             <w:rStyle w:val="Hyperlink"/>
-            <w:bCs/>
             <w:noProof/>
             <w:lang w:val="vi-VN"/>
           </w:rPr>
@@ -4044,7 +4013,7 @@
             <w:noProof/>
             <w:webHidden/>
           </w:rPr>
-          <w:instrText xml:space="preserve"> PAGEREF _Toc231854683 \h </w:instrText>
+          <w:instrText xml:space="preserve"> PAGEREF _Toc231860467 \h </w:instrText>
         </w:r>
         <w:r>
           <w:rPr>
@@ -4087,11 +4056,10 @@
           <w14:ligatures w14:val="standardContextual"/>
         </w:rPr>
       </w:pPr>
-      <w:hyperlink w:anchor="_Toc231854684" w:history="1">
+      <w:hyperlink w:anchor="_Toc231860468" w:history="1">
         <w:r>
           <w:rPr>
             <w:rStyle w:val="Hyperlink"/>
-            <w:bCs/>
             <w:noProof/>
             <w:lang w:val="vi-VN"/>
           </w:rPr>
@@ -4116,7 +4084,7 @@
             <w:noProof/>
             <w:webHidden/>
           </w:rPr>
-          <w:instrText xml:space="preserve"> PAGEREF _Toc231854684 \h </w:instrText>
+          <w:instrText xml:space="preserve"> PAGEREF _Toc231860468 \h </w:instrText>
         </w:r>
         <w:r>
           <w:rPr>
@@ -4159,12 +4127,10 @@
           <w14:ligatures w14:val="standardContextual"/>
         </w:rPr>
       </w:pPr>
-      <w:hyperlink w:anchor="_Toc231854685" w:history="1">
+      <w:hyperlink w:anchor="_Toc231860469" w:history="1">
         <w:r>
           <w:rPr>
             <w:rStyle w:val="Hyperlink"/>
-            <w:b/>
-            <w:bCs/>
             <w:noProof/>
             <w:lang w:val="vi-VN"/>
           </w:rPr>
@@ -4189,7 +4155,7 @@
             <w:noProof/>
             <w:webHidden/>
           </w:rPr>
-          <w:instrText xml:space="preserve"> PAGEREF _Toc231854685 \h </w:instrText>
+          <w:instrText xml:space="preserve"> PAGEREF _Toc231860469 \h </w:instrText>
         </w:r>
         <w:r>
           <w:rPr>
@@ -4229,6 +4195,7 @@
       </w:pPr>
       <w:r>
         <w:rPr>
+          <w:b w:val="0"/>
           <w:lang w:val="vi-VN"/>
         </w:rPr>
         <w:fldChar w:fldCharType="end"/>
@@ -4247,7 +4214,7 @@
           <w:lang w:val="vi-VN"/>
         </w:rPr>
       </w:pPr>
-      <w:bookmarkStart w:id="2" w:name="_Toc231854645"/>
+      <w:bookmarkStart w:id="4" w:name="_Toc231860429"/>
       <w:r>
         <w:rPr>
           <w:lang w:val="vi-VN"/>
@@ -4264,9 +4231,13 @@
         <w:t>ẢNh</w:t>
       </w:r>
       <w:bookmarkEnd w:id="2"/>
-    </w:p>
-    <w:bookmarkStart w:id="3" w:name="_Toc231771857"/>
-    <w:bookmarkStart w:id="4" w:name="_Toc231778010"/>
+      <w:bookmarkEnd w:id="3"/>
+      <w:bookmarkEnd w:id="4"/>
+    </w:p>
+    <w:bookmarkStart w:id="5" w:name="_Toc231771857"/>
+    <w:bookmarkStart w:id="6" w:name="_Toc231778010"/>
+    <w:bookmarkStart w:id="7" w:name="_Toc231854646"/>
+    <w:bookmarkStart w:id="8" w:name="_Toc231860167"/>
     <w:p>
       <w:pPr>
         <w:pStyle w:val="TableofFigures"/>
@@ -4291,7 +4262,7 @@
       <w:r>
         <w:fldChar w:fldCharType="separate"/>
       </w:r>
-      <w:hyperlink w:anchor="_Toc231778234" w:history="1">
+      <w:hyperlink w:anchor="_Toc231860470" w:history="1">
         <w:r>
           <w:rPr>
             <w:rStyle w:val="Hyperlink"/>
@@ -4319,7 +4290,7 @@
             <w:noProof/>
             <w:webHidden/>
           </w:rPr>
-          <w:instrText xml:space="preserve"> PAGEREF _Toc231778234 \h </w:instrText>
+          <w:instrText xml:space="preserve"> PAGEREF _Toc231860470 \h </w:instrText>
         </w:r>
         <w:r>
           <w:rPr>
@@ -4365,7 +4336,7 @@
           <w14:ligatures w14:val="standardContextual"/>
         </w:rPr>
       </w:pPr>
-      <w:hyperlink w:anchor="_Toc231778235" w:history="1">
+      <w:hyperlink w:anchor="_Toc231860471" w:history="1">
         <w:r>
           <w:rPr>
             <w:rStyle w:val="Hyperlink"/>
@@ -4393,7 +4364,7 @@
             <w:noProof/>
             <w:webHidden/>
           </w:rPr>
-          <w:instrText xml:space="preserve"> PAGEREF _Toc231778235 \h </w:instrText>
+          <w:instrText xml:space="preserve"> PAGEREF _Toc231860471 \h </w:instrText>
         </w:r>
         <w:r>
           <w:rPr>
@@ -4413,7 +4384,7 @@
             <w:noProof/>
             <w:webHidden/>
           </w:rPr>
-          <w:t>6</w:t>
+          <w:t>8</w:t>
         </w:r>
         <w:r>
           <w:rPr>
@@ -4439,7 +4410,7 @@
           <w14:ligatures w14:val="standardContextual"/>
         </w:rPr>
       </w:pPr>
-      <w:hyperlink w:anchor="_Toc231778236" w:history="1">
+      <w:hyperlink w:anchor="_Toc231860472" w:history="1">
         <w:r>
           <w:rPr>
             <w:rStyle w:val="Hyperlink"/>
@@ -4467,7 +4438,7 @@
             <w:noProof/>
             <w:webHidden/>
           </w:rPr>
-          <w:instrText xml:space="preserve"> PAGEREF _Toc231778236 \h </w:instrText>
+          <w:instrText xml:space="preserve"> PAGEREF _Toc231860472 \h </w:instrText>
         </w:r>
         <w:r>
           <w:rPr>
@@ -4487,7 +4458,7 @@
             <w:noProof/>
             <w:webHidden/>
           </w:rPr>
-          <w:t>8</w:t>
+          <w:t>10</w:t>
         </w:r>
         <w:r>
           <w:rPr>
@@ -4500,6 +4471,7 @@
     </w:p>
     <w:p>
       <w:pPr>
+        <w:pStyle w:val="u11"/>
         <w:rPr>
           <w:noProof/>
         </w:rPr>
@@ -4532,10 +4504,11 @@
           <w14:ligatures w14:val="standardContextual"/>
         </w:rPr>
       </w:pPr>
-      <w:hyperlink w:anchor="_Toc231778241" w:history="1">
+      <w:hyperlink w:anchor="_Toc231860473" w:history="1">
         <w:r>
           <w:rPr>
             <w:rStyle w:val="Hyperlink"/>
+            <w:rFonts w:cs="Times New Roman"/>
             <w:noProof/>
             <w:lang w:val="vi-VN"/>
           </w:rPr>
@@ -4544,6 +4517,7 @@
         <w:r>
           <w:rPr>
             <w:rStyle w:val="Hyperlink"/>
+            <w:rFonts w:cs="Times New Roman"/>
             <w:noProof/>
             <w:lang w:val="vi-VN" w:bidi="ar"/>
           </w:rPr>
@@ -4568,7 +4542,7 @@
             <w:noProof/>
             <w:webHidden/>
           </w:rPr>
-          <w:instrText xml:space="preserve"> PAGEREF _Toc231778241 \h </w:instrText>
+          <w:instrText xml:space="preserve"> PAGEREF _Toc231860473 \h </w:instrText>
         </w:r>
         <w:r>
           <w:rPr>
@@ -4588,7 +4562,7 @@
             <w:noProof/>
             <w:webHidden/>
           </w:rPr>
-          <w:t>9</w:t>
+          <w:t>11</w:t>
         </w:r>
         <w:r>
           <w:rPr>
@@ -4614,10 +4588,11 @@
           <w14:ligatures w14:val="standardContextual"/>
         </w:rPr>
       </w:pPr>
-      <w:hyperlink w:anchor="_Toc231778242" w:history="1">
+      <w:hyperlink w:anchor="_Toc231860474" w:history="1">
         <w:r>
           <w:rPr>
             <w:rStyle w:val="Hyperlink"/>
+            <w:rFonts w:cs="Times New Roman"/>
             <w:noProof/>
             <w:lang w:val="vi-VN"/>
           </w:rPr>
@@ -4642,7 +4617,7 @@
             <w:noProof/>
             <w:webHidden/>
           </w:rPr>
-          <w:instrText xml:space="preserve"> PAGEREF _Toc231778242 \h </w:instrText>
+          <w:instrText xml:space="preserve"> PAGEREF _Toc231860474 \h </w:instrText>
         </w:r>
         <w:r>
           <w:rPr>
@@ -4662,7 +4637,7 @@
             <w:noProof/>
             <w:webHidden/>
           </w:rPr>
-          <w:t>13</w:t>
+          <w:t>15</w:t>
         </w:r>
         <w:r>
           <w:rPr>
@@ -4675,6 +4650,7 @@
     </w:p>
     <w:p>
       <w:pPr>
+        <w:pStyle w:val="u11"/>
         <w:rPr>
           <w:noProof/>
         </w:rPr>
@@ -4707,10 +4683,11 @@
           <w14:ligatures w14:val="standardContextual"/>
         </w:rPr>
       </w:pPr>
-      <w:hyperlink w:anchor="_Toc231778247" w:history="1">
+      <w:hyperlink w:anchor="_Toc231860475" w:history="1">
         <w:r>
           <w:rPr>
             <w:rStyle w:val="Hyperlink"/>
+            <w:rFonts w:cs="Times New Roman"/>
             <w:noProof/>
           </w:rPr>
           <w:t>Hình 3. 1</w:t>
@@ -4718,6 +4695,7 @@
         <w:r>
           <w:rPr>
             <w:rStyle w:val="Hyperlink"/>
+            <w:rFonts w:cs="Times New Roman"/>
             <w:noProof/>
             <w:lang w:val="vi-VN"/>
           </w:rPr>
@@ -4742,7 +4720,7 @@
             <w:noProof/>
             <w:webHidden/>
           </w:rPr>
-          <w:instrText xml:space="preserve"> PAGEREF _Toc231778247 \h </w:instrText>
+          <w:instrText xml:space="preserve"> PAGEREF _Toc231860475 \h </w:instrText>
         </w:r>
         <w:r>
           <w:rPr>
@@ -4762,7 +4740,7 @@
             <w:noProof/>
             <w:webHidden/>
           </w:rPr>
-          <w:t>16</w:t>
+          <w:t>18</w:t>
         </w:r>
         <w:r>
           <w:rPr>
@@ -4788,10 +4766,11 @@
           <w14:ligatures w14:val="standardContextual"/>
         </w:rPr>
       </w:pPr>
-      <w:hyperlink w:anchor="_Toc231778248" w:history="1">
+      <w:hyperlink w:anchor="_Toc231860476" w:history="1">
         <w:r>
           <w:rPr>
             <w:rStyle w:val="Hyperlink"/>
+            <w:rFonts w:cs="Times New Roman"/>
             <w:noProof/>
             <w:lang w:val="vi-VN"/>
           </w:rPr>
@@ -4816,7 +4795,7 @@
             <w:noProof/>
             <w:webHidden/>
           </w:rPr>
-          <w:instrText xml:space="preserve"> PAGEREF _Toc231778248 \h </w:instrText>
+          <w:instrText xml:space="preserve"> PAGEREF _Toc231860476 \h </w:instrText>
         </w:r>
         <w:r>
           <w:rPr>
@@ -4836,7 +4815,7 @@
             <w:noProof/>
             <w:webHidden/>
           </w:rPr>
-          <w:t>24</w:t>
+          <w:t>26</w:t>
         </w:r>
         <w:r>
           <w:rPr>
@@ -4862,10 +4841,11 @@
           <w14:ligatures w14:val="standardContextual"/>
         </w:rPr>
       </w:pPr>
-      <w:hyperlink w:anchor="_Toc231778249" w:history="1">
+      <w:hyperlink w:anchor="_Toc231860477" w:history="1">
         <w:r>
           <w:rPr>
             <w:rStyle w:val="Hyperlink"/>
+            <w:rFonts w:cs="Times New Roman"/>
             <w:noProof/>
             <w:lang w:val="vi-VN"/>
           </w:rPr>
@@ -4899,7 +4879,7 @@
             <w:noProof/>
             <w:webHidden/>
           </w:rPr>
-          <w:instrText xml:space="preserve"> PAGEREF _Toc231778249 \h </w:instrText>
+          <w:instrText xml:space="preserve"> PAGEREF _Toc231860477 \h </w:instrText>
         </w:r>
         <w:r>
           <w:rPr>
@@ -4919,7 +4899,7 @@
             <w:noProof/>
             <w:webHidden/>
           </w:rPr>
-          <w:t>27</w:t>
+          <w:t>29</w:t>
         </w:r>
         <w:r>
           <w:rPr>
@@ -4932,11 +4912,7 @@
     </w:p>
     <w:p>
       <w:pPr>
-        <w:rPr>
-          <w:b/>
-          <w:caps/>
-          <w:sz w:val="30"/>
-        </w:rPr>
+        <w:pStyle w:val="u11"/>
       </w:pPr>
       <w:r>
         <w:fldChar w:fldCharType="end"/>
@@ -4949,14 +4925,25 @@
       <w:pPr>
         <w:pStyle w:val="u11"/>
       </w:pPr>
-      <w:bookmarkStart w:id="5" w:name="_Toc231854646"/>
+      <w:bookmarkStart w:id="9" w:name="_Toc231860430"/>
       <w:r>
         <w:lastRenderedPageBreak/>
         <w:t>Danh mục bảng biểu</w:t>
       </w:r>
-      <w:bookmarkEnd w:id="3"/>
-      <w:bookmarkEnd w:id="4"/>
       <w:bookmarkEnd w:id="5"/>
+      <w:bookmarkEnd w:id="6"/>
+      <w:bookmarkEnd w:id="7"/>
+      <w:bookmarkEnd w:id="8"/>
+      <w:bookmarkEnd w:id="9"/>
+    </w:p>
+    <w:p>
+      <w:pPr>
+        <w:pStyle w:val="u11"/>
+        <w:jc w:val="both"/>
+        <w:rPr>
+          <w:lang w:val="vi-VN"/>
+        </w:rPr>
+      </w:pPr>
     </w:p>
     <w:p>
       <w:pPr>
@@ -4991,7 +4978,7 @@
         </w:rPr>
         <w:fldChar w:fldCharType="separate"/>
       </w:r>
-      <w:hyperlink w:anchor="_Toc231820652" w:history="1">
+      <w:hyperlink w:anchor="_Toc231860478" w:history="1">
         <w:r>
           <w:rPr>
             <w:rStyle w:val="Hyperlink"/>
@@ -5028,7 +5015,7 @@
             <w:noProof/>
             <w:webHidden/>
           </w:rPr>
-          <w:instrText xml:space="preserve"> PAGEREF _Toc231820652 \h </w:instrText>
+          <w:instrText xml:space="preserve"> PAGEREF _Toc231860478 \h </w:instrText>
         </w:r>
         <w:r>
           <w:rPr>
@@ -5074,7 +5061,7 @@
           <w14:ligatures w14:val="standardContextual"/>
         </w:rPr>
       </w:pPr>
-      <w:hyperlink w:anchor="_Toc231820653" w:history="1">
+      <w:hyperlink w:anchor="_Toc231860479" w:history="1">
         <w:r>
           <w:rPr>
             <w:rStyle w:val="Hyperlink"/>
@@ -5102,7 +5089,7 @@
             <w:noProof/>
             <w:webHidden/>
           </w:rPr>
-          <w:instrText xml:space="preserve"> PAGEREF _Toc231820653 \h </w:instrText>
+          <w:instrText xml:space="preserve"> PAGEREF _Toc231860479 \h </w:instrText>
         </w:r>
         <w:r>
           <w:rPr>
@@ -5181,10 +5168,11 @@
           <w14:ligatures w14:val="standardContextual"/>
         </w:rPr>
       </w:pPr>
-      <w:hyperlink w:anchor="_Toc231778051" w:history="1">
+      <w:hyperlink w:anchor="_Toc231860486" w:history="1">
         <w:r>
           <w:rPr>
             <w:rStyle w:val="Hyperlink"/>
+            <w:rFonts w:cs="Times New Roman"/>
             <w:noProof/>
             <w:lang w:val="vi-VN"/>
           </w:rPr>
@@ -5218,7 +5206,7 @@
             <w:noProof/>
             <w:webHidden/>
           </w:rPr>
-          <w:instrText xml:space="preserve"> PAGEREF _Toc231778051 \h </w:instrText>
+          <w:instrText xml:space="preserve"> PAGEREF _Toc231860486 \h </w:instrText>
         </w:r>
         <w:r>
           <w:rPr>
@@ -5238,7 +5226,7 @@
             <w:noProof/>
             <w:webHidden/>
           </w:rPr>
-          <w:t>11</w:t>
+          <w:t>13</w:t>
         </w:r>
         <w:r>
           <w:rPr>
@@ -5264,15 +5252,7 @@
           <w14:ligatures w14:val="standardContextual"/>
         </w:rPr>
       </w:pPr>
-      <w:hyperlink w:anchor="_Toc231778052" w:history="1">
-        <w:r>
-          <w:rPr>
-            <w:rStyle w:val="Hyperlink"/>
-            <w:noProof/>
-            <w:lang w:val="vi-VN"/>
-          </w:rPr>
-          <w:t xml:space="preserve">bảng 2. 2 . </w:t>
-        </w:r>
+      <w:hyperlink w:anchor="_Toc231860487" w:history="1">
         <w:r>
           <w:rPr>
             <w:rStyle w:val="Hyperlink"/>
@@ -5280,7 +5260,7 @@
             <w:noProof/>
             <w:lang w:val="vi-VN"/>
           </w:rPr>
-          <w:t>phân tích chi tiết LocalStorage sở hữu những ưu điểm vượt trội so với cơ chế Cookie truyền thống</w:t>
+          <w:t>bảng 2. 2 . phân tích chi tiết LocalStorage sở hữu những ưu điểm vượt trội so với cơ chế Cookie truyền thống</w:t>
         </w:r>
         <w:r>
           <w:rPr>
@@ -5301,7 +5281,7 @@
             <w:noProof/>
             <w:webHidden/>
           </w:rPr>
-          <w:instrText xml:space="preserve"> PAGEREF _Toc231778052 \h </w:instrText>
+          <w:instrText xml:space="preserve"> PAGEREF _Toc231860487 \h </w:instrText>
         </w:r>
         <w:r>
           <w:rPr>
@@ -5321,7 +5301,7 @@
             <w:noProof/>
             <w:webHidden/>
           </w:rPr>
-          <w:t>14</w:t>
+          <w:t>16</w:t>
         </w:r>
         <w:r>
           <w:rPr>
@@ -5380,10 +5360,11 @@
           <w14:ligatures w14:val="standardContextual"/>
         </w:rPr>
       </w:pPr>
-      <w:hyperlink w:anchor="_Toc231778053" w:history="1">
+      <w:hyperlink w:anchor="_Toc231860508" w:history="1">
         <w:r>
           <w:rPr>
             <w:rStyle w:val="Hyperlink"/>
+            <w:rFonts w:cs="Times New Roman"/>
             <w:noProof/>
             <w:lang w:val="vi-VN"/>
           </w:rPr>
@@ -5392,6 +5373,7 @@
         <w:r>
           <w:rPr>
             <w:rStyle w:val="Hyperlink"/>
+            <w:rFonts w:cs="Times New Roman"/>
             <w:bCs/>
             <w:noProof/>
             <w:lang w:val="vi-VN"/>
@@ -5417,7 +5399,7 @@
             <w:noProof/>
             <w:webHidden/>
           </w:rPr>
-          <w:instrText xml:space="preserve"> PAGEREF _Toc231778053 \h </w:instrText>
+          <w:instrText xml:space="preserve"> PAGEREF _Toc231860508 \h </w:instrText>
         </w:r>
         <w:r>
           <w:rPr>
@@ -5437,7 +5419,7 @@
             <w:noProof/>
             <w:webHidden/>
           </w:rPr>
-          <w:t>19</w:t>
+          <w:t>21</w:t>
         </w:r>
         <w:r>
           <w:rPr>
@@ -5463,10 +5445,11 @@
           <w14:ligatures w14:val="standardContextual"/>
         </w:rPr>
       </w:pPr>
-      <w:hyperlink w:anchor="_Toc231778054" w:history="1">
+      <w:hyperlink w:anchor="_Toc231860509" w:history="1">
         <w:r>
           <w:rPr>
             <w:rStyle w:val="Hyperlink"/>
+            <w:rFonts w:cs="Times New Roman"/>
             <w:noProof/>
             <w:lang w:val="vi-VN"/>
           </w:rPr>
@@ -5491,7 +5474,7 @@
             <w:noProof/>
             <w:webHidden/>
           </w:rPr>
-          <w:instrText xml:space="preserve"> PAGEREF _Toc231778054 \h </w:instrText>
+          <w:instrText xml:space="preserve"> PAGEREF _Toc231860509 \h </w:instrText>
         </w:r>
         <w:r>
           <w:rPr>
@@ -5511,7 +5494,7 @@
             <w:noProof/>
             <w:webHidden/>
           </w:rPr>
-          <w:t>21</w:t>
+          <w:t>23</w:t>
         </w:r>
         <w:r>
           <w:rPr>
@@ -5537,10 +5520,11 @@
           <w14:ligatures w14:val="standardContextual"/>
         </w:rPr>
       </w:pPr>
-      <w:hyperlink w:anchor="_Toc231778055" w:history="1">
+      <w:hyperlink w:anchor="_Toc231860510" w:history="1">
         <w:r>
           <w:rPr>
             <w:rStyle w:val="Hyperlink"/>
+            <w:rFonts w:cs="Times New Roman"/>
             <w:noProof/>
             <w:lang w:val="vi-VN"/>
           </w:rPr>
@@ -5565,7 +5549,7 @@
             <w:noProof/>
             <w:webHidden/>
           </w:rPr>
-          <w:instrText xml:space="preserve"> PAGEREF _Toc231778055 \h </w:instrText>
+          <w:instrText xml:space="preserve"> PAGEREF _Toc231860510 \h </w:instrText>
         </w:r>
         <w:r>
           <w:rPr>
@@ -5585,7 +5569,7 @@
             <w:noProof/>
             <w:webHidden/>
           </w:rPr>
-          <w:t>22</w:t>
+          <w:t>24</w:t>
         </w:r>
         <w:r>
           <w:rPr>
@@ -5611,10 +5595,11 @@
           <w14:ligatures w14:val="standardContextual"/>
         </w:rPr>
       </w:pPr>
-      <w:hyperlink w:anchor="_Toc231778056" w:history="1">
+      <w:hyperlink w:anchor="_Toc231860511" w:history="1">
         <w:r>
           <w:rPr>
             <w:rStyle w:val="Hyperlink"/>
+            <w:rFonts w:cs="Times New Roman"/>
             <w:noProof/>
             <w:lang w:val="vi-VN"/>
           </w:rPr>
@@ -5639,7 +5624,7 @@
             <w:noProof/>
             <w:webHidden/>
           </w:rPr>
-          <w:instrText xml:space="preserve"> PAGEREF _Toc231778056 \h </w:instrText>
+          <w:instrText xml:space="preserve"> PAGEREF _Toc231860511 \h </w:instrText>
         </w:r>
         <w:r>
           <w:rPr>
@@ -5659,7 +5644,7 @@
             <w:noProof/>
             <w:webHidden/>
           </w:rPr>
-          <w:t>23</w:t>
+          <w:t>25</w:t>
         </w:r>
         <w:r>
           <w:rPr>
@@ -5685,10 +5670,11 @@
           <w14:ligatures w14:val="standardContextual"/>
         </w:rPr>
       </w:pPr>
-      <w:hyperlink w:anchor="_Toc231778057" w:history="1">
+      <w:hyperlink w:anchor="_Toc231860512" w:history="1">
         <w:r>
           <w:rPr>
             <w:rStyle w:val="Hyperlink"/>
+            <w:rFonts w:cs="Times New Roman"/>
             <w:noProof/>
             <w:lang w:val="vi-VN"/>
           </w:rPr>
@@ -5722,7 +5708,7 @@
             <w:noProof/>
             <w:webHidden/>
           </w:rPr>
-          <w:instrText xml:space="preserve"> PAGEREF _Toc231778057 \h </w:instrText>
+          <w:instrText xml:space="preserve"> PAGEREF _Toc231860512 \h </w:instrText>
         </w:r>
         <w:r>
           <w:rPr>
@@ -5742,7 +5728,7 @@
             <w:noProof/>
             <w:webHidden/>
           </w:rPr>
-          <w:t>26</w:t>
+          <w:t>28</w:t>
         </w:r>
         <w:r>
           <w:rPr>
@@ -5801,15 +5787,7 @@
           <w14:ligatures w14:val="standardContextual"/>
         </w:rPr>
       </w:pPr>
-      <w:hyperlink w:anchor="_Toc231778058" w:history="1">
-        <w:r>
-          <w:rPr>
-            <w:rStyle w:val="Hyperlink"/>
-            <w:noProof/>
-            <w:lang w:val="vi-VN"/>
-          </w:rPr>
-          <w:t xml:space="preserve">Bảng 4. 1. </w:t>
-        </w:r>
+      <w:hyperlink w:anchor="_Toc231860515" w:history="1">
         <w:r>
           <w:rPr>
             <w:rStyle w:val="Hyperlink"/>
@@ -5817,7 +5795,7 @@
             <w:noProof/>
             <w:lang w:val="vi-VN"/>
           </w:rPr>
-          <w:t>Thông tin chi tiết về danh mục dữ liệu thực nghiệm</w:t>
+          <w:t>Bảng 4. 1. Thông tin chi tiết về danh mục dữ liệu thực nghiệm</w:t>
         </w:r>
         <w:r>
           <w:rPr>
@@ -5838,7 +5816,7 @@
             <w:noProof/>
             <w:webHidden/>
           </w:rPr>
-          <w:instrText xml:space="preserve"> PAGEREF _Toc231778058 \h </w:instrText>
+          <w:instrText xml:space="preserve"> PAGEREF _Toc231860515 \h </w:instrText>
         </w:r>
         <w:r>
           <w:rPr>
@@ -5858,7 +5836,7 @@
             <w:noProof/>
             <w:webHidden/>
           </w:rPr>
-          <w:t>31</w:t>
+          <w:t>33</w:t>
         </w:r>
         <w:r>
           <w:rPr>
@@ -5884,10 +5862,11 @@
           <w14:ligatures w14:val="standardContextual"/>
         </w:rPr>
       </w:pPr>
-      <w:hyperlink w:anchor="_Toc231778059" w:history="1">
+      <w:hyperlink w:anchor="_Toc231860516" w:history="1">
         <w:r>
           <w:rPr>
             <w:rStyle w:val="Hyperlink"/>
+            <w:rFonts w:cs="Times New Roman"/>
             <w:noProof/>
             <w:lang w:val="vi-VN"/>
           </w:rPr>
@@ -5912,7 +5891,7 @@
             <w:noProof/>
             <w:webHidden/>
           </w:rPr>
-          <w:instrText xml:space="preserve"> PAGEREF _Toc231778059 \h </w:instrText>
+          <w:instrText xml:space="preserve"> PAGEREF _Toc231860516 \h </w:instrText>
         </w:r>
         <w:r>
           <w:rPr>
@@ -5932,7 +5911,7 @@
             <w:noProof/>
             <w:webHidden/>
           </w:rPr>
-          <w:t>36</w:t>
+          <w:t>38</w:t>
         </w:r>
         <w:r>
           <w:rPr>
@@ -5979,10 +5958,12 @@
           <w:lang w:val="vi-VN"/>
         </w:rPr>
       </w:pPr>
-      <w:bookmarkStart w:id="6" w:name="_Toc230160097"/>
-      <w:bookmarkStart w:id="7" w:name="_Toc231771858"/>
-      <w:bookmarkStart w:id="8" w:name="_Toc231778011"/>
-      <w:bookmarkStart w:id="9" w:name="_Toc231854647"/>
+      <w:bookmarkStart w:id="10" w:name="_Toc230160097"/>
+      <w:bookmarkStart w:id="11" w:name="_Toc231771858"/>
+      <w:bookmarkStart w:id="12" w:name="_Toc231778011"/>
+      <w:bookmarkStart w:id="13" w:name="_Toc231854647"/>
+      <w:bookmarkStart w:id="14" w:name="_Toc231860168"/>
+      <w:bookmarkStart w:id="15" w:name="_Toc231860431"/>
       <w:r>
         <w:rPr>
           <w:sz w:val="28"/>
@@ -6000,10 +5981,12 @@
         </w:rPr>
         <w:t>ương 1.Tổng quan nghiên cứu</w:t>
       </w:r>
-      <w:bookmarkEnd w:id="6"/>
-      <w:bookmarkEnd w:id="7"/>
-      <w:bookmarkEnd w:id="8"/>
-      <w:bookmarkEnd w:id="9"/>
+      <w:bookmarkEnd w:id="10"/>
+      <w:bookmarkEnd w:id="11"/>
+      <w:bookmarkEnd w:id="12"/>
+      <w:bookmarkEnd w:id="13"/>
+      <w:bookmarkEnd w:id="14"/>
+      <w:bookmarkEnd w:id="15"/>
     </w:p>
     <w:p>
       <w:pPr>
@@ -6017,10 +6000,12 @@
           <w:lang w:val="vi-VN"/>
         </w:rPr>
       </w:pPr>
-      <w:bookmarkStart w:id="10" w:name="_Toc230160098"/>
-      <w:bookmarkStart w:id="11" w:name="_Toc231771859"/>
-      <w:bookmarkStart w:id="12" w:name="_Toc231778012"/>
-      <w:bookmarkStart w:id="13" w:name="_Toc231854648"/>
+      <w:bookmarkStart w:id="16" w:name="_Toc230160098"/>
+      <w:bookmarkStart w:id="17" w:name="_Toc231771859"/>
+      <w:bookmarkStart w:id="18" w:name="_Toc231778012"/>
+      <w:bookmarkStart w:id="19" w:name="_Toc231854648"/>
+      <w:bookmarkStart w:id="20" w:name="_Toc231860169"/>
+      <w:bookmarkStart w:id="21" w:name="_Toc231860432"/>
       <w:r>
         <w:rPr>
           <w:b w:val="0"/>
@@ -6036,10 +6021,12 @@
         </w:rPr>
         <w:t>1. Đặt vấn đề</w:t>
       </w:r>
-      <w:bookmarkEnd w:id="10"/>
-      <w:bookmarkEnd w:id="11"/>
-      <w:bookmarkEnd w:id="12"/>
-      <w:bookmarkEnd w:id="13"/>
+      <w:bookmarkEnd w:id="16"/>
+      <w:bookmarkEnd w:id="17"/>
+      <w:bookmarkEnd w:id="18"/>
+      <w:bookmarkEnd w:id="19"/>
+      <w:bookmarkEnd w:id="20"/>
+      <w:bookmarkEnd w:id="21"/>
       <w:r>
         <w:rPr>
           <w:sz w:val="26"/>
@@ -6051,7 +6038,7 @@
     <w:p>
       <w:pPr>
         <w:pStyle w:val="NormalWeb"/>
-        <w:spacing w:after="100"/>
+        <w:spacing w:before="100" w:after="100"/>
         <w:jc w:val="both"/>
         <w:rPr>
           <w:rFonts w:eastAsia="sans-serif"/>
@@ -6068,6 +6055,14 @@
           <w:lang w:val="vi-VN"/>
         </w:rPr>
         <w:tab/>
+      </w:r>
+      <w:r>
+        <w:rPr>
+          <w:rFonts w:eastAsia="sans-serif"/>
+          <w:sz w:val="26"/>
+          <w:szCs w:val="26"/>
+          <w:lang w:val="vi-VN"/>
+        </w:rPr>
         <w:t>Sự phát triển mạnh mẽ của hạ tầng mạng viễn thông băng thông rộng cùng sự phổ cập của các thiết bị di động thông minh tại Việt Nam đã tạo ra một bệ phóng vững chắc cho sự tăng trưởng vượt bậc của thương mại điện tử. Thói quen mua sắm của người tiêu dùng đang dịch chuyển nhanh chóng từ các phương thức giao dịch trực tiếp truyền thống sang các giao dịch kỹ thuật số tiện lợi, minh bạch và nhanh chóng. Trong xu thế đó, mọi mô hình kinh doanh bán lẻ từ nhu yếu phẩm cho tới các thiết bị công nghệ chuyên dụng đều phải đối mặt với áp lực chuyển đổi số toàn diện để không bị đào thải khỏi thị trường.</w:t>
       </w:r>
     </w:p>
@@ -6345,8 +6340,10 @@
           <w:lang w:val="vi-VN"/>
         </w:rPr>
       </w:pPr>
-      <w:bookmarkStart w:id="14" w:name="_Toc231778084"/>
-      <w:bookmarkStart w:id="15" w:name="_Toc231778234"/>
+      <w:bookmarkStart w:id="22" w:name="_Toc231778084"/>
+      <w:bookmarkStart w:id="23" w:name="_Toc231778234"/>
+      <w:bookmarkStart w:id="24" w:name="_Toc231860207"/>
+      <w:bookmarkStart w:id="25" w:name="_Toc231860470"/>
       <w:r>
         <w:rPr>
           <w:szCs w:val="26"/>
@@ -6394,8 +6391,10 @@
         </w:rPr>
         <w:t xml:space="preserve"> Tăng trưởng thương mại điện tử Việt Nam(2025-2026)</w:t>
       </w:r>
-      <w:bookmarkEnd w:id="14"/>
-      <w:bookmarkEnd w:id="15"/>
+      <w:bookmarkEnd w:id="22"/>
+      <w:bookmarkEnd w:id="23"/>
+      <w:bookmarkEnd w:id="24"/>
+      <w:bookmarkEnd w:id="25"/>
     </w:p>
     <w:tbl>
       <w:tblPr>
@@ -6869,8 +6868,11 @@
           <w:lang w:val="vi-VN" w:eastAsia="zh-CN"/>
         </w:rPr>
       </w:pPr>
-      <w:bookmarkStart w:id="16" w:name="_Toc231778050"/>
-      <w:bookmarkStart w:id="17" w:name="_Toc231820652"/>
+      <w:bookmarkStart w:id="26" w:name="_Toc231778050"/>
+      <w:bookmarkStart w:id="27" w:name="_Toc231820652"/>
+      <w:bookmarkStart w:id="28" w:name="_Toc231860229"/>
+      <w:bookmarkStart w:id="29" w:name="_Toc231860272"/>
+      <w:bookmarkStart w:id="30" w:name="_Toc231860478"/>
       <w:r>
         <w:rPr>
           <w:szCs w:val="26"/>
@@ -6926,8 +6928,11 @@
         </w:rPr>
         <w:t>thương mại điện tử tại thị trường Việt Nam năm 2024-2026</w:t>
       </w:r>
-      <w:bookmarkEnd w:id="16"/>
-      <w:bookmarkEnd w:id="17"/>
+      <w:bookmarkEnd w:id="26"/>
+      <w:bookmarkEnd w:id="27"/>
+      <w:bookmarkEnd w:id="28"/>
+      <w:bookmarkEnd w:id="29"/>
+      <w:bookmarkEnd w:id="30"/>
       <w:r>
         <w:rPr>
           <w:rFonts w:eastAsia="sans-serif" w:cs="Times New Roman"/>
@@ -6992,10 +6997,12 @@
           <w:lang w:val="vi-VN"/>
         </w:rPr>
       </w:pPr>
-      <w:bookmarkStart w:id="18" w:name="_Toc230160099"/>
-      <w:bookmarkStart w:id="19" w:name="_Toc231771860"/>
-      <w:bookmarkStart w:id="20" w:name="_Toc231778013"/>
-      <w:bookmarkStart w:id="21" w:name="_Toc231854649"/>
+      <w:bookmarkStart w:id="31" w:name="_Toc230160099"/>
+      <w:bookmarkStart w:id="32" w:name="_Toc231771860"/>
+      <w:bookmarkStart w:id="33" w:name="_Toc231778013"/>
+      <w:bookmarkStart w:id="34" w:name="_Toc231854649"/>
+      <w:bookmarkStart w:id="35" w:name="_Toc231860170"/>
+      <w:bookmarkStart w:id="36" w:name="_Toc231860433"/>
       <w:r>
         <w:rPr>
           <w:rFonts w:cs="Times New Roman"/>
@@ -7004,7 +7011,7 @@
         </w:rPr>
         <w:t>1.2</w:t>
       </w:r>
-      <w:bookmarkEnd w:id="18"/>
+      <w:bookmarkEnd w:id="31"/>
       <w:r>
         <w:rPr>
           <w:rFonts w:cs="Times New Roman"/>
@@ -7014,9 +7021,11 @@
         </w:rPr>
         <w:t xml:space="preserve"> Định hướng và Các chỉ tiêu phát triển hệ thống</w:t>
       </w:r>
-      <w:bookmarkEnd w:id="19"/>
-      <w:bookmarkEnd w:id="20"/>
-      <w:bookmarkEnd w:id="21"/>
+      <w:bookmarkEnd w:id="32"/>
+      <w:bookmarkEnd w:id="33"/>
+      <w:bookmarkEnd w:id="34"/>
+      <w:bookmarkEnd w:id="35"/>
+      <w:bookmarkEnd w:id="36"/>
     </w:p>
     <w:p>
       <w:pPr>
@@ -7050,9 +7059,11 @@
           <w:lang w:val="vi-VN"/>
         </w:rPr>
       </w:pPr>
-      <w:bookmarkStart w:id="22" w:name="_Toc231771861"/>
-      <w:bookmarkStart w:id="23" w:name="_Toc231778014"/>
-      <w:bookmarkStart w:id="24" w:name="_Toc231854650"/>
+      <w:bookmarkStart w:id="37" w:name="_Toc231771861"/>
+      <w:bookmarkStart w:id="38" w:name="_Toc231778014"/>
+      <w:bookmarkStart w:id="39" w:name="_Toc231854650"/>
+      <w:bookmarkStart w:id="40" w:name="_Toc231860171"/>
+      <w:bookmarkStart w:id="41" w:name="_Toc231860434"/>
       <w:r>
         <w:rPr>
           <w:i w:val="0"/>
@@ -7062,9 +7073,11 @@
         </w:rPr>
         <w:t>1.2.1. Mục tiêu tổng quát</w:t>
       </w:r>
-      <w:bookmarkEnd w:id="22"/>
-      <w:bookmarkEnd w:id="23"/>
-      <w:bookmarkEnd w:id="24"/>
+      <w:bookmarkEnd w:id="37"/>
+      <w:bookmarkEnd w:id="38"/>
+      <w:bookmarkEnd w:id="39"/>
+      <w:bookmarkEnd w:id="40"/>
+      <w:bookmarkEnd w:id="41"/>
     </w:p>
     <w:p>
       <w:pPr>
@@ -7102,9 +7115,11 @@
           <w:lang w:val="vi-VN"/>
         </w:rPr>
       </w:pPr>
-      <w:bookmarkStart w:id="25" w:name="_Toc231771862"/>
-      <w:bookmarkStart w:id="26" w:name="_Toc231778015"/>
-      <w:bookmarkStart w:id="27" w:name="_Toc231854651"/>
+      <w:bookmarkStart w:id="42" w:name="_Toc231771862"/>
+      <w:bookmarkStart w:id="43" w:name="_Toc231778015"/>
+      <w:bookmarkStart w:id="44" w:name="_Toc231854651"/>
+      <w:bookmarkStart w:id="45" w:name="_Toc231860172"/>
+      <w:bookmarkStart w:id="46" w:name="_Toc231860435"/>
       <w:r>
         <w:rPr>
           <w:rFonts w:cs="Times New Roman"/>
@@ -7138,9 +7153,11 @@
         </w:rPr>
         <w:t xml:space="preserve"> Mục tiêu cụ thể</w:t>
       </w:r>
-      <w:bookmarkEnd w:id="25"/>
-      <w:bookmarkEnd w:id="26"/>
-      <w:bookmarkEnd w:id="27"/>
+      <w:bookmarkEnd w:id="42"/>
+      <w:bookmarkEnd w:id="43"/>
+      <w:bookmarkEnd w:id="44"/>
+      <w:bookmarkEnd w:id="45"/>
+      <w:bookmarkEnd w:id="46"/>
     </w:p>
     <w:p>
       <w:pPr>
@@ -7158,9 +7175,9 @@
           <w:lang w:val="vi-VN" w:eastAsia="zh-CN"/>
         </w:rPr>
       </w:pPr>
-      <w:bookmarkStart w:id="28" w:name="_Toc230160100"/>
-      <w:bookmarkStart w:id="29" w:name="_Toc231771863"/>
-      <w:bookmarkStart w:id="30" w:name="_Toc231778016"/>
+      <w:bookmarkStart w:id="47" w:name="_Toc230160100"/>
+      <w:bookmarkStart w:id="48" w:name="_Toc231771863"/>
+      <w:bookmarkStart w:id="49" w:name="_Toc231778016"/>
       <w:r>
         <w:rPr>
           <w:rFonts w:eastAsia="SimSun" w:cs="Times New Roman"/>
@@ -8804,7 +8821,10 @@
           <w:lang w:val="vi-VN" w:eastAsia="zh-CN"/>
         </w:rPr>
       </w:pPr>
-      <w:bookmarkStart w:id="31" w:name="_Toc231820653"/>
+      <w:bookmarkStart w:id="50" w:name="_Toc231820653"/>
+      <w:bookmarkStart w:id="51" w:name="_Toc231860230"/>
+      <w:bookmarkStart w:id="52" w:name="_Toc231860273"/>
+      <w:bookmarkStart w:id="53" w:name="_Toc231860479"/>
       <w:r>
         <w:rPr>
           <w:lang w:val="vi-VN"/>
@@ -8845,7 +8865,10 @@
         </w:rPr>
         <w:t>a trận chỉ tiêu kỹ thuật định lượng cam kết của hệ thống Tech-Store</w:t>
       </w:r>
-      <w:bookmarkEnd w:id="31"/>
+      <w:bookmarkEnd w:id="50"/>
+      <w:bookmarkEnd w:id="51"/>
+      <w:bookmarkEnd w:id="52"/>
+      <w:bookmarkEnd w:id="53"/>
     </w:p>
     <w:p>
       <w:pPr>
@@ -8860,7 +8883,9 @@
           <w:lang w:val="vi-VN"/>
         </w:rPr>
       </w:pPr>
-      <w:bookmarkStart w:id="32" w:name="_Toc231854652"/>
+      <w:bookmarkStart w:id="54" w:name="_Toc231854652"/>
+      <w:bookmarkStart w:id="55" w:name="_Toc231860173"/>
+      <w:bookmarkStart w:id="56" w:name="_Toc231860436"/>
       <w:r>
         <w:rPr>
           <w:sz w:val="26"/>
@@ -8868,10 +8893,12 @@
         </w:rPr>
         <w:t>1.3. Phương pháp nghiên cứu</w:t>
       </w:r>
-      <w:bookmarkEnd w:id="28"/>
-      <w:bookmarkEnd w:id="29"/>
-      <w:bookmarkEnd w:id="30"/>
-      <w:bookmarkEnd w:id="32"/>
+      <w:bookmarkEnd w:id="47"/>
+      <w:bookmarkEnd w:id="48"/>
+      <w:bookmarkEnd w:id="49"/>
+      <w:bookmarkEnd w:id="54"/>
+      <w:bookmarkEnd w:id="55"/>
+      <w:bookmarkEnd w:id="56"/>
     </w:p>
     <w:p>
       <w:pPr>
@@ -8930,9 +8957,11 @@
         </w:rPr>
         <w:tab/>
       </w:r>
-      <w:bookmarkStart w:id="33" w:name="_Toc231771864"/>
-      <w:bookmarkStart w:id="34" w:name="_Toc231778017"/>
-      <w:bookmarkStart w:id="35" w:name="_Toc231854653"/>
+      <w:bookmarkStart w:id="57" w:name="_Toc231771864"/>
+      <w:bookmarkStart w:id="58" w:name="_Toc231778017"/>
+      <w:bookmarkStart w:id="59" w:name="_Toc231854653"/>
+      <w:bookmarkStart w:id="60" w:name="_Toc231860174"/>
+      <w:bookmarkStart w:id="61" w:name="_Toc231860437"/>
       <w:r>
         <w:rPr>
           <w:rFonts w:cs="Times New Roman"/>
@@ -8955,9 +8984,11 @@
         </w:rPr>
         <w:t>Phương pháp phân tích hệ thống (System Analysis)</w:t>
       </w:r>
-      <w:bookmarkEnd w:id="33"/>
-      <w:bookmarkEnd w:id="34"/>
-      <w:bookmarkEnd w:id="35"/>
+      <w:bookmarkEnd w:id="57"/>
+      <w:bookmarkEnd w:id="58"/>
+      <w:bookmarkEnd w:id="59"/>
+      <w:bookmarkEnd w:id="60"/>
+      <w:bookmarkEnd w:id="61"/>
     </w:p>
     <w:p>
       <w:pPr>
@@ -9114,9 +9145,11 @@
           <w:lang w:val="vi-VN"/>
         </w:rPr>
       </w:pPr>
-      <w:bookmarkStart w:id="36" w:name="_Toc231771865"/>
-      <w:bookmarkStart w:id="37" w:name="_Toc231778018"/>
-      <w:bookmarkStart w:id="38" w:name="_Toc231854654"/>
+      <w:bookmarkStart w:id="62" w:name="_Toc231771865"/>
+      <w:bookmarkStart w:id="63" w:name="_Toc231778018"/>
+      <w:bookmarkStart w:id="64" w:name="_Toc231854654"/>
+      <w:bookmarkStart w:id="65" w:name="_Toc231860175"/>
+      <w:bookmarkStart w:id="66" w:name="_Toc231860438"/>
       <w:r>
         <w:rPr>
           <w:b/>
@@ -9136,13 +9169,16 @@
         </w:rPr>
         <w:t>Phương pháp kiểm thử (Testing)</w:t>
       </w:r>
-      <w:bookmarkEnd w:id="36"/>
-      <w:bookmarkEnd w:id="37"/>
-      <w:bookmarkEnd w:id="38"/>
+      <w:bookmarkEnd w:id="62"/>
+      <w:bookmarkEnd w:id="63"/>
+      <w:bookmarkEnd w:id="64"/>
+      <w:bookmarkEnd w:id="65"/>
+      <w:bookmarkEnd w:id="66"/>
     </w:p>
     <w:p>
       <w:pPr>
         <w:pStyle w:val="NormalWeb"/>
+        <w:spacing w:before="100" w:after="100"/>
         <w:jc w:val="both"/>
         <w:rPr>
           <w:sz w:val="26"/>
@@ -9417,7 +9453,9 @@
           <w:lang w:val="vi-VN"/>
         </w:rPr>
       </w:pPr>
-      <w:bookmarkStart w:id="39" w:name="_Toc231778235"/>
+      <w:bookmarkStart w:id="67" w:name="_Toc231778235"/>
+      <w:bookmarkStart w:id="68" w:name="_Toc231860208"/>
+      <w:bookmarkStart w:id="69" w:name="_Toc231860471"/>
       <w:r>
         <w:rPr>
           <w:szCs w:val="26"/>
@@ -9465,7 +9503,9 @@
         </w:rPr>
         <w:t xml:space="preserve"> Phương phá nghiên cứu đề tài : website tech-store</w:t>
       </w:r>
-      <w:bookmarkEnd w:id="39"/>
+      <w:bookmarkEnd w:id="67"/>
+      <w:bookmarkEnd w:id="68"/>
+      <w:bookmarkEnd w:id="69"/>
     </w:p>
     <w:p>
       <w:pPr>
@@ -9480,10 +9520,12 @@
           <w:lang w:val="vi-VN"/>
         </w:rPr>
       </w:pPr>
-      <w:bookmarkStart w:id="40" w:name="_Toc230160101"/>
-      <w:bookmarkStart w:id="41" w:name="_Toc231771866"/>
-      <w:bookmarkStart w:id="42" w:name="_Toc231778019"/>
-      <w:bookmarkStart w:id="43" w:name="_Toc231854655"/>
+      <w:bookmarkStart w:id="70" w:name="_Toc230160101"/>
+      <w:bookmarkStart w:id="71" w:name="_Toc231771866"/>
+      <w:bookmarkStart w:id="72" w:name="_Toc231778019"/>
+      <w:bookmarkStart w:id="73" w:name="_Toc231854655"/>
+      <w:bookmarkStart w:id="74" w:name="_Toc231860176"/>
+      <w:bookmarkStart w:id="75" w:name="_Toc231860439"/>
       <w:r>
         <w:rPr>
           <w:rFonts w:cs="Times New Roman"/>
@@ -9492,10 +9534,12 @@
         </w:rPr>
         <w:t>1.4. Đối tượng nghiên cứu</w:t>
       </w:r>
-      <w:bookmarkEnd w:id="40"/>
-      <w:bookmarkEnd w:id="41"/>
-      <w:bookmarkEnd w:id="42"/>
-      <w:bookmarkEnd w:id="43"/>
+      <w:bookmarkEnd w:id="70"/>
+      <w:bookmarkEnd w:id="71"/>
+      <w:bookmarkEnd w:id="72"/>
+      <w:bookmarkEnd w:id="73"/>
+      <w:bookmarkEnd w:id="74"/>
+      <w:bookmarkEnd w:id="75"/>
     </w:p>
     <w:p>
       <w:pPr>
@@ -9713,7 +9757,7 @@
           </wp:inline>
         </w:drawing>
       </w:r>
-      <w:bookmarkStart w:id="44" w:name="_Toc230160102"/>
+      <w:bookmarkStart w:id="76" w:name="_Toc230160102"/>
     </w:p>
     <w:p>
       <w:pPr>
@@ -9723,9 +9767,11 @@
           <w:lang w:val="vi-VN"/>
         </w:rPr>
       </w:pPr>
-      <w:bookmarkStart w:id="45" w:name="_Toc231769971"/>
-      <w:bookmarkStart w:id="46" w:name="_Toc231778086"/>
-      <w:bookmarkStart w:id="47" w:name="_Toc231778236"/>
+      <w:bookmarkStart w:id="77" w:name="_Toc231769971"/>
+      <w:bookmarkStart w:id="78" w:name="_Toc231778086"/>
+      <w:bookmarkStart w:id="79" w:name="_Toc231778236"/>
+      <w:bookmarkStart w:id="80" w:name="_Toc231860209"/>
+      <w:bookmarkStart w:id="81" w:name="_Toc231860472"/>
       <w:r>
         <w:rPr>
           <w:szCs w:val="26"/>
@@ -9773,9 +9819,11 @@
         </w:rPr>
         <w:t>. Sơ đồ đói tượng nghiên cứu : Hệ thuồn WESITE linh kiện điện tử</w:t>
       </w:r>
-      <w:bookmarkEnd w:id="45"/>
-      <w:bookmarkEnd w:id="46"/>
-      <w:bookmarkEnd w:id="47"/>
+      <w:bookmarkEnd w:id="77"/>
+      <w:bookmarkEnd w:id="78"/>
+      <w:bookmarkEnd w:id="79"/>
+      <w:bookmarkEnd w:id="80"/>
+      <w:bookmarkEnd w:id="81"/>
     </w:p>
     <w:p>
       <w:pPr>
@@ -9842,9 +9890,11 @@
           <w:lang w:val="vi-VN"/>
         </w:rPr>
       </w:pPr>
-      <w:bookmarkStart w:id="48" w:name="_Toc231771867"/>
-      <w:bookmarkStart w:id="49" w:name="_Toc231778020"/>
-      <w:bookmarkStart w:id="50" w:name="_Toc231854656"/>
+      <w:bookmarkStart w:id="82" w:name="_Toc231771867"/>
+      <w:bookmarkStart w:id="83" w:name="_Toc231778020"/>
+      <w:bookmarkStart w:id="84" w:name="_Toc231854656"/>
+      <w:bookmarkStart w:id="85" w:name="_Toc231860177"/>
+      <w:bookmarkStart w:id="86" w:name="_Toc231860440"/>
       <w:r>
         <w:rPr>
           <w:sz w:val="28"/>
@@ -9854,10 +9904,12 @@
         <w:lastRenderedPageBreak/>
         <w:t>CHương 2.Cơ sở lý thuyết</w:t>
       </w:r>
-      <w:bookmarkEnd w:id="44"/>
-      <w:bookmarkEnd w:id="48"/>
-      <w:bookmarkEnd w:id="49"/>
-      <w:bookmarkEnd w:id="50"/>
+      <w:bookmarkEnd w:id="76"/>
+      <w:bookmarkEnd w:id="82"/>
+      <w:bookmarkEnd w:id="83"/>
+      <w:bookmarkEnd w:id="84"/>
+      <w:bookmarkEnd w:id="85"/>
+      <w:bookmarkEnd w:id="86"/>
     </w:p>
     <w:p>
       <w:pPr>
@@ -9872,9 +9924,11 @@
           <w:lang w:val="vi-VN" w:eastAsia="zh-CN" w:bidi="ar"/>
         </w:rPr>
       </w:pPr>
-      <w:bookmarkStart w:id="51" w:name="_Toc231771868"/>
-      <w:bookmarkStart w:id="52" w:name="_Toc231778021"/>
-      <w:bookmarkStart w:id="53" w:name="_Toc231854657"/>
+      <w:bookmarkStart w:id="87" w:name="_Toc231771868"/>
+      <w:bookmarkStart w:id="88" w:name="_Toc231778021"/>
+      <w:bookmarkStart w:id="89" w:name="_Toc231854657"/>
+      <w:bookmarkStart w:id="90" w:name="_Toc231860178"/>
+      <w:bookmarkStart w:id="91" w:name="_Toc231860441"/>
       <w:r>
         <w:rPr>
           <w:rFonts w:eastAsia="sans-serif" w:cs="Times New Roman"/>
@@ -9894,9 +9948,11 @@
         </w:rPr>
         <w:t>Tổng quan về công nghệ phát triển Web</w:t>
       </w:r>
-      <w:bookmarkEnd w:id="51"/>
-      <w:bookmarkEnd w:id="52"/>
-      <w:bookmarkEnd w:id="53"/>
+      <w:bookmarkEnd w:id="87"/>
+      <w:bookmarkEnd w:id="88"/>
+      <w:bookmarkEnd w:id="89"/>
+      <w:bookmarkEnd w:id="90"/>
+      <w:bookmarkEnd w:id="91"/>
       <w:r>
         <w:rPr>
           <w:rFonts w:eastAsia="SimSun" w:cs="Times New Roman"/>
@@ -10043,9 +10099,11 @@
           <w:lang w:val="vi-VN" w:bidi="ar"/>
         </w:rPr>
       </w:pPr>
-      <w:bookmarkStart w:id="54" w:name="_Toc231770330"/>
-      <w:bookmarkStart w:id="55" w:name="_Toc231770421"/>
-      <w:bookmarkStart w:id="56" w:name="_Toc231778241"/>
+      <w:bookmarkStart w:id="92" w:name="_Toc231770330"/>
+      <w:bookmarkStart w:id="93" w:name="_Toc231770421"/>
+      <w:bookmarkStart w:id="94" w:name="_Toc231778241"/>
+      <w:bookmarkStart w:id="95" w:name="_Toc231860239"/>
+      <w:bookmarkStart w:id="96" w:name="_Toc231860473"/>
       <w:r>
         <w:rPr>
           <w:rFonts w:cs="Times New Roman"/>
@@ -10100,8 +10158,8 @@
         </w:rPr>
         <w:t xml:space="preserve"> </w:t>
       </w:r>
-      <w:bookmarkEnd w:id="54"/>
-      <w:bookmarkEnd w:id="55"/>
+      <w:bookmarkEnd w:id="92"/>
+      <w:bookmarkEnd w:id="93"/>
       <w:r>
         <w:rPr>
           <w:rFonts w:cs="Times New Roman"/>
@@ -10110,7 +10168,9 @@
         </w:rPr>
         <w:t>mô hình ứng dụng web tĩnh cải tiến (JAMstack - JavaScript, APIs, Markup)</w:t>
       </w:r>
-      <w:bookmarkEnd w:id="56"/>
+      <w:bookmarkEnd w:id="94"/>
+      <w:bookmarkEnd w:id="95"/>
+      <w:bookmarkEnd w:id="96"/>
     </w:p>
     <w:p>
       <w:pPr>
@@ -10235,10 +10295,12 @@
           <w:lang w:val="vi-VN"/>
         </w:rPr>
       </w:pPr>
-      <w:bookmarkStart w:id="57" w:name="_Toc230160104"/>
-      <w:bookmarkStart w:id="58" w:name="_Toc231771869"/>
-      <w:bookmarkStart w:id="59" w:name="_Toc231778022"/>
-      <w:bookmarkStart w:id="60" w:name="_Toc231854658"/>
+      <w:bookmarkStart w:id="97" w:name="_Toc230160104"/>
+      <w:bookmarkStart w:id="98" w:name="_Toc231771869"/>
+      <w:bookmarkStart w:id="99" w:name="_Toc231778022"/>
+      <w:bookmarkStart w:id="100" w:name="_Toc231854658"/>
+      <w:bookmarkStart w:id="101" w:name="_Toc231860179"/>
+      <w:bookmarkStart w:id="102" w:name="_Toc231860442"/>
       <w:r>
         <w:rPr>
           <w:rFonts w:cs="Times New Roman"/>
@@ -10248,7 +10310,7 @@
         <w:lastRenderedPageBreak/>
         <w:t xml:space="preserve">2.2. </w:t>
       </w:r>
-      <w:bookmarkEnd w:id="57"/>
+      <w:bookmarkEnd w:id="97"/>
       <w:r>
         <w:rPr>
           <w:rFonts w:cs="Times New Roman"/>
@@ -10257,9 +10319,11 @@
         </w:rPr>
         <w:t>Các công nghệ sử dụng trong đồ án</w:t>
       </w:r>
-      <w:bookmarkEnd w:id="58"/>
-      <w:bookmarkEnd w:id="59"/>
-      <w:bookmarkEnd w:id="60"/>
+      <w:bookmarkEnd w:id="98"/>
+      <w:bookmarkEnd w:id="99"/>
+      <w:bookmarkEnd w:id="100"/>
+      <w:bookmarkEnd w:id="101"/>
+      <w:bookmarkEnd w:id="102"/>
     </w:p>
     <w:p>
       <w:pPr>
@@ -10293,10 +10357,12 @@
           <w:lang w:val="vi-VN"/>
         </w:rPr>
       </w:pPr>
-      <w:bookmarkStart w:id="61" w:name="_Toc230160105"/>
-      <w:bookmarkStart w:id="62" w:name="_Toc231771870"/>
-      <w:bookmarkStart w:id="63" w:name="_Toc231778023"/>
-      <w:bookmarkStart w:id="64" w:name="_Toc231854659"/>
+      <w:bookmarkStart w:id="103" w:name="_Toc230160105"/>
+      <w:bookmarkStart w:id="104" w:name="_Toc231771870"/>
+      <w:bookmarkStart w:id="105" w:name="_Toc231778023"/>
+      <w:bookmarkStart w:id="106" w:name="_Toc231854659"/>
+      <w:bookmarkStart w:id="107" w:name="_Toc231860180"/>
+      <w:bookmarkStart w:id="108" w:name="_Toc231860443"/>
       <w:r>
         <w:rPr>
           <w:rFonts w:cs="Times New Roman"/>
@@ -10307,7 +10373,7 @@
         </w:rPr>
         <w:t>2.2.1.</w:t>
       </w:r>
-      <w:bookmarkEnd w:id="61"/>
+      <w:bookmarkEnd w:id="103"/>
       <w:r>
         <w:rPr>
           <w:rFonts w:cs="Times New Roman"/>
@@ -10318,9 +10384,11 @@
         </w:rPr>
         <w:t xml:space="preserve"> Ngôn ngữ đánh dấu siêu văn bản HTML5</w:t>
       </w:r>
-      <w:bookmarkEnd w:id="62"/>
-      <w:bookmarkEnd w:id="63"/>
-      <w:bookmarkEnd w:id="64"/>
+      <w:bookmarkEnd w:id="104"/>
+      <w:bookmarkEnd w:id="105"/>
+      <w:bookmarkEnd w:id="106"/>
+      <w:bookmarkEnd w:id="107"/>
+      <w:bookmarkEnd w:id="108"/>
     </w:p>
     <w:p>
       <w:pPr>
@@ -10332,7 +10400,7 @@
           <w:lang w:val="vi-VN"/>
         </w:rPr>
       </w:pPr>
-      <w:bookmarkStart w:id="65" w:name="_Toc230160106"/>
+      <w:bookmarkStart w:id="109" w:name="_Toc230160106"/>
       <w:r>
         <w:rPr>
           <w:rFonts w:eastAsia="SimSun" w:cs="Times New Roman"/>
@@ -10398,6 +10466,7 @@
           <w:p>
             <w:pPr>
               <w:spacing w:line="360" w:lineRule="auto"/>
+              <w:jc w:val="left"/>
               <w:rPr>
                 <w:rFonts w:cs="Times New Roman"/>
                 <w:szCs w:val="26"/>
@@ -10420,6 +10489,7 @@
           <w:p>
             <w:pPr>
               <w:spacing w:line="360" w:lineRule="auto"/>
+              <w:jc w:val="left"/>
               <w:rPr>
                 <w:rFonts w:cs="Times New Roman"/>
                 <w:szCs w:val="26"/>
@@ -10443,6 +10513,7 @@
           <w:p>
             <w:pPr>
               <w:spacing w:line="360" w:lineRule="auto"/>
+              <w:jc w:val="left"/>
               <w:rPr>
                 <w:rFonts w:cs="Times New Roman"/>
                 <w:szCs w:val="26"/>
@@ -10466,6 +10537,7 @@
           <w:p>
             <w:pPr>
               <w:spacing w:line="360" w:lineRule="auto"/>
+              <w:jc w:val="left"/>
               <w:rPr>
                 <w:rFonts w:cs="Times New Roman"/>
                 <w:szCs w:val="26"/>
@@ -10491,6 +10563,7 @@
           <w:p>
             <w:pPr>
               <w:spacing w:line="360" w:lineRule="auto"/>
+              <w:jc w:val="left"/>
               <w:rPr>
                 <w:rFonts w:cs="Times New Roman"/>
                 <w:szCs w:val="26"/>
@@ -10514,6 +10587,7 @@
           <w:p>
             <w:pPr>
               <w:spacing w:line="360" w:lineRule="auto"/>
+              <w:jc w:val="left"/>
               <w:rPr>
                 <w:rFonts w:cs="Times New Roman"/>
                 <w:szCs w:val="26"/>
@@ -10536,6 +10610,7 @@
           <w:p>
             <w:pPr>
               <w:spacing w:line="360" w:lineRule="auto"/>
+              <w:jc w:val="left"/>
               <w:rPr>
                 <w:rFonts w:cs="Times New Roman"/>
                 <w:szCs w:val="26"/>
@@ -10558,6 +10633,7 @@
           <w:p>
             <w:pPr>
               <w:spacing w:line="360" w:lineRule="auto"/>
+              <w:jc w:val="left"/>
               <w:rPr>
                 <w:rFonts w:cs="Times New Roman"/>
                 <w:szCs w:val="26"/>
@@ -10583,6 +10659,7 @@
           <w:p>
             <w:pPr>
               <w:spacing w:line="360" w:lineRule="auto"/>
+              <w:jc w:val="left"/>
               <w:rPr>
                 <w:rFonts w:cs="Times New Roman"/>
                 <w:szCs w:val="26"/>
@@ -10605,6 +10682,7 @@
           <w:p>
             <w:pPr>
               <w:spacing w:line="360" w:lineRule="auto"/>
+              <w:jc w:val="left"/>
               <w:rPr>
                 <w:rFonts w:cs="Times New Roman"/>
                 <w:szCs w:val="26"/>
@@ -10627,6 +10705,7 @@
           <w:p>
             <w:pPr>
               <w:spacing w:line="360" w:lineRule="auto"/>
+              <w:jc w:val="left"/>
               <w:rPr>
                 <w:rFonts w:cs="Times New Roman"/>
                 <w:szCs w:val="26"/>
@@ -10649,6 +10728,7 @@
           <w:p>
             <w:pPr>
               <w:spacing w:line="360" w:lineRule="auto"/>
+              <w:jc w:val="left"/>
               <w:rPr>
                 <w:rFonts w:cs="Times New Roman"/>
                 <w:szCs w:val="26"/>
@@ -10674,6 +10754,7 @@
           <w:p>
             <w:pPr>
               <w:spacing w:line="360" w:lineRule="auto"/>
+              <w:jc w:val="left"/>
               <w:rPr>
                 <w:rFonts w:cs="Times New Roman"/>
                 <w:szCs w:val="26"/>
@@ -10696,6 +10777,7 @@
           <w:p>
             <w:pPr>
               <w:spacing w:line="360" w:lineRule="auto"/>
+              <w:jc w:val="left"/>
               <w:rPr>
                 <w:rFonts w:cs="Times New Roman"/>
                 <w:szCs w:val="26"/>
@@ -10718,6 +10800,7 @@
           <w:p>
             <w:pPr>
               <w:spacing w:line="360" w:lineRule="auto"/>
+              <w:jc w:val="left"/>
               <w:rPr>
                 <w:rFonts w:cs="Times New Roman"/>
                 <w:szCs w:val="26"/>
@@ -10740,6 +10823,7 @@
           <w:p>
             <w:pPr>
               <w:spacing w:line="360" w:lineRule="auto"/>
+              <w:jc w:val="left"/>
               <w:rPr>
                 <w:rFonts w:cs="Times New Roman"/>
                 <w:szCs w:val="26"/>
@@ -10765,6 +10849,7 @@
           <w:p>
             <w:pPr>
               <w:spacing w:line="360" w:lineRule="auto"/>
+              <w:jc w:val="left"/>
               <w:rPr>
                 <w:rFonts w:cs="Times New Roman"/>
                 <w:szCs w:val="26"/>
@@ -10787,6 +10872,7 @@
           <w:p>
             <w:pPr>
               <w:spacing w:line="360" w:lineRule="auto"/>
+              <w:jc w:val="left"/>
               <w:rPr>
                 <w:rFonts w:cs="Times New Roman"/>
                 <w:szCs w:val="26"/>
@@ -10809,6 +10895,7 @@
           <w:p>
             <w:pPr>
               <w:spacing w:line="360" w:lineRule="auto"/>
+              <w:jc w:val="left"/>
               <w:rPr>
                 <w:rFonts w:cs="Times New Roman"/>
                 <w:szCs w:val="26"/>
@@ -10831,6 +10918,7 @@
           <w:p>
             <w:pPr>
               <w:spacing w:line="360" w:lineRule="auto"/>
+              <w:jc w:val="left"/>
               <w:rPr>
                 <w:rFonts w:cs="Times New Roman"/>
                 <w:szCs w:val="26"/>
@@ -10856,6 +10944,7 @@
           <w:p>
             <w:pPr>
               <w:spacing w:line="360" w:lineRule="auto"/>
+              <w:jc w:val="left"/>
               <w:rPr>
                 <w:rFonts w:cs="Times New Roman"/>
                 <w:szCs w:val="26"/>
@@ -10878,6 +10967,7 @@
           <w:p>
             <w:pPr>
               <w:spacing w:line="360" w:lineRule="auto"/>
+              <w:jc w:val="left"/>
               <w:rPr>
                 <w:rFonts w:cs="Times New Roman"/>
                 <w:szCs w:val="26"/>
@@ -10900,6 +10990,7 @@
           <w:p>
             <w:pPr>
               <w:spacing w:line="360" w:lineRule="auto"/>
+              <w:jc w:val="left"/>
               <w:rPr>
                 <w:rFonts w:cs="Times New Roman"/>
                 <w:szCs w:val="26"/>
@@ -10922,6 +11013,7 @@
           <w:p>
             <w:pPr>
               <w:spacing w:line="360" w:lineRule="auto"/>
+              <w:jc w:val="left"/>
               <w:rPr>
                 <w:rFonts w:cs="Times New Roman"/>
                 <w:szCs w:val="26"/>
@@ -10947,6 +11039,7 @@
           <w:p>
             <w:pPr>
               <w:spacing w:line="360" w:lineRule="auto"/>
+              <w:jc w:val="left"/>
               <w:rPr>
                 <w:rFonts w:cs="Times New Roman"/>
                 <w:szCs w:val="26"/>
@@ -10970,6 +11063,7 @@
           <w:p>
             <w:pPr>
               <w:spacing w:line="360" w:lineRule="auto"/>
+              <w:jc w:val="left"/>
               <w:rPr>
                 <w:rFonts w:cs="Times New Roman"/>
                 <w:szCs w:val="26"/>
@@ -10992,6 +11086,7 @@
           <w:p>
             <w:pPr>
               <w:spacing w:line="360" w:lineRule="auto"/>
+              <w:jc w:val="left"/>
               <w:rPr>
                 <w:rFonts w:cs="Times New Roman"/>
                 <w:szCs w:val="26"/>
@@ -11014,6 +11109,7 @@
           <w:p>
             <w:pPr>
               <w:spacing w:line="360" w:lineRule="auto"/>
+              <w:jc w:val="left"/>
               <w:rPr>
                 <w:rFonts w:eastAsia="Times New Roman" w:cs="Times New Roman"/>
                 <w:szCs w:val="26"/>
@@ -11032,6 +11128,7 @@
           <w:p>
             <w:pPr>
               <w:spacing w:line="360" w:lineRule="auto"/>
+              <w:jc w:val="left"/>
               <w:rPr>
                 <w:rFonts w:cs="Times New Roman"/>
                 <w:szCs w:val="26"/>
@@ -11050,8 +11147,10 @@
           <w:lang w:val="vi-VN"/>
         </w:rPr>
       </w:pPr>
-      <w:bookmarkStart w:id="66" w:name="_Toc231770965"/>
-      <w:bookmarkStart w:id="67" w:name="_Toc231778051"/>
+      <w:bookmarkStart w:id="110" w:name="_Toc231770965"/>
+      <w:bookmarkStart w:id="111" w:name="_Toc231778051"/>
+      <w:bookmarkStart w:id="112" w:name="_Toc231860278"/>
+      <w:bookmarkStart w:id="113" w:name="_Toc231860486"/>
       <w:r>
         <w:rPr>
           <w:rFonts w:cs="Times New Roman"/>
@@ -11114,8 +11213,10 @@
         </w:rPr>
         <w:t>Sự khác biệt về cấu trúc giữa hai phương pháp thiết kế</w:t>
       </w:r>
-      <w:bookmarkEnd w:id="66"/>
-      <w:bookmarkEnd w:id="67"/>
+      <w:bookmarkEnd w:id="110"/>
+      <w:bookmarkEnd w:id="111"/>
+      <w:bookmarkEnd w:id="112"/>
+      <w:bookmarkEnd w:id="113"/>
     </w:p>
     <w:p>
       <w:pPr>
@@ -11178,11 +11279,13 @@
           <w:lang w:val="vi-VN"/>
         </w:rPr>
       </w:pPr>
-      <w:bookmarkStart w:id="68" w:name="_Toc231771871"/>
-      <w:bookmarkStart w:id="69" w:name="_Toc231778024"/>
-      <w:bookmarkStart w:id="70" w:name="_Toc230160107"/>
-      <w:bookmarkStart w:id="71" w:name="_Toc231854660"/>
-      <w:bookmarkEnd w:id="65"/>
+      <w:bookmarkStart w:id="114" w:name="_Toc231771871"/>
+      <w:bookmarkStart w:id="115" w:name="_Toc231778024"/>
+      <w:bookmarkStart w:id="116" w:name="_Toc231854660"/>
+      <w:bookmarkStart w:id="117" w:name="_Toc230160107"/>
+      <w:bookmarkStart w:id="118" w:name="_Toc231860181"/>
+      <w:bookmarkStart w:id="119" w:name="_Toc231860444"/>
+      <w:bookmarkEnd w:id="109"/>
       <w:r>
         <w:rPr>
           <w:rFonts w:cs="Times New Roman"/>
@@ -11194,9 +11297,11 @@
         </w:rPr>
         <w:t>2.2.2. Hệ thống định dạng CSS3 và Thư viện Bootstrap 5</w:t>
       </w:r>
-      <w:bookmarkEnd w:id="68"/>
-      <w:bookmarkEnd w:id="69"/>
-      <w:bookmarkEnd w:id="71"/>
+      <w:bookmarkEnd w:id="114"/>
+      <w:bookmarkEnd w:id="115"/>
+      <w:bookmarkEnd w:id="116"/>
+      <w:bookmarkEnd w:id="118"/>
+      <w:bookmarkEnd w:id="119"/>
     </w:p>
     <w:p>
       <w:pPr>
@@ -11254,9 +11359,11 @@
           <w:lang w:val="vi-VN"/>
         </w:rPr>
       </w:pPr>
-      <w:bookmarkStart w:id="72" w:name="_Toc231771872"/>
-      <w:bookmarkStart w:id="73" w:name="_Toc231778025"/>
-      <w:bookmarkStart w:id="74" w:name="_Toc231854661"/>
+      <w:bookmarkStart w:id="120" w:name="_Toc231771872"/>
+      <w:bookmarkStart w:id="121" w:name="_Toc231778025"/>
+      <w:bookmarkStart w:id="122" w:name="_Toc231854661"/>
+      <w:bookmarkStart w:id="123" w:name="_Toc231860182"/>
+      <w:bookmarkStart w:id="124" w:name="_Toc231860445"/>
       <w:r>
         <w:rPr>
           <w:rFonts w:cs="Times New Roman"/>
@@ -11268,7 +11375,7 @@
         </w:rPr>
         <w:t>2.2.2.1</w:t>
       </w:r>
-      <w:bookmarkEnd w:id="70"/>
+      <w:bookmarkEnd w:id="117"/>
       <w:r>
         <w:rPr>
           <w:rFonts w:eastAsiaTheme="minorHAnsi" w:cs="Times New Roman"/>
@@ -11289,9 +11396,11 @@
         </w:rPr>
         <w:t>Kỹ thuật Responsive Design trong Bootstrap</w:t>
       </w:r>
-      <w:bookmarkEnd w:id="72"/>
-      <w:bookmarkEnd w:id="73"/>
-      <w:bookmarkEnd w:id="74"/>
+      <w:bookmarkEnd w:id="120"/>
+      <w:bookmarkEnd w:id="121"/>
+      <w:bookmarkEnd w:id="122"/>
+      <w:bookmarkEnd w:id="123"/>
+      <w:bookmarkEnd w:id="124"/>
     </w:p>
     <w:p>
       <w:pPr>
@@ -11869,9 +11978,11 @@
           <w:lang w:val="vi-VN"/>
         </w:rPr>
       </w:pPr>
-      <w:bookmarkStart w:id="75" w:name="_Toc231771873"/>
-      <w:bookmarkStart w:id="76" w:name="_Toc231778026"/>
-      <w:bookmarkStart w:id="77" w:name="_Toc231854662"/>
+      <w:bookmarkStart w:id="125" w:name="_Toc231771873"/>
+      <w:bookmarkStart w:id="126" w:name="_Toc231778026"/>
+      <w:bookmarkStart w:id="127" w:name="_Toc231854662"/>
+      <w:bookmarkStart w:id="128" w:name="_Toc231860183"/>
+      <w:bookmarkStart w:id="129" w:name="_Toc231860446"/>
       <w:r>
         <w:rPr>
           <w:b/>
@@ -11882,9 +11993,11 @@
         </w:rPr>
         <w:t>2.2.2.2. Tối ưu hóa trải nghiệm thị giác với CSS3 Box Model</w:t>
       </w:r>
-      <w:bookmarkEnd w:id="75"/>
-      <w:bookmarkEnd w:id="76"/>
-      <w:bookmarkEnd w:id="77"/>
+      <w:bookmarkEnd w:id="125"/>
+      <w:bookmarkEnd w:id="126"/>
+      <w:bookmarkEnd w:id="127"/>
+      <w:bookmarkEnd w:id="128"/>
+      <w:bookmarkEnd w:id="129"/>
     </w:p>
     <w:p>
       <w:pPr>
@@ -12115,8 +12228,10 @@
           <w:lang w:val="vi-VN"/>
         </w:rPr>
       </w:pPr>
-      <w:bookmarkStart w:id="78" w:name="_Toc231770422"/>
-      <w:bookmarkStart w:id="79" w:name="_Toc231778242"/>
+      <w:bookmarkStart w:id="130" w:name="_Toc231770422"/>
+      <w:bookmarkStart w:id="131" w:name="_Toc231778242"/>
+      <w:bookmarkStart w:id="132" w:name="_Toc231860240"/>
+      <w:bookmarkStart w:id="133" w:name="_Toc231860474"/>
       <w:r>
         <w:rPr>
           <w:rFonts w:cs="Times New Roman"/>
@@ -12171,8 +12286,10 @@
         </w:rPr>
         <w:t xml:space="preserve"> Sơ đồ minh họa cho CSS BOX Model</w:t>
       </w:r>
-      <w:bookmarkEnd w:id="78"/>
-      <w:bookmarkEnd w:id="79"/>
+      <w:bookmarkEnd w:id="130"/>
+      <w:bookmarkEnd w:id="131"/>
+      <w:bookmarkEnd w:id="132"/>
+      <w:bookmarkEnd w:id="133"/>
     </w:p>
     <w:p>
       <w:pPr>
@@ -12338,9 +12455,11 @@
           <w:lang w:val="vi-VN"/>
         </w:rPr>
       </w:pPr>
-      <w:bookmarkStart w:id="80" w:name="_Toc231771874"/>
-      <w:bookmarkStart w:id="81" w:name="_Toc231778027"/>
-      <w:bookmarkStart w:id="82" w:name="_Toc231854663"/>
+      <w:bookmarkStart w:id="134" w:name="_Toc231771874"/>
+      <w:bookmarkStart w:id="135" w:name="_Toc231778027"/>
+      <w:bookmarkStart w:id="136" w:name="_Toc231854663"/>
+      <w:bookmarkStart w:id="137" w:name="_Toc231860184"/>
+      <w:bookmarkStart w:id="138" w:name="_Toc231860447"/>
       <w:r>
         <w:rPr>
           <w:rFonts w:cs="Times New Roman"/>
@@ -12352,9 +12471,11 @@
         </w:rPr>
         <w:t>2.2.3Giải pháp lưu trữ Client-Side và Quản lý trạng thái bằng LocalStorage</w:t>
       </w:r>
-      <w:bookmarkEnd w:id="80"/>
-      <w:bookmarkEnd w:id="81"/>
-      <w:bookmarkEnd w:id="82"/>
+      <w:bookmarkEnd w:id="134"/>
+      <w:bookmarkEnd w:id="135"/>
+      <w:bookmarkEnd w:id="136"/>
+      <w:bookmarkEnd w:id="137"/>
+      <w:bookmarkEnd w:id="138"/>
     </w:p>
     <w:p>
       <w:pPr>
@@ -12855,8 +12976,10 @@
           <w:lang w:val="vi-VN"/>
         </w:rPr>
       </w:pPr>
-      <w:bookmarkStart w:id="83" w:name="_Toc231770966"/>
-      <w:bookmarkStart w:id="84" w:name="_Toc231778052"/>
+      <w:bookmarkStart w:id="139" w:name="_Toc231770966"/>
+      <w:bookmarkStart w:id="140" w:name="_Toc231778052"/>
+      <w:bookmarkStart w:id="141" w:name="_Toc231860279"/>
+      <w:bookmarkStart w:id="142" w:name="_Toc231860487"/>
       <w:r>
         <w:rPr>
           <w:rFonts w:cs="Times New Roman"/>
@@ -12911,8 +13034,10 @@
         </w:rPr>
         <w:t xml:space="preserve"> . phân tích chi tiết LocalStorage sở hữu những ưu điểm vượt trội so với cơ chế Cookie truyền thống</w:t>
       </w:r>
-      <w:bookmarkEnd w:id="83"/>
-      <w:bookmarkEnd w:id="84"/>
+      <w:bookmarkEnd w:id="139"/>
+      <w:bookmarkEnd w:id="140"/>
+      <w:bookmarkEnd w:id="141"/>
+      <w:bookmarkEnd w:id="142"/>
     </w:p>
     <w:p>
       <w:pPr>
@@ -13033,10 +13158,12 @@
           <w:lang w:val="vi-VN"/>
         </w:rPr>
       </w:pPr>
-      <w:bookmarkStart w:id="85" w:name="_Toc231771875"/>
-      <w:bookmarkStart w:id="86" w:name="_Toc231778028"/>
-      <w:bookmarkStart w:id="87" w:name="_Toc230160111"/>
-      <w:bookmarkStart w:id="88" w:name="_Toc231854664"/>
+      <w:bookmarkStart w:id="143" w:name="_Toc231771875"/>
+      <w:bookmarkStart w:id="144" w:name="_Toc231778028"/>
+      <w:bookmarkStart w:id="145" w:name="_Toc231854664"/>
+      <w:bookmarkStart w:id="146" w:name="_Toc230160111"/>
+      <w:bookmarkStart w:id="147" w:name="_Toc231860185"/>
+      <w:bookmarkStart w:id="148" w:name="_Toc231860448"/>
       <w:r>
         <w:rPr>
           <w:rFonts w:cs="Times New Roman"/>
@@ -13048,9 +13175,11 @@
         <w:lastRenderedPageBreak/>
         <w:t>Chương 3. Phân tích và thiết kế hệ thống</w:t>
       </w:r>
-      <w:bookmarkEnd w:id="85"/>
-      <w:bookmarkEnd w:id="86"/>
-      <w:bookmarkEnd w:id="88"/>
+      <w:bookmarkEnd w:id="143"/>
+      <w:bookmarkEnd w:id="144"/>
+      <w:bookmarkEnd w:id="145"/>
+      <w:bookmarkEnd w:id="147"/>
+      <w:bookmarkEnd w:id="148"/>
     </w:p>
     <w:p>
       <w:pPr>
@@ -13066,9 +13195,11 @@
           <w:lang w:val="vi-VN"/>
         </w:rPr>
       </w:pPr>
-      <w:bookmarkStart w:id="89" w:name="_Toc231771876"/>
-      <w:bookmarkStart w:id="90" w:name="_Toc231778029"/>
-      <w:bookmarkStart w:id="91" w:name="_Toc231854665"/>
+      <w:bookmarkStart w:id="149" w:name="_Toc231771876"/>
+      <w:bookmarkStart w:id="150" w:name="_Toc231778029"/>
+      <w:bookmarkStart w:id="151" w:name="_Toc231854665"/>
+      <w:bookmarkStart w:id="152" w:name="_Toc231860186"/>
+      <w:bookmarkStart w:id="153" w:name="_Toc231860449"/>
       <w:r>
         <w:rPr>
           <w:rFonts w:cs="Times New Roman"/>
@@ -13078,9 +13209,11 @@
         </w:rPr>
         <w:t>3.1. Mô tả bài toán và quy trình nghiệp vụ</w:t>
       </w:r>
-      <w:bookmarkEnd w:id="89"/>
-      <w:bookmarkEnd w:id="90"/>
-      <w:bookmarkEnd w:id="91"/>
+      <w:bookmarkEnd w:id="149"/>
+      <w:bookmarkEnd w:id="150"/>
+      <w:bookmarkEnd w:id="151"/>
+      <w:bookmarkEnd w:id="152"/>
+      <w:bookmarkEnd w:id="153"/>
     </w:p>
     <w:p>
       <w:pPr>
@@ -13169,8 +13302,10 @@
           <w:lang w:val="vi-VN"/>
         </w:rPr>
       </w:pPr>
-      <w:bookmarkStart w:id="92" w:name="_Toc231770936"/>
-      <w:bookmarkStart w:id="93" w:name="_Toc231778247"/>
+      <w:bookmarkStart w:id="154" w:name="_Toc231770936"/>
+      <w:bookmarkStart w:id="155" w:name="_Toc231778247"/>
+      <w:bookmarkStart w:id="156" w:name="_Toc231860213"/>
+      <w:bookmarkStart w:id="157" w:name="_Toc231860475"/>
       <w:r>
         <w:rPr>
           <w:rFonts w:cs="Times New Roman"/>
@@ -13223,8 +13358,10 @@
         </w:rPr>
         <w:t xml:space="preserve"> Sơ đồ giao diện Front-end và bộ lưu trữ LocalStorage</w:t>
       </w:r>
-      <w:bookmarkEnd w:id="92"/>
-      <w:bookmarkEnd w:id="93"/>
+      <w:bookmarkEnd w:id="154"/>
+      <w:bookmarkEnd w:id="155"/>
+      <w:bookmarkEnd w:id="156"/>
+      <w:bookmarkEnd w:id="157"/>
     </w:p>
     <w:p>
       <w:pPr>
@@ -13235,7 +13372,7 @@
           <w:lang w:val="vi-VN"/>
         </w:rPr>
       </w:pPr>
-      <w:bookmarkStart w:id="94" w:name="_Toc231771877"/>
+      <w:bookmarkStart w:id="158" w:name="_Toc231771877"/>
       <w:r>
         <w:rPr>
           <w:rFonts w:eastAsiaTheme="majorEastAsia" w:cs="Times New Roman"/>
@@ -13492,8 +13629,10 @@
           <w:lang w:val="vi-VN"/>
         </w:rPr>
       </w:pPr>
-      <w:bookmarkStart w:id="95" w:name="_Toc231778030"/>
-      <w:bookmarkStart w:id="96" w:name="_Toc231854666"/>
+      <w:bookmarkStart w:id="159" w:name="_Toc231778030"/>
+      <w:bookmarkStart w:id="160" w:name="_Toc231854666"/>
+      <w:bookmarkStart w:id="161" w:name="_Toc231860187"/>
+      <w:bookmarkStart w:id="162" w:name="_Toc231860450"/>
       <w:r>
         <w:rPr>
           <w:rFonts w:cs="Times New Roman"/>
@@ -13503,9 +13642,11 @@
         </w:rPr>
         <w:t>3.2. Đặc tả yêu cầu hệ thống</w:t>
       </w:r>
-      <w:bookmarkEnd w:id="94"/>
-      <w:bookmarkEnd w:id="95"/>
-      <w:bookmarkEnd w:id="96"/>
+      <w:bookmarkEnd w:id="158"/>
+      <w:bookmarkEnd w:id="159"/>
+      <w:bookmarkEnd w:id="160"/>
+      <w:bookmarkEnd w:id="161"/>
+      <w:bookmarkEnd w:id="162"/>
     </w:p>
     <w:p>
       <w:pPr>
@@ -13546,9 +13687,11 @@
           <w:lang w:val="vi-VN"/>
         </w:rPr>
       </w:pPr>
-      <w:bookmarkStart w:id="97" w:name="_Toc231771878"/>
-      <w:bookmarkStart w:id="98" w:name="_Toc231778031"/>
-      <w:bookmarkStart w:id="99" w:name="_Toc231854667"/>
+      <w:bookmarkStart w:id="163" w:name="_Toc231771878"/>
+      <w:bookmarkStart w:id="164" w:name="_Toc231778031"/>
+      <w:bookmarkStart w:id="165" w:name="_Toc231854667"/>
+      <w:bookmarkStart w:id="166" w:name="_Toc231860188"/>
+      <w:bookmarkStart w:id="167" w:name="_Toc231860451"/>
       <w:r>
         <w:rPr>
           <w:rFonts w:cs="Times New Roman"/>
@@ -13558,9 +13701,11 @@
         </w:rPr>
         <w:t>3.2.1. Yêu cầu chức năng</w:t>
       </w:r>
-      <w:bookmarkEnd w:id="97"/>
-      <w:bookmarkEnd w:id="98"/>
-      <w:bookmarkEnd w:id="99"/>
+      <w:bookmarkEnd w:id="163"/>
+      <w:bookmarkEnd w:id="164"/>
+      <w:bookmarkEnd w:id="165"/>
+      <w:bookmarkEnd w:id="166"/>
+      <w:bookmarkEnd w:id="167"/>
     </w:p>
     <w:p>
       <w:pPr>
@@ -14313,7 +14458,9 @@
           <w:lang w:val="vi-VN"/>
         </w:rPr>
       </w:pPr>
-      <w:bookmarkStart w:id="100" w:name="_Toc231778053"/>
+      <w:bookmarkStart w:id="168" w:name="_Toc231778053"/>
+      <w:bookmarkStart w:id="169" w:name="_Toc231860283"/>
+      <w:bookmarkStart w:id="170" w:name="_Toc231860508"/>
       <w:r>
         <w:rPr>
           <w:rFonts w:cs="Times New Roman"/>
@@ -14377,7 +14524,9 @@
         </w:rPr>
         <w:t>chức năng định nghĩa rõ ràng các tác vụ và nghiệp vụ mà hệ thống phải thực hiện để phục vụ người dùng</w:t>
       </w:r>
-      <w:bookmarkEnd w:id="100"/>
+      <w:bookmarkEnd w:id="168"/>
+      <w:bookmarkEnd w:id="169"/>
+      <w:bookmarkEnd w:id="170"/>
     </w:p>
     <w:p>
       <w:pPr>
@@ -14393,9 +14542,11 @@
           <w:lang w:val="vi-VN"/>
         </w:rPr>
       </w:pPr>
-      <w:bookmarkStart w:id="101" w:name="_Toc231771879"/>
-      <w:bookmarkStart w:id="102" w:name="_Toc231778032"/>
-      <w:bookmarkStart w:id="103" w:name="_Toc231854668"/>
+      <w:bookmarkStart w:id="171" w:name="_Toc231771879"/>
+      <w:bookmarkStart w:id="172" w:name="_Toc231778032"/>
+      <w:bookmarkStart w:id="173" w:name="_Toc231854668"/>
+      <w:bookmarkStart w:id="174" w:name="_Toc231860189"/>
+      <w:bookmarkStart w:id="175" w:name="_Toc231860452"/>
       <w:r>
         <w:rPr>
           <w:rFonts w:cs="Times New Roman"/>
@@ -14405,9 +14556,11 @@
         </w:rPr>
         <w:t>3.2.2. Yêu cầu phi chức năng</w:t>
       </w:r>
-      <w:bookmarkEnd w:id="101"/>
-      <w:bookmarkEnd w:id="102"/>
-      <w:bookmarkEnd w:id="103"/>
+      <w:bookmarkEnd w:id="171"/>
+      <w:bookmarkEnd w:id="172"/>
+      <w:bookmarkEnd w:id="173"/>
+      <w:bookmarkEnd w:id="174"/>
+      <w:bookmarkEnd w:id="175"/>
     </w:p>
     <w:p>
       <w:pPr>
@@ -14622,9 +14775,11 @@
           <w:lang w:val="vi-VN"/>
         </w:rPr>
       </w:pPr>
-      <w:bookmarkStart w:id="104" w:name="_Toc231771880"/>
-      <w:bookmarkStart w:id="105" w:name="_Toc231778033"/>
-      <w:bookmarkStart w:id="106" w:name="_Toc231854669"/>
+      <w:bookmarkStart w:id="176" w:name="_Toc231771880"/>
+      <w:bookmarkStart w:id="177" w:name="_Toc231778033"/>
+      <w:bookmarkStart w:id="178" w:name="_Toc231854669"/>
+      <w:bookmarkStart w:id="179" w:name="_Toc231860190"/>
+      <w:bookmarkStart w:id="180" w:name="_Toc231860453"/>
       <w:r>
         <w:rPr>
           <w:rFonts w:cs="Times New Roman"/>
@@ -14636,9 +14791,11 @@
         </w:rPr>
         <w:t>3.2.3. Áp dụng kỹ thuật thiết kế đáp ứng trong cấu trúc giao diện</w:t>
       </w:r>
-      <w:bookmarkEnd w:id="104"/>
-      <w:bookmarkEnd w:id="105"/>
-      <w:bookmarkEnd w:id="106"/>
+      <w:bookmarkEnd w:id="176"/>
+      <w:bookmarkEnd w:id="177"/>
+      <w:bookmarkEnd w:id="178"/>
+      <w:bookmarkEnd w:id="179"/>
+      <w:bookmarkEnd w:id="180"/>
     </w:p>
     <w:p>
       <w:pPr>
@@ -14736,11 +14893,13 @@
           <w:lang w:val="vi-VN"/>
         </w:rPr>
       </w:pPr>
-      <w:bookmarkStart w:id="107" w:name="_Toc231771881"/>
-      <w:bookmarkStart w:id="108" w:name="_Toc231778034"/>
-      <w:bookmarkStart w:id="109" w:name="_Toc230160117"/>
-      <w:bookmarkStart w:id="110" w:name="_Toc231854670"/>
-      <w:bookmarkEnd w:id="87"/>
+      <w:bookmarkStart w:id="181" w:name="_Toc231771881"/>
+      <w:bookmarkStart w:id="182" w:name="_Toc231778034"/>
+      <w:bookmarkStart w:id="183" w:name="_Toc231854670"/>
+      <w:bookmarkStart w:id="184" w:name="_Toc230160117"/>
+      <w:bookmarkStart w:id="185" w:name="_Toc231860191"/>
+      <w:bookmarkStart w:id="186" w:name="_Toc231860454"/>
+      <w:bookmarkEnd w:id="146"/>
       <w:r>
         <w:rPr>
           <w:rFonts w:cs="Times New Roman"/>
@@ -14752,9 +14911,11 @@
         </w:rPr>
         <w:t>3.2.4. Ứng dụng mô hình hộp để tối ưu hóa không gian hiển thị</w:t>
       </w:r>
-      <w:bookmarkEnd w:id="107"/>
-      <w:bookmarkEnd w:id="108"/>
-      <w:bookmarkEnd w:id="110"/>
+      <w:bookmarkEnd w:id="181"/>
+      <w:bookmarkEnd w:id="182"/>
+      <w:bookmarkEnd w:id="183"/>
+      <w:bookmarkEnd w:id="185"/>
+      <w:bookmarkEnd w:id="186"/>
     </w:p>
     <w:p>
       <w:pPr>
@@ -14806,9 +14967,11 @@
           <w:lang w:val="vi-VN"/>
         </w:rPr>
       </w:pPr>
-      <w:bookmarkStart w:id="111" w:name="_Toc231771882"/>
-      <w:bookmarkStart w:id="112" w:name="_Toc231778035"/>
-      <w:bookmarkStart w:id="113" w:name="_Toc231854671"/>
+      <w:bookmarkStart w:id="187" w:name="_Toc231771882"/>
+      <w:bookmarkStart w:id="188" w:name="_Toc231778035"/>
+      <w:bookmarkStart w:id="189" w:name="_Toc231854671"/>
+      <w:bookmarkStart w:id="190" w:name="_Toc231860192"/>
+      <w:bookmarkStart w:id="191" w:name="_Toc231860455"/>
       <w:r>
         <w:rPr>
           <w:rFonts w:cs="Times New Roman"/>
@@ -14818,9 +14981,11 @@
         </w:rPr>
         <w:t>3.3. Thiết kế dữ liệu</w:t>
       </w:r>
-      <w:bookmarkEnd w:id="111"/>
-      <w:bookmarkEnd w:id="112"/>
-      <w:bookmarkEnd w:id="113"/>
+      <w:bookmarkEnd w:id="187"/>
+      <w:bookmarkEnd w:id="188"/>
+      <w:bookmarkEnd w:id="189"/>
+      <w:bookmarkEnd w:id="190"/>
+      <w:bookmarkEnd w:id="191"/>
     </w:p>
     <w:p>
       <w:pPr>
@@ -14856,9 +15021,11 @@
           <w:lang w:val="vi-VN"/>
         </w:rPr>
       </w:pPr>
-      <w:bookmarkStart w:id="114" w:name="_Toc231771883"/>
-      <w:bookmarkStart w:id="115" w:name="_Toc231778036"/>
-      <w:bookmarkStart w:id="116" w:name="_Toc231854672"/>
+      <w:bookmarkStart w:id="192" w:name="_Toc231771883"/>
+      <w:bookmarkStart w:id="193" w:name="_Toc231778036"/>
+      <w:bookmarkStart w:id="194" w:name="_Toc231854672"/>
+      <w:bookmarkStart w:id="195" w:name="_Toc231860193"/>
+      <w:bookmarkStart w:id="196" w:name="_Toc231860456"/>
       <w:r>
         <w:rPr>
           <w:rFonts w:cs="Times New Roman"/>
@@ -14870,9 +15037,11 @@
         </w:rPr>
         <w:t>3.3.1. Cấu trúc lưu trữ cục bộ</w:t>
       </w:r>
-      <w:bookmarkEnd w:id="114"/>
-      <w:bookmarkEnd w:id="115"/>
-      <w:bookmarkEnd w:id="116"/>
+      <w:bookmarkEnd w:id="192"/>
+      <w:bookmarkEnd w:id="193"/>
+      <w:bookmarkEnd w:id="194"/>
+      <w:bookmarkEnd w:id="195"/>
+      <w:bookmarkEnd w:id="196"/>
     </w:p>
     <w:p>
       <w:pPr>
@@ -14908,9 +15077,11 @@
           <w:lang w:val="vi-VN"/>
         </w:rPr>
       </w:pPr>
-      <w:bookmarkStart w:id="117" w:name="_Toc231771884"/>
-      <w:bookmarkStart w:id="118" w:name="_Toc231778037"/>
-      <w:bookmarkStart w:id="119" w:name="_Toc231854673"/>
+      <w:bookmarkStart w:id="197" w:name="_Toc231771884"/>
+      <w:bookmarkStart w:id="198" w:name="_Toc231778037"/>
+      <w:bookmarkStart w:id="199" w:name="_Toc231854673"/>
+      <w:bookmarkStart w:id="200" w:name="_Toc231860194"/>
+      <w:bookmarkStart w:id="201" w:name="_Toc231860457"/>
       <w:r>
         <w:rPr>
           <w:rFonts w:cs="Times New Roman"/>
@@ -14922,9 +15093,11 @@
         </w:rPr>
         <w:t>3.3.2. Đặc tả chi tiết các bảng dữ liệu</w:t>
       </w:r>
-      <w:bookmarkEnd w:id="117"/>
-      <w:bookmarkEnd w:id="118"/>
-      <w:bookmarkEnd w:id="119"/>
+      <w:bookmarkEnd w:id="197"/>
+      <w:bookmarkEnd w:id="198"/>
+      <w:bookmarkEnd w:id="199"/>
+      <w:bookmarkEnd w:id="200"/>
+      <w:bookmarkEnd w:id="201"/>
     </w:p>
     <w:tbl>
       <w:tblPr>
@@ -15924,8 +16097,10 @@
           <w:lang w:val="vi-VN"/>
         </w:rPr>
       </w:pPr>
-      <w:bookmarkStart w:id="120" w:name="_Toc231770981"/>
-      <w:bookmarkStart w:id="121" w:name="_Toc231778054"/>
+      <w:bookmarkStart w:id="202" w:name="_Toc231770981"/>
+      <w:bookmarkStart w:id="203" w:name="_Toc231778054"/>
+      <w:bookmarkStart w:id="204" w:name="_Toc231860284"/>
+      <w:bookmarkStart w:id="205" w:name="_Toc231860509"/>
       <w:r>
         <w:rPr>
           <w:rFonts w:cs="Times New Roman"/>
@@ -15980,8 +16155,10 @@
         </w:rPr>
         <w:t>. Đặc tả cấu trúc thực thể Sản phẩm (Product Data Schema)</w:t>
       </w:r>
-      <w:bookmarkEnd w:id="120"/>
-      <w:bookmarkEnd w:id="121"/>
+      <w:bookmarkEnd w:id="202"/>
+      <w:bookmarkEnd w:id="203"/>
+      <w:bookmarkEnd w:id="204"/>
+      <w:bookmarkEnd w:id="205"/>
     </w:p>
     <w:tbl>
       <w:tblPr>
@@ -16776,8 +16953,10 @@
           <w:lang w:val="vi-VN"/>
         </w:rPr>
       </w:pPr>
-      <w:bookmarkStart w:id="122" w:name="_Toc231770982"/>
-      <w:bookmarkStart w:id="123" w:name="_Toc231778055"/>
+      <w:bookmarkStart w:id="206" w:name="_Toc231770982"/>
+      <w:bookmarkStart w:id="207" w:name="_Toc231778055"/>
+      <w:bookmarkStart w:id="208" w:name="_Toc231860285"/>
+      <w:bookmarkStart w:id="209" w:name="_Toc231860510"/>
       <w:r>
         <w:rPr>
           <w:rFonts w:cs="Times New Roman"/>
@@ -16832,8 +17011,10 @@
         </w:rPr>
         <w:t>. Đặc tả cấu trúc thực thể Giỏ hàng lưu trữ LocalStorage (Cart Data Schema)</w:t>
       </w:r>
-      <w:bookmarkEnd w:id="122"/>
-      <w:bookmarkEnd w:id="123"/>
+      <w:bookmarkEnd w:id="206"/>
+      <w:bookmarkEnd w:id="207"/>
+      <w:bookmarkEnd w:id="208"/>
+      <w:bookmarkEnd w:id="209"/>
     </w:p>
     <w:p>
       <w:pPr>
@@ -17908,8 +18089,10 @@
           <w:lang w:val="vi-VN"/>
         </w:rPr>
       </w:pPr>
-      <w:bookmarkStart w:id="124" w:name="_Toc231770983"/>
-      <w:bookmarkStart w:id="125" w:name="_Toc231778056"/>
+      <w:bookmarkStart w:id="210" w:name="_Toc231770983"/>
+      <w:bookmarkStart w:id="211" w:name="_Toc231778056"/>
+      <w:bookmarkStart w:id="212" w:name="_Toc231860286"/>
+      <w:bookmarkStart w:id="213" w:name="_Toc231860511"/>
       <w:r>
         <w:rPr>
           <w:rFonts w:cs="Times New Roman"/>
@@ -17964,8 +18147,10 @@
         </w:rPr>
         <w:t>. Đặc tả cấu trúc thực thể Đơn hàng (Order Data Schema)</w:t>
       </w:r>
-      <w:bookmarkEnd w:id="124"/>
-      <w:bookmarkEnd w:id="125"/>
+      <w:bookmarkEnd w:id="210"/>
+      <w:bookmarkEnd w:id="211"/>
+      <w:bookmarkEnd w:id="212"/>
+      <w:bookmarkEnd w:id="213"/>
     </w:p>
     <w:p>
       <w:pPr>
@@ -17991,9 +18176,11 @@
           <w:lang w:val="vi-VN"/>
         </w:rPr>
       </w:pPr>
-      <w:bookmarkStart w:id="126" w:name="_Toc231771885"/>
-      <w:bookmarkStart w:id="127" w:name="_Toc231778038"/>
-      <w:bookmarkStart w:id="128" w:name="_Toc231854674"/>
+      <w:bookmarkStart w:id="214" w:name="_Toc231771885"/>
+      <w:bookmarkStart w:id="215" w:name="_Toc231778038"/>
+      <w:bookmarkStart w:id="216" w:name="_Toc231854674"/>
+      <w:bookmarkStart w:id="217" w:name="_Toc231860195"/>
+      <w:bookmarkStart w:id="218" w:name="_Toc231860458"/>
       <w:r>
         <w:rPr>
           <w:rFonts w:cs="Times New Roman"/>
@@ -18003,9 +18190,11 @@
         </w:rPr>
         <w:t>3.4. Thiết kế giải thuật và Chức năng giỏ hàng</w:t>
       </w:r>
-      <w:bookmarkEnd w:id="126"/>
-      <w:bookmarkEnd w:id="127"/>
-      <w:bookmarkEnd w:id="128"/>
+      <w:bookmarkEnd w:id="214"/>
+      <w:bookmarkEnd w:id="215"/>
+      <w:bookmarkEnd w:id="216"/>
+      <w:bookmarkEnd w:id="217"/>
+      <w:bookmarkEnd w:id="218"/>
     </w:p>
     <w:p>
       <w:pPr>
@@ -18039,9 +18228,11 @@
           <w:lang w:val="vi-VN"/>
         </w:rPr>
       </w:pPr>
-      <w:bookmarkStart w:id="129" w:name="_Toc231771886"/>
-      <w:bookmarkStart w:id="130" w:name="_Toc231778039"/>
-      <w:bookmarkStart w:id="131" w:name="_Toc231854675"/>
+      <w:bookmarkStart w:id="219" w:name="_Toc231771886"/>
+      <w:bookmarkStart w:id="220" w:name="_Toc231778039"/>
+      <w:bookmarkStart w:id="221" w:name="_Toc231854675"/>
+      <w:bookmarkStart w:id="222" w:name="_Toc231860196"/>
+      <w:bookmarkStart w:id="223" w:name="_Toc231860459"/>
       <w:r>
         <w:rPr>
           <w:rFonts w:cs="Times New Roman"/>
@@ -18084,9 +18275,11 @@
         </w:rPr>
         <w:t>)</w:t>
       </w:r>
-      <w:bookmarkEnd w:id="129"/>
-      <w:bookmarkEnd w:id="130"/>
-      <w:bookmarkEnd w:id="131"/>
+      <w:bookmarkEnd w:id="219"/>
+      <w:bookmarkEnd w:id="220"/>
+      <w:bookmarkEnd w:id="221"/>
+      <w:bookmarkEnd w:id="222"/>
+      <w:bookmarkEnd w:id="223"/>
     </w:p>
     <w:p>
       <w:pPr>
@@ -18168,9 +18361,11 @@
           <w:lang w:val="vi-VN"/>
         </w:rPr>
       </w:pPr>
-      <w:bookmarkStart w:id="132" w:name="_Toc231770937"/>
-      <w:bookmarkStart w:id="133" w:name="_Toc231778248"/>
-      <w:bookmarkEnd w:id="109"/>
+      <w:bookmarkStart w:id="224" w:name="_Toc231770937"/>
+      <w:bookmarkStart w:id="225" w:name="_Toc231778248"/>
+      <w:bookmarkStart w:id="226" w:name="_Toc231860214"/>
+      <w:bookmarkStart w:id="227" w:name="_Toc231860476"/>
+      <w:bookmarkEnd w:id="184"/>
       <w:r>
         <w:rPr>
           <w:rFonts w:cs="Times New Roman"/>
@@ -18225,8 +18420,10 @@
         </w:rPr>
         <w:t xml:space="preserve"> Sơ đồ hoạt sự kiện click vào nút thêm sản phẩm trên giao diện, giải thuật</w:t>
       </w:r>
-      <w:bookmarkEnd w:id="132"/>
-      <w:bookmarkEnd w:id="133"/>
+      <w:bookmarkEnd w:id="224"/>
+      <w:bookmarkEnd w:id="225"/>
+      <w:bookmarkEnd w:id="226"/>
+      <w:bookmarkEnd w:id="227"/>
     </w:p>
     <w:p>
       <w:pPr>
@@ -18432,9 +18629,11 @@
           <w:lang w:val="vi-VN"/>
         </w:rPr>
       </w:pPr>
-      <w:bookmarkStart w:id="134" w:name="_Toc231771887"/>
-      <w:bookmarkStart w:id="135" w:name="_Toc231778040"/>
-      <w:bookmarkStart w:id="136" w:name="_Toc231854676"/>
+      <w:bookmarkStart w:id="228" w:name="_Toc231771887"/>
+      <w:bookmarkStart w:id="229" w:name="_Toc231778040"/>
+      <w:bookmarkStart w:id="230" w:name="_Toc231854676"/>
+      <w:bookmarkStart w:id="231" w:name="_Toc231860197"/>
+      <w:bookmarkStart w:id="232" w:name="_Toc231860460"/>
       <w:r>
         <w:rPr>
           <w:rFonts w:cs="Times New Roman"/>
@@ -18445,9 +18644,11 @@
         </w:rPr>
         <w:t>3.4.2. Thuật toán tính toán tổng tiền đơn hàng</w:t>
       </w:r>
-      <w:bookmarkEnd w:id="134"/>
-      <w:bookmarkEnd w:id="135"/>
-      <w:bookmarkEnd w:id="136"/>
+      <w:bookmarkEnd w:id="228"/>
+      <w:bookmarkEnd w:id="229"/>
+      <w:bookmarkEnd w:id="230"/>
+      <w:bookmarkEnd w:id="231"/>
+      <w:bookmarkEnd w:id="232"/>
     </w:p>
     <w:p>
       <w:pPr>
@@ -19053,9 +19254,11 @@
           <w:lang w:val="vi-VN"/>
         </w:rPr>
       </w:pPr>
-      <w:bookmarkStart w:id="137" w:name="_Toc231771888"/>
-      <w:bookmarkStart w:id="138" w:name="_Toc231778041"/>
-      <w:bookmarkStart w:id="139" w:name="_Toc231854677"/>
+      <w:bookmarkStart w:id="233" w:name="_Toc231771888"/>
+      <w:bookmarkStart w:id="234" w:name="_Toc231778041"/>
+      <w:bookmarkStart w:id="235" w:name="_Toc231854677"/>
+      <w:bookmarkStart w:id="236" w:name="_Toc231860198"/>
+      <w:bookmarkStart w:id="237" w:name="_Toc231860461"/>
       <w:r>
         <w:rPr>
           <w:rFonts w:eastAsia="Times New Roman" w:cs="Times New Roman"/>
@@ -19066,9 +19269,11 @@
         </w:rPr>
         <w:t>3.4.3Thuật toán xác thực dữ liệu đầu vào Form thanh toán và Ngăn chặn XSS</w:t>
       </w:r>
-      <w:bookmarkEnd w:id="137"/>
-      <w:bookmarkEnd w:id="138"/>
-      <w:bookmarkEnd w:id="139"/>
+      <w:bookmarkEnd w:id="233"/>
+      <w:bookmarkEnd w:id="234"/>
+      <w:bookmarkEnd w:id="235"/>
+      <w:bookmarkEnd w:id="236"/>
+      <w:bookmarkEnd w:id="237"/>
     </w:p>
     <w:p>
       <w:pPr>
@@ -19671,8 +19876,10 @@
           <w:lang w:val="vi-VN"/>
         </w:rPr>
       </w:pPr>
-      <w:bookmarkStart w:id="140" w:name="_Toc231770984"/>
-      <w:bookmarkStart w:id="141" w:name="_Toc231778057"/>
+      <w:bookmarkStart w:id="238" w:name="_Toc231770984"/>
+      <w:bookmarkStart w:id="239" w:name="_Toc231778057"/>
+      <w:bookmarkStart w:id="240" w:name="_Toc231860287"/>
+      <w:bookmarkStart w:id="241" w:name="_Toc231860512"/>
       <w:r>
         <w:rPr>
           <w:rFonts w:cs="Times New Roman"/>
@@ -19735,8 +19942,10 @@
         </w:rPr>
         <w:t>chuyển đổi các ký tự đặc biệt thành các thực thể HTML an toàn</w:t>
       </w:r>
-      <w:bookmarkEnd w:id="140"/>
-      <w:bookmarkEnd w:id="141"/>
+      <w:bookmarkEnd w:id="238"/>
+      <w:bookmarkEnd w:id="239"/>
+      <w:bookmarkEnd w:id="240"/>
+      <w:bookmarkEnd w:id="241"/>
     </w:p>
     <w:p>
       <w:pPr>
@@ -19752,9 +19961,11 @@
           <w:lang w:val="vi-VN"/>
         </w:rPr>
       </w:pPr>
-      <w:bookmarkStart w:id="142" w:name="_Toc231771889"/>
-      <w:bookmarkStart w:id="143" w:name="_Toc231778042"/>
-      <w:bookmarkStart w:id="144" w:name="_Toc231854678"/>
+      <w:bookmarkStart w:id="242" w:name="_Toc231771889"/>
+      <w:bookmarkStart w:id="243" w:name="_Toc231778042"/>
+      <w:bookmarkStart w:id="244" w:name="_Toc231854678"/>
+      <w:bookmarkStart w:id="245" w:name="_Toc231860199"/>
+      <w:bookmarkStart w:id="246" w:name="_Toc231860462"/>
       <w:r>
         <w:rPr>
           <w:rFonts w:eastAsia="Times New Roman" w:cs="Times New Roman"/>
@@ -19764,9 +19975,11 @@
         </w:rPr>
         <w:t>3.5. Thiết kế giao diện và Sơ đồ website</w:t>
       </w:r>
-      <w:bookmarkEnd w:id="142"/>
-      <w:bookmarkEnd w:id="143"/>
-      <w:bookmarkEnd w:id="144"/>
+      <w:bookmarkEnd w:id="242"/>
+      <w:bookmarkEnd w:id="243"/>
+      <w:bookmarkEnd w:id="244"/>
+      <w:bookmarkEnd w:id="245"/>
+      <w:bookmarkEnd w:id="246"/>
     </w:p>
     <w:p>
       <w:pPr>
@@ -19859,9 +20072,11 @@
           <w:lang w:val="vi-VN"/>
         </w:rPr>
       </w:pPr>
-      <w:bookmarkStart w:id="145" w:name="_Toc231770554"/>
-      <w:bookmarkStart w:id="146" w:name="_Toc231770938"/>
-      <w:bookmarkStart w:id="147" w:name="_Toc231778249"/>
+      <w:bookmarkStart w:id="247" w:name="_Toc231770554"/>
+      <w:bookmarkStart w:id="248" w:name="_Toc231770938"/>
+      <w:bookmarkStart w:id="249" w:name="_Toc231778249"/>
+      <w:bookmarkStart w:id="250" w:name="_Toc231860215"/>
+      <w:bookmarkStart w:id="251" w:name="_Toc231860477"/>
       <w:r>
         <w:rPr>
           <w:rFonts w:cs="Times New Roman"/>
@@ -19924,9 +20139,11 @@
         </w:rPr>
         <w:t>cấu trúc tổng thể của website Tech-Store</w:t>
       </w:r>
-      <w:bookmarkEnd w:id="145"/>
-      <w:bookmarkEnd w:id="146"/>
-      <w:bookmarkEnd w:id="147"/>
+      <w:bookmarkEnd w:id="247"/>
+      <w:bookmarkEnd w:id="248"/>
+      <w:bookmarkEnd w:id="249"/>
+      <w:bookmarkEnd w:id="250"/>
+      <w:bookmarkEnd w:id="251"/>
     </w:p>
     <w:p>
       <w:pPr>
@@ -20170,9 +20387,11 @@
           <w:lang w:val="vi-VN"/>
         </w:rPr>
       </w:pPr>
-      <w:bookmarkStart w:id="148" w:name="_Toc231771890"/>
-      <w:bookmarkStart w:id="149" w:name="_Toc231778043"/>
-      <w:bookmarkStart w:id="150" w:name="_Toc231854679"/>
+      <w:bookmarkStart w:id="252" w:name="_Toc231771890"/>
+      <w:bookmarkStart w:id="253" w:name="_Toc231778043"/>
+      <w:bookmarkStart w:id="254" w:name="_Toc231854679"/>
+      <w:bookmarkStart w:id="255" w:name="_Toc231860200"/>
+      <w:bookmarkStart w:id="256" w:name="_Toc231860463"/>
       <w:r>
         <w:rPr>
           <w:rFonts w:cs="Times New Roman"/>
@@ -20184,9 +20403,11 @@
         <w:lastRenderedPageBreak/>
         <w:t>Chương 4. Kết quả thực nghiệm và Đánh giá</w:t>
       </w:r>
-      <w:bookmarkEnd w:id="148"/>
-      <w:bookmarkEnd w:id="149"/>
-      <w:bookmarkEnd w:id="150"/>
+      <w:bookmarkEnd w:id="252"/>
+      <w:bookmarkEnd w:id="253"/>
+      <w:bookmarkEnd w:id="254"/>
+      <w:bookmarkEnd w:id="255"/>
+      <w:bookmarkEnd w:id="256"/>
     </w:p>
     <w:p>
       <w:pPr>
@@ -20202,9 +20423,11 @@
           <w:lang w:val="vi-VN"/>
         </w:rPr>
       </w:pPr>
-      <w:bookmarkStart w:id="151" w:name="_Toc231771891"/>
-      <w:bookmarkStart w:id="152" w:name="_Toc231778044"/>
-      <w:bookmarkStart w:id="153" w:name="_Toc231854680"/>
+      <w:bookmarkStart w:id="257" w:name="_Toc231771891"/>
+      <w:bookmarkStart w:id="258" w:name="_Toc231778044"/>
+      <w:bookmarkStart w:id="259" w:name="_Toc231854680"/>
+      <w:bookmarkStart w:id="260" w:name="_Toc231860201"/>
+      <w:bookmarkStart w:id="261" w:name="_Toc231860464"/>
       <w:r>
         <w:rPr>
           <w:rFonts w:cs="Times New Roman"/>
@@ -20214,9 +20437,11 @@
         </w:rPr>
         <w:t>4.1. Môi trường và Dữ liệu thực nghiệm</w:t>
       </w:r>
-      <w:bookmarkEnd w:id="151"/>
-      <w:bookmarkEnd w:id="152"/>
-      <w:bookmarkEnd w:id="153"/>
+      <w:bookmarkEnd w:id="257"/>
+      <w:bookmarkEnd w:id="258"/>
+      <w:bookmarkEnd w:id="259"/>
+      <w:bookmarkEnd w:id="260"/>
+      <w:bookmarkEnd w:id="261"/>
     </w:p>
     <w:p>
       <w:pPr>
@@ -21892,8 +22117,10 @@
           <w:lang w:val="vi-VN"/>
         </w:rPr>
       </w:pPr>
-      <w:bookmarkStart w:id="154" w:name="_Toc231770995"/>
-      <w:bookmarkStart w:id="155" w:name="_Toc231778058"/>
+      <w:bookmarkStart w:id="262" w:name="_Toc231770995"/>
+      <w:bookmarkStart w:id="263" w:name="_Toc231778058"/>
+      <w:bookmarkStart w:id="264" w:name="_Toc231860289"/>
+      <w:bookmarkStart w:id="265" w:name="_Toc231860515"/>
       <w:r>
         <w:rPr>
           <w:rFonts w:cs="Times New Roman"/>
@@ -21948,8 +22175,10 @@
         </w:rPr>
         <w:t>. Thông tin chi tiết về danh mục dữ liệu thực nghiệm</w:t>
       </w:r>
-      <w:bookmarkEnd w:id="154"/>
-      <w:bookmarkEnd w:id="155"/>
+      <w:bookmarkEnd w:id="262"/>
+      <w:bookmarkEnd w:id="263"/>
+      <w:bookmarkEnd w:id="264"/>
+      <w:bookmarkEnd w:id="265"/>
     </w:p>
     <w:p>
       <w:pPr>
@@ -21992,9 +22221,11 @@
           <w:lang w:val="vi-VN"/>
         </w:rPr>
       </w:pPr>
-      <w:bookmarkStart w:id="156" w:name="_Toc231771892"/>
-      <w:bookmarkStart w:id="157" w:name="_Toc231778045"/>
-      <w:bookmarkStart w:id="158" w:name="_Toc231854681"/>
+      <w:bookmarkStart w:id="266" w:name="_Toc231771892"/>
+      <w:bookmarkStart w:id="267" w:name="_Toc231778045"/>
+      <w:bookmarkStart w:id="268" w:name="_Toc231854681"/>
+      <w:bookmarkStart w:id="269" w:name="_Toc231860202"/>
+      <w:bookmarkStart w:id="270" w:name="_Toc231860465"/>
       <w:r>
         <w:rPr>
           <w:rFonts w:cs="Times New Roman"/>
@@ -22004,9 +22235,11 @@
         </w:rPr>
         <w:t>4.2. Thực nghiệm giao diện người dùng</w:t>
       </w:r>
-      <w:bookmarkEnd w:id="156"/>
-      <w:bookmarkEnd w:id="157"/>
-      <w:bookmarkEnd w:id="158"/>
+      <w:bookmarkEnd w:id="266"/>
+      <w:bookmarkEnd w:id="267"/>
+      <w:bookmarkEnd w:id="268"/>
+      <w:bookmarkEnd w:id="269"/>
+      <w:bookmarkEnd w:id="270"/>
     </w:p>
     <w:p>
       <w:pPr>
@@ -22161,9 +22394,11 @@
           <w:lang w:val="vi-VN"/>
         </w:rPr>
       </w:pPr>
-      <w:bookmarkStart w:id="159" w:name="_Toc231771893"/>
-      <w:bookmarkStart w:id="160" w:name="_Toc231778046"/>
-      <w:bookmarkStart w:id="161" w:name="_Toc231854682"/>
+      <w:bookmarkStart w:id="271" w:name="_Toc231771893"/>
+      <w:bookmarkStart w:id="272" w:name="_Toc231778046"/>
+      <w:bookmarkStart w:id="273" w:name="_Toc231854682"/>
+      <w:bookmarkStart w:id="274" w:name="_Toc231860203"/>
+      <w:bookmarkStart w:id="275" w:name="_Toc231860466"/>
       <w:r>
         <w:rPr>
           <w:rFonts w:cs="Times New Roman"/>
@@ -22173,9 +22408,11 @@
         </w:rPr>
         <w:t>4.3. Đánh giá kiểm thử hệ thống</w:t>
       </w:r>
-      <w:bookmarkEnd w:id="159"/>
-      <w:bookmarkEnd w:id="160"/>
-      <w:bookmarkEnd w:id="161"/>
+      <w:bookmarkEnd w:id="271"/>
+      <w:bookmarkEnd w:id="272"/>
+      <w:bookmarkEnd w:id="273"/>
+      <w:bookmarkEnd w:id="274"/>
+      <w:bookmarkEnd w:id="275"/>
     </w:p>
     <w:p>
       <w:pPr>
@@ -23876,8 +24113,10 @@
           <w:lang w:val="vi-VN"/>
         </w:rPr>
       </w:pPr>
-      <w:bookmarkStart w:id="162" w:name="_Toc231770996"/>
-      <w:bookmarkStart w:id="163" w:name="_Toc231778059"/>
+      <w:bookmarkStart w:id="276" w:name="_Toc231770996"/>
+      <w:bookmarkStart w:id="277" w:name="_Toc231778059"/>
+      <w:bookmarkStart w:id="278" w:name="_Toc231860290"/>
+      <w:bookmarkStart w:id="279" w:name="_Toc231860516"/>
       <w:r>
         <w:rPr>
           <w:rFonts w:cs="Times New Roman"/>
@@ -23932,8 +24171,10 @@
         </w:rPr>
         <w:t>. Kết quả thực nghiệm chi tiết của quá trình kiểm thử được ghi nhận</w:t>
       </w:r>
-      <w:bookmarkEnd w:id="162"/>
-      <w:bookmarkEnd w:id="163"/>
+      <w:bookmarkEnd w:id="276"/>
+      <w:bookmarkEnd w:id="277"/>
+      <w:bookmarkEnd w:id="278"/>
+      <w:bookmarkEnd w:id="279"/>
     </w:p>
     <w:p>
       <w:pPr>
@@ -23967,9 +24208,11 @@
           <w:lang w:val="vi-VN"/>
         </w:rPr>
       </w:pPr>
-      <w:bookmarkStart w:id="164" w:name="_Toc231771894"/>
-      <w:bookmarkStart w:id="165" w:name="_Toc231778047"/>
-      <w:bookmarkStart w:id="166" w:name="_Toc231854683"/>
+      <w:bookmarkStart w:id="280" w:name="_Toc231771894"/>
+      <w:bookmarkStart w:id="281" w:name="_Toc231778047"/>
+      <w:bookmarkStart w:id="282" w:name="_Toc231854683"/>
+      <w:bookmarkStart w:id="283" w:name="_Toc231860204"/>
+      <w:bookmarkStart w:id="284" w:name="_Toc231860467"/>
       <w:r>
         <w:rPr>
           <w:bCs/>
@@ -23979,9 +24222,11 @@
         </w:rPr>
         <w:t>Chương 5. Kết luận và Hướng phát triển</w:t>
       </w:r>
-      <w:bookmarkEnd w:id="164"/>
-      <w:bookmarkEnd w:id="165"/>
-      <w:bookmarkEnd w:id="166"/>
+      <w:bookmarkEnd w:id="280"/>
+      <w:bookmarkEnd w:id="281"/>
+      <w:bookmarkEnd w:id="282"/>
+      <w:bookmarkEnd w:id="283"/>
+      <w:bookmarkEnd w:id="284"/>
     </w:p>
     <w:p>
       <w:pPr>
@@ -23996,9 +24241,11 @@
           <w:lang w:val="vi-VN"/>
         </w:rPr>
       </w:pPr>
-      <w:bookmarkStart w:id="167" w:name="_Toc231771895"/>
-      <w:bookmarkStart w:id="168" w:name="_Toc231778048"/>
-      <w:bookmarkStart w:id="169" w:name="_Toc231854684"/>
+      <w:bookmarkStart w:id="285" w:name="_Toc231771895"/>
+      <w:bookmarkStart w:id="286" w:name="_Toc231778048"/>
+      <w:bookmarkStart w:id="287" w:name="_Toc231854684"/>
+      <w:bookmarkStart w:id="288" w:name="_Toc231860205"/>
+      <w:bookmarkStart w:id="289" w:name="_Toc231860468"/>
       <w:r>
         <w:rPr>
           <w:bCs/>
@@ -24007,9 +24254,11 @@
         </w:rPr>
         <w:t>5.1. Kết luận và Thành quả đạt được</w:t>
       </w:r>
-      <w:bookmarkEnd w:id="167"/>
-      <w:bookmarkEnd w:id="168"/>
-      <w:bookmarkEnd w:id="169"/>
+      <w:bookmarkEnd w:id="285"/>
+      <w:bookmarkEnd w:id="286"/>
+      <w:bookmarkEnd w:id="287"/>
+      <w:bookmarkEnd w:id="288"/>
+      <w:bookmarkEnd w:id="289"/>
     </w:p>
     <w:p>
       <w:pPr>
@@ -24130,9 +24379,11 @@
           <w:lang w:val="vi-VN"/>
         </w:rPr>
       </w:pPr>
-      <w:bookmarkStart w:id="170" w:name="_Toc231771896"/>
-      <w:bookmarkStart w:id="171" w:name="_Toc231778049"/>
-      <w:bookmarkStart w:id="172" w:name="_Toc231854685"/>
+      <w:bookmarkStart w:id="290" w:name="_Toc231771896"/>
+      <w:bookmarkStart w:id="291" w:name="_Toc231778049"/>
+      <w:bookmarkStart w:id="292" w:name="_Toc231854685"/>
+      <w:bookmarkStart w:id="293" w:name="_Toc231860206"/>
+      <w:bookmarkStart w:id="294" w:name="_Toc231860469"/>
       <w:r>
         <w:rPr>
           <w:b/>
@@ -24142,9 +24393,11 @@
         </w:rPr>
         <w:t>5.2. Định hướng nâng cấp và Phát triển</w:t>
       </w:r>
-      <w:bookmarkEnd w:id="170"/>
-      <w:bookmarkEnd w:id="171"/>
-      <w:bookmarkEnd w:id="172"/>
+      <w:bookmarkEnd w:id="290"/>
+      <w:bookmarkEnd w:id="291"/>
+      <w:bookmarkEnd w:id="292"/>
+      <w:bookmarkEnd w:id="293"/>
+      <w:bookmarkEnd w:id="294"/>
     </w:p>
     <w:p>
       <w:pPr>

--- a/assets/thesis/thesis.docx
+++ b/assets/thesis/thesis.docx
@@ -1003,6 +1003,36 @@
     <w:p>
       <w:pPr>
         <w:pStyle w:val="noidung"/>
+        <w:ind w:firstLine="851"/>
+        <w:jc w:val="right"/>
+        <w:rPr>
+          <w:b/>
+        </w:rPr>
+      </w:pPr>
+    </w:p>
+    <w:p>
+      <w:pPr>
+        <w:pStyle w:val="noidung"/>
+        <w:ind w:firstLine="851"/>
+        <w:jc w:val="right"/>
+        <w:rPr>
+          <w:b/>
+        </w:rPr>
+      </w:pPr>
+    </w:p>
+    <w:p>
+      <w:pPr>
+        <w:pStyle w:val="noidung"/>
+        <w:ind w:firstLine="851"/>
+        <w:jc w:val="right"/>
+        <w:rPr>
+          <w:b/>
+        </w:rPr>
+      </w:pPr>
+    </w:p>
+    <w:p>
+      <w:pPr>
+        <w:pStyle w:val="noidung"/>
         <w:ind w:left="-142" w:right="282" w:firstLine="7230"/>
         <w:jc w:val="right"/>
         <w:rPr>
@@ -4866,7 +4896,7 @@
           <w:lang w:val="vi-VN"/>
         </w:rPr>
         <w:tab/>
-        <w:t>Trong kỷ nguyên số hóa mạnh mẽ và sự bùng nổ của nền kinh tế số, thương mại điện tử (E-commerce) đã trở thành một phần tất yếu trong thói quen tiêu dùng toàn cầu. Đặc biệt, đối với nhóm ngành hàng công nghệ thông tin và thiết bị phần cứng điện tử cao cấp như máy tính xách tay chuyên dụng (Gaming Laptop), chuột chơi game (Gaming Mouse), bàn phím cơ và card đồ họa (VGA), tệp khách hàng mục tiêu thường là những người am hiểu công nghệ, có yêu cầu cực kỳ khắt khe về tính trực quan, tốc độ xử lý dữ liệu và luồng trải nghiệm người dùng tương tác trên hệ thống Web.</w:t>
+        <w:t>Trong kỷ nguyên số hóa mạnh mẽ và sự bùng nổ của nền kinh tế số, thương mại điện tử đã trở thành một phần tất yếu trong thói quen tiêu dùng toàn cầu. Đặc biệt, đối với nhóm ngành hàng công nghệ thông tin và thiết bị phần cứng điện tử cao cấp như máy tính xách tay chuyên dụng, chuột chơi game, bàn phím cơ và card đồ họa, tệp khách hàng mục tiêu thường là những người am hiểu công nghệ, có yêu cầu cực kỳ khắt khe về tính trực quan, tốc độ xử lý dữ liệu và luồng trải nghiệm người dùng tương tác trên hệ thống Web.</w:t>
       </w:r>
     </w:p>
     <w:p>
@@ -4912,7 +4942,7 @@
           <w:lang w:val="vi-VN"/>
         </w:rPr>
         <w:tab/>
-        <w:t>Mở rộng phân tích bối cảnh nghiên cứu thực tiễn đợt 1: Xu hướng thị trường năm 2026 cho thấy người dùng không còn đủ kiên nhẫn cho các ứng dụng web có độ trễ kết xuất vượt quá 2 giây. Các kiến trúc Single Page Application (SPA) tuy giải quyết được trải nghiệm nhưng lại mang nhược điểm về SEO và dung lượng mã nguồn tải ban đầu quá lớn. Do đó, giải pháp tối ưu hóa Client-side thuần túy (Vanilla JavaScript) kết hợp với các hệ thống lưới CSS hiện đại như Bootstrap 5 nổi lên như một hướng tiếp cận cân bằng, tối ưu chi phí hạ tầng và tối đa hóa tốc độ phản hồi cục bộ.</w:t>
+        <w:t>Mở rộng phân tích bối cảnh nghiên cứu thực tiễn đợt 1: Xu hướng thị trường năm 2026 cho thấy người dùng không còn đủ kiên nhẫn cho các ứng dụng web có độ trễ kết xuất vượt quá 2 giây. Các kiến trúc Single Page Application tuy giải quyết được trải nghiệm nhưng lại mang nhược điểm về SEO và dung lượng mã nguồn tải ban đầu quá lớn. Do đó, giải pháp tối ưu hóa Client-side thuần túy kết hợp với các hệ thống lưới CSS hiện đại như Bootstrap 5 nổi lên như một hướng tiếp cận cân bằng, tối ưu chi phí hạ tầng và tối đa hóa tốc độ phản hồi cục bộ.</w:t>
       </w:r>
     </w:p>
     <w:p>
@@ -4935,7 +4965,7 @@
           <w:lang w:val="vi-VN"/>
         </w:rPr>
         <w:tab/>
-        <w:t xml:space="preserve">Mở rộng phân tích bối cảnh nghiên cứu thực tiễn đợt 2: Xu hướng thị trường năm 2026 cho thấy người dùng không còn đủ kiên nhẫn cho các ứng dụng web có độ trễ kết xuất vượt quá 2 giây. Các kiến trúc Single Page Application (SPA) tuy giải quyết được trải nghiệm nhưng lại mang nhược điểm về SEO và dung lượng mã nguồn tải ban đầu quá lớn. Do đó, giải pháp tối ưu hóa Client-side thuần túy (Vanilla JavaScript) kết hợp </w:t>
+        <w:t xml:space="preserve">Mở rộng phân tích bối cảnh nghiên cứu thực tiễn đợt 2: Xu hướng thị trường năm 2026 cho thấy người dùng không còn đủ kiên nhẫn cho các ứng dụng web có độ trễ kết xuất vượt quá 2 giây. Các kiến trúc Single Page Application (SPA) tuy giải quyết được trải nghiệm nhưng lại mang nhược điểm về SEO và dung lượng mã nguồn tải ban đầu quá lớn. Do đó, giải pháp tối ưu hóa Client-side thuần túy kết hợp với các hệ thống lưới </w:t>
       </w:r>
       <w:r>
         <w:rPr>
@@ -4945,7 +4975,7 @@
           <w:lang w:val="vi-VN"/>
         </w:rPr>
         <w:lastRenderedPageBreak/>
-        <w:t>với các hệ thống lưới CSS hiện đại như Bootstrap 5 nổi lên như một hướng tiếp cận cân bằng, tối ưu chi phí hạ tầng và tối đa hóa tốc độ phản hồi cục bộ.</w:t>
+        <w:t>CSS hiện đại như Bootstrap 5 nổi lên như một hướng tiếp cận cân bằng, tối ưu chi phí hạ tầng và tối đa hóa tốc độ phản hồi cục bộ.</w:t>
       </w:r>
     </w:p>
     <w:p>
@@ -4968,7 +4998,7 @@
           <w:lang w:val="vi-VN"/>
         </w:rPr>
         <w:tab/>
-        <w:t>Mở rộng phân tích bối cảnh nghiên cứu thực tiễn đợt 3: Xu hướng thị trường năm 2026 cho thấy người dùng không còn đủ kiên nhẫn cho các ứng dụng web có độ trễ kết xuất vượt quá 2 giây. Các kiến trúc Single Page Application (SPA) tuy giải quyết được trải nghiệm nhưng lại mang nhược điểm về SEO và dung lượng mã nguồn tải ban đầu quá lớn. Do đó, giải pháp tối ưu hóa Client-side thuần túy (Vanilla JavaScript) kết hợp với các hệ thống lưới CSS hiện đại như Bootstrap 5 nổi lên như một hướng tiếp cận cân bằng, tối ưu chi phí hạ tầng và tối đa hóa tốc độ phản hồi cục bộ.</w:t>
+        <w:t>Mở rộng phân tích bối cảnh nghiên cứu thực tiễn đợt 3: Xu hướng thị trường năm 2026 cho thấy người dùng không còn đủ kiên nhẫn cho các ứng dụng web có độ trễ kết xuất vượt quá 2 giây. Các kiến trúc Single Page Application tuy giải quyết được trải nghiệm nhưng lại mang nhược điểm về SEO và dung lượng mã nguồn tải ban đầu quá lớn. Do đó, giải pháp tối ưu hóa Client-side thuần túy kết hợp với các hệ thống lưới CSS hiện đại như Bootstrap 5 nổi lên như một hướng tiếp cận cân bằng, tối ưu chi phí hạ tầng và tối đa hóa tốc độ phản hồi cục bộ.</w:t>
       </w:r>
     </w:p>
     <w:tbl>
@@ -5043,7 +5073,7 @@
                 <w:rFonts w:cs="Times New Roman"/>
                 <w:szCs w:val="26"/>
               </w:rPr>
-              <w:t>Năm 2025 (Ước tính)</w:t>
+              <w:t>Năm 2025</w:t>
             </w:r>
           </w:p>
         </w:tc>
@@ -5064,7 +5094,7 @@
                 <w:rFonts w:cs="Times New Roman"/>
                 <w:szCs w:val="26"/>
               </w:rPr>
-              <w:t>Năm 2026 (Dự báo)</w:t>
+              <w:t>Năm 2026</w:t>
             </w:r>
           </w:p>
         </w:tc>
@@ -5087,7 +5117,7 @@
                 <w:rFonts w:cs="Times New Roman"/>
                 <w:szCs w:val="26"/>
               </w:rPr>
-              <w:t>Doanh thu TMĐT (Tỷ USD)</w:t>
+              <w:t>Doanh thu TMĐT</w:t>
             </w:r>
           </w:p>
         </w:tc>
@@ -5165,7 +5195,6 @@
               <w:rPr>
                 <w:rFonts w:cs="Times New Roman"/>
                 <w:szCs w:val="26"/>
-                <w:lang w:val="vi-VN"/>
               </w:rPr>
             </w:pPr>
             <w:r>
@@ -5174,7 +5203,7 @@
                 <w:szCs w:val="26"/>
                 <w:lang w:val="vi-VN"/>
               </w:rPr>
-              <w:t>Tốc độ tăng trưởng năm (%)</w:t>
+              <w:t>Tốc độ tăng trưởng năm</w:t>
             </w:r>
           </w:p>
         </w:tc>
@@ -5252,7 +5281,6 @@
               <w:rPr>
                 <w:rFonts w:cs="Times New Roman"/>
                 <w:szCs w:val="26"/>
-                <w:lang w:val="vi-VN"/>
               </w:rPr>
             </w:pPr>
             <w:r>
@@ -5261,7 +5289,7 @@
                 <w:szCs w:val="26"/>
                 <w:lang w:val="vi-VN"/>
               </w:rPr>
-              <w:t>Tỷ lệ dân số mua sắm trực tuyến (%)</w:t>
+              <w:t>Tỷ lệ dân số mua sắm trực tuyến</w:t>
             </w:r>
           </w:p>
         </w:tc>
@@ -5359,7 +5387,6 @@
               <w:rPr>
                 <w:rFonts w:cs="Times New Roman"/>
                 <w:szCs w:val="26"/>
-                <w:lang w:val="vi-VN"/>
               </w:rPr>
             </w:pPr>
             <w:r>
@@ -5368,7 +5395,7 @@
                 <w:szCs w:val="26"/>
                 <w:lang w:val="vi-VN"/>
               </w:rPr>
-              <w:t>Giá trị mua sắm trung bình/người (USD)</w:t>
+              <w:t>Giá trị mua sắm trung bình/người</w:t>
             </w:r>
           </w:p>
         </w:tc>
@@ -5617,8 +5644,14 @@
         <w:rPr>
           <w:lang w:val="vi-VN" w:eastAsia="zh-CN"/>
         </w:rPr>
+        <w:t xml:space="preserve">Đối với nhóm ngành linh kiện điện tử chuyên dụng và phần cứng máy tính cao cấp, sự gia tăng về chi tiêu này đòi hỏi các giải pháp tiếp cận thị trường phải chuyển dịch từ mô hình cửa hàng truyền thống sang các nền tảng số hóa tự vận hành tại Client-side nhằm cắt giảm chi phí trung gian. Việc phân tích dải số liệu định lượng này một lần </w:t>
+      </w:r>
+      <w:r>
+        <w:rPr>
+          <w:lang w:val="vi-VN" w:eastAsia="zh-CN"/>
+        </w:rPr>
         <w:lastRenderedPageBreak/>
-        <w:t>Đối với nhóm ngành linh kiện điện tử chuyên dụng và phần cứng máy tính cao cấp, sự gia tăng về chi tiêu này đòi hỏi các giải pháp tiếp cận thị trường phải chuyển dịch từ mô hình cửa hàng truyền thống sang các nền tảng số hóa tự vận hành tại Client-side nhằm cắt giảm chi phí trung gian. Việc phân tích dải số liệu định lượng này một lần nữa khẳng định tính cấp thiết của đề tài trong việc hiện thực hóa một giải pháp kiến trúc web có tốc độ phản hồi tối ưu, bọc lót toàn diện cho hành trình mua sắm số của khách hàng đầu cuối.</w:t>
+        <w:t>nữa khẳng định tính cấp thiết của đề tài trong việc hiện thực hóa một giải pháp kiến trúc web có tốc độ phản hồi tối ưu, bọc lót toàn diện cho hành trình mua sắm số của khách hàng đầu cuối.</w:t>
       </w:r>
     </w:p>
     <w:p>
@@ -5900,16 +5933,7 @@
           <w:szCs w:val="26"/>
           <w:lang w:val="vi-VN"/>
         </w:rPr>
-        <w:t xml:space="preserve"> Thiết kế và triển khai mô hình dữ liệu tập trung lưu trữ trong bộ nhớ RAM Client-side để quản lý đồng bộ danh mục </w:t>
-      </w:r>
-      <w:r>
-        <w:rPr>
-          <w:rFonts w:cs="Times New Roman"/>
-          <w:szCs w:val="26"/>
-          <w:lang w:val="vi-VN"/>
-        </w:rPr>
-        <w:lastRenderedPageBreak/>
-        <w:t>27 sản phẩm công nghệ (Laptop Gaming, Chuột, Bàn phím cơ, Card đồ họa). Đồng thời, ứng dụng Web Storage API (localStorage) nhằm lưu trữ và duy trì trạng thái bền vững của giỏ hàng xuyên suốt các phiên làm việc của người dùng.</w:t>
+        <w:t xml:space="preserve"> Thiết kế và triển khai mô hình dữ liệu tập trung lưu trữ trong bộ nhớ RAM Client-side để quản lý đồng bộ danh mục 27 sản phẩm công nghệ (Laptop Gaming, Chuột, Bàn phím cơ, Card đồ họa). Đồng thời, ứng dụng Web Storage API nhằm lưu trữ và duy trì trạng thái bền vững của giỏ hàng xuyên suốt các phiên làm việc của người dùng.</w:t>
       </w:r>
     </w:p>
     <w:p>
@@ -5928,6 +5952,7 @@
           <w:szCs w:val="26"/>
           <w:lang w:val="vi-VN"/>
         </w:rPr>
+        <w:lastRenderedPageBreak/>
         <w:tab/>
         <w:t>Về mặt phát triển chức năng hệ thống:</w:t>
       </w:r>
@@ -5937,7 +5962,7 @@
           <w:szCs w:val="26"/>
           <w:lang w:val="vi-VN"/>
         </w:rPr>
-        <w:t xml:space="preserve">  Xây dựng thuật toán tìm kiếm chuỗi ký tự động thời gian thực (Instant Live Search) dựa trên việc bắt sự kiện input và bộ lọc mảng bậc cao, cho phép hiển thị</w:t>
+        <w:t xml:space="preserve">  Xây dựng thuật toán tìm kiếm chuỗi ký tự động thời gian thực dựa trên việc bắt sự kiện input và bộ lọc mảng bậc cao, cho phép hiển thị</w:t>
       </w:r>
       <w:r>
         <w:rPr>
@@ -5964,7 +5989,7 @@
           <w:lang w:val="vi-VN"/>
         </w:rPr>
         <w:tab/>
-        <w:t>Triển khai cơ chế định tuyến động (Dynamic Client-side Rendering) cho trang chi tiết sản phẩm dựa trên việc bóc tách tham số truy vấn URL (URLSearchParams), giúp tự động kết xuất cấu trúc bảng thông số kỹ thuật theo từng danh mục phần cứng cụ thể.</w:t>
+        <w:t>Triển khai cơ chế định tuyến động cho trang chi tiết sản phẩm dựa trên việc bóc tách tham số truy vấn URL, giúp tự động kết xuất cấu trúc bảng thông số kỹ thuật theo từng danh mục phần cứng cụ thể.</w:t>
       </w:r>
     </w:p>
     <w:p>
@@ -5982,7 +6007,7 @@
           <w:lang w:val="vi-VN"/>
         </w:rPr>
         <w:tab/>
-        <w:t>Tích hợp luồng nghiệp vụ giỏ hàng hoàn chỉnh: Thêm/xóa sản phẩm, tự động cập nhật số lượng huy hiệu trên Thanh điều hướng (Navbar), tính toán tổng tiền thanh toán trực quan và tích hợp Widget giao tiếp Facebook Messenger có khả năng nhận diện môi trường thiết bị (Mobile/PC) để điều hướng sâu bất đồng bộ.</w:t>
+        <w:t>Tích hợp luồng nghiệp vụ giỏ hàng hoàn chỉnh: Thêm/xóa sản phẩm, tự động cập nhật số lượng huy hiệu trên Thanh điều hướng, tính toán tổng tiền thanh toán trực quan và tích hợp Widget giao tiếp Facebook Messenger có khả năng nhận diện môi trường thiết bị (Mobile/PC) để điều hướng sâu bất đồng bộ.</w:t>
       </w:r>
     </w:p>
     <w:p>
@@ -6010,7 +6035,23 @@
           <w:szCs w:val="26"/>
           <w:lang w:val="vi-VN"/>
         </w:rPr>
-        <w:t xml:space="preserve"> Áp dụng hệ thống lưới Flexbox/Grid của Bootstrap 5 để xây dựng giao diện đáp ứng đa màn hình (Responsive Web Design), đảm bảo website hiển thị chuẩn xác, không bị vỡ khung trên các dải kích thước từ di động (320px) đến màn hình máy tính để bàn (1920px). Tách biệt hoàn toàn tầng mỹ thuật hiển thị và tầng ngữ nghĩa thông qua các thuộc tính CSS nâng cao và Micro-interactions (hiệu ứng hover, transition, transform).</w:t>
+        <w:t xml:space="preserve"> Áp dụng hệ thống lưới Flexbox/Grid của Bootstrap 5 để xây dựng giao diện đáp ứng đa màn hình</w:t>
+      </w:r>
+      <w:r>
+        <w:rPr>
+          <w:rFonts w:cs="Times New Roman"/>
+          <w:szCs w:val="26"/>
+          <w:lang w:val="vi-VN"/>
+        </w:rPr>
+        <w:t xml:space="preserve">, </w:t>
+      </w:r>
+      <w:r>
+        <w:rPr>
+          <w:rFonts w:cs="Times New Roman"/>
+          <w:szCs w:val="26"/>
+          <w:lang w:val="vi-VN"/>
+        </w:rPr>
+        <w:t>đảm bảo website hiển thị chuẩn xác, không bị vỡ khung trên các dải kích thước từ di động (320px) đến màn hình máy tính để bàn (1920px). Tách biệt hoàn toàn tầng mỹ thuật hiển thị và tầng ngữ nghĩa thông qua các thuộc tính CSS nâng cao và Micro-interactions.</w:t>
       </w:r>
     </w:p>
     <w:p>
@@ -6038,7 +6079,7 @@
           <w:szCs w:val="26"/>
           <w:lang w:val="vi-VN"/>
         </w:rPr>
-        <w:t xml:space="preserve"> Chuẩn hóa toàn bộ cấu trúc thư mục dự án và mã lệnh theo chuẩn ECMAScript 6+ sạch (Clean Code), triệt tiêu các lỗi rò rỉ bộ nhớ khi tương tác liên tục. Hoàn thiện quyển báo cáo định chuẩn khoa học kỹ thuật của Trường Kỹ thuật và Công nghệ – Đại học Trà Vinh với hệ thống trích dẫn tài liệu theo chuẩn quốc tế IEEE.</w:t>
+        <w:t xml:space="preserve"> Chuẩn hóa toàn bộ cấu trúc thư mục dự án và mã lệnh theo chuẩn ECMAScript 6+ sạch, triệt tiêu các lỗi rò rỉ bộ nhớ khi tương tác liên tục. Hoàn thiện quyển báo cáo định chuẩn khoa học kỹ thuật của Trường Kỹ thuật và Công nghệ – Đại học Trà Vinh với hệ thống trích dẫn tài liệu theo chuẩn quốc tế IEEE.</w:t>
       </w:r>
     </w:p>
     <w:p>
@@ -6181,7 +6222,6 @@
                 <w:szCs w:val="26"/>
                 <w:lang w:eastAsia="zh-CN"/>
               </w:rPr>
-              <w:lastRenderedPageBreak/>
               <w:t>01</w:t>
             </w:r>
           </w:p>
@@ -6303,6 +6343,7 @@
                 <w:szCs w:val="26"/>
                 <w:lang w:val="vi-VN" w:eastAsia="zh-CN"/>
               </w:rPr>
+              <w:lastRenderedPageBreak/>
               <w:t>Quản lý toàn diện thông tin phần cứng của hệ thống 27 sản phẩm.</w:t>
             </w:r>
           </w:p>
@@ -6413,25 +6454,6 @@
               <w:rPr>
                 <w:rFonts w:cs="Times New Roman"/>
                 <w:szCs w:val="26"/>
-                <w:lang w:val="vi-VN" w:eastAsia="zh-CN"/>
-              </w:rPr>
-              <w:br/>
-            </w:r>
-          </w:p>
-          <w:p>
-            <w:pPr>
-              <w:ind w:left="-120"/>
-              <w:jc w:val="left"/>
-              <w:rPr>
-                <w:rFonts w:cs="Times New Roman"/>
-                <w:szCs w:val="26"/>
-                <w:lang w:eastAsia="zh-CN"/>
-              </w:rPr>
-            </w:pPr>
-            <w:r>
-              <w:rPr>
-                <w:rFonts w:cs="Times New Roman"/>
-                <w:szCs w:val="26"/>
                 <w:lang w:eastAsia="zh-CN"/>
               </w:rPr>
               <w:t>Phát triển module định tuyến động Client-side cho trang chi tiết.</w:t>
@@ -6444,7 +6466,7 @@
               <w:rPr>
                 <w:rFonts w:cs="Times New Roman"/>
                 <w:szCs w:val="26"/>
-                <w:lang w:eastAsia="zh-CN"/>
+                <w:lang w:val="vi-VN" w:eastAsia="zh-CN"/>
               </w:rPr>
             </w:pPr>
             <w:r>
@@ -6453,38 +6475,8 @@
                 <w:szCs w:val="26"/>
                 <w:lang w:eastAsia="zh-CN"/>
               </w:rPr>
-              <w:br/>
-            </w:r>
-          </w:p>
-          <w:p>
-            <w:pPr>
-              <w:ind w:left="-120"/>
-              <w:jc w:val="left"/>
-              <w:rPr>
-                <w:rFonts w:cs="Times New Roman"/>
-                <w:szCs w:val="26"/>
-                <w:lang w:eastAsia="zh-CN"/>
-              </w:rPr>
-            </w:pPr>
-            <w:r>
-              <w:rPr>
-                <w:rFonts w:cs="Times New Roman"/>
-                <w:szCs w:val="26"/>
-                <w:lang w:eastAsia="zh-CN"/>
-              </w:rPr>
               <w:t>Tích hợp luồng nghiệp vụ giỏ hàng khép kín và công cụ tương tác trực tuyến.</w:t>
             </w:r>
-          </w:p>
-          <w:p>
-            <w:pPr>
-              <w:ind w:left="-120"/>
-              <w:jc w:val="left"/>
-              <w:rPr>
-                <w:rFonts w:cs="Times New Roman"/>
-                <w:szCs w:val="26"/>
-                <w:lang w:eastAsia="zh-CN"/>
-              </w:rPr>
-            </w:pPr>
           </w:p>
         </w:tc>
         <w:tc>
@@ -6558,45 +6550,7 @@
                 <w:szCs w:val="26"/>
                 <w:lang w:val="vi-VN" w:eastAsia="zh-CN"/>
               </w:rPr>
-              <w:br/>
-            </w:r>
-          </w:p>
-          <w:p>
-            <w:pPr>
-              <w:ind w:left="-120"/>
-              <w:jc w:val="left"/>
-              <w:rPr>
-                <w:rFonts w:cs="Times New Roman"/>
-                <w:szCs w:val="26"/>
-                <w:lang w:val="vi-VN" w:eastAsia="zh-CN"/>
-              </w:rPr>
-            </w:pPr>
-            <w:r>
-              <w:rPr>
-                <w:rFonts w:cs="Times New Roman"/>
-                <w:szCs w:val="26"/>
-                <w:lang w:val="vi-VN" w:eastAsia="zh-CN"/>
-              </w:rPr>
               <w:t>Tự động bóc tách tham số URL bằng URLSearchParams để kết xuất chính xác bảng thông số cấu hình phần cứng.</w:t>
-            </w:r>
-          </w:p>
-          <w:p>
-            <w:pPr>
-              <w:ind w:left="-120"/>
-              <w:jc w:val="left"/>
-              <w:rPr>
-                <w:rFonts w:cs="Times New Roman"/>
-                <w:szCs w:val="26"/>
-                <w:lang w:val="vi-VN" w:eastAsia="zh-CN"/>
-              </w:rPr>
-            </w:pPr>
-            <w:r>
-              <w:rPr>
-                <w:rFonts w:cs="Times New Roman"/>
-                <w:szCs w:val="26"/>
-                <w:lang w:val="vi-VN" w:eastAsia="zh-CN"/>
-              </w:rPr>
-              <w:br/>
             </w:r>
           </w:p>
           <w:p>
@@ -6719,26 +6673,6 @@
                 <w:szCs w:val="26"/>
                 <w:lang w:val="vi-VN" w:eastAsia="zh-CN"/>
               </w:rPr>
-              <w:br/>
-            </w:r>
-          </w:p>
-          <w:p>
-            <w:pPr>
-              <w:ind w:left="-120"/>
-              <w:jc w:val="left"/>
-              <w:rPr>
-                <w:rFonts w:cs="Times New Roman"/>
-                <w:szCs w:val="26"/>
-                <w:lang w:val="vi-VN" w:eastAsia="zh-CN"/>
-              </w:rPr>
-            </w:pPr>
-            <w:r>
-              <w:rPr>
-                <w:rFonts w:cs="Times New Roman"/>
-                <w:szCs w:val="26"/>
-                <w:lang w:val="vi-VN" w:eastAsia="zh-CN"/>
-              </w:rPr>
-              <w:lastRenderedPageBreak/>
               <w:t>Hoàn thiện hồ sơ báo cáo đồ án kỹ thuật.</w:t>
             </w:r>
           </w:p>
@@ -6774,7 +6708,6 @@
                 <w:szCs w:val="26"/>
                 <w:lang w:val="vi-VN"/>
               </w:rPr>
-              <w:lastRenderedPageBreak/>
               <w:t>Toàn bộ mã nguồn viết theo cấu trúc ES6+ (Clean Code), triệt tiêu hoàn toàn các lỗi rò rỉ bộ nhớ (Memory Leak) khi tương tác liên tục.</w:t>
             </w:r>
           </w:p>
@@ -6794,26 +6727,6 @@
                 <w:szCs w:val="26"/>
                 <w:lang w:val="vi-VN"/>
               </w:rPr>
-              <w:lastRenderedPageBreak/>
-              <w:br/>
-            </w:r>
-          </w:p>
-          <w:p>
-            <w:pPr>
-              <w:ind w:left="-120"/>
-              <w:jc w:val="left"/>
-              <w:rPr>
-                <w:rFonts w:cs="Times New Roman"/>
-                <w:szCs w:val="26"/>
-                <w:lang w:val="vi-VN"/>
-              </w:rPr>
-            </w:pPr>
-            <w:r>
-              <w:rPr>
-                <w:rFonts w:cs="Times New Roman"/>
-                <w:szCs w:val="26"/>
-                <w:lang w:val="vi-VN"/>
-              </w:rPr>
               <w:t>Tài liệu báo cáo định dạng đúng phông mẫu quy định template_thesis.dotx, hệ thống danh mục tài liệu tham khảo đồng bộ chuẩn quốc tế IEEE.</w:t>
             </w:r>
           </w:p>
@@ -6854,7 +6767,6 @@
           <w:szCs w:val="26"/>
           <w:lang w:val="vi-VN"/>
         </w:rPr>
-        <w:lastRenderedPageBreak/>
         <w:t xml:space="preserve">Bảng 1. </w:t>
       </w:r>
       <w:r>
@@ -7028,7 +6940,7 @@
           <w:szCs w:val="26"/>
           <w:lang w:val="vi-VN"/>
         </w:rPr>
-        <w:t>1.3.1. Phương pháp phân tích hệ thống (System Analysis)</w:t>
+        <w:t>1.3.1. Phương pháp phân tích hệ thống</w:t>
       </w:r>
       <w:bookmarkEnd w:id="79"/>
       <w:bookmarkEnd w:id="80"/>
@@ -7060,6 +6972,7 @@
           <w:szCs w:val="26"/>
           <w:lang w:val="vi-VN"/>
         </w:rPr>
+        <w:lastRenderedPageBreak/>
         <w:tab/>
         <w:t>Phương pháp phân tích hệ thống được áp dụng xuyên suốt giai đoạn chuẩn bị và thiết kế đồ án nhằm chuyển hóa các ý tưởng kinh doanh thành mô hình kiến trúc phần mềm kỹ thuật cụ thể. Phương pháp này bao gồm các hoạt động trọng tâm sau:</w:t>
       </w:r>
@@ -7067,6 +6980,7 @@
     <w:p>
       <w:pPr>
         <w:pStyle w:val="NormalWeb"/>
+        <w:spacing w:before="100" w:after="100"/>
         <w:jc w:val="both"/>
         <w:rPr>
           <w:sz w:val="26"/>
@@ -7083,7 +6997,6 @@
           <w:lang w:val="vi-VN"/>
         </w:rPr>
         <w:tab/>
-        <w:t>Phân tích yêu cầu (Requirements Analysis):</w:t>
       </w:r>
       <w:r>
         <w:rPr>
@@ -7091,7 +7004,15 @@
           <w:szCs w:val="26"/>
           <w:lang w:val="vi-VN"/>
         </w:rPr>
-        <w:t xml:space="preserve"> Tiến hành khảo sát luồng vận hành của các mô hình thương mại điện tử hiện đại, từ đó bóc tách và định hình các nhóm yêu cầu chức năng (như quản lý danh mục sản phẩm, tìm kiếm tức thời, xử lý giỏ hàng) và yêu cầu phi chức năng (tốc độ phản hồi, tính đáp ứng giao diện).</w:t>
+        <w:t>Phân tích yêu cầu: T</w:t>
+      </w:r>
+      <w:r>
+        <w:rPr>
+          <w:sz w:val="26"/>
+          <w:szCs w:val="26"/>
+          <w:lang w:val="vi-VN"/>
+        </w:rPr>
+        <w:t>iến hành khảo sát luồng vận hành của các mô hình thương mại điện tử hiện đại, từ đó bóc tách và định hình các nhóm yêu cầu chức năng (như quản lý danh mục sản phẩm, tìm kiếm tức thời, xử lý giỏ hàng) và yêu cầu phi chức năng (tốc độ phản hồi, tính đáp ứng giao diện).</w:t>
       </w:r>
     </w:p>
     <w:p>
@@ -7113,7 +7034,6 @@
           <w:lang w:val="vi-VN"/>
         </w:rPr>
         <w:tab/>
-        <w:t>Mô hình hóa dữ liệu và kiến trúc (Data &amp; Architecture Modeling):</w:t>
       </w:r>
       <w:r>
         <w:rPr>
@@ -7121,7 +7041,15 @@
           <w:szCs w:val="26"/>
           <w:lang w:val="vi-VN"/>
         </w:rPr>
-        <w:t xml:space="preserve"> Sử dụng tư duy phân rã hệ thống để thiết kế cấu trúc dữ liệu mảng đối tượng productList lưu trữ tập trung tại RAM máy khách. Đồng thời, xây dựng sơ đồ tổ chức cây điều hướng (Site Map) giữa các trang (index.html, san-pham.html, chi-tiet.html,...) nhằm tối ưu hóa luồng đi của người dùng (User Flow).</w:t>
+        <w:t>Mô hình hóa dữ liệu và kiến trúc:</w:t>
+      </w:r>
+      <w:r>
+        <w:rPr>
+          <w:sz w:val="26"/>
+          <w:szCs w:val="26"/>
+          <w:lang w:val="vi-VN"/>
+        </w:rPr>
+        <w:t xml:space="preserve"> Sử dụng tư duy phân rã hệ thống để thiết kế cấu trúc dữ liệu mảng đối tượng productList lưu trữ tập trung tại RAM máy khách. Đồng thời, xây dựng sơ đồ tổ chức cây điều hướng (Site Map) giữa các trang (index.html, san-pham.html, chi-tiet.html,...) nhằm tối ưu hóa luồng đi của người dùng.</w:t>
       </w:r>
     </w:p>
     <w:p>
@@ -7143,7 +7071,6 @@
           <w:lang w:val="vi-VN"/>
         </w:rPr>
         <w:tab/>
-        <w:t>Phân lớp không gian giao diện (Layout Grid Mapping):</w:t>
       </w:r>
       <w:r>
         <w:rPr>
@@ -7151,7 +7078,7 @@
           <w:szCs w:val="26"/>
           <w:lang w:val="vi-VN"/>
         </w:rPr>
-        <w:t xml:space="preserve"> Phân tích và định vị các thành phần UI/UX dựa trên hệ thống lưới (Grid System) 12 cột của Bootstrap 5, </w:t>
+        <w:t>Phân lớp không gian giao diện:</w:t>
       </w:r>
       <w:r>
         <w:rPr>
@@ -7159,8 +7086,23 @@
           <w:szCs w:val="26"/>
           <w:lang w:val="vi-VN"/>
         </w:rPr>
-        <w:lastRenderedPageBreak/>
-        <w:t>phân bổ không gian hợp lý để làm nổi bật thông tin cấu hình phần cứng của 27 sản phẩm công nghệ.</w:t>
+        <w:t xml:space="preserve"> Phân tích và định vị các thành phần UI/UX dựa trên hệ thống lưới</w:t>
+      </w:r>
+      <w:r>
+        <w:rPr>
+          <w:sz w:val="26"/>
+          <w:szCs w:val="26"/>
+          <w:lang w:val="vi-VN"/>
+        </w:rPr>
+        <w:t xml:space="preserve"> </w:t>
+      </w:r>
+      <w:r>
+        <w:rPr>
+          <w:sz w:val="26"/>
+          <w:szCs w:val="26"/>
+          <w:lang w:val="vi-VN"/>
+        </w:rPr>
+        <w:t>12 cột của Bootstrap 5, phân bổ không gian hợp lý để làm nổi bật thông tin cấu hình phần cứng của 27 sản phẩm công nghệ.</w:t>
       </w:r>
     </w:p>
     <w:p>
@@ -7205,7 +7147,14 @@
           <w:lang w:val="vi-VN"/>
         </w:rPr>
         <w:tab/>
-        <w:t>Sơ đồ luồng dữ liệu (Data Flow Diagram - DFD) cấp 0 hoặc cấp 1:</w:t>
+      </w:r>
+      <w:r>
+        <w:rPr>
+          <w:sz w:val="26"/>
+          <w:szCs w:val="26"/>
+          <w:lang w:val="vi-VN"/>
+        </w:rPr>
+        <w:t>Sơ đồ luồng dữ liệu cấp 0 hoặc cấp 1:</w:t>
       </w:r>
       <w:r>
         <w:rPr>
@@ -7311,14 +7260,12 @@
       </w:pPr>
       <w:r>
         <w:rPr>
-          <w:b/>
-          <w:bCs/>
           <w:sz w:val="26"/>
           <w:szCs w:val="26"/>
           <w:lang w:val="vi-VN"/>
         </w:rPr>
         <w:tab/>
-        <w:t>Sơ đồ tiến trình nghiệp vụ (Activity Diagram / Workflow):</w:t>
+        <w:t>Sơ đồ tiến trình nghiệp vụ: Minh họa luồng đi</w:t>
       </w:r>
       <w:r>
         <w:rPr>
@@ -7326,7 +7273,7 @@
           <w:szCs w:val="26"/>
           <w:lang w:val="vi-VN"/>
         </w:rPr>
-        <w:t xml:space="preserve"> Minh họa luồng đi khép kín của khách hàng trên Website: Vào trang chủ </w:t>
+        <w:t xml:space="preserve"> khép kín của khách hàng trên Website: Vào trang chủ </w:t>
       </w:r>
       <m:oMath>
         <m:r>
@@ -7454,8 +7401,9 @@
           <w:bCs/>
           <w:sz w:val="26"/>
           <w:szCs w:val="26"/>
-        </w:rPr>
-        <w:t>Phương pháp kiểm thử (Testing)</w:t>
+          <w:lang w:val="vi-VN"/>
+        </w:rPr>
+        <w:t>Phương pháp kiểm thử</w:t>
       </w:r>
       <w:bookmarkEnd w:id="87"/>
       <w:bookmarkEnd w:id="88"/>
@@ -7481,7 +7429,16 @@
           <w:lang w:val="vi-VN"/>
         </w:rPr>
         <w:tab/>
-        <w:t>Phương pháp kiểm thử đóng vai trò quyết định trong việc đánh giá chất lượng vận hành, độ ổn định và khả năng tối ưu tài nguyên của Website trước khi phát hành lên môi trường mạng. Đồ án triển khai quy trình kiểm thử thực nghiệm phần mềm theo các kỹ thuật chuẩn hóa [7]:</w:t>
+        <w:t xml:space="preserve">Phương pháp kiểm thử đóng vai trò quyết định trong việc đánh giá chất lượng vận hành, độ ổn định và khả năng tối ưu tài nguyên của Website trước khi phát hành lên </w:t>
+      </w:r>
+      <w:r>
+        <w:rPr>
+          <w:sz w:val="26"/>
+          <w:szCs w:val="26"/>
+          <w:lang w:val="vi-VN"/>
+        </w:rPr>
+        <w:lastRenderedPageBreak/>
+        <w:t>môi trường mạng. Đồ án triển khai quy trình kiểm thử thực nghiệm phần mềm theo các kỹ thuật chuẩn hóa [7]:</w:t>
       </w:r>
     </w:p>
     <w:p>
@@ -7504,7 +7461,6 @@
           <w:lang w:val="vi-VN"/>
         </w:rPr>
         <w:tab/>
-        <w:t>Kiểm thử hộp đen (Black-box Testing):</w:t>
       </w:r>
       <w:r>
         <w:rPr>
@@ -7512,7 +7468,15 @@
           <w:szCs w:val="26"/>
           <w:lang w:val="vi-VN"/>
         </w:rPr>
-        <w:t xml:space="preserve"> Tập trung kiểm tra toàn bộ các tính năng hiển thị ngoài giao diện dựa trên đặc tả yêu cầu mà không cần can thiệp vào logic nội hàm của mã nguồn. Tiến hành giả lập các hành vi nhập liệu của người dùng để đánh giá tính chính xác của bộ lọc danh mục và thuật toán tìm kiếm chuỗi tương tác động (Instant Live Search).</w:t>
+        <w:t>Kiểm thử hộp đen: Tập trung kiểm</w:t>
+      </w:r>
+      <w:r>
+        <w:rPr>
+          <w:sz w:val="26"/>
+          <w:szCs w:val="26"/>
+          <w:lang w:val="vi-VN"/>
+        </w:rPr>
+        <w:t xml:space="preserve"> tra toàn bộ các tính năng hiển thị ngoài giao diện dựa trên đặc tả yêu cầu mà không cần can thiệp vào logic nội hàm của mã nguồn. Tiến hành giả lập các hành vi nhập liệu của người dùng để đánh giá tính chính xác của bộ lọc danh mục và thuật toán tìm kiếm chuỗi tương tác động (Instant Live Search).</w:t>
       </w:r>
     </w:p>
     <w:p>
@@ -7535,7 +7499,6 @@
           <w:lang w:val="vi-VN"/>
         </w:rPr>
         <w:tab/>
-        <w:t>Kiểm thử luồng nghiệp vụ khép kín (End-to-End Testing):</w:t>
       </w:r>
       <w:r>
         <w:rPr>
@@ -7543,7 +7506,15 @@
           <w:szCs w:val="26"/>
           <w:lang w:val="vi-VN"/>
         </w:rPr>
-        <w:t xml:space="preserve"> Thử nghiệm toàn bộ chu kỳ mua sắm của một khách hàng giả lập: Truy cập Trang chủ </w:t>
+        <w:t>Kiểm thử luồng nghiệp vụ khép kín: Thử nghiệm toàn</w:t>
+      </w:r>
+      <w:r>
+        <w:rPr>
+          <w:sz w:val="26"/>
+          <w:szCs w:val="26"/>
+          <w:lang w:val="vi-VN"/>
+        </w:rPr>
+        <w:t xml:space="preserve"> bộ chu kỳ mua sắm của một khách hàng giả lập: Truy cập Trang chủ </w:t>
       </w:r>
       <m:oMath>
         <m:r>
@@ -7675,9 +7646,7 @@
           <w:szCs w:val="26"/>
           <w:lang w:val="vi-VN"/>
         </w:rPr>
-        <w:lastRenderedPageBreak/>
         <w:tab/>
-        <w:t>Kiểm thử khả năng đáp ứng giao diện (Responsive Testing):</w:t>
       </w:r>
       <w:r>
         <w:rPr>
@@ -7685,7 +7654,15 @@
           <w:szCs w:val="26"/>
           <w:lang w:val="vi-VN"/>
         </w:rPr>
-        <w:t xml:space="preserve"> Sử dụng công cụ Chrome DevTools để giả lập và kiểm tra mức độ co giãn bố cục web trên nhiều dải độ phân giải phần cứng khác nhau (từ điện thoại thông minh 320px, máy tính bảng 768px đến màn hình nền PC 1920px), đảm bảo triệt tiêu hoàn toàn các lỗi vỡ khung hình, tràn viền hoặc chồng chéo văn bản.</w:t>
+        <w:t>Kiểm thử khả năng đáp ứng giao diện: Sử dụng công cụ Chrome DevTools để giả lập và kiểm tra mức độ co giãn bố cục web trên nhiều dải</w:t>
+      </w:r>
+      <w:r>
+        <w:rPr>
+          <w:sz w:val="26"/>
+          <w:szCs w:val="26"/>
+          <w:lang w:val="vi-VN"/>
+        </w:rPr>
+        <w:t xml:space="preserve"> độ phân giải phần cứng khác nhau, đảm bảo triệt tiêu hoàn toàn các lỗi vỡ khung hình, tràn viền hoặc chồng chéo văn bản.</w:t>
       </w:r>
     </w:p>
     <w:p>
@@ -7708,7 +7685,6 @@
           <w:lang w:val="vi-VN"/>
         </w:rPr>
         <w:tab/>
-        <w:t>Kiểm thử tương thích môi trường (Cross-browser Testing):</w:t>
       </w:r>
       <w:r>
         <w:rPr>
@@ -7716,7 +7692,15 @@
           <w:szCs w:val="26"/>
           <w:lang w:val="vi-VN"/>
         </w:rPr>
-        <w:t xml:space="preserve"> Vận hành ứng dụng trực tiếp trên các trình duyệt lõi khác nhau như Google Chrome, Microsoft Edge, Mozilla Firefox và Safari để kiểm tra tính đồng bộ của mô hình DOM, các thuộc tính CSS3 nâng cao (transition, transform) và mã lệnh xử lý sự kiện bất đồng bộ.</w:t>
+        <w:t>Kiểm thử tương thích môi trường: Vận hành</w:t>
+      </w:r>
+      <w:r>
+        <w:rPr>
+          <w:sz w:val="26"/>
+          <w:szCs w:val="26"/>
+          <w:lang w:val="vi-VN"/>
+        </w:rPr>
+        <w:t xml:space="preserve"> ứng dụng trực tiếp trên các trình duyệt lõi khác nhau như Google Chrome, Microsoft Edge, Mozilla Firefox và Safari để kiểm tra tính đồng bộ của mô hình DOM, các thuộc tính CSS3 nâng cao (transition, transform) và mã lệnh xử lý sự kiện bất đồng bộ.</w:t>
       </w:r>
     </w:p>
     <w:p>
@@ -7737,6 +7721,7 @@
           <w:szCs w:val="26"/>
           <w:lang w:val="vi-VN"/>
         </w:rPr>
+        <w:lastRenderedPageBreak/>
         <w:drawing>
           <wp:inline distT="0" distB="0" distL="0" distR="0" wp14:anchorId="2F571ABD" wp14:editId="3BA996DB">
             <wp:extent cx="5760085" cy="2750820"/>
@@ -7845,7 +7830,7 @@
           <w:szCs w:val="26"/>
           <w:lang w:val="vi-VN"/>
         </w:rPr>
-        <w:t xml:space="preserve"> Kiểm thử khả năng đáp ứng giao diện (Responsive UI) trên thiết bị di động giả lập</w:t>
+        <w:t xml:space="preserve"> Kiểm thử khả năng đáp ứng giao diện trên thiết bị di động giả lập</w:t>
       </w:r>
       <w:bookmarkEnd w:id="92"/>
     </w:p>
@@ -7917,16 +7902,35 @@
           <w:lang w:val="vi-VN"/>
         </w:rPr>
         <w:tab/>
-        <w:t xml:space="preserve">Đối tượng nghiên cứu cốt lõi của đề tài không tập trung vào các mô hình kinh doanh thương mại thuần túy, mà đi sâu vào các thực thể kỹ thuật và cơ chế vận hành phần mềm tại phía máy khách (Client-side Architecture). Cụ thể, hệ sinh thái đối tượng </w:t>
-      </w:r>
-      <w:r>
+        <w:t>Đối tượng nghiên cứu cốt lõi của đề tài không tập trung vào các mô hình kinh doanh thương mại thuần túy, mà đi sâu vào các thực thể kỹ thuật và cơ chế vận hành phần mềm tại phía máy khách. Cụ thể, hệ sinh thái đối tượng nghiên cứu được phân rã thành ba thành phần trọng tâm:</w:t>
+      </w:r>
+    </w:p>
+    <w:p>
+      <w:pPr>
+        <w:pStyle w:val="NormalWeb"/>
+        <w:jc w:val="both"/>
         <w:rPr>
           <w:sz w:val="26"/>
           <w:szCs w:val="26"/>
           <w:lang w:val="vi-VN"/>
         </w:rPr>
+      </w:pPr>
+      <w:r>
+        <w:rPr>
+          <w:sz w:val="26"/>
+          <w:szCs w:val="26"/>
+          <w:lang w:val="vi-VN"/>
+        </w:rPr>
         <w:tab/>
-        <w:t>nghiên cứu được phân rã thành ba thành phần trọng tâm:</w:t>
+        <w:t>Mô hình cấu trúc phân lớp giao diện và sự kiện DOM:</w:t>
+      </w:r>
+      <w:r>
+        <w:rPr>
+          <w:sz w:val="26"/>
+          <w:szCs w:val="26"/>
+          <w:lang w:val="vi-VN"/>
+        </w:rPr>
+        <w:t xml:space="preserve"> Nghiên cứu các phương thức bắt giữ hành vi người dùng (như sự kiện click khi thêm giỏ hàng, sự kiện input khi gõ từ khóa tìm kiếm) và khả năng tái cấu trúc tài liệu HTML5 theo thời gian thực mà không cần tải lại trang.</w:t>
       </w:r>
     </w:p>
     <w:p>
@@ -7947,8 +7951,7 @@
           <w:szCs w:val="26"/>
           <w:lang w:val="vi-VN"/>
         </w:rPr>
-        <w:lastRenderedPageBreak/>
-        <w:t>Mô hình cấu trúc phân lớp giao diện và sự kiện DOM:</w:t>
+        <w:tab/>
       </w:r>
       <w:r>
         <w:rPr>
@@ -7956,19 +7959,8 @@
           <w:szCs w:val="26"/>
           <w:lang w:val="vi-VN"/>
         </w:rPr>
-        <w:t xml:space="preserve"> Nghiên cứu các phương thức bắt giữ hành vi người dùng (như sự kiện click khi thêm giỏ hàng, sự kiện input khi gõ từ khóa tìm kiếm) và khả năng tái cấu trúc tài liệu HTML5 theo thời gian thực mà không cần tải lại trang.</w:t>
-      </w:r>
-    </w:p>
-    <w:p>
-      <w:pPr>
-        <w:pStyle w:val="NormalWeb"/>
-        <w:jc w:val="both"/>
-        <w:rPr>
-          <w:sz w:val="26"/>
-          <w:szCs w:val="26"/>
-          <w:lang w:val="vi-VN"/>
-        </w:rPr>
-      </w:pPr>
+        <w:t>Cơ chế quản lý vòng đời dữ liệu phiên</w:t>
+      </w:r>
       <w:r>
         <w:rPr>
           <w:b/>
@@ -7977,8 +7969,7 @@
           <w:szCs w:val="26"/>
           <w:lang w:val="vi-VN"/>
         </w:rPr>
-        <w:tab/>
-        <w:t>Cơ chế quản lý vòng đời dữ liệu phiên (State &amp; Session Management):</w:t>
+        <w:t>:</w:t>
       </w:r>
       <w:r>
         <w:rPr>
@@ -7986,7 +7977,7 @@
           <w:szCs w:val="26"/>
           <w:lang w:val="vi-VN"/>
         </w:rPr>
-        <w:t xml:space="preserve"> Nghiên cứu các giải thuật đồng bộ hóa, lưu trữ dữ liệu phi cấu trúc thông qua đối tượng toàn cục Web Storage API (localStorage) và các kỹ thuật bóc tách chuỗi dữ liệu để duy trì trạng thái ứng dụng bền vững.</w:t>
+        <w:t xml:space="preserve"> Nghiên cứu các giải thuật đồng bộ hóa, lưu trữ dữ liệu phi cấu trúc thông qua đối tượng toàn cục Web Storage API và các kỹ thuật bóc tách chuỗi dữ liệu để duy trì trạng thái ứng dụng bền vững.</w:t>
       </w:r>
     </w:p>
     <w:p>
@@ -8008,6 +7999,13 @@
           <w:lang w:val="vi-VN"/>
         </w:rPr>
         <w:tab/>
+      </w:r>
+      <w:r>
+        <w:rPr>
+          <w:sz w:val="26"/>
+          <w:szCs w:val="26"/>
+          <w:lang w:val="vi-VN"/>
+        </w:rPr>
         <w:t>Mô hình định tuyến động Client-side qua URL:</w:t>
       </w:r>
       <w:r>
@@ -8016,12 +8014,13 @@
           <w:szCs w:val="26"/>
           <w:lang w:val="vi-VN"/>
         </w:rPr>
-        <w:t xml:space="preserve"> Nghiên cứu giải thuật ánh xạ dữ liệu phần cứng dựa trên các tham số truy vấn (Query Parameters) được truyền tải trực tiếp trên thanh địa chỉ của trình duyệt.</w:t>
+        <w:t xml:space="preserve"> Nghiên cứu giải thuật ánh xạ dữ liệu phần cứng dựa trên các tham số truy vấn được truyền tải trực tiếp trên thanh địa chỉ của trình duyệt.</w:t>
       </w:r>
     </w:p>
     <w:p>
       <w:pPr>
         <w:pStyle w:val="NormalWeb"/>
+        <w:spacing w:before="100" w:after="100"/>
         <w:jc w:val="both"/>
         <w:rPr>
           <w:sz w:val="26"/>
@@ -8029,17 +8028,19 @@
           <w:lang w:val="vi-VN"/>
         </w:rPr>
       </w:pPr>
-      <w:r>
-        <w:rPr>
-          <w:noProof/>
+      <w:bookmarkStart w:id="102" w:name="_Toc230160102"/>
+      <w:r>
+        <w:rPr>
           <w:sz w:val="26"/>
           <w:szCs w:val="26"/>
-        </w:rPr>
+          <w:lang w:val="vi-VN"/>
+        </w:rPr>
+        <w:lastRenderedPageBreak/>
         <w:drawing>
-          <wp:inline distT="0" distB="0" distL="0" distR="0" wp14:anchorId="740D335C" wp14:editId="39784E87">
-            <wp:extent cx="5760085" cy="3144520"/>
+          <wp:inline distT="0" distB="0" distL="0" distR="0" wp14:anchorId="33E1A60D" wp14:editId="259E2ACB">
+            <wp:extent cx="5760085" cy="2464435"/>
             <wp:effectExtent l="0" t="0" r="0" b="0"/>
-            <wp:docPr id="887618508" name="Hình ảnh 1"/>
+            <wp:docPr id="694683745" name="Picture 1"/>
             <wp:cNvGraphicFramePr>
               <a:graphicFrameLocks xmlns:a="http://schemas.openxmlformats.org/drawingml/2006/main" noChangeAspect="1"/>
             </wp:cNvGraphicFramePr>
@@ -8047,10 +8048,8 @@
               <a:graphicData uri="http://schemas.openxmlformats.org/drawingml/2006/picture">
                 <pic:pic xmlns:pic="http://schemas.openxmlformats.org/drawingml/2006/picture">
                   <pic:nvPicPr>
-                    <pic:cNvPr id="887618508" name="Hình ảnh 1"/>
-                    <pic:cNvPicPr>
-                      <a:picLocks noChangeAspect="1"/>
-                    </pic:cNvPicPr>
+                    <pic:cNvPr id="694683745" name=""/>
+                    <pic:cNvPicPr/>
                   </pic:nvPicPr>
                   <pic:blipFill>
                     <a:blip r:embed="rId11"/>
@@ -8061,7 +8060,7 @@
                   <pic:spPr>
                     <a:xfrm>
                       <a:off x="0" y="0"/>
-                      <a:ext cx="5760085" cy="3144520"/>
+                      <a:ext cx="5760085" cy="2464435"/>
                     </a:xfrm>
                     <a:prstGeom prst="rect">
                       <a:avLst/>
@@ -8073,7 +8072,6 @@
           </wp:inline>
         </w:drawing>
       </w:r>
-      <w:bookmarkStart w:id="102" w:name="_Toc230160102"/>
     </w:p>
     <w:p>
       <w:pPr>
@@ -8163,7 +8161,7 @@
           <w:szCs w:val="26"/>
           <w:lang w:val="vi-VN"/>
         </w:rPr>
-        <w:t>Minh họa cấu trúc lưu trữ và đồng bộ hóa dữ liệu giỏ hàng qua Web Storage API (Local Storage)</w:t>
+        <w:t xml:space="preserve">Minh họa cấu trúc lưu trữ và đồng bộ hóa dữ liệu giỏ hàng qua Web Storage API </w:t>
       </w:r>
       <w:bookmarkEnd w:id="108"/>
     </w:p>
@@ -8208,17 +8206,7 @@
           <w:lang w:val="vi-VN"/>
         </w:rPr>
         <w:tab/>
-        <w:t xml:space="preserve">Giới hạn về mặt kiến trúc công nghệ: Đồ án chỉ tập trung nghiên cứu và triển khai các công nghệ kịch bản phía máy khách (Client-side Architecture) bao gồm HTML5, CSS3, JavaScript thuần (Vanilla JS) và Framework Bootstrap 5. Dự án không bao gồm </w:t>
-      </w:r>
-      <w:r>
-        <w:rPr>
-          <w:rFonts w:cs="Times New Roman"/>
-          <w:iCs w:val="0"/>
-          <w:szCs w:val="26"/>
-          <w:lang w:val="vi-VN"/>
-        </w:rPr>
-        <w:lastRenderedPageBreak/>
-        <w:t>việc xây dựng hệ quản trị cơ sở dữ liệu phía máy chủ (Backend/Database server) như NodeJS, PHP, MySQL hay Java.</w:t>
+        <w:t>Giới hạn về mặt kiến trúc công nghệ: Đồ án chỉ tập trung nghiên cứu và triển khai các công nghệ kịch bản phía máy khách bao gồm HTML5, CSS3, JavaScript thuần và Framework Bootstrap 5. Dự án không bao gồm việc xây dựng hệ quản trị cơ sở dữ liệu phía máy chủ như NodeJS, PHP, MySQL hay Java.</w:t>
       </w:r>
     </w:p>
     <w:p>
@@ -8240,7 +8228,7 @@
           <w:lang w:val="vi-VN"/>
         </w:rPr>
         <w:tab/>
-        <w:t>Giới hạn về mặt quản lý dữ liệu: Tập dữ liệu của 27 sản phẩm công nghệ cùng cấu trúc thông số phần cứng được cấu hình cố định (Mock Data) bên trong tệp nguồn script.js. Việc quản lý, thêm, xóa phần tử giỏ hàng và đồng bộ phiên làm việc hoàn toàn phụ thuộc vào bộ nhớ tạm thời RAM và bộ nhớ cục bộ localStorage của trình duyệt máy khách, không thực hiện các tác vụ truy vấn API từ xa.</w:t>
+        <w:t>Giới hạn về mặt quản lý dữ liệu: Tập dữ liệu của 27 sản phẩm công nghệ cùng cấu trúc thông số phần cứng được cấu hình cố định bên trong tệp nguồn script.js. Việc quản lý, thêm, xóa phần tử giỏ hàng và đồng bộ phiên làm việc hoàn toàn phụ thuộc vào bộ nhớ tạm thời RAM và bộ nhớ cục bộ localStorage của trình duyệt máy khách, không thực hiện các tác vụ truy vấn API từ xa.</w:t>
       </w:r>
     </w:p>
     <w:p>
@@ -8305,6 +8293,7 @@
           <w:szCs w:val="26"/>
           <w:lang w:val="vi-VN"/>
         </w:rPr>
+        <w:lastRenderedPageBreak/>
         <w:br w:type="page"/>
       </w:r>
     </w:p>
@@ -8417,7 +8406,7 @@
           <w:szCs w:val="26"/>
           <w:lang w:val="vi-VN" w:bidi="ar"/>
         </w:rPr>
-        <w:t>Ngôn ngữ HTML5 (HyperText Markup Language 5) đóng vai trò nền tảng cấu trúc ngữ nghĩa cốt lõi cho mọi trang web trên không gian mạng [1]. HTML5 giới thiệu các thẻ phân vùng ngữ nghĩa nâng cao như &lt;nav&gt;, &lt;header&gt;, &lt;main&gt;, và &lt;footer&gt;, giúp các bộ máy tìm kiếm (SEO) và trình đọc màn hình phân tích chính xác phân lớp thông tin của tài liệu [1].</w:t>
+        <w:t>Ngôn ngữ HTML5 đóng vai trò nền tảng cấu trúc ngữ nghĩa cốt lõi cho mọi trang web trên không gian mạng [1]. HTML5 giới thiệu các thẻ phân vùng ngữ nghĩa nâng cao như &lt;nav&gt;, &lt;header&gt;, &lt;main&gt;, và &lt;footer&gt;, giúp các bộ máy tìm kiếm và trình đọc màn hình phân tích chính xác phân lớp thông tin của tài liệu [1].</w:t>
       </w:r>
     </w:p>
     <w:p>
@@ -8435,7 +8424,7 @@
           <w:lang w:val="vi-VN" w:bidi="ar"/>
         </w:rPr>
         <w:tab/>
-        <w:t>Song song với đó, CSS3 (Cascading Style Sheets 3) chịu trách nhiệm tách biệt hoàn toàn phần nội dung ngữ nghĩa ra khỏi tầng hiển thị mỹ thuật trực quan [2]. CSS3 cung cấp các cơ chế quản lý biến số toàn cục (CSS Custom Properties) thông qua từ khóa :root, cho phép thiết lập hệ thống bảng màu đồng bộ và dễ dàng bảo trì cấu trúc phần mềm [2]. Đồng thời, các thuộc tính chuyển động mượt màng như transition và các hàm biến đổi không gian transform: translateY() cho phép nhà phát triển tạo ra các hiệu ứng phản hồi vi tương tác (Micro-interactions) vô cùng chân thực khi người dùng di chuột tương tác trên các phần tử thẻ Card [2].</w:t>
+        <w:t>Song song với đó, CSS3 chịu trách nhiệm tách biệt hoàn toàn phần nội dung ngữ nghĩa ra khỏi tầng hiển thị mỹ thuật trực quan [2]. CSS3 cung cấp các cơ chế quản lý biến số toàn cục (CSS Custom Properties) thông qua từ khóa :root, cho phép thiết lập hệ thống bảng màu đồng bộ và dễ dàng bảo trì cấu trúc phần mềm [2]. Đồng thời, các thuộc tính chuyển động mượt màng như transition và các hàm biến đổi không gian transform: translateY() cho phép nhà phát triển tạo ra các hiệu ứng phản hồi vi tương tác (Micro-interactions) vô cùng chân thực khi người dùng di chuột tương tác trên các phần tử thẻ Card [2].</w:t>
       </w:r>
     </w:p>
     <w:p>
@@ -8594,7 +8583,7 @@
           <w:lang w:val="vi-VN" w:eastAsia="zh-CN" w:bidi="ar"/>
         </w:rPr>
         <w:tab/>
-        <w:t xml:space="preserve">Giai đoạn tải kịch bản và phân rã tài liệu (Parsing Phase): Khi người dùng kích hoạt một liên kết (Ví dụ: truy cập index.html hoặc san-pham.html), trình duyệt phát ra một yêu cầu HTTP GET tĩnh tới máy chủ lưu trữ GitHub Pages. Tệp tài liệu HTML5 </w:t>
+        <w:t xml:space="preserve">Giai đoạn tải kịch bản và phân rã tài liệu: Khi người dùng kích hoạt một liên kết, trình duyệt phát ra một yêu cầu HTTP GET tĩnh tới máy chủ lưu trữ GitHub Pages. Tệp tài liệu HTML5 nguyên bản được tải về máy khách dưới dạng dòng dữ liệu byte mã hóa. </w:t>
       </w:r>
       <w:r>
         <w:rPr>
@@ -8603,7 +8592,7 @@
           <w:lang w:val="vi-VN" w:eastAsia="zh-CN" w:bidi="ar"/>
         </w:rPr>
         <w:lastRenderedPageBreak/>
-        <w:t>nguyên bản được tải về máy khách dưới dạng dòng dữ liệu byte mã hóa. Trình biên dịch của trình duyệt (Browser Engine) lập tức thực hiện cơ chế bóc tách mã thông báo (Tokenization) để chuyển đổi các thẻ ngữ nghĩa (&lt;nav&gt;, &lt;header&gt;, &lt;main&gt;, &lt;footer&gt;) thành các nút đối tượng nút phân cấp.</w:t>
+        <w:t>Trình biên dịch của trình duyệt (Browser Engine) lập tức thực hiện cơ chế bóc tách mã thông báo (Tokenization) để chuyển đổi các thẻ ngữ nghĩa (&lt;nav&gt;, &lt;header&gt;, &lt;main&gt;, &lt;footer&gt;) thành các nút đối tượng nút phân cấp.</w:t>
       </w:r>
     </w:p>
     <w:p>
@@ -8621,7 +8610,7 @@
           <w:lang w:val="vi-VN" w:eastAsia="zh-CN" w:bidi="ar"/>
         </w:rPr>
         <w:tab/>
-        <w:t>Xây dựng cây cấu trúc DOM (Document Object Model Tree): Hệ thống liên kết các nút đối tượng vừa phân rã thành một cây cấu trúc phân cấp DOM tĩnh. Song song với tiến trình này, khi trình duyệt bắt gặp thẻ liên kết phong cách &lt;link rel="stylesheet" href="css/style.css"&gt;, một tiến trình bất đồng bộ song song được kích hoạt để tải tệp định dạng và biên dịch thành cây cấu trúc kiểu dáng CSSOM (CSS Object Model).</w:t>
+        <w:t>Xây dựng cây cấu trúc D: Hệ thống liên kết các nút đối tượng vừa phân rã thành một cây cấu trúc phân cấp DOM tĩnh. Song song với tiến trình này, khi trình duyệt bắt gặp thẻ liên kết phong cách &lt;link rel="stylesheet" href="css/style.css"&gt;, một tiến trình bất đồng bộ song song được kích hoạt để tải tệp định dạng và biên dịch thành cây cấu trúc kiểu dáng CSSOM.</w:t>
       </w:r>
     </w:p>
     <w:p>
@@ -8639,38 +8628,53 @@
           <w:lang w:val="vi-VN" w:eastAsia="zh-CN" w:bidi="ar"/>
         </w:rPr>
         <w:tab/>
-        <w:t>Mô hình hóa mô hình hộp và kết xuất đồ họa (Render Tree &amp; Layout): Trình duyệt tiến hành tích hợp cấu trúc hình học của cây DOM và các luật mỹ thuật của CSSOM để thiết lập cây kết xuất (Render Tree). Tại đây, nguyên lý mô hình hộp (CSS Box Model) được áp dụng tự động để tính toán tọa độ pixel, kích thước biên (Margin), đường viền (Border), vùng đệm (Padding) cho toàn bộ 27 thẻ phần cứng sản phẩm. Cuối cùng, tiến trình quét lớp đồ họa (Painting Phase) chuyển hóa các thông số số học thành giao diện trực quan hiển thị trên màn hình người dùng.</w:t>
-      </w:r>
-    </w:p>
-    <w:p>
-      <w:pPr>
+        <w:t>Mô hình hóa mô hình hộp và kết xuất đồ họa: Trình duyệt tiến hành tích hợp cấu trúc hình học của cây DOM và các luật mỹ thuật của CSSOM để thiết lập cây kết xuất. Tại đây, nguyên lý mô hình hộp được áp dụng tự động để tính toán tọa độ pixel, kích thước biên, đường viền, vùng đệm cho toàn bộ 27 thẻ phần cứng sản phẩm. Cuối cùng, tiến trình quét lớp đồ họa</w:t>
+      </w:r>
+      <w:r>
         <w:rPr>
           <w:rFonts w:eastAsia="SimSun" w:cs="Times New Roman"/>
           <w:szCs w:val="26"/>
           <w:lang w:val="vi-VN" w:eastAsia="zh-CN" w:bidi="ar"/>
         </w:rPr>
-      </w:pPr>
-    </w:p>
-    <w:p>
-      <w:pPr>
-        <w:rPr>
-          <w:rFonts w:cs="Times New Roman"/>
-          <w:szCs w:val="26"/>
-          <w:lang w:val="vi-VN"/>
-        </w:rPr>
-      </w:pPr>
-      <w:r>
-        <w:rPr>
-          <w:rFonts w:cs="Times New Roman"/>
-          <w:noProof/>
+        <w:t xml:space="preserve"> </w:t>
+      </w:r>
+      <w:r>
+        <w:rPr>
+          <w:rFonts w:eastAsia="SimSun" w:cs="Times New Roman"/>
+          <w:szCs w:val="26"/>
+          <w:lang w:val="vi-VN" w:eastAsia="zh-CN" w:bidi="ar"/>
+        </w:rPr>
+        <w:t>chuyển hóa các thông số số học thành giao diện trực quan hiển thị trên màn hình người dùng.</w:t>
+      </w:r>
+    </w:p>
+    <w:p>
+      <w:pPr>
+        <w:rPr>
+          <w:rFonts w:eastAsia="SimSun" w:cs="Times New Roman"/>
+          <w:szCs w:val="26"/>
+          <w:lang w:val="vi-VN" w:eastAsia="zh-CN" w:bidi="ar"/>
+        </w:rPr>
+      </w:pPr>
+    </w:p>
+    <w:p>
+      <w:pPr>
+        <w:rPr>
+          <w:rFonts w:cs="Times New Roman"/>
+          <w:szCs w:val="26"/>
+          <w:lang w:val="vi-VN"/>
+        </w:rPr>
+      </w:pPr>
+      <w:r>
+        <w:rPr>
+          <w:rFonts w:cs="Times New Roman"/>
           <w:szCs w:val="26"/>
           <w:lang w:val="vi-VN"/>
         </w:rPr>
         <w:drawing>
-          <wp:inline distT="0" distB="0" distL="0" distR="0" wp14:anchorId="57695F7E" wp14:editId="0081456F">
-            <wp:extent cx="4198620" cy="1280160"/>
-            <wp:effectExtent l="0" t="0" r="0" b="0"/>
-            <wp:docPr id="2023725723" name="Hình ảnh 1"/>
+          <wp:inline distT="0" distB="0" distL="0" distR="0" wp14:anchorId="680AED9D" wp14:editId="064A7E13">
+            <wp:extent cx="4968671" cy="1546994"/>
+            <wp:effectExtent l="0" t="0" r="3810" b="0"/>
+            <wp:docPr id="960320388" name="Picture 1"/>
             <wp:cNvGraphicFramePr>
               <a:graphicFrameLocks xmlns:a="http://schemas.openxmlformats.org/drawingml/2006/main" noChangeAspect="1"/>
             </wp:cNvGraphicFramePr>
@@ -8678,10 +8682,8 @@
               <a:graphicData uri="http://schemas.openxmlformats.org/drawingml/2006/picture">
                 <pic:pic xmlns:pic="http://schemas.openxmlformats.org/drawingml/2006/picture">
                   <pic:nvPicPr>
-                    <pic:cNvPr id="2023725723" name="Hình ảnh 1"/>
-                    <pic:cNvPicPr>
-                      <a:picLocks noChangeAspect="1"/>
-                    </pic:cNvPicPr>
+                    <pic:cNvPr id="960320388" name=""/>
+                    <pic:cNvPicPr/>
                   </pic:nvPicPr>
                   <pic:blipFill>
                     <a:blip r:embed="rId12"/>
@@ -8692,7 +8694,7 @@
                   <pic:spPr>
                     <a:xfrm>
                       <a:off x="0" y="0"/>
-                      <a:ext cx="4198984" cy="1280271"/>
+                      <a:ext cx="4968671" cy="1546994"/>
                     </a:xfrm>
                     <a:prstGeom prst="rect">
                       <a:avLst/>
@@ -8780,7 +8782,7 @@
           <w:szCs w:val="26"/>
           <w:lang w:val="vi-VN" w:bidi="ar"/>
         </w:rPr>
-        <w:t>mô hình ứng dụng web tĩnh cải tiến (JAMstack - JavaScript, APIs, Markup)</w:t>
+        <w:t>mô hình ứng dụng web tĩnh cải tiến</w:t>
       </w:r>
       <w:bookmarkEnd w:id="130"/>
       <w:bookmarkEnd w:id="131"/>
@@ -8788,12 +8790,6 @@
       <w:bookmarkEnd w:id="133"/>
       <w:r>
         <w:rPr>
-          <w:lang w:val="vi-VN"/>
-        </w:rPr>
-        <w:t xml:space="preserve"> </w:t>
-      </w:r>
-      <w:r>
-        <w:rPr>
           <w:rFonts w:cs="Times New Roman"/>
           <w:szCs w:val="26"/>
           <w:lang w:val="vi-VN" w:bidi="ar"/>
@@ -8805,8 +8801,6 @@
       <w:pPr>
         <w:rPr>
           <w:rFonts w:cs="Times New Roman"/>
-          <w:b/>
-          <w:bCs/>
           <w:szCs w:val="26"/>
           <w:lang w:val="vi-VN"/>
         </w:rPr>
@@ -8818,15 +8812,6 @@
           <w:lang w:val="vi-VN"/>
         </w:rPr>
         <w:tab/>
-      </w:r>
-      <w:r>
-        <w:rPr>
-          <w:rFonts w:cs="Times New Roman"/>
-          <w:b/>
-          <w:bCs/>
-          <w:szCs w:val="26"/>
-          <w:lang w:val="vi-VN"/>
-        </w:rPr>
         <w:t>Trong mô hình này:</w:t>
       </w:r>
     </w:p>
@@ -8898,9 +8883,17 @@
           <w:szCs w:val="26"/>
           <w:lang w:val="vi-VN"/>
         </w:rPr>
+        <w:tab/>
+        <w:t xml:space="preserve">Mô hình kiến trúc này không chỉ mang lại tốc độ phản hồi vượt trội mà còn giúp nâng cao tính bảo mật tuyệt đối cho hệ thống trước các kỹ thuật tấn công khai thác lỗ </w:t>
+      </w:r>
+      <w:r>
+        <w:rPr>
+          <w:rFonts w:cs="Times New Roman"/>
+          <w:szCs w:val="26"/>
+          <w:lang w:val="vi-VN"/>
+        </w:rPr>
         <w:lastRenderedPageBreak/>
-        <w:tab/>
-        <w:t>Mô hình kiến trúc này không chỉ mang lại tốc độ phản hồi vượt trội mà còn giúp nâng cao tính bảo mật tuyệt đối cho hệ thống trước các kỹ thuật tấn công khai thác lỗ hổng phía máy chủ. Đồng thời, nó giúp cắt giảm chi phí vận hành máy chủ về mức bằng không, một giải pháp cực kỳ hiệu quả cho các dự án khởi nghiệp quy mô nhỏ.</w:t>
+        <w:t>hổng phía máy chủ. Đồng thời, nó giúp cắt giảm chi phí vận hành máy chủ về mức bằng không, một giải pháp cực kỳ hiệu quả cho các dự án khởi nghiệp quy mô nhỏ.</w:t>
       </w:r>
     </w:p>
     <w:p>
@@ -8950,7 +8943,7 @@
           <w:lang w:val="vi-VN"/>
         </w:rPr>
         <w:tab/>
-        <w:t>Tính khả dụng (Usability) của sự kết hợp giữa HTML5 và CSS3 trong hệ thống SHORE Store không chỉ dừng lại ở mức độ hiển thị thông tin, mà đóng vai trò quyết định trong việc nâng cao chỉ số trải nghiệm người dùng (UI/UX) và tối ưu hóa hiệu năng kịch bản hệ thống thông qua các khía cạnh định lượng cụ thể:</w:t>
+        <w:t>Tính khả dụng của sự kết hợp giữa HTML5 và CSS3 trong hệ thống SHORE Store không chỉ dừng lại ở mức độ hiển thị thông tin, mà đóng vai trò quyết định trong việc nâng cao chỉ số trải nghiệm người dùng và tối ưu hóa hiệu năng kịch bản hệ thống thông qua các khía cạnh định lượng cụ thể:</w:t>
       </w:r>
     </w:p>
     <w:p>
@@ -8972,20 +8965,34 @@
       <w:r>
         <w:rPr>
           <w:rFonts w:cs="Times New Roman"/>
-          <w:b/>
-          <w:bCs/>
-          <w:szCs w:val="26"/>
-          <w:lang w:val="vi-VN"/>
-        </w:rPr>
-        <w:t>Tính tương thích thích ứng đa cấu hình (Responsive Adaptability)</w:t>
-      </w:r>
-      <w:r>
-        <w:rPr>
-          <w:rFonts w:cs="Times New Roman"/>
-          <w:szCs w:val="26"/>
-          <w:lang w:val="vi-VN"/>
-        </w:rPr>
-        <w:t>: Bằng việc ứng dụng hệ thống lưới co giãn (Responsive Grid System) dựa trên CSS3 Media Queries kết hợp Framework Bootstrap 5, giao diện hệ thống đạt tính khả dụng tuyệt đối trên các dải khung nhìn (Viewport) từ màn hình di động hẹp (</w:t>
+          <w:szCs w:val="26"/>
+          <w:lang w:val="vi-VN"/>
+        </w:rPr>
+        <w:t>Tính tương thích thích ứng đa cấu hình:</w:t>
+      </w:r>
+      <w:r>
+        <w:rPr>
+          <w:rFonts w:cs="Times New Roman"/>
+          <w:szCs w:val="26"/>
+          <w:lang w:val="vi-VN"/>
+        </w:rPr>
+        <w:t xml:space="preserve"> Bằng việc ứng dụng hệ thống lưới co giãn dựa trên CSS3 Media Queries kết hợp Framework Bootstrap 5, giao diện hệ thống đạt tính khả dụng tuyệt đối trên các dải khung nhìn</w:t>
+      </w:r>
+      <w:r>
+        <w:rPr>
+          <w:rFonts w:cs="Times New Roman"/>
+          <w:szCs w:val="26"/>
+          <w:lang w:val="vi-VN"/>
+        </w:rPr>
+        <w:t xml:space="preserve"> </w:t>
+      </w:r>
+      <w:r>
+        <w:rPr>
+          <w:rFonts w:cs="Times New Roman"/>
+          <w:szCs w:val="26"/>
+          <w:lang w:val="vi-VN"/>
+        </w:rPr>
+        <w:t>từ màn hình di động hẹp (</w:t>
       </w:r>
       <m:oMath>
         <m:r>
@@ -9041,6 +9048,62 @@
         <w:t>). Hệ thống tự động tái cấu trúc layout linh hoạt, đảm bảo không xảy ra lỗi vỡ khung hoặc tràn viền nội dung.</w:t>
       </w:r>
     </w:p>
+    <w:p>
+      <w:pPr>
+        <w:pStyle w:val="Caption"/>
+        <w:rPr>
+          <w:rFonts w:cs="Times New Roman"/>
+          <w:szCs w:val="26"/>
+          <w:lang w:val="vi-VN"/>
+        </w:rPr>
+      </w:pPr>
+      <w:r>
+        <w:rPr>
+          <w:lang w:val="vi-VN"/>
+        </w:rPr>
+        <w:t xml:space="preserve">bảng 2. </w:t>
+      </w:r>
+      <w:r>
+        <w:fldChar w:fldCharType="begin"/>
+      </w:r>
+      <w:r>
+        <w:rPr>
+          <w:lang w:val="vi-VN"/>
+        </w:rPr>
+        <w:instrText xml:space="preserve"> SEQ bảng_2. \* ARABIC </w:instrText>
+      </w:r>
+      <w:r>
+        <w:fldChar w:fldCharType="separate"/>
+      </w:r>
+      <w:r>
+        <w:rPr>
+          <w:noProof/>
+          <w:lang w:val="vi-VN"/>
+        </w:rPr>
+        <w:t>1</w:t>
+      </w:r>
+      <w:r>
+        <w:rPr>
+          <w:noProof/>
+        </w:rPr>
+        <w:fldChar w:fldCharType="end"/>
+      </w:r>
+      <w:r>
+        <w:rPr>
+          <w:lang w:val="vi-VN"/>
+        </w:rPr>
+        <w:t xml:space="preserve">. </w:t>
+      </w:r>
+      <w:r>
+        <w:rPr>
+          <w:rFonts w:cs="Times New Roman"/>
+          <w:iCs w:val="0"/>
+          <w:szCs w:val="26"/>
+          <w:lang w:val="vi-VN"/>
+        </w:rPr>
+        <w:t>Vai trò ứng dụng thực tế của các thẻ ngữ nghĩa trong đồ án giúp tối ưu cấu trúc tài liệu được hệ thống hóa</w:t>
+      </w:r>
+    </w:p>
     <w:tbl>
       <w:tblPr>
         <w:tblStyle w:val="TableGrid"/>
@@ -9059,7 +9122,6 @@
           </w:tcPr>
           <w:p>
             <w:pPr>
-              <w:ind w:left="-120"/>
               <w:jc w:val="left"/>
               <w:rPr>
                 <w:rFonts w:cs="Times New Roman"/>
@@ -9082,7 +9144,6 @@
           </w:tcPr>
           <w:p>
             <w:pPr>
-              <w:ind w:left="-120"/>
               <w:jc w:val="left"/>
               <w:rPr>
                 <w:rFonts w:cs="Times New Roman"/>
@@ -9106,7 +9167,6 @@
           </w:tcPr>
           <w:p>
             <w:pPr>
-              <w:ind w:left="-120"/>
               <w:jc w:val="left"/>
               <w:rPr>
                 <w:rFonts w:cs="Times New Roman"/>
@@ -9131,7 +9191,6 @@
           </w:tcPr>
           <w:p>
             <w:pPr>
-              <w:ind w:left="-120"/>
               <w:jc w:val="left"/>
               <w:rPr>
                 <w:rFonts w:cs="Times New Roman"/>
@@ -9154,7 +9213,6 @@
           </w:tcPr>
           <w:p>
             <w:pPr>
-              <w:ind w:left="-120"/>
               <w:jc w:val="left"/>
               <w:rPr>
                 <w:rFonts w:cs="Times New Roman"/>
@@ -9178,7 +9236,6 @@
           </w:tcPr>
           <w:p>
             <w:pPr>
-              <w:ind w:left="-120"/>
               <w:jc w:val="left"/>
               <w:rPr>
                 <w:rFonts w:cs="Times New Roman"/>
@@ -9204,7 +9261,6 @@
           </w:tcPr>
           <w:p>
             <w:pPr>
-              <w:ind w:left="-120"/>
               <w:jc w:val="left"/>
               <w:rPr>
                 <w:rFonts w:cs="Times New Roman"/>
@@ -9227,7 +9283,6 @@
           </w:tcPr>
           <w:p>
             <w:pPr>
-              <w:ind w:left="-120"/>
               <w:jc w:val="left"/>
               <w:rPr>
                 <w:rFonts w:cs="Times New Roman"/>
@@ -9251,7 +9306,6 @@
           </w:tcPr>
           <w:p>
             <w:pPr>
-              <w:ind w:left="-120"/>
               <w:jc w:val="left"/>
               <w:rPr>
                 <w:rFonts w:cs="Times New Roman"/>
@@ -9277,7 +9331,6 @@
           </w:tcPr>
           <w:p>
             <w:pPr>
-              <w:ind w:left="-120"/>
               <w:jc w:val="left"/>
               <w:rPr>
                 <w:rFonts w:cs="Times New Roman"/>
@@ -9300,7 +9353,6 @@
           </w:tcPr>
           <w:p>
             <w:pPr>
-              <w:ind w:left="-120"/>
               <w:jc w:val="left"/>
               <w:rPr>
                 <w:rFonts w:cs="Times New Roman"/>
@@ -9324,7 +9376,6 @@
           </w:tcPr>
           <w:p>
             <w:pPr>
-              <w:ind w:left="-120"/>
               <w:jc w:val="left"/>
               <w:rPr>
                 <w:rFonts w:cs="Times New Roman"/>
@@ -9350,7 +9401,6 @@
           </w:tcPr>
           <w:p>
             <w:pPr>
-              <w:ind w:left="-120"/>
               <w:jc w:val="left"/>
               <w:rPr>
                 <w:rFonts w:cs="Times New Roman"/>
@@ -9373,7 +9423,6 @@
           </w:tcPr>
           <w:p>
             <w:pPr>
-              <w:ind w:left="-120"/>
               <w:jc w:val="left"/>
               <w:rPr>
                 <w:rFonts w:cs="Times New Roman"/>
@@ -9397,7 +9446,6 @@
           </w:tcPr>
           <w:p>
             <w:pPr>
-              <w:ind w:left="-120"/>
               <w:jc w:val="left"/>
               <w:rPr>
                 <w:rFonts w:cs="Times New Roman"/>
@@ -9427,68 +9475,6 @@
           <w:lang w:val="vi-VN"/>
         </w:rPr>
       </w:pPr>
-      <w:bookmarkStart w:id="137" w:name="_Toc232020000"/>
-      <w:r>
-        <w:rPr>
-          <w:rFonts w:cs="Times New Roman"/>
-          <w:iCs w:val="0"/>
-          <w:szCs w:val="26"/>
-          <w:lang w:val="vi-VN"/>
-        </w:rPr>
-        <w:t xml:space="preserve">bảng 2. </w:t>
-      </w:r>
-      <w:r>
-        <w:rPr>
-          <w:rFonts w:cs="Times New Roman"/>
-          <w:iCs w:val="0"/>
-          <w:szCs w:val="26"/>
-        </w:rPr>
-        <w:fldChar w:fldCharType="begin"/>
-      </w:r>
-      <w:r>
-        <w:rPr>
-          <w:rFonts w:cs="Times New Roman"/>
-          <w:iCs w:val="0"/>
-          <w:szCs w:val="26"/>
-          <w:lang w:val="vi-VN"/>
-        </w:rPr>
-        <w:instrText xml:space="preserve"> SEQ bảng_2. \* ARABIC </w:instrText>
-      </w:r>
-      <w:r>
-        <w:rPr>
-          <w:rFonts w:cs="Times New Roman"/>
-          <w:iCs w:val="0"/>
-          <w:szCs w:val="26"/>
-        </w:rPr>
-        <w:fldChar w:fldCharType="separate"/>
-      </w:r>
-      <w:r>
-        <w:rPr>
-          <w:rFonts w:cs="Times New Roman"/>
-          <w:iCs w:val="0"/>
-          <w:szCs w:val="26"/>
-          <w:lang w:val="vi-VN"/>
-        </w:rPr>
-        <w:t>1</w:t>
-      </w:r>
-      <w:r>
-        <w:rPr>
-          <w:rFonts w:cs="Times New Roman"/>
-          <w:iCs w:val="0"/>
-          <w:szCs w:val="26"/>
-        </w:rPr>
-        <w:fldChar w:fldCharType="end"/>
-      </w:r>
-      <w:r>
-        <w:rPr>
-          <w:rFonts w:cs="Times New Roman"/>
-          <w:iCs w:val="0"/>
-          <w:szCs w:val="26"/>
-          <w:lang w:val="vi-VN"/>
-        </w:rPr>
-        <w:t xml:space="preserve"> Vai trò ứng dụng thực tế của các thẻ ngữ nghĩa trong đồ án giúp tối ưu cấu trúc tài liệu được hệ thống hóa</w:t>
-      </w:r>
-      <w:bookmarkEnd w:id="137"/>
     </w:p>
     <w:p>
       <w:pPr>
@@ -9523,24 +9509,7 @@
           <w:lang w:val="vi-VN"/>
         </w:rPr>
         <w:tab/>
-      </w:r>
-      <w:r>
-        <w:rPr>
-          <w:rFonts w:cs="Times New Roman"/>
-          <w:b/>
-          <w:bCs/>
-          <w:szCs w:val="26"/>
-          <w:lang w:val="vi-VN"/>
-        </w:rPr>
-        <w:t>Tối ưu hóa khả năng phản hồi tương tác (Performance &amp; Micro-interactions)</w:t>
-      </w:r>
-      <w:r>
-        <w:rPr>
-          <w:rFonts w:cs="Times New Roman"/>
-          <w:szCs w:val="26"/>
-          <w:lang w:val="vi-VN"/>
-        </w:rPr>
-        <w:t xml:space="preserve">: HTML5 Semantic kết hợp thuộc tính định dạng nâng cao giúp giảm thiểu tối đa cấu trúc cây DOM bị lồng lặp vô nghĩa (triệt tiêu hiện tượng Div-Soup). Việc áp dụng các thuộc tính hiệu ứng CSS3 phần cứng như transition: all 0.3s ease-in-out và transform: scale(1.1) trên các nút bấm chức năng (Nút thêm giỏ hàng, Thanh tìm kiếm) tạo ra các phản hồi vi tương tác mượt mà với độ trễ phản hồi bằng </w:t>
+        <w:t xml:space="preserve">Tối ưu hóa khả năng phản hồi tương tác: HTML5 Semantic kết hợp thuộc tính định dạng nâng cao giúp giảm thiểu tối đa cấu trúc cây DOM bị lồng lặp vô nghĩa. Việc áp dụng các thuộc tính hiệu ứng CSS3 phần cứng như transition: all 0.3s ease-in-out và transform: scale(1.1) trên các nút bấm chức năng tạo ra các phản hồi vi tương tác mượt mà với độ trễ phản hồi bằng </w:t>
       </w:r>
       <m:oMath>
         <m:r>
@@ -10109,7 +10078,7 @@
           <w:lang w:val="vi-VN"/>
         </w:rPr>
       </w:pPr>
-      <w:bookmarkStart w:id="138" w:name="_Toc232020001"/>
+      <w:bookmarkStart w:id="137" w:name="_Toc232020001"/>
       <w:r>
         <w:rPr>
           <w:rFonts w:cs="Times New Roman"/>
@@ -10148,6 +10117,7 @@
         <w:rPr>
           <w:rFonts w:cs="Times New Roman"/>
           <w:iCs w:val="0"/>
+          <w:noProof/>
           <w:szCs w:val="26"/>
           <w:lang w:val="vi-VN"/>
         </w:rPr>
@@ -10170,16 +10140,31 @@
         </w:rPr>
         <w:t xml:space="preserve"> Cơ chế phân tầng hình học của mô hình hộp được chi tiết hóa</w:t>
       </w:r>
-      <w:bookmarkEnd w:id="138"/>
-    </w:p>
-    <w:p>
-      <w:pPr>
-        <w:rPr>
-          <w:rFonts w:cs="Times New Roman"/>
-          <w:szCs w:val="26"/>
-          <w:lang w:val="vi-VN"/>
-        </w:rPr>
-      </w:pPr>
+      <w:bookmarkEnd w:id="137"/>
+    </w:p>
+    <w:p>
+      <w:pPr>
+        <w:rPr>
+          <w:rFonts w:cs="Times New Roman"/>
+          <w:szCs w:val="26"/>
+        </w:rPr>
+      </w:pPr>
+      <w:r>
+        <w:rPr>
+          <w:rFonts w:cs="Times New Roman"/>
+          <w:szCs w:val="26"/>
+          <w:lang w:val="vi-VN"/>
+        </w:rPr>
+        <w:tab/>
+      </w:r>
+      <w:r>
+        <w:rPr>
+          <w:rFonts w:cs="Times New Roman"/>
+          <w:szCs w:val="26"/>
+          <w:lang w:val="vi-VN"/>
+        </w:rPr>
+        <w:t xml:space="preserve">Khả năng tiếp cận tài nguyên và chuẩn hóa cấu trúc: Việc sử dụng đúng các phân vùng ngữ nghĩa HTML5 giúp mã nguồn kịch bản kịch bản đạt tiêu chuẩn sạch, tạo điều kiện cho trình biên dịch của các trình duyệt hiện đại lập bản đồ mã nguồn dễ dàng, hỗ </w:t>
+      </w:r>
       <w:r>
         <w:rPr>
           <w:rFonts w:cs="Times New Roman"/>
@@ -10187,35 +10172,8 @@
           <w:lang w:val="vi-VN"/>
         </w:rPr>
         <w:lastRenderedPageBreak/>
-        <w:tab/>
-      </w:r>
-      <w:r>
-        <w:rPr>
-          <w:rFonts w:cs="Times New Roman"/>
-          <w:b/>
-          <w:bCs/>
-          <w:szCs w:val="26"/>
-          <w:lang w:val="vi-VN"/>
-        </w:rPr>
-        <w:t>Khả năng tiếp cận tài nguyên và chuẩn hóa cấu trúc (Accessibility &amp; Clean Code)</w:t>
-      </w:r>
-      <w:r>
-        <w:rPr>
-          <w:rFonts w:cs="Times New Roman"/>
-          <w:szCs w:val="26"/>
-          <w:lang w:val="vi-VN"/>
-        </w:rPr>
-        <w:t>: Việc sử dụng đúng các phân vùng ngữ nghĩa HTML5 giúp mã nguồn kịch bản kịch bản đạt tiêu chuẩn sạch (Clean Code), tạo điều kiện cho trình biên dịch của các trình duyệt hiện đại (Chrome, Edge, Firefox) lập bản đồ mã nguồn dễ dàng, hỗ trợ tối đa việc tăng tốc phần cứng khi kết xuất đồ họa các khối ảnh sản phẩm độ phân giải cao một cách tối ưu.</w:t>
-      </w:r>
-    </w:p>
-    <w:p>
-      <w:pPr>
-        <w:rPr>
-          <w:rFonts w:cs="Times New Roman"/>
-          <w:szCs w:val="26"/>
-          <w:lang w:val="vi-VN"/>
-        </w:rPr>
-      </w:pPr>
+        <w:t>trợ tối đa việc tăng tốc phần cứng khi kết xuất đồ họa các khối ảnh sản phẩm độ phân giải cao một cách tối ưu.</w:t>
+      </w:r>
     </w:p>
     <w:p>
       <w:pPr>
@@ -10226,19 +10184,54 @@
         </w:numPr>
         <w:rPr>
           <w:rFonts w:cs="Times New Roman"/>
+          <w:lang w:val="vi-VN"/>
+        </w:rPr>
+      </w:pPr>
+      <w:r>
+        <w:rPr>
+          <w:rFonts w:cs="Times New Roman"/>
+        </w:rPr>
+        <w:t>2.1.3. cách</w:t>
+      </w:r>
+      <w:r>
+        <w:rPr>
+          <w:rFonts w:cs="Times New Roman"/>
+          <w:lang w:val="vi-VN"/>
+        </w:rPr>
+        <w:t xml:space="preserve"> sử dụng</w:t>
+      </w:r>
+    </w:p>
+    <w:p>
+      <w:pPr>
+        <w:rPr>
+          <w:rFonts w:cs="Times New Roman"/>
+          <w:szCs w:val="26"/>
+          <w:lang w:val="vi-VN"/>
+        </w:rPr>
+      </w:pPr>
+    </w:p>
+    <w:p>
+      <w:pPr>
+        <w:pStyle w:val="Heading2"/>
+        <w:numPr>
+          <w:ilvl w:val="0"/>
+          <w:numId w:val="0"/>
+        </w:numPr>
+        <w:rPr>
+          <w:rFonts w:cs="Times New Roman"/>
           <w:sz w:val="26"/>
           <w:lang w:val="vi-VN"/>
         </w:rPr>
       </w:pPr>
-      <w:bookmarkStart w:id="139" w:name="_Toc230160104"/>
-      <w:bookmarkStart w:id="140" w:name="_Toc231854658"/>
-      <w:bookmarkStart w:id="141" w:name="_Toc231860179"/>
-      <w:bookmarkStart w:id="142" w:name="_Toc231778022"/>
-      <w:bookmarkStart w:id="143" w:name="_Toc231860442"/>
-      <w:bookmarkStart w:id="144" w:name="_Toc231771869"/>
-      <w:bookmarkStart w:id="145" w:name="_Toc232020067"/>
-      <w:bookmarkStart w:id="146" w:name="_Toc232021675"/>
-      <w:bookmarkStart w:id="147" w:name="_Toc232024117"/>
+      <w:bookmarkStart w:id="138" w:name="_Toc230160104"/>
+      <w:bookmarkStart w:id="139" w:name="_Toc231854658"/>
+      <w:bookmarkStart w:id="140" w:name="_Toc231860179"/>
+      <w:bookmarkStart w:id="141" w:name="_Toc231778022"/>
+      <w:bookmarkStart w:id="142" w:name="_Toc231860442"/>
+      <w:bookmarkStart w:id="143" w:name="_Toc231771869"/>
+      <w:bookmarkStart w:id="144" w:name="_Toc232020067"/>
+      <w:bookmarkStart w:id="145" w:name="_Toc232021675"/>
+      <w:bookmarkStart w:id="146" w:name="_Toc232024117"/>
       <w:r>
         <w:rPr>
           <w:rFonts w:cs="Times New Roman"/>
@@ -10247,23 +10240,23 @@
         </w:rPr>
         <w:t xml:space="preserve">2.2. </w:t>
       </w:r>
+      <w:bookmarkEnd w:id="138"/>
       <w:bookmarkEnd w:id="139"/>
       <w:bookmarkEnd w:id="140"/>
       <w:bookmarkEnd w:id="141"/>
       <w:bookmarkEnd w:id="142"/>
       <w:bookmarkEnd w:id="143"/>
+      <w:r>
+        <w:rPr>
+          <w:rFonts w:cs="Times New Roman"/>
+          <w:sz w:val="26"/>
+          <w:lang w:val="vi-VN"/>
+        </w:rPr>
+        <w:t>Ngôn ngữ lập trình Client-side JavaScript và Bootstrap Framework</w:t>
+      </w:r>
       <w:bookmarkEnd w:id="144"/>
-      <w:r>
-        <w:rPr>
-          <w:rFonts w:cs="Times New Roman"/>
-          <w:sz w:val="26"/>
-          <w:lang w:val="vi-VN"/>
-        </w:rPr>
-        <w:t>Ngôn ngữ lập trình Client-side JavaScript và Bootstrap Framework</w:t>
-      </w:r>
       <w:bookmarkEnd w:id="145"/>
       <w:bookmarkEnd w:id="146"/>
-      <w:bookmarkEnd w:id="147"/>
     </w:p>
     <w:p>
       <w:pPr>
@@ -10280,7 +10273,7 @@
           <w:lang w:val="vi-VN"/>
         </w:rPr>
         <w:tab/>
-        <w:t>JavaScript đóng vai trò là ngôn ngữ lập trình kịch bản hướng đối tượng, xử lý bất đồng bộ và điều khiển hành vi động trực tiếp tại phía trình duyệt của người dùng (Client-side) mà không cần liên tục gửi yêu cầu tải lại trang về phía máy chủ [3]. Thông qua giao diện lập trình ứng dụng DOM (Document Object Model API), JavaScript có khả năng bắt giữ các sự kiện tương tác của người dùng như click, input, hoặc DOMContentLoaded để từ đó chỉnh sửa cấu trúc HTML, thay đổi thuộc tính lớp (class) hoặc tạo lập các chuỗi mã HTML động một cách trực tiếp [3].</w:t>
+        <w:t>JavaScript đóng vai trò là ngôn ngữ lập trình kịch bản hướng đối tượng, xử lý bất đồng bộ và điều khiển hành vi động trực tiếp tại phía trình duyệt của người dùng mà không cần liên tục gửi yêu cầu tải lại trang về phía máy chủ [3]. Thông qua giao diện lập trình ứng dụng DOM (Document Object Model API), JavaScript có khả năng bắt giữ các sự kiện tương tác của người dùng như click, input, hoặc DOMContentLoaded để từ đó chỉnh sửa cấu trúc HTML, thay đổi thuộc tính lớp hoặc tạo lập các chuỗi mã HTML động một cách trực tiếp [3].</w:t>
       </w:r>
     </w:p>
     <w:p>
@@ -10298,7 +10291,7 @@
           <w:lang w:val="vi-VN"/>
         </w:rPr>
         <w:tab/>
-        <w:t>Bootstrap 5 là framework CSS mã nguồn mở phổ biến hàng đầu thế giới dành cho việc phát triển giao diện web đáp ứng (Responsive Web Design) và ưu tiên thiết bị di động trước (Mobile-First) [4]. Bootstrap cung cấp hệ thống lưới (Grid System) 12 cột linh hoạt dựa trên kiến trúc Flexbox, kết hợp cùng hệ thống các lớp tiện ích (Utility Classes) được định nghĩa sẵn về khoảng cách lề (padding, margin), đổ bóng (shadow) và bo góc biên dạng phần tử, giúp đẩy nhanh tốc độ thiết kế giao diện nhưng vẫn đảm bảo tính nhất quán thẩm mỹ cao trên mọi loại thiết bị phần cứng từ smartphone, tablet cho tới màn hình máy tính để bàn [4].</w:t>
+        <w:t>Bootstrap 5 là framework CSS mã nguồn mở phổ biến hàng đầu thế giới dành cho việc phát triển giao diện web đáp ứng và ưu tiên thiết bị di động trước[4]. Bootstrap cung cấp hệ thống lưới12 cột linh hoạt dựa trên kiến trúc Flexbox, kết hợp cùng hệ thống các lớp tiện ích được định nghĩa sẵn về khoảng cách lề, đổ bóng và bo góc biên dạng phần tử, giúp đẩy nhanh tốc độ thiết kế giao diện nhưng vẫn đảm bảo tính nhất quán thẩm mỹ cao trên mọi loại thiết bị phần cứng từ smartphone, tablet cho tới màn hình máy tính để bàn [4].</w:t>
       </w:r>
     </w:p>
     <w:tbl>
@@ -10510,15 +10503,7 @@
                 <w:rFonts w:cs="Times New Roman"/>
                 <w:szCs w:val="26"/>
               </w:rPr>
-              <w:t xml:space="preserve">Hướng sự kiện (Event-Driven), bắt giữ hành vi </w:t>
-            </w:r>
-            <w:r>
-              <w:rPr>
-                <w:rFonts w:cs="Times New Roman"/>
-                <w:szCs w:val="26"/>
-              </w:rPr>
-              <w:lastRenderedPageBreak/>
-              <w:t>người dùng bằng addEventListener.</w:t>
+              <w:t>Hướng sự kiện (Event-Driven), bắt giữ hành vi người dùng bằng addEventListener.</w:t>
             </w:r>
           </w:p>
         </w:tc>
@@ -10541,16 +10526,7 @@
                 <w:rFonts w:cs="Times New Roman"/>
                 <w:szCs w:val="26"/>
               </w:rPr>
-              <w:lastRenderedPageBreak/>
-              <w:t xml:space="preserve">Hệ thống lưới co giãn (Responsive Grid System) </w:t>
-            </w:r>
-            <w:r>
-              <w:rPr>
-                <w:rFonts w:cs="Times New Roman"/>
-                <w:szCs w:val="26"/>
-              </w:rPr>
-              <w:lastRenderedPageBreak/>
-              <w:t>dựa trên Flexbox và Breakpoints.</w:t>
+              <w:t>Hệ thống lưới co giãn (Responsive Grid System) dựa trên Flexbox và Breakpoints.</w:t>
             </w:r>
           </w:p>
         </w:tc>
@@ -10640,7 +10616,7 @@
           <w:lang w:val="vi-VN"/>
         </w:rPr>
       </w:pPr>
-      <w:bookmarkStart w:id="148" w:name="_Toc232020002"/>
+      <w:bookmarkStart w:id="147" w:name="_Toc232020002"/>
       <w:r>
         <w:rPr>
           <w:rFonts w:cs="Times New Roman"/>
@@ -10679,6 +10655,7 @@
         <w:rPr>
           <w:rFonts w:cs="Times New Roman"/>
           <w:iCs w:val="0"/>
+          <w:noProof/>
           <w:szCs w:val="26"/>
           <w:lang w:val="vi-VN"/>
         </w:rPr>
@@ -10701,7 +10678,7 @@
         </w:rPr>
         <w:t xml:space="preserve"> Hệ thống tiến hành phân tích phân lớp chức năng chi tiết được tổng hợp</w:t>
       </w:r>
-      <w:bookmarkEnd w:id="148"/>
+      <w:bookmarkEnd w:id="147"/>
     </w:p>
     <w:p>
       <w:pPr>
@@ -10718,7 +10695,7 @@
           <w:lang w:val="vi-VN"/>
         </w:rPr>
         <w:tab/>
-        <w:t>Nghiên cứu cơ chế bất đồng bộ và quản lý Event Loop trong JavaScript (Mở rộn: Đối với chức năng Instant Live Search của website SHORE, việc hiểu rõ cách thức hoạt động của hàng đợi gọi lại (Callback Queue) và ngăn xếp thực thi (Call Stack) giúp lập trình viên tối ưu hóa hiệu năng nhập liệu. Việc áp dụng các kỹ thuật Debounce hoặc Throttle (sẽ giải thích chi tiết ở Chương 4) là minh chứng thực tế cho việc ứng dụng lý thuyết vòng lặp sự kiện vào tối ưu hóa tài nguyên phần cứng máy khách.</w:t>
+        <w:t>Nghiên cứu cơ chế bất đồng bộ và quản lý Event Loop trong JavaScript (Mở rộn: Đối với chức năng Instant Live Search của website SHORE, việc hiểu rõ cách thức hoạt động của hàng đợi gọi lại và ngăn xếp thực thi giúp lập trình viên tối ưu hóa hiệu năng nhập liệu. Việc áp dụng các kỹ thuật Debounce hoặc Throttle là minh chứng thực tế cho việc ứng dụng lý thuyết vòng lặp sự kiện vào tối ưu hóa tài nguyên phần cứng máy khách.</w:t>
       </w:r>
     </w:p>
     <w:p>
@@ -10736,15 +10713,15 @@
           <w:lang w:val="vi-VN"/>
         </w:rPr>
       </w:pPr>
-      <w:bookmarkStart w:id="149" w:name="_Toc230160105"/>
-      <w:bookmarkStart w:id="150" w:name="_Toc231771870"/>
-      <w:bookmarkStart w:id="151" w:name="_Toc231778023"/>
-      <w:bookmarkStart w:id="152" w:name="_Toc231860443"/>
-      <w:bookmarkStart w:id="153" w:name="_Toc231860180"/>
-      <w:bookmarkStart w:id="154" w:name="_Toc231854659"/>
-      <w:bookmarkStart w:id="155" w:name="_Toc232020068"/>
-      <w:bookmarkStart w:id="156" w:name="_Toc232021676"/>
-      <w:bookmarkStart w:id="157" w:name="_Toc232024118"/>
+      <w:bookmarkStart w:id="148" w:name="_Toc230160105"/>
+      <w:bookmarkStart w:id="149" w:name="_Toc231771870"/>
+      <w:bookmarkStart w:id="150" w:name="_Toc231778023"/>
+      <w:bookmarkStart w:id="151" w:name="_Toc231860443"/>
+      <w:bookmarkStart w:id="152" w:name="_Toc231860180"/>
+      <w:bookmarkStart w:id="153" w:name="_Toc231854659"/>
+      <w:bookmarkStart w:id="154" w:name="_Toc232020068"/>
+      <w:bookmarkStart w:id="155" w:name="_Toc232021676"/>
+      <w:bookmarkStart w:id="156" w:name="_Toc232024118"/>
       <w:r>
         <w:rPr>
           <w:rFonts w:cs="Times New Roman"/>
@@ -10755,45 +10732,45 @@
         </w:rPr>
         <w:t>2.2.1.</w:t>
       </w:r>
+      <w:bookmarkEnd w:id="148"/>
+      <w:r>
+        <w:rPr>
+          <w:rFonts w:cs="Times New Roman"/>
+          <w:i w:val="0"/>
+          <w:iCs w:val="0"/>
+          <w:szCs w:val="26"/>
+          <w:lang w:val="vi-VN"/>
+        </w:rPr>
+        <w:t xml:space="preserve"> </w:t>
+      </w:r>
       <w:bookmarkEnd w:id="149"/>
-      <w:r>
-        <w:rPr>
-          <w:rFonts w:cs="Times New Roman"/>
-          <w:i w:val="0"/>
-          <w:iCs w:val="0"/>
-          <w:szCs w:val="26"/>
-          <w:lang w:val="vi-VN"/>
-        </w:rPr>
-        <w:t xml:space="preserve"> </w:t>
-      </w:r>
       <w:bookmarkEnd w:id="150"/>
       <w:bookmarkEnd w:id="151"/>
       <w:bookmarkEnd w:id="152"/>
       <w:bookmarkEnd w:id="153"/>
+      <w:r>
+        <w:rPr>
+          <w:rFonts w:cs="Times New Roman"/>
+          <w:i w:val="0"/>
+          <w:iCs w:val="0"/>
+          <w:szCs w:val="26"/>
+          <w:lang w:val="vi-VN"/>
+        </w:rPr>
+        <w:t>Ngôn ngữ lập trình Client-side JavaScript</w:t>
+      </w:r>
       <w:bookmarkEnd w:id="154"/>
-      <w:r>
-        <w:rPr>
-          <w:rFonts w:cs="Times New Roman"/>
-          <w:i w:val="0"/>
-          <w:iCs w:val="0"/>
-          <w:szCs w:val="26"/>
-          <w:lang w:val="vi-VN"/>
-        </w:rPr>
-        <w:t>Ngôn ngữ lập trình Client-side JavaScript</w:t>
-      </w:r>
       <w:bookmarkEnd w:id="155"/>
       <w:bookmarkEnd w:id="156"/>
-      <w:bookmarkEnd w:id="157"/>
-    </w:p>
-    <w:p>
-      <w:pPr>
-        <w:rPr>
-          <w:rFonts w:cs="Times New Roman"/>
-          <w:szCs w:val="26"/>
-          <w:lang w:val="vi-VN"/>
-        </w:rPr>
-      </w:pPr>
-      <w:bookmarkStart w:id="158" w:name="_Toc230160106"/>
+    </w:p>
+    <w:p>
+      <w:pPr>
+        <w:rPr>
+          <w:rFonts w:cs="Times New Roman"/>
+          <w:szCs w:val="26"/>
+          <w:lang w:val="vi-VN"/>
+        </w:rPr>
+      </w:pPr>
+      <w:bookmarkStart w:id="157" w:name="_Toc230160106"/>
       <w:r>
         <w:rPr>
           <w:rFonts w:cs="Times New Roman"/>
@@ -10829,7 +10806,7 @@
           <w:szCs w:val="26"/>
           <w:lang w:val="vi-VN"/>
         </w:rPr>
-        <w:t xml:space="preserve"> JavaScript vận hành theo cơ chế đơn luồng (Single-threaded) phối hợp cùng vòng lặp sự kiện (Event Loop) xử lý bất đồng bộ. Khi người dùng thực hiện các hành vi tương tác trên Website SHORE Store (như nhập từ khóa vào thanh tìm kiếm, nhấn nút thêm vào giỏ hàng), trình duyệt không gửi yêu cầu tải lại toàn bộ trang về máy chủ GitHub Pages. Thay vào đó, kịch bản JavaScript lập tức bắt giữ sự kiện (input, click), kích hoạt các hàm xử lý tương ứng (addEventListener), tương tác trực tiếp với cây cấu trúc DOM API để cập nhật dữ liệu cục bộ thời gian thực với độ trễ phản hồi lý tưởng.</w:t>
+        <w:t xml:space="preserve"> JavaScript vận hành theo cơ chế đơn luồng phối hợp cùng vòng lặp sự kiện (Event Loop) xử lý bất đồng bộ. Khi người dùng thực hiện các hành vi tương tác trên Website SHORE Store (như nhập từ khóa vào thanh tìm kiếm, nhấn nút thêm vào giỏ hàng), trình duyệt không gửi yêu cầu tải lại toàn bộ trang về máy chủ GitHub Pages. Thay vào đó, kịch bản JavaScript lập tức bắt giữ sự kiện (input, click), kích hoạt các hàm xử lý tương ứng (addEventListener), tương tác trực tiếp với cây cấu trúc DOM API để cập nhật dữ liệu cục bộ thời gian thực với độ trễ phản hồi lý tưởng.</w:t>
       </w:r>
     </w:p>
     <w:p>
@@ -10849,6 +10826,13 @@
           <w:lang w:val="vi-VN"/>
         </w:rPr>
         <w:tab/>
+      </w:r>
+      <w:r>
+        <w:rPr>
+          <w:rFonts w:cs="Times New Roman"/>
+          <w:szCs w:val="26"/>
+          <w:lang w:val="vi-VN"/>
+        </w:rPr>
         <w:t>Quản lý bộ nhớ và Lưu trữ trạng thái:</w:t>
       </w:r>
       <w:r>
@@ -10885,45 +10869,45 @@
           <w:lang w:val="vi-VN"/>
         </w:rPr>
       </w:pPr>
-      <w:bookmarkStart w:id="159" w:name="_Toc231771871"/>
-      <w:bookmarkStart w:id="160" w:name="_Toc231860181"/>
-      <w:bookmarkStart w:id="161" w:name="_Toc231778024"/>
-      <w:bookmarkStart w:id="162" w:name="_Toc231860444"/>
-      <w:bookmarkStart w:id="163" w:name="_Toc231854660"/>
-      <w:bookmarkStart w:id="164" w:name="_Toc232020069"/>
-      <w:bookmarkStart w:id="165" w:name="_Toc232024119"/>
-      <w:bookmarkStart w:id="166" w:name="_Toc232021677"/>
-      <w:bookmarkStart w:id="167" w:name="_Toc230160107"/>
+      <w:bookmarkStart w:id="158" w:name="_Toc231771871"/>
+      <w:bookmarkStart w:id="159" w:name="_Toc231860181"/>
+      <w:bookmarkStart w:id="160" w:name="_Toc231778024"/>
+      <w:bookmarkStart w:id="161" w:name="_Toc231860444"/>
+      <w:bookmarkStart w:id="162" w:name="_Toc231854660"/>
+      <w:bookmarkStart w:id="163" w:name="_Toc232020069"/>
+      <w:bookmarkStart w:id="164" w:name="_Toc232024119"/>
+      <w:bookmarkStart w:id="165" w:name="_Toc232021677"/>
+      <w:bookmarkStart w:id="166" w:name="_Toc230160107"/>
+      <w:bookmarkEnd w:id="157"/>
+      <w:r>
+        <w:rPr>
+          <w:rFonts w:cs="Times New Roman"/>
+          <w:i w:val="0"/>
+          <w:iCs w:val="0"/>
+          <w:color w:val="1F1F1F"/>
+          <w:szCs w:val="26"/>
+          <w:lang w:val="vi-VN"/>
+        </w:rPr>
+        <w:t xml:space="preserve">2.2.2. </w:t>
+      </w:r>
       <w:bookmarkEnd w:id="158"/>
-      <w:r>
-        <w:rPr>
-          <w:rFonts w:cs="Times New Roman"/>
-          <w:i w:val="0"/>
-          <w:iCs w:val="0"/>
-          <w:color w:val="1F1F1F"/>
-          <w:szCs w:val="26"/>
-          <w:lang w:val="vi-VN"/>
-        </w:rPr>
-        <w:t xml:space="preserve">2.2.2. </w:t>
-      </w:r>
       <w:bookmarkEnd w:id="159"/>
       <w:bookmarkEnd w:id="160"/>
       <w:bookmarkEnd w:id="161"/>
       <w:bookmarkEnd w:id="162"/>
+      <w:r>
+        <w:rPr>
+          <w:rFonts w:cs="Times New Roman"/>
+          <w:i w:val="0"/>
+          <w:iCs w:val="0"/>
+          <w:color w:val="1F1F1F"/>
+          <w:szCs w:val="26"/>
+        </w:rPr>
+        <w:t>Framework định dạng giao diện Bootstrap 5</w:t>
+      </w:r>
       <w:bookmarkEnd w:id="163"/>
-      <w:r>
-        <w:rPr>
-          <w:rFonts w:cs="Times New Roman"/>
-          <w:i w:val="0"/>
-          <w:iCs w:val="0"/>
-          <w:color w:val="1F1F1F"/>
-          <w:szCs w:val="26"/>
-        </w:rPr>
-        <w:t>Framework định dạng giao diện Bootstrap 5</w:t>
-      </w:r>
       <w:bookmarkEnd w:id="164"/>
       <w:bookmarkEnd w:id="165"/>
-      <w:bookmarkEnd w:id="166"/>
     </w:p>
     <w:p>
       <w:pPr>
@@ -10942,11 +10926,11 @@
         <w:lastRenderedPageBreak/>
         <w:tab/>
       </w:r>
-      <w:bookmarkStart w:id="168" w:name="_Toc231771872"/>
-      <w:bookmarkStart w:id="169" w:name="_Toc231778025"/>
-      <w:bookmarkStart w:id="170" w:name="_Toc231854661"/>
-      <w:bookmarkStart w:id="171" w:name="_Toc231860182"/>
-      <w:bookmarkStart w:id="172" w:name="_Toc231860445"/>
+      <w:bookmarkStart w:id="167" w:name="_Toc231771872"/>
+      <w:bookmarkStart w:id="168" w:name="_Toc231778025"/>
+      <w:bookmarkStart w:id="169" w:name="_Toc231854661"/>
+      <w:bookmarkStart w:id="170" w:name="_Toc231860182"/>
+      <w:bookmarkStart w:id="171" w:name="_Toc231860445"/>
       <w:r>
         <w:rPr>
           <w:rFonts w:cs="Times New Roman"/>
@@ -10971,16 +10955,15 @@
           <w:lang w:val="vi-VN"/>
         </w:rPr>
         <w:tab/>
+        <w:t>Nguyên lý hệ thống lưới co giã: Bootstrap 5 vận hành dựa trên kiến trúc phân lớp Flexbox tiên tiến, tổ chức không gian hiển thị thông qua hệ thống lưới 12 cột chuẩn hóa</w:t>
       </w:r>
       <w:r>
         <w:rPr>
           <w:rFonts w:eastAsia="SimSun" w:cs="Times New Roman"/>
-          <w:b/>
-          <w:bCs/>
-          <w:szCs w:val="26"/>
-          <w:lang w:val="vi-VN"/>
-        </w:rPr>
-        <w:t>Nguyên lý hệ thống lưới co giãn (Responsive Grid System)</w:t>
+          <w:szCs w:val="26"/>
+          <w:lang w:val="vi-VN"/>
+        </w:rPr>
+        <w:t xml:space="preserve">. </w:t>
       </w:r>
       <w:r>
         <w:rPr>
@@ -10988,42 +10971,41 @@
           <w:szCs w:val="26"/>
           <w:lang w:val="vi-VN"/>
         </w:rPr>
-        <w:t>: Bootstrap 5 vận hành dựa trên kiến trúc phân lớp Flexbox tiên tiến, tổ chức không gian hiển thị thông qua hệ thống lưới 12 cột chuẩn hóa (Container - Row - Column). Bằng việc sử dụng các điểm gãy (Breakpoints) thiết lập sẵn qua các lớp tiện ích (col-12, col-sm-6, col-md-4, col-lg-3), framework tự động tính toán lại tỷ lệ hình học và kích thước pixel của các thẻ sản phẩm (Product Cards) dựa trên độ phân giải của thiết bị đầu cuối.</w:t>
-      </w:r>
-    </w:p>
-    <w:p>
-      <w:pPr>
+        <w:t>Bằng việc sử dụng các điểm gãy</w:t>
+      </w:r>
+      <w:r>
         <w:rPr>
           <w:rFonts w:eastAsia="SimSun" w:cs="Times New Roman"/>
           <w:szCs w:val="26"/>
           <w:lang w:val="vi-VN"/>
         </w:rPr>
-      </w:pPr>
+        <w:t xml:space="preserve"> </w:t>
+      </w:r>
       <w:r>
         <w:rPr>
           <w:rFonts w:eastAsia="SimSun" w:cs="Times New Roman"/>
           <w:szCs w:val="26"/>
           <w:lang w:val="vi-VN"/>
         </w:rPr>
+        <w:t>thiết lập sẵn qua các lớp tiện ích, framework tự động tính toán lại tỷ lệ hình học và kích thước pixel của các thẻ sản phẩm dựa trên độ phân giải của thiết bị đầu cuối.</w:t>
+      </w:r>
+    </w:p>
+    <w:p>
+      <w:pPr>
+        <w:rPr>
+          <w:rFonts w:eastAsia="SimSun" w:cs="Times New Roman"/>
+          <w:szCs w:val="26"/>
+          <w:lang w:val="vi-VN"/>
+        </w:rPr>
+      </w:pPr>
+      <w:r>
+        <w:rPr>
+          <w:rFonts w:eastAsia="SimSun" w:cs="Times New Roman"/>
+          <w:szCs w:val="26"/>
+          <w:lang w:val="vi-VN"/>
+        </w:rPr>
         <w:tab/>
-      </w:r>
-      <w:r>
-        <w:rPr>
-          <w:rFonts w:eastAsia="SimSun" w:cs="Times New Roman"/>
-          <w:b/>
-          <w:bCs/>
-          <w:szCs w:val="26"/>
-          <w:lang w:val="vi-VN"/>
-        </w:rPr>
-        <w:t>Tính khả dụng và Chuẩn hóa thành phần UI</w:t>
-      </w:r>
-      <w:r>
-        <w:rPr>
-          <w:rFonts w:eastAsia="SimSun" w:cs="Times New Roman"/>
-          <w:szCs w:val="26"/>
-          <w:lang w:val="vi-VN"/>
-        </w:rPr>
-        <w:t>: Bootstrap 5 cung cấp hệ thống các lớp tiện ích xây dựng sẵn về đổ bóng (shadow-sm), bo góc biên dạng phần tử (rounded-3), khoảng cách lề (mb-4, pt-3) và định dạng kiểu chữ. Việc khai thác các thành phần này giúp triệt tiêu hoàn toàn việc phải viết mã CSS thủ công cồng kềnh, đảm bảo tính đồng bộ thẩm mỹ cao cho toàn bộ hệ thống trang con (Sản phẩm, Chi tiết, Giỏ hàng) và giải phóng tài nguyên xử lý đồ họa cho trình duyệt máy khách.</w:t>
+        <w:t>Tính khả dụng và Chuẩn hóa thành phần UI: Bootstrap 5 cung cấp hệ thống các lớp tiện ích xây dựng sẵn về đổ bóng, bo góc biên dạng phần tử, khoảng cách lề và định dạng kiểu chữ. Việc khai thác các thành phần này giúp triệt tiêu hoàn toàn việc phải viết mã CSS thủ công cồng kềnh, đảm bảo tính đồng bộ thẩm mỹ cao cho toàn bộ hệ thống trang con và giải phóng tài nguyên xử lý đồ họa cho trình duyệt máy khách.</w:t>
       </w:r>
     </w:p>
     <w:p>
@@ -11070,9 +11052,9 @@
           <w:lang w:val="vi-VN"/>
         </w:rPr>
       </w:pPr>
-      <w:bookmarkStart w:id="173" w:name="_Toc232024120"/>
-      <w:bookmarkStart w:id="174" w:name="_Toc232020070"/>
-      <w:bookmarkStart w:id="175" w:name="_Toc232021678"/>
+      <w:bookmarkStart w:id="172" w:name="_Toc232024120"/>
+      <w:bookmarkStart w:id="173" w:name="_Toc232020070"/>
+      <w:bookmarkStart w:id="174" w:name="_Toc232021678"/>
       <w:r>
         <w:rPr>
           <w:rFonts w:eastAsia="SimSun" w:cs="Times New Roman"/>
@@ -11082,9 +11064,9 @@
         <w:lastRenderedPageBreak/>
         <w:t>CHƯƠNG 3. PHÂN TÍCH THIẾT KẾ HỆ THỐNG</w:t>
       </w:r>
+      <w:bookmarkEnd w:id="172"/>
       <w:bookmarkEnd w:id="173"/>
       <w:bookmarkEnd w:id="174"/>
-      <w:bookmarkEnd w:id="175"/>
     </w:p>
     <w:p>
       <w:pPr>
@@ -11099,9 +11081,9 @@
           <w:lang w:val="vi-VN"/>
         </w:rPr>
       </w:pPr>
-      <w:bookmarkStart w:id="176" w:name="_Toc232021679"/>
-      <w:bookmarkStart w:id="177" w:name="_Toc232024121"/>
-      <w:bookmarkStart w:id="178" w:name="_Toc232020071"/>
+      <w:bookmarkStart w:id="175" w:name="_Toc232021679"/>
+      <w:bookmarkStart w:id="176" w:name="_Toc232024121"/>
+      <w:bookmarkStart w:id="177" w:name="_Toc232020071"/>
       <w:r>
         <w:rPr>
           <w:rFonts w:eastAsia="SimSun" w:cs="Times New Roman"/>
@@ -11110,9 +11092,9 @@
         </w:rPr>
         <w:t>3.1 Mô tả vấn đề</w:t>
       </w:r>
+      <w:bookmarkEnd w:id="175"/>
       <w:bookmarkEnd w:id="176"/>
       <w:bookmarkEnd w:id="177"/>
-      <w:bookmarkEnd w:id="178"/>
     </w:p>
     <w:p>
       <w:pPr>
@@ -11159,133 +11141,83 @@
       <w:r>
         <w:rPr>
           <w:rFonts w:eastAsia="SimSun" w:cs="Times New Roman"/>
-          <w:b/>
-          <w:bCs/>
           <w:szCs w:val="26"/>
           <w:lang w:val="vi-VN"/>
         </w:rPr>
         <w:tab/>
-        <w:t>Tiếp cận hệ thống:</w:t>
-      </w:r>
-      <w:r>
+        <w:t xml:space="preserve">Tiếp cận hệ thống: Khách hàng truy cập vào trang chủ thông qua tên miền tĩnh phân phối bởi GitHub Pages. Trình duyệt nạp mảng dữ liệu tập trung gồm 27 sản phẩm phần cứng vào bộ nhớ RAM máy khách. </w:t>
+      </w:r>
+    </w:p>
+    <w:p>
+      <w:pPr>
         <w:rPr>
           <w:rFonts w:eastAsia="SimSun" w:cs="Times New Roman"/>
           <w:szCs w:val="26"/>
           <w:lang w:val="vi-VN"/>
         </w:rPr>
-        <w:t xml:space="preserve"> Khách hàng truy cập vào trang chủ thông qua tên miền tĩnh phân phối bởi GitHub Pages. Trình duyệt nạp mảng dữ liệu tập trung gồm 27 sản phẩm phần cứng vào bộ nhớ RAM máy khách. </w:t>
-      </w:r>
-    </w:p>
-    <w:p>
-      <w:pPr>
+      </w:pPr>
+      <w:r>
         <w:rPr>
           <w:rFonts w:eastAsia="SimSun" w:cs="Times New Roman"/>
           <w:szCs w:val="26"/>
           <w:lang w:val="vi-VN"/>
         </w:rPr>
-      </w:pPr>
-      <w:r>
+        <w:tab/>
+        <w:t xml:space="preserve">Tra cứu và Lọc sản phẩm: Người dùng thực hiện tìm kiếm linh kiện qua thanh công cụ Instant Live Search. Hệ thống bắt sự kiện input để hiển thị danh sách kết quả đổ xuống hoặc chuyển hướng đến trang danh mục để duyệt sản phẩm theo hãng, dải giá. </w:t>
+      </w:r>
+    </w:p>
+    <w:p>
+      <w:pPr>
         <w:rPr>
           <w:rFonts w:eastAsia="SimSun" w:cs="Times New Roman"/>
-          <w:b/>
-          <w:bCs/>
+          <w:szCs w:val="26"/>
+          <w:lang w:val="vi-VN"/>
+        </w:rPr>
+      </w:pPr>
+      <w:r>
+        <w:rPr>
+          <w:rFonts w:eastAsia="SimSun" w:cs="Times New Roman"/>
           <w:szCs w:val="26"/>
           <w:lang w:val="vi-VN"/>
         </w:rPr>
         <w:tab/>
-        <w:t>Tra cứu và Lọc sản phẩm:</w:t>
-      </w:r>
-      <w:r>
+        <w:t xml:space="preserve">Xem chi tiết cấu hình: Khi người dùng nhấn "Chi tiết", kịch bản JavaScript thực hiện bóc tách tham số định danh trên URL để kết xuất động bảng thông số phần cứng cốt lõi của thiết bị. </w:t>
+      </w:r>
+    </w:p>
+    <w:p>
+      <w:pPr>
         <w:rPr>
           <w:rFonts w:eastAsia="SimSun" w:cs="Times New Roman"/>
           <w:szCs w:val="26"/>
           <w:lang w:val="vi-VN"/>
         </w:rPr>
-        <w:t xml:space="preserve"> Người dùng thực hiện tìm kiếm linh kiện qua thanh công cụ Instant Live Search. Hệ thống bắt sự kiện input để hiển thị danh sách kết quả đổ xuống hoặc chuyển hướng đến trang danh mục để duyệt sản phẩm theo hãng, dải giá. </w:t>
-      </w:r>
-    </w:p>
-    <w:p>
-      <w:pPr>
+      </w:pPr>
+      <w:r>
         <w:rPr>
           <w:rFonts w:eastAsia="SimSun" w:cs="Times New Roman"/>
           <w:szCs w:val="26"/>
           <w:lang w:val="vi-VN"/>
         </w:rPr>
-      </w:pPr>
-      <w:r>
+        <w:tab/>
+        <w:t xml:space="preserve">Quản lý Giỏ hàng: Khách hàng kích hoạt sự kiện thêm sản phẩm vào giỏ. Logic hệ thống tiến hành kiểm tra phần tử, cập nhật số lượng, tính toán lại tổng tiền hóa đơn và đồng bộ hóa bền vững dữ liệu phiên vào bộ nhớ cục bộ localStorage. </w:t>
+      </w:r>
+    </w:p>
+    <w:p>
+      <w:pPr>
         <w:rPr>
           <w:rFonts w:eastAsia="SimSun" w:cs="Times New Roman"/>
-          <w:b/>
-          <w:bCs/>
+          <w:szCs w:val="26"/>
+          <w:lang w:val="vi-VN"/>
+        </w:rPr>
+      </w:pPr>
+      <w:r>
+        <w:rPr>
+          <w:rFonts w:eastAsia="SimSun" w:cs="Times New Roman"/>
           <w:szCs w:val="26"/>
           <w:lang w:val="vi-VN"/>
         </w:rPr>
         <w:tab/>
-        <w:t>Xem chi tiết cấu hình:</w:t>
-      </w:r>
-      <w:r>
-        <w:rPr>
-          <w:rFonts w:eastAsia="SimSun" w:cs="Times New Roman"/>
-          <w:szCs w:val="26"/>
-          <w:lang w:val="vi-VN"/>
-        </w:rPr>
-        <w:t xml:space="preserve"> Khi người dùng nhấn "Chi tiết", kịch bản JavaScript thực hiện bóc tách tham số định danh trên URL để kết xuất động bảng thông số phần cứng cốt lõi của thiết bị. </w:t>
-      </w:r>
-    </w:p>
-    <w:p>
-      <w:pPr>
-        <w:rPr>
-          <w:rFonts w:eastAsia="SimSun" w:cs="Times New Roman"/>
-          <w:szCs w:val="26"/>
-          <w:lang w:val="vi-VN"/>
-        </w:rPr>
-      </w:pPr>
-      <w:r>
-        <w:rPr>
-          <w:rFonts w:eastAsia="SimSun" w:cs="Times New Roman"/>
-          <w:b/>
-          <w:bCs/>
-          <w:szCs w:val="26"/>
-          <w:lang w:val="vi-VN"/>
-        </w:rPr>
-        <w:tab/>
-        <w:t>Quản lý Giỏ hàng:</w:t>
-      </w:r>
-      <w:r>
-        <w:rPr>
-          <w:rFonts w:eastAsia="SimSun" w:cs="Times New Roman"/>
-          <w:szCs w:val="26"/>
-          <w:lang w:val="vi-VN"/>
-        </w:rPr>
-        <w:t xml:space="preserve"> Khách hàng kích hoạt sự kiện thêm sản phẩm vào giỏ. Logic hệ thống tiến hành kiểm tra phần tử, cập nhật số lượng, tính toán lại tổng tiền hóa đơn và đồng bộ hóa bền vững dữ liệu phiên vào bộ nhớ cục bộ localStorage. </w:t>
-      </w:r>
-    </w:p>
-    <w:p>
-      <w:pPr>
-        <w:rPr>
-          <w:rFonts w:eastAsia="SimSun" w:cs="Times New Roman"/>
-          <w:szCs w:val="26"/>
-          <w:lang w:val="vi-VN"/>
-        </w:rPr>
-      </w:pPr>
-      <w:r>
-        <w:rPr>
-          <w:rFonts w:eastAsia="SimSun" w:cs="Times New Roman"/>
-          <w:b/>
-          <w:bCs/>
-          <w:szCs w:val="26"/>
-          <w:lang w:val="vi-VN"/>
-        </w:rPr>
-        <w:tab/>
-        <w:t>Mô phỏng Thanh toán:</w:t>
-      </w:r>
-      <w:r>
-        <w:rPr>
-          <w:rFonts w:eastAsia="SimSun" w:cs="Times New Roman"/>
-          <w:szCs w:val="26"/>
-          <w:lang w:val="vi-VN"/>
-        </w:rPr>
-        <w:t xml:space="preserve"> Tại giao diện checkout, hệ thống bóc tách tổng giá trị đơn hàng, cung cấp hai phương thức giao dịch trực quan là COD và Quét mã QR tĩnh đồng bộ giá trị cần chuyển khoản để khách hàng hoàn tất luồng nghiệp vụ. </w:t>
+        <w:t xml:space="preserve">Mô phỏng Thanh toán: Tại giao diện checkout, hệ thống bóc tách tổng giá trị đơn hàng, cung cấp hai phương thức giao dịch trực quan là COD và Quét mã QR tĩnh đồng bộ giá trị cần chuyển khoản để khách hàng hoàn tất luồng nghiệp vụ. </w:t>
       </w:r>
     </w:p>
     <w:p>
@@ -11301,9 +11233,9 @@
           <w:lang w:val="vi-VN"/>
         </w:rPr>
       </w:pPr>
-      <w:bookmarkStart w:id="179" w:name="_Toc232024122"/>
-      <w:bookmarkStart w:id="180" w:name="_Toc232021680"/>
-      <w:bookmarkStart w:id="181" w:name="_Toc232020072"/>
+      <w:bookmarkStart w:id="178" w:name="_Toc232024122"/>
+      <w:bookmarkStart w:id="179" w:name="_Toc232021680"/>
+      <w:bookmarkStart w:id="180" w:name="_Toc232020072"/>
       <w:r>
         <w:rPr>
           <w:rFonts w:eastAsia="SimSun" w:cs="Times New Roman"/>
@@ -11312,9 +11244,9 @@
         </w:rPr>
         <w:t>3.2. Đặc tả yêu cầu hệ thống</w:t>
       </w:r>
+      <w:bookmarkEnd w:id="178"/>
       <w:bookmarkEnd w:id="179"/>
       <w:bookmarkEnd w:id="180"/>
-      <w:bookmarkEnd w:id="181"/>
     </w:p>
     <w:p>
       <w:pPr>
@@ -11332,9 +11264,9 @@
           <w:lang w:val="vi-VN"/>
         </w:rPr>
       </w:pPr>
-      <w:bookmarkStart w:id="182" w:name="_Toc232020073"/>
-      <w:bookmarkStart w:id="183" w:name="_Toc232024123"/>
-      <w:bookmarkStart w:id="184" w:name="_Toc232021681"/>
+      <w:bookmarkStart w:id="181" w:name="_Toc232020073"/>
+      <w:bookmarkStart w:id="182" w:name="_Toc232024123"/>
+      <w:bookmarkStart w:id="183" w:name="_Toc232021681"/>
       <w:r>
         <w:rPr>
           <w:rFonts w:cs="Times New Roman"/>
@@ -11342,6 +11274,7 @@
           <w:i w:val="0"/>
           <w:iCs w:val="0"/>
           <w:szCs w:val="26"/>
+          <w:lang w:val="vi-VN"/>
         </w:rPr>
         <w:t>3</w:t>
       </w:r>
@@ -11363,12 +11296,13 @@
           <w:i w:val="0"/>
           <w:iCs w:val="0"/>
           <w:szCs w:val="26"/>
-        </w:rPr>
-        <w:t>Yêu cầu chức năng (Functional Requirements)</w:t>
-      </w:r>
+          <w:lang w:val="vi-VN"/>
+        </w:rPr>
+        <w:t>Yêu cầu chức năng</w:t>
+      </w:r>
+      <w:bookmarkEnd w:id="181"/>
       <w:bookmarkEnd w:id="182"/>
       <w:bookmarkEnd w:id="183"/>
-      <w:bookmarkEnd w:id="184"/>
     </w:p>
     <w:p>
       <w:pPr>
@@ -11389,20 +11323,10 @@
       <w:r>
         <w:rPr>
           <w:rFonts w:cs="Times New Roman"/>
-          <w:b/>
-          <w:bCs/>
-          <w:szCs w:val="26"/>
-          <w:lang w:val="vi-VN"/>
-        </w:rPr>
-        <w:t>Chức năng Hiển thị Danh sách và Chi tiết Sản phẩm:</w:t>
-      </w:r>
-      <w:r>
-        <w:rPr>
-          <w:rFonts w:cs="Times New Roman"/>
-          <w:szCs w:val="26"/>
-          <w:lang w:val="vi-VN"/>
-        </w:rPr>
-        <w:t xml:space="preserve"> Hệ thống tự động truy vấn mảng dữ liệu tập trung để kết xuất toàn bộ danh sách sản phẩm lên giao diện hiển thị, tích hợp đầy đủ hình ảnh trực quan, tên thương mại, đơn giá cấu trúc định dạng tiền </w:t>
+          <w:szCs w:val="26"/>
+          <w:lang w:val="vi-VN"/>
+        </w:rPr>
+        <w:t xml:space="preserve">Chức năng Hiển thị Danh sách và Chi tiết Sản phẩm: Hệ thống tự động truy vấn mảng dữ liệu tập trung để kết xuất toàn bộ danh sách sản phẩm lên giao diện hiển thị, tích hợp đầy đủ hình ảnh trực quan, tên thương mại, đơn giá cấu trúc định dạng tiền tệ </w:t>
       </w:r>
       <w:r>
         <w:rPr>
@@ -11411,7 +11335,7 @@
           <w:lang w:val="vi-VN"/>
         </w:rPr>
         <w:lastRenderedPageBreak/>
-        <w:t>tệ Việt Nam (VNĐ) và các thẻ phân loại (badge) đặc tính linh kiện riêng biệt. Đồng thời, phân hệ hỗ trợ bắt hành vi tương tác để chuyển tiếp tham số mã định danh (id) qua URL, phục vụ giải thuật kết xuất động cấu trúc bảng thông số kỹ thuật chi tiết tại trang con (chi-tiet.html).</w:t>
+        <w:t>Việt Nam và các thẻ phân loại đặc tính linh kiện riêng biệt. Đồng thời, phân hệ hỗ trợ bắt hành vi tương tác để chuyển tiếp tham số mã định danh qua URL, phục vụ giải thuật kết xuất động cấu trúc bảng thông số kỹ thuật chi tiết tại trang con.</w:t>
       </w:r>
     </w:p>
     <w:p>
@@ -11429,24 +11353,7 @@
           <w:lang w:val="vi-VN"/>
         </w:rPr>
         <w:tab/>
-      </w:r>
-      <w:r>
-        <w:rPr>
-          <w:rFonts w:cs="Times New Roman"/>
-          <w:b/>
-          <w:bCs/>
-          <w:szCs w:val="26"/>
-          <w:lang w:val="vi-VN"/>
-        </w:rPr>
-        <w:t>Chức năng Tìm kiếm Tương tác Động (Instant Live Search):</w:t>
-      </w:r>
-      <w:r>
-        <w:rPr>
-          <w:rFonts w:cs="Times New Roman"/>
-          <w:szCs w:val="26"/>
-          <w:lang w:val="vi-VN"/>
-        </w:rPr>
-        <w:t xml:space="preserve"> Kịch bản JavaScript tiến hành bắt giữ sự kiện nhập liệu (input) của người dùng tại ô tìm kiếm theo thời gian thực. Hệ thống thực thi thuật toán lọc tức thời chuỗi ký tự trong tập dữ liệu mảng gốc gồm 27 sản phẩm phần cứng và kết xuất kết quả phù hợp xuống menu thả (Dropdown) chứa ảnh thu nhỏ (thumbnail) và giá thành thiết bị. Đồng thời, phân hệ cấu hình bộ xử lý ngoại lệ để hiển thị thông báo trực quan khi không tìm thấy kết quả thỏa mãn.</w:t>
+        <w:t>Chức năng Tìm kiếm Tương tác Động: Kịch bản JavaScript tiến hành bắt giữ sự kiện nhập liệu của người dùng tại ô tìm kiếm theo thời gian thực. Hệ thống thực thi thuật toán lọc tức thời chuỗi ký tự trong tập dữ liệu mảng gốc gồm 27 sản phẩm phần cứng và kết xuất kết quả phù hợp xuống menu thả chứa ảnh thu nhỏ và giá thành thiết bị. Đồng thời, phân hệ cấu hình bộ xử lý ngoại lệ để hiển thị thông báo trực quan khi không tìm thấy kết quả thỏa mãn.</w:t>
       </w:r>
     </w:p>
     <w:p>
@@ -11464,24 +11371,7 @@
           <w:lang w:val="vi-VN"/>
         </w:rPr>
         <w:tab/>
-      </w:r>
-      <w:r>
-        <w:rPr>
-          <w:rFonts w:cs="Times New Roman"/>
-          <w:b/>
-          <w:bCs/>
-          <w:szCs w:val="26"/>
-          <w:lang w:val="vi-VN"/>
-        </w:rPr>
-        <w:t>Chức năng Giỏ hàng và Thanh toán (Cart Management):</w:t>
-      </w:r>
-      <w:r>
-        <w:rPr>
-          <w:rFonts w:cs="Times New Roman"/>
-          <w:szCs w:val="26"/>
-          <w:lang w:val="vi-VN"/>
-        </w:rPr>
-        <w:t xml:space="preserve"> Phân hệ chịu trách nhiệm bắt sự kiện thêm sản phẩm vào giỏ, tự động tính toán tăng tiến số lượng huy hiệu hiển thị trên thanh điều hướng (Navbar) và áp dụng giải thuật tích lũy để tính tổng tiền hóa đơn tự động. Chức năng cho phép người dùng hiệu chỉnh tăng giảm số lượng, xóa phần tử khỏi mảng lưu trữ bền vững localStorage và chuyển đổi cấu trúc không gian linh hoạt sang giao diện xác nhận đơn hàng với hai phương thức giao dịch mô phỏng trực quan bao gồm: Giao hàng thu tiền tận nơi (COD) hoặc Quét mã QR tĩnh đồng bộ giá trị.</w:t>
+        <w:t>Chức năng Giỏ hàng và Thanh toán: Phân hệ chịu trách nhiệm bắt sự kiện thêm sản phẩm vào giỏ, tự động tính toán tăng tiến số lượng huy hiệu hiển thị trên thanh điều hướng và áp dụng giải thuật tích lũy để tính tổng tiền hóa đơn tự động. Chức năng cho phép người dùng hiệu chỉnh tăng giảm số lượng, xóa phần tử khỏi mảng lưu trữ bền vững localStorage và chuyển đổi cấu trúc không gian linh hoạt sang giao diện xác nhận đơn hàng với hai phương thức giao dịch mô phỏng trực quan bao gồm: Giao hàng thu tiền tận nơi hoặc Quét mã QR tĩnh đồng bộ giá trị.</w:t>
       </w:r>
     </w:p>
     <w:p>
@@ -11499,9 +11389,9 @@
           <w:lang w:val="vi-VN"/>
         </w:rPr>
       </w:pPr>
-      <w:bookmarkStart w:id="185" w:name="_Toc232024124"/>
-      <w:bookmarkStart w:id="186" w:name="_Toc232020074"/>
-      <w:bookmarkStart w:id="187" w:name="_Toc232021682"/>
+      <w:bookmarkStart w:id="184" w:name="_Toc232024124"/>
+      <w:bookmarkStart w:id="185" w:name="_Toc232020074"/>
+      <w:bookmarkStart w:id="186" w:name="_Toc232021682"/>
       <w:r>
         <w:rPr>
           <w:rFonts w:cs="Times New Roman"/>
@@ -11512,92 +11402,62 @@
         </w:rPr>
         <w:t>3.2.2. Yêu cầu phi chức năng</w:t>
       </w:r>
+      <w:bookmarkEnd w:id="184"/>
       <w:bookmarkEnd w:id="185"/>
       <w:bookmarkEnd w:id="186"/>
-      <w:bookmarkEnd w:id="187"/>
-    </w:p>
-    <w:p>
-      <w:pPr>
-        <w:rPr>
-          <w:rFonts w:cs="Times New Roman"/>
-          <w:szCs w:val="26"/>
-          <w:lang w:val="vi-VN"/>
-        </w:rPr>
-      </w:pPr>
-      <w:r>
-        <w:rPr>
-          <w:rFonts w:cs="Times New Roman"/>
-          <w:b/>
-          <w:bCs/>
+    </w:p>
+    <w:p>
+      <w:pPr>
+        <w:rPr>
+          <w:rFonts w:cs="Times New Roman"/>
+          <w:szCs w:val="26"/>
+          <w:lang w:val="vi-VN"/>
+        </w:rPr>
+      </w:pPr>
+      <w:r>
+        <w:rPr>
+          <w:rFonts w:cs="Times New Roman"/>
           <w:szCs w:val="26"/>
           <w:lang w:val="vi-VN"/>
         </w:rPr>
         <w:tab/>
-        <w:t>Tính khả dụng (Usability):</w:t>
-      </w:r>
-      <w:r>
-        <w:rPr>
-          <w:rFonts w:cs="Times New Roman"/>
-          <w:szCs w:val="26"/>
-          <w:lang w:val="vi-VN"/>
-        </w:rPr>
-        <w:t xml:space="preserve"> Giao diện phải tuân thủ nghiêm ngặt kỹ thuật thiết kế đáp ứng (Responsive Web Design), tự động co giãn linh hoạt trên hệ thống lưới Flexbox của Bootstrap 5 dải khung nhìn từ 320px đến 1920px, loại bỏ hoàn toàn hiện tượng vỡ khung hình. </w:t>
-      </w:r>
-    </w:p>
-    <w:p>
-      <w:pPr>
-        <w:rPr>
-          <w:rFonts w:cs="Times New Roman"/>
-          <w:szCs w:val="26"/>
-          <w:lang w:val="vi-VN"/>
-        </w:rPr>
-      </w:pPr>
-      <w:r>
-        <w:rPr>
-          <w:rFonts w:cs="Times New Roman"/>
-          <w:b/>
-          <w:bCs/>
+        <w:t xml:space="preserve">Tính khả dụng: Giao diện phải tuân thủ nghiêm ngặt kỹ thuật thiết kế đáp ứng (Responsive Web Design), tự động co giãn linh hoạt trên hệ thống lưới Flexbox của Bootstrap 5 dải khung nhìn từ 320px đến 1920px, loại bỏ hoàn toàn hiện tượng vỡ khung hình. </w:t>
+      </w:r>
+    </w:p>
+    <w:p>
+      <w:pPr>
+        <w:rPr>
+          <w:rFonts w:cs="Times New Roman"/>
+          <w:szCs w:val="26"/>
+          <w:lang w:val="vi-VN"/>
+        </w:rPr>
+      </w:pPr>
+      <w:r>
+        <w:rPr>
+          <w:rFonts w:cs="Times New Roman"/>
           <w:szCs w:val="26"/>
           <w:lang w:val="vi-VN"/>
         </w:rPr>
         <w:tab/>
-        <w:t>Hiệu năng và Tốc độ (Performance):</w:t>
-      </w:r>
-      <w:r>
-        <w:rPr>
-          <w:rFonts w:cs="Times New Roman"/>
-          <w:szCs w:val="26"/>
-          <w:lang w:val="vi-VN"/>
-        </w:rPr>
-        <w:t xml:space="preserve"> Trọng số thời gian kết xuất giao diện và phản hồi thuật toán tìm kiếm cục bộ phải đạt chỉ số dưới 100ms nhờ cơ chế bất đồng bộ, giải phóng độ trễ phản hồi từ máy chủ. </w:t>
-      </w:r>
-    </w:p>
-    <w:p>
-      <w:pPr>
-        <w:rPr>
-          <w:rFonts w:cs="Times New Roman"/>
-          <w:szCs w:val="26"/>
-          <w:lang w:val="vi-VN"/>
-        </w:rPr>
-      </w:pPr>
-      <w:r>
-        <w:rPr>
-          <w:rFonts w:cs="Times New Roman"/>
-          <w:b/>
-          <w:bCs/>
+        <w:t xml:space="preserve">Hiệu năng và Tốc độ: Trọng số thời gian kết xuất giao diện và phản hồi thuật toán tìm kiếm cục bộ phải đạt chỉ số dưới 100ms nhờ cơ chế bất đồng bộ, giải phóng độ trễ phản hồi từ máy chủ. </w:t>
+      </w:r>
+    </w:p>
+    <w:p>
+      <w:pPr>
+        <w:rPr>
+          <w:rFonts w:cs="Times New Roman"/>
+          <w:szCs w:val="26"/>
+          <w:lang w:val="vi-VN"/>
+        </w:rPr>
+      </w:pPr>
+      <w:r>
+        <w:rPr>
+          <w:rFonts w:cs="Times New Roman"/>
           <w:szCs w:val="26"/>
           <w:lang w:val="vi-VN"/>
         </w:rPr>
         <w:tab/>
-        <w:t>Tính toàn vẹn dữ liệu:</w:t>
-      </w:r>
-      <w:r>
-        <w:rPr>
-          <w:rFonts w:cs="Times New Roman"/>
-          <w:szCs w:val="26"/>
-          <w:lang w:val="vi-VN"/>
-        </w:rPr>
-        <w:t xml:space="preserve"> Trạng thái giỏ hàng phải được bảo toàn nguyên vẹn xuyên suốt các phiên làm việc, không bị giải phóng bộ nhớ khi người dùng vô tình reload trình duyệt hoặc chuyển đổi qua lại giữa các tệp HTML tĩnh.</w:t>
+        <w:t>Tính toàn vẹn dữ liệu: Trạng thái giỏ hàng phải được bảo toàn nguyên vẹn xuyên suốt các phiên làm việc, không bị giải phóng bộ nhớ khi người dùng vô tình reload trình duyệt hoặc chuyển đổi qua lại giữa các tệp HTML tĩnh.</w:t>
       </w:r>
     </w:p>
     <w:p>
@@ -11622,21 +11482,20 @@
           <w:lang w:val="vi-VN"/>
         </w:rPr>
       </w:pPr>
-      <w:bookmarkStart w:id="188" w:name="_Toc232024125"/>
-      <w:bookmarkStart w:id="189" w:name="_Toc232021683"/>
-      <w:bookmarkStart w:id="190" w:name="_Toc232020075"/>
+      <w:bookmarkStart w:id="187" w:name="_Toc232024125"/>
+      <w:bookmarkStart w:id="188" w:name="_Toc232021683"/>
+      <w:bookmarkStart w:id="189" w:name="_Toc232020075"/>
       <w:r>
         <w:rPr>
           <w:rFonts w:eastAsia="SimSun" w:cs="Times New Roman"/>
           <w:sz w:val="26"/>
           <w:lang w:val="vi-VN"/>
         </w:rPr>
-        <w:lastRenderedPageBreak/>
         <w:t>3.3. Thiết kế dữ liệu</w:t>
       </w:r>
+      <w:bookmarkEnd w:id="187"/>
       <w:bookmarkEnd w:id="188"/>
       <w:bookmarkEnd w:id="189"/>
-      <w:bookmarkEnd w:id="190"/>
     </w:p>
     <w:p>
       <w:pPr>
@@ -11653,9 +11512,9 @@
           <w:lang w:val="vi-VN"/>
         </w:rPr>
       </w:pPr>
-      <w:bookmarkStart w:id="191" w:name="_Toc232020076"/>
-      <w:bookmarkStart w:id="192" w:name="_Toc232024126"/>
-      <w:bookmarkStart w:id="193" w:name="_Toc232021684"/>
+      <w:bookmarkStart w:id="190" w:name="_Toc232020076"/>
+      <w:bookmarkStart w:id="191" w:name="_Toc232024126"/>
+      <w:bookmarkStart w:id="192" w:name="_Toc232021684"/>
       <w:r>
         <w:rPr>
           <w:rFonts w:cs="Times New Roman"/>
@@ -11666,26 +11525,27 @@
         </w:rPr>
         <w:t>3.3.1. Cấu trúc lưu trữ cục bộ</w:t>
       </w:r>
+      <w:bookmarkEnd w:id="190"/>
       <w:bookmarkEnd w:id="191"/>
       <w:bookmarkEnd w:id="192"/>
-      <w:bookmarkEnd w:id="193"/>
-    </w:p>
-    <w:p>
-      <w:pPr>
-        <w:rPr>
-          <w:rFonts w:cs="Times New Roman"/>
-          <w:szCs w:val="26"/>
-          <w:lang w:val="vi-VN"/>
-        </w:rPr>
-      </w:pPr>
-      <w:r>
-        <w:rPr>
-          <w:rFonts w:cs="Times New Roman"/>
-          <w:szCs w:val="26"/>
-          <w:lang w:val="vi-VN"/>
-        </w:rPr>
+    </w:p>
+    <w:p>
+      <w:pPr>
+        <w:rPr>
+          <w:rFonts w:cs="Times New Roman"/>
+          <w:szCs w:val="26"/>
+          <w:lang w:val="vi-VN"/>
+        </w:rPr>
+      </w:pPr>
+      <w:r>
+        <w:rPr>
+          <w:rFonts w:cs="Times New Roman"/>
+          <w:szCs w:val="26"/>
+          <w:lang w:val="vi-VN"/>
+        </w:rPr>
+        <w:lastRenderedPageBreak/>
         <w:tab/>
-        <w:t>Hệ thống triệt tiêu kiến trúc lưu trữ cơ sở dữ liệu quan hệ phía máy chủ. Toàn bộ tài nguyên được tổ chức thành cấu trúc mảng đối tượng JSON (productList) định nghĩa trực tiếp trong tệp nguồn script.js kết hợp lưu trữ bền vững Client-side qua Web Storage API.</w:t>
+        <w:t>Hệ thống triệt tiêu kiến trúc lưu trữ cơ sở dữ liệu quan hệ phía máy chủ. Toàn bộ tài nguyên được tổ chức thành cấu trúc mảng đối tượng JSON định nghĩa trực tiếp trong tệp nguồn script.js kết hợp lưu trữ bền vững Client-side qua Web Storage API.</w:t>
       </w:r>
     </w:p>
     <w:p>
@@ -11703,9 +11563,9 @@
           <w:lang w:val="vi-VN"/>
         </w:rPr>
       </w:pPr>
-      <w:bookmarkStart w:id="194" w:name="_Toc232024127"/>
-      <w:bookmarkStart w:id="195" w:name="_Toc232020077"/>
-      <w:bookmarkStart w:id="196" w:name="_Toc232021685"/>
+      <w:bookmarkStart w:id="193" w:name="_Toc232024127"/>
+      <w:bookmarkStart w:id="194" w:name="_Toc232020077"/>
+      <w:bookmarkStart w:id="195" w:name="_Toc232021685"/>
       <w:r>
         <w:rPr>
           <w:rFonts w:cs="Times New Roman"/>
@@ -11716,9 +11576,9 @@
         </w:rPr>
         <w:t>3.3.2. Đặc tả chi tiết các bảng dữ liệu</w:t>
       </w:r>
+      <w:bookmarkEnd w:id="193"/>
       <w:bookmarkEnd w:id="194"/>
       <w:bookmarkEnd w:id="195"/>
-      <w:bookmarkEnd w:id="196"/>
     </w:p>
     <w:tbl>
       <w:tblPr>
@@ -12427,7 +12287,7 @@
           <w:lang w:val="vi-VN"/>
         </w:rPr>
       </w:pPr>
-      <w:bookmarkStart w:id="197" w:name="_Toc232020006"/>
+      <w:bookmarkStart w:id="196" w:name="_Toc232020006"/>
       <w:r>
         <w:rPr>
           <w:rFonts w:cs="Times New Roman"/>
@@ -12486,9 +12346,9 @@
           <w:szCs w:val="26"/>
           <w:lang w:val="vi-VN"/>
         </w:rPr>
-        <w:t xml:space="preserve"> Bảng đặc tả cấu trúc thực thể Sản phẩm (Product Data Schema)</w:t>
-      </w:r>
-      <w:bookmarkEnd w:id="197"/>
+        <w:t xml:space="preserve"> Bảng đặc tả cấu trúc thực thể Sản phẩm</w:t>
+      </w:r>
+      <w:bookmarkEnd w:id="196"/>
     </w:p>
     <w:p>
       <w:pPr>
@@ -13144,7 +13004,7 @@
           <w:lang w:val="vi-VN"/>
         </w:rPr>
       </w:pPr>
-      <w:bookmarkStart w:id="198" w:name="_Toc232020007"/>
+      <w:bookmarkStart w:id="197" w:name="_Toc232020007"/>
       <w:r>
         <w:rPr>
           <w:rFonts w:cs="Times New Roman"/>
@@ -13203,9 +13063,9 @@
           <w:szCs w:val="26"/>
           <w:lang w:val="vi-VN"/>
         </w:rPr>
-        <w:t xml:space="preserve"> Bảng đặc tả cấu trúc thực thể Giỏ hàng (Cart Data Schema)</w:t>
-      </w:r>
-      <w:bookmarkEnd w:id="198"/>
+        <w:t xml:space="preserve"> Bảng đặc tả cấu trúc thực thể Giỏ hàng</w:t>
+      </w:r>
+      <w:bookmarkEnd w:id="197"/>
     </w:p>
     <w:p>
       <w:pPr>
@@ -13220,9 +13080,9 @@
           <w:lang w:val="vi-VN"/>
         </w:rPr>
       </w:pPr>
-      <w:bookmarkStart w:id="199" w:name="_Toc232024128"/>
-      <w:bookmarkStart w:id="200" w:name="_Toc232020078"/>
-      <w:bookmarkStart w:id="201" w:name="_Toc232021686"/>
+      <w:bookmarkStart w:id="198" w:name="_Toc232024128"/>
+      <w:bookmarkStart w:id="199" w:name="_Toc232020078"/>
+      <w:bookmarkStart w:id="200" w:name="_Toc232021686"/>
       <w:r>
         <w:rPr>
           <w:rFonts w:cs="Times New Roman"/>
@@ -13231,9 +13091,9 @@
         </w:rPr>
         <w:t>3.4. Thiết kế giải thuật và Chức năng giỏ hàng</w:t>
       </w:r>
+      <w:bookmarkEnd w:id="198"/>
       <w:bookmarkEnd w:id="199"/>
       <w:bookmarkEnd w:id="200"/>
-      <w:bookmarkEnd w:id="201"/>
     </w:p>
     <w:p>
       <w:pPr>
@@ -13250,9 +13110,9 @@
           <w:lang w:val="vi-VN"/>
         </w:rPr>
       </w:pPr>
-      <w:bookmarkStart w:id="202" w:name="_Toc232024129"/>
-      <w:bookmarkStart w:id="203" w:name="_Toc232021687"/>
-      <w:bookmarkStart w:id="204" w:name="_Toc232020079"/>
+      <w:bookmarkStart w:id="201" w:name="_Toc232024129"/>
+      <w:bookmarkStart w:id="202" w:name="_Toc232021687"/>
+      <w:bookmarkStart w:id="203" w:name="_Toc232020079"/>
       <w:r>
         <w:rPr>
           <w:rFonts w:cs="Times New Roman"/>
@@ -13263,9 +13123,9 @@
         </w:rPr>
         <w:t>3.4.1. Thuật toán Thêm sản phẩm vào giỏ hàng (addToCart)</w:t>
       </w:r>
+      <w:bookmarkEnd w:id="201"/>
       <w:bookmarkEnd w:id="202"/>
       <w:bookmarkEnd w:id="203"/>
-      <w:bookmarkEnd w:id="204"/>
     </w:p>
     <w:p>
       <w:pPr>
@@ -13529,9 +13389,9 @@
           <w:lang w:val="vi-VN"/>
         </w:rPr>
       </w:pPr>
-      <w:bookmarkStart w:id="205" w:name="_Toc232024130"/>
-      <w:bookmarkStart w:id="206" w:name="_Toc232020080"/>
-      <w:bookmarkStart w:id="207" w:name="_Toc232021688"/>
+      <w:bookmarkStart w:id="204" w:name="_Toc232024130"/>
+      <w:bookmarkStart w:id="205" w:name="_Toc232020080"/>
+      <w:bookmarkStart w:id="206" w:name="_Toc232021688"/>
       <w:r>
         <w:rPr>
           <w:rFonts w:cs="Times New Roman"/>
@@ -13542,9 +13402,9 @@
         </w:rPr>
         <w:t>3.4.2. Thuật toán tính toán tổng tiền đơn hàng</w:t>
       </w:r>
+      <w:bookmarkEnd w:id="204"/>
       <w:bookmarkEnd w:id="205"/>
       <w:bookmarkEnd w:id="206"/>
-      <w:bookmarkEnd w:id="207"/>
     </w:p>
     <w:p>
       <w:pPr>
@@ -13784,7 +13644,7 @@
           <w:szCs w:val="26"/>
           <w:lang w:val="vi-VN"/>
         </w:rPr>
-        <w:t xml:space="preserve">  phần tử đối tượng có trong mảng giỏ hàng. Tại mỗi vòng lặp tịnh tiến, hệ thống lấy giá trị thuộc tính đơn giá (price) nhân với thuộc tính số lượng (quantity) của phần tử hiện tại, sau đó cộng dồn vào biến tích lũy toàn cục. Kết quả cuối cùng trả về một chuỗi số số học, được JavaScript định dạng cấu trúc dấu chấm phân tách phần nghìn theo tiêu chuẩn tiền tệ Việt Nam trước khi ghi đè vào cấu trúc DOM hiển thị trên màn hình. </w:t>
+        <w:t xml:space="preserve">  phần tử đối tượng có trong mảng giỏ hàng. Tại mỗi vòng lặp tịnh tiến, hệ thống lấy giá trị thuộc tính đơn giá nhân với thuộc tính số lượng của phần tử hiện tại, sau đó cộng dồn vào biến tích lũy toàn cục. Kết quả cuối cùng trả về một chuỗi số số học, được JavaScript định dạng cấu trúc dấu chấm phân tách phần nghìn theo tiêu chuẩn tiền tệ Việt Nam trước khi ghi đè vào cấu trúc DOM hiển thị trên màn hình. </w:t>
       </w:r>
     </w:p>
     <w:p>
@@ -13802,9 +13662,9 @@
           <w:lang w:val="vi-VN"/>
         </w:rPr>
       </w:pPr>
-      <w:bookmarkStart w:id="208" w:name="_Toc232020081"/>
-      <w:bookmarkStart w:id="209" w:name="_Toc232021689"/>
-      <w:bookmarkStart w:id="210" w:name="_Toc232024131"/>
+      <w:bookmarkStart w:id="207" w:name="_Toc232020081"/>
+      <w:bookmarkStart w:id="208" w:name="_Toc232021689"/>
+      <w:bookmarkStart w:id="209" w:name="_Toc232024131"/>
       <w:r>
         <w:rPr>
           <w:rFonts w:cs="Times New Roman"/>
@@ -13815,9 +13675,9 @@
         </w:rPr>
         <w:t>3.4.3. Thuật toán xác thực dữ liệu đầu vào và ngăn chặn lỗ hổng bảo mật</w:t>
       </w:r>
+      <w:bookmarkEnd w:id="207"/>
       <w:bookmarkEnd w:id="208"/>
       <w:bookmarkEnd w:id="209"/>
-      <w:bookmarkEnd w:id="210"/>
     </w:p>
     <w:p>
       <w:pPr>
@@ -13834,7 +13694,15 @@
           <w:lang w:val="vi-VN"/>
         </w:rPr>
         <w:tab/>
-        <w:t>Mặc dù vận hành trên môi trường tĩnh Client-side, hệ thống vẫn trang bị giải thuật xác thực dữ liệu biểu mẫu (Form Validation) để đảm bảo tính toàn vẹn thông tin và ngăn chặn các kỹ thuật tấn công chèn mã độc phía người dùng (XSS - Cross Site Scripting)</w:t>
+        <w:t>Mặc dù vận hành trên môi trường tĩnh Client-side, hệ thống vẫn trang bị giải thuật xác thực dữ liệu biểu mẫu để đảm bảo tính toàn vẹn thông tin và ngăn chặn các kỹ thuật tấn công chèn mã độc phía người dùng</w:t>
+      </w:r>
+      <w:r>
+        <w:rPr>
+          <w:rFonts w:cs="Times New Roman"/>
+          <w:szCs w:val="26"/>
+          <w:lang w:val="vi-VN"/>
+        </w:rPr>
+        <w:t>.</w:t>
       </w:r>
     </w:p>
     <w:p>
@@ -13854,15 +13722,14 @@
           <w:lang w:val="vi-VN"/>
         </w:rPr>
         <w:tab/>
-        <w:t>Xác thực định dạng (Regex Validation):</w:t>
-      </w:r>
-      <w:r>
-        <w:rPr>
-          <w:rFonts w:cs="Times New Roman"/>
-          <w:szCs w:val="26"/>
-          <w:lang w:val="vi-VN"/>
-        </w:rPr>
-        <w:t xml:space="preserve"> Khi người dùng kích hoạt sự kiện gửi biểu mẫu trang Liên hệ hoặc Thanh toán, hệ thống sử dụng biểu thức chính quy (Regular Expression) để kiểm lỗi chuỗi ký tự Email nhập vào.</w:t>
+      </w:r>
+      <w:r>
+        <w:rPr>
+          <w:rFonts w:cs="Times New Roman"/>
+          <w:szCs w:val="26"/>
+          <w:lang w:val="vi-VN"/>
+        </w:rPr>
+        <w:t>Xác thực định dạng : Khi người dùng kích hoạt sự kiện gửi biểu mẫu trang Liên hệ hoặc Thanh toán, hệ thống sử dụng biểu thức chính quy để kiểm lỗi chuỗi ký tự Email nhập vào.</w:t>
       </w:r>
     </w:p>
     <w:p>
@@ -14035,21 +13902,19 @@
       <w:r>
         <w:rPr>
           <w:rFonts w:cs="Times New Roman"/>
-          <w:b/>
-          <w:bCs/>
           <w:szCs w:val="26"/>
           <w:lang w:val="vi-VN"/>
         </w:rPr>
         <w:tab/>
-        <w:t>Mã hóa thực thể HTML (Sanitization):</w:t>
-      </w:r>
-      <w:r>
-        <w:rPr>
-          <w:rFonts w:cs="Times New Roman"/>
-          <w:szCs w:val="26"/>
-          <w:lang w:val="vi-VN"/>
-        </w:rPr>
-        <w:t xml:space="preserve"> Để triệt tiêu nguy cơ người dùng cố tình chèn các đoạn mã kịch bản độc hại như &lt;script&gt;malicious_code()&lt;/script&gt; vào ô nhập liệu nội dung phản hồi, hệ thống áp dụng hàm bóc tách và thay thế tự động các ký tự đặc biệt thành các chuỗi thực thể an toàn an toàn trước khi xử lý, cụ thể ký tự &lt; chuyển đổi thành &amp;lt; và ký tự &gt; chuyển đổi thành &amp;gt;.</w:t>
+        <w:t>Mã hóa thực thể HTML: Để triệt tiêu nguy cơ người dùng cố tình chèn các đoạn</w:t>
+      </w:r>
+      <w:r>
+        <w:rPr>
+          <w:rFonts w:cs="Times New Roman"/>
+          <w:szCs w:val="26"/>
+          <w:lang w:val="vi-VN"/>
+        </w:rPr>
+        <w:t xml:space="preserve"> mã kịch bản độc hại như &lt;script&gt;malicious_code()&lt;/script&gt; vào ô nhập liệu nội dung phản hồi, hệ thống áp dụng hàm bóc tách và thay thế tự động các ký tự đặc biệt thành các chuỗi thực thể an toàn an toàn trước khi xử lý, cụ thể ký tự &lt; chuyển đổi thành &amp;lt; và ký tự &gt; chuyển đổi thành &amp;gt;.</w:t>
       </w:r>
     </w:p>
     <w:p>
@@ -14070,8 +13935,8 @@
           <w:lang w:val="vi-VN"/>
         </w:rPr>
       </w:pPr>
-      <w:bookmarkStart w:id="211" w:name="_Toc232021690"/>
-      <w:bookmarkStart w:id="212" w:name="_Toc232024132"/>
+      <w:bookmarkStart w:id="210" w:name="_Toc232021690"/>
+      <w:bookmarkStart w:id="211" w:name="_Toc232024132"/>
       <w:r>
         <w:rPr>
           <w:rFonts w:cs="Times New Roman"/>
@@ -14100,8 +13965,8 @@
         </w:rPr>
         <w:t>Cấu trúc mã giả phân hệ Instant Live Search</w:t>
       </w:r>
+      <w:bookmarkEnd w:id="210"/>
       <w:bookmarkEnd w:id="211"/>
-      <w:bookmarkEnd w:id="212"/>
     </w:p>
     <w:p>
       <w:pPr>
@@ -14129,7 +13994,19 @@
         <w:rPr>
           <w:lang w:val="vi-VN"/>
         </w:rPr>
-        <w:t>Thuật toán: Lọc mảng chuỗi ký tự động thời gian thực Ngõ vào (Input): keyword (Chuỗi văn bản nhập từ ô tìm kiếm), Ngõ ra (Output): Khối cấu trúc HTML kết quả hiển thị trên Dropdown menu</w:t>
+        <w:t>Thuật toán: Lọc mảng chuỗi ký tự động thời gian thực Ngõ vào: keyword , Ngõ ra</w:t>
+      </w:r>
+      <w:r>
+        <w:rPr>
+          <w:lang w:val="vi-VN"/>
+        </w:rPr>
+        <w:t xml:space="preserve"> k</w:t>
+      </w:r>
+      <w:r>
+        <w:rPr>
+          <w:lang w:val="vi-VN"/>
+        </w:rPr>
+        <w:t>hối cấu trúc HTML kết quả hiển thị trên Dropdown menu</w:t>
       </w:r>
     </w:p>
     <w:p>
@@ -14147,17 +14024,9 @@
       </w:r>
       <w:r>
         <w:rPr>
-          <w:b/>
-          <w:bCs/>
-          <w:lang w:val="vi-VN"/>
-        </w:rPr>
-        <w:t>Bước 1</w:t>
-      </w:r>
-      <w:r>
-        <w:rPr>
-          <w:lang w:val="vi-VN"/>
-        </w:rPr>
-        <w:t>: Tiếp nhận giá trị chuỗi văn bản ngõ vào từ sự kiện input.</w:t>
+          <w:lang w:val="vi-VN"/>
+        </w:rPr>
+        <w:t>Bước 1: Tiếp nhận giá trị chuỗi văn bản ngõ vào từ sự kiện input.</w:t>
       </w:r>
     </w:p>
     <w:p>
@@ -14172,20 +14041,7 @@
           <w:lang w:val="vi-VN"/>
         </w:rPr>
         <w:tab/>
-      </w:r>
-      <w:r>
-        <w:rPr>
-          <w:b/>
-          <w:bCs/>
-          <w:lang w:val="vi-VN"/>
-        </w:rPr>
-        <w:t>Bước 2:</w:t>
-      </w:r>
-      <w:r>
-        <w:rPr>
-          <w:lang w:val="vi-VN"/>
-        </w:rPr>
-        <w:t xml:space="preserve"> Chuẩn hóa chuỗi dữ liệu đầu vào: clean_keyword = keyword.trim().toLowerCase()</w:t>
+        <w:t>Bước 2: Chuẩn hóa chuỗi dữ liệu đầu vào: clean_keyword = keyword.trim().toLowerCase()</w:t>
       </w:r>
     </w:p>
     <w:p>
@@ -14200,20 +14056,7 @@
           <w:lang w:val="vi-VN"/>
         </w:rPr>
         <w:tab/>
-      </w:r>
-      <w:r>
-        <w:rPr>
-          <w:b/>
-          <w:bCs/>
-          <w:lang w:val="vi-VN"/>
-        </w:rPr>
-        <w:t>Bước 3:</w:t>
-      </w:r>
-      <w:r>
-        <w:rPr>
-          <w:lang w:val="vi-VN"/>
-        </w:rPr>
-        <w:t xml:space="preserve"> Biện luận điều kiện biên: Nếu clean_keyword == "" (Chuỗi rỗng) thì: Ẩn menu Dropdown kết quả và thoát thuật toán.</w:t>
+        <w:t>Bước 3: Biện luận điều kiện biên: Nếu clean_keyword == "" (Chuỗi rỗng) thì: Ẩn menu Dropdown kết quả và thoát thuật toán.</w:t>
       </w:r>
     </w:p>
     <w:p>
@@ -14228,20 +14071,7 @@
           <w:lang w:val="vi-VN"/>
         </w:rPr>
         <w:tab/>
-      </w:r>
-      <w:r>
-        <w:rPr>
-          <w:b/>
-          <w:bCs/>
-          <w:lang w:val="vi-VN"/>
-        </w:rPr>
-        <w:t>Bước 4</w:t>
-      </w:r>
-      <w:r>
-        <w:rPr>
-          <w:lang w:val="vi-VN"/>
-        </w:rPr>
-        <w:t>: Thực thi bộ lọc mảng tuần tự (Array Filter): Khởi tạo mảng kết quả filtered_list = [] Duyệt qua từng phần tử p trong mảng gốc productList: Nếu p.name.toLowerCase().includes(clean_keyword) == True thì: Nạp phần tử p vào mảng filtered_list</w:t>
+        <w:t>Bước 4: Thực thi bộ lọc mảng tuần tự: Khởi tạo mảng kết quả filtered_list = [] Duyệt qua từng phần tử p trong mảng gốc productList: Nếu p.name.toLowerCase().includes(clean_keyword) == True thì: Nạp phần tử p vào mảng filtered_list</w:t>
       </w:r>
     </w:p>
     <w:p>
@@ -14256,20 +14086,7 @@
           <w:lang w:val="vi-VN"/>
         </w:rPr>
         <w:tab/>
-      </w:r>
-      <w:r>
-        <w:rPr>
-          <w:b/>
-          <w:bCs/>
-          <w:lang w:val="vi-VN"/>
-        </w:rPr>
-        <w:t>Bước 5</w:t>
-      </w:r>
-      <w:r>
-        <w:rPr>
-          <w:lang w:val="vi-VN"/>
-        </w:rPr>
-        <w:t>: Xử lý ngoại lệ biên dữ liệu: Nếu filtered_list.length == 0 (Không tìm thấy kết quả): Kết xuất chuỗi HTML thông báo: "Không tìm thấy sản phẩm phù hợp" Ngược lại: Sử dụng hàm .map() vòng lặp để đóng gói dữ liệu thành các chuỗi thẻ &lt;li&gt;</w:t>
+        <w:t>Bước 5: Xử lý ngoại lệ biên dữ liệu: Nếu filtered_list.length == 0 (Không tìm thấy kết quả): Kết xuất chuỗi HTML thông báo: "Không tìm thấy sản phẩm phù hợp" Ngược lại: Sử dụng hàm .map() vòng lặp để đóng gói dữ liệu thành các chuỗi thẻ &lt;li&gt;</w:t>
       </w:r>
     </w:p>
     <w:p>
@@ -14284,20 +14101,7 @@
           <w:lang w:val="vi-VN"/>
         </w:rPr>
         <w:tab/>
-      </w:r>
-      <w:r>
-        <w:rPr>
-          <w:b/>
-          <w:bCs/>
-          <w:lang w:val="vi-VN"/>
-        </w:rPr>
-        <w:t>Bước 6:</w:t>
-      </w:r>
-      <w:r>
-        <w:rPr>
-          <w:lang w:val="vi-VN"/>
-        </w:rPr>
-        <w:t xml:space="preserve"> Đổ dữ liệu ra cây cấu trúc hiển thị: dropdown_container.innerHTML = chuỗi_HTML</w:t>
+        <w:t>Bước 6: Đổ dữ liệu ra cây cấu trúc hiển thị: dropdown_container.innerHTML = chuỗi_HTML</w:t>
       </w:r>
     </w:p>
     <w:p>
@@ -14313,9 +14117,9 @@
           <w:lang w:val="vi-VN"/>
         </w:rPr>
       </w:pPr>
-      <w:bookmarkStart w:id="213" w:name="_Toc232021691"/>
-      <w:bookmarkStart w:id="214" w:name="_Toc232020082"/>
-      <w:bookmarkStart w:id="215" w:name="_Toc232024133"/>
+      <w:bookmarkStart w:id="212" w:name="_Toc232021691"/>
+      <w:bookmarkStart w:id="213" w:name="_Toc232020082"/>
+      <w:bookmarkStart w:id="214" w:name="_Toc232024133"/>
       <w:r>
         <w:rPr>
           <w:rFonts w:cs="Times New Roman"/>
@@ -14324,9 +14128,9 @@
         </w:rPr>
         <w:t>3.5. Thiết kế giao diện và Sơ đồ website</w:t>
       </w:r>
+      <w:bookmarkEnd w:id="212"/>
       <w:bookmarkEnd w:id="213"/>
       <w:bookmarkEnd w:id="214"/>
-      <w:bookmarkEnd w:id="215"/>
     </w:p>
     <w:p>
       <w:pPr>
@@ -14343,9 +14147,9 @@
           <w:lang w:val="vi-VN"/>
         </w:rPr>
       </w:pPr>
-      <w:bookmarkStart w:id="216" w:name="_Toc232021692"/>
-      <w:bookmarkStart w:id="217" w:name="_Toc232020083"/>
-      <w:bookmarkStart w:id="218" w:name="_Toc232024134"/>
+      <w:bookmarkStart w:id="215" w:name="_Toc232021692"/>
+      <w:bookmarkStart w:id="216" w:name="_Toc232020083"/>
+      <w:bookmarkStart w:id="217" w:name="_Toc232024134"/>
       <w:r>
         <w:rPr>
           <w:rFonts w:cs="Times New Roman"/>
@@ -14356,9 +14160,9 @@
         </w:rPr>
         <w:t>3.5.1. Sơ đồ cấu trúc phân cấp hệ thống</w:t>
       </w:r>
+      <w:bookmarkEnd w:id="215"/>
       <w:bookmarkEnd w:id="216"/>
       <w:bookmarkEnd w:id="217"/>
-      <w:bookmarkEnd w:id="218"/>
     </w:p>
     <w:p>
       <w:pPr>
@@ -14376,7 +14180,7 @@
         </w:rPr>
         <w:lastRenderedPageBreak/>
         <w:tab/>
-        <w:t>Hệ thống cửa hàng máy tính trực tuyến SHORE STORE được tổ chức theo kiến trúc sơ đồ hình cây phân cấp chức năng, lấy tệp tin trang chủ (index.html) làm gốc tọa độ điều hướng. Mối liên kết hình học và luồng chuyển dịch không gian giữa các thành phần giao diện tĩnh được mô tả chi tiết tại</w:t>
+        <w:t>Hệ thống cửa hàng máy tính trực tuyến SHORE STORE được tổ chức theo kiến trúc sơ đồ hình cây phân cấp chức năng, lấy tệp tin trang chủ làm gốc tọa độ điều hướng. Mối liên kết hình học và luồng chuyển dịch không gian giữa các thành phần giao diện tĩnh được mô tả chi tiết tại</w:t>
       </w:r>
     </w:p>
     <w:p>
@@ -14452,7 +14256,7 @@
           <w:lang w:val="vi-VN"/>
         </w:rPr>
       </w:pPr>
-      <w:bookmarkStart w:id="219" w:name="_Toc232020031"/>
+      <w:bookmarkStart w:id="218" w:name="_Toc232020031"/>
       <w:r>
         <w:rPr>
           <w:rFonts w:cs="Times New Roman"/>
@@ -14513,7 +14317,7 @@
         </w:rPr>
         <w:t xml:space="preserve"> Sơ đồ cấu trúc phân cấp hệ thống</w:t>
       </w:r>
-      <w:bookmarkEnd w:id="219"/>
+      <w:bookmarkEnd w:id="218"/>
     </w:p>
     <w:p>
       <w:pPr>
@@ -14530,9 +14334,9 @@
           <w:lang w:val="vi-VN"/>
         </w:rPr>
       </w:pPr>
-      <w:bookmarkStart w:id="220" w:name="_Toc232024135"/>
-      <w:bookmarkStart w:id="221" w:name="_Toc232021693"/>
-      <w:bookmarkStart w:id="222" w:name="_Toc232020084"/>
+      <w:bookmarkStart w:id="219" w:name="_Toc232024135"/>
+      <w:bookmarkStart w:id="220" w:name="_Toc232021693"/>
+      <w:bookmarkStart w:id="221" w:name="_Toc232020084"/>
       <w:r>
         <w:rPr>
           <w:rFonts w:cs="Times New Roman"/>
@@ -14543,9 +14347,9 @@
         </w:rPr>
         <w:t>3.5.2. Phân tích luồng tương tác và cơ chế chuyển đổi không gian UI</w:t>
       </w:r>
+      <w:bookmarkEnd w:id="219"/>
       <w:bookmarkEnd w:id="220"/>
       <w:bookmarkEnd w:id="221"/>
-      <w:bookmarkEnd w:id="222"/>
     </w:p>
     <w:p>
       <w:pPr>
@@ -14564,80 +14368,50 @@
           <w:lang w:val="vi-VN"/>
         </w:rPr>
         <w:tab/>
-        <w:t>Tầng điều hướng gốc (Navbar):</w:t>
-      </w:r>
-      <w:r>
-        <w:rPr>
-          <w:rFonts w:cs="Times New Roman"/>
-          <w:szCs w:val="26"/>
-          <w:lang w:val="vi-VN"/>
-        </w:rPr>
-        <w:t xml:space="preserve"> Thanh điều hướng xuất hiện đồng bộ ở phần đầu (Header) của toàn bộ các trang con, cho phép khách hàng thực hiện các cú click tương tác để dịch chuyển qua lại giữa các tệp tĩnh mà không làm mất trạng thái bộ nhớ RAM cục bộ.</w:t>
-      </w:r>
-    </w:p>
-    <w:p>
-      <w:pPr>
-        <w:rPr>
-          <w:rFonts w:cs="Times New Roman"/>
-          <w:szCs w:val="26"/>
-          <w:lang w:val="vi-VN"/>
-        </w:rPr>
-      </w:pPr>
-      <w:r>
-        <w:rPr>
-          <w:rFonts w:cs="Times New Roman"/>
-          <w:b/>
-          <w:bCs/>
+      </w:r>
+      <w:r>
+        <w:rPr>
+          <w:rFonts w:cs="Times New Roman"/>
+          <w:szCs w:val="26"/>
+          <w:lang w:val="vi-VN"/>
+        </w:rPr>
+        <w:t>Tầng điều hướng gốc: Thanh điều hướng xuất hiện đồng bộ ở phần đầu của toàn bộ các trang con, cho phép khách hàng thực hiện các cú click tương tác để dịch chuyển qua lại giữa các tệp tĩnh mà không làm mất trạng thái bộ nhớ RAM cục bộ.</w:t>
+      </w:r>
+    </w:p>
+    <w:p>
+      <w:pPr>
+        <w:rPr>
+          <w:rFonts w:cs="Times New Roman"/>
+          <w:szCs w:val="26"/>
+          <w:lang w:val="vi-VN"/>
+        </w:rPr>
+      </w:pPr>
+      <w:r>
+        <w:rPr>
+          <w:rFonts w:cs="Times New Roman"/>
           <w:szCs w:val="26"/>
           <w:lang w:val="vi-VN"/>
         </w:rPr>
         <w:tab/>
-        <w:t>Tầng bóc tách tham số và xử lý liên kết (Trang sản phẩm và chi tiết):</w:t>
-      </w:r>
-      <w:r>
-        <w:rPr>
-          <w:rFonts w:cs="Times New Roman"/>
-          <w:szCs w:val="26"/>
-          <w:lang w:val="vi-VN"/>
-        </w:rPr>
-        <w:t xml:space="preserve"> Từ không gian trang danh mục sản phẩm (san-pham.html), khi kích hoạt xem cấu hình, JavaScript sẽ đính kèm mã định danh dưới dạng chuỗi truy vấn (Ví dụ: chi-tiet.html?id=L01). Tại trang đích, kịch bản máy khách sẽ bóc tách chuỗi này để truy vấn mảng JSON, tự động tái cấu trúc cây DOM hiển thị thông số phần cứng mà không cần sinh thêm tệp HTML vật lý mới cho từng sản phẩm.</w:t>
-      </w:r>
-    </w:p>
-    <w:p>
-      <w:pPr>
-        <w:rPr>
-          <w:rFonts w:cs="Times New Roman"/>
-          <w:szCs w:val="26"/>
-          <w:lang w:val="vi-VN"/>
-        </w:rPr>
-      </w:pPr>
-      <w:r>
-        <w:rPr>
-          <w:rFonts w:cs="Times New Roman"/>
-          <w:b/>
-          <w:bCs/>
+        <w:t>Tầng bóc tách tham số và xử lý liên kết: Từ không gian trang danh mục sản phẩm, khi kích hoạt xem cấu hình, JavaScript sẽ đính kèm mã định danh dưới dạng chuỗi truy vấn. Tại trang đích, kịch bản máy khách sẽ bóc tách chuỗi này để truy vấn mảng JSON, tự động tái cấu trúc cây DOM hiển thị thông số phần cứng mà không cần sinh thêm tệp HTML vật lý mới cho từng sản phẩm.</w:t>
+      </w:r>
+    </w:p>
+    <w:p>
+      <w:pPr>
+        <w:rPr>
+          <w:rFonts w:cs="Times New Roman"/>
+          <w:szCs w:val="26"/>
+          <w:lang w:val="vi-VN"/>
+        </w:rPr>
+      </w:pPr>
+      <w:r>
+        <w:rPr>
+          <w:rFonts w:cs="Times New Roman"/>
           <w:szCs w:val="26"/>
           <w:lang w:val="vi-VN"/>
         </w:rPr>
         <w:tab/>
-        <w:t>Tầng xử lý bền vững đơn hàng (Giỏ hàng và Thanh toán):</w:t>
-      </w:r>
-      <w:r>
-        <w:rPr>
-          <w:rFonts w:cs="Times New Roman"/>
-          <w:szCs w:val="26"/>
-          <w:lang w:val="vi-VN"/>
-        </w:rPr>
-        <w:t xml:space="preserve"> Không gian quản lý giỏ hàng (gio-hang.html) liên kết chặt chẽ với trang thanh toán (checkout.html) thông qua cơ chế đọc/ghi bất đồng bộ phân vùng localStorage. Khi chuyển giao trạng thái sang giao diện checkout, hệ thống cô lập vùng dữ liệu hóa đơn, kết xuất giao diện trực quan </w:t>
-      </w:r>
-      <w:r>
-        <w:rPr>
-          <w:rFonts w:cs="Times New Roman"/>
-          <w:szCs w:val="26"/>
-          <w:lang w:val="vi-VN"/>
-        </w:rPr>
-        <w:lastRenderedPageBreak/>
-        <w:t>mã QR tĩnh tương thích với tổng số tiền cần chi trả để khách hàng hoàn tất luồng hành vi mua sắm.</w:t>
+        <w:t>Tầng xử lý bền vững đơn hàng: Không gian quản lý giỏ hàng liên kết chặt chẽ với trang thanh toán thông qua cơ chế đọc/ghi bất đồng bộ phân vùng localStorage. Khi chuyển giao trạng thái sang giao diện checkout, hệ thống cô lập vùng dữ liệu hóa đơn, kết xuất giao diện trực quan mã QR tĩnh tương thích với tổng số tiền cần chi trả để khách hàng hoàn tất luồng hành vi mua sắm.</w:t>
       </w:r>
     </w:p>
     <w:p>
@@ -14674,9 +14448,9 @@
           <w:lang w:val="vi-VN"/>
         </w:rPr>
       </w:pPr>
-      <w:bookmarkStart w:id="223" w:name="_Toc232020085"/>
-      <w:bookmarkStart w:id="224" w:name="_Toc232024136"/>
-      <w:bookmarkStart w:id="225" w:name="_Toc232021694"/>
+      <w:bookmarkStart w:id="222" w:name="_Toc232020085"/>
+      <w:bookmarkStart w:id="223" w:name="_Toc232024136"/>
+      <w:bookmarkStart w:id="224" w:name="_Toc232021694"/>
       <w:r>
         <w:rPr>
           <w:szCs w:val="30"/>
@@ -14685,9 +14459,9 @@
         <w:lastRenderedPageBreak/>
         <w:t>CHƯƠNG 4. KẾT QUẢ THỰC NGHIỆM VÀ GIẢI THÍCH MÃ NGUỒN</w:t>
       </w:r>
+      <w:bookmarkEnd w:id="222"/>
       <w:bookmarkEnd w:id="223"/>
       <w:bookmarkEnd w:id="224"/>
-      <w:bookmarkEnd w:id="225"/>
     </w:p>
     <w:p>
       <w:pPr>
@@ -14702,9 +14476,9 @@
           <w:lang w:val="vi-VN"/>
         </w:rPr>
       </w:pPr>
-      <w:bookmarkStart w:id="226" w:name="_Toc232020086"/>
-      <w:bookmarkStart w:id="227" w:name="_Toc232021695"/>
-      <w:bookmarkStart w:id="228" w:name="_Toc232024137"/>
+      <w:bookmarkStart w:id="225" w:name="_Toc232020086"/>
+      <w:bookmarkStart w:id="226" w:name="_Toc232021695"/>
+      <w:bookmarkStart w:id="227" w:name="_Toc232024137"/>
       <w:r>
         <w:rPr>
           <w:bCs/>
@@ -14713,9 +14487,9 @@
         </w:rPr>
         <w:t>4.1. Tổ chức cấu trúc thư mục dự án và môi trường thử nghiệm</w:t>
       </w:r>
+      <w:bookmarkEnd w:id="225"/>
       <w:bookmarkEnd w:id="226"/>
       <w:bookmarkEnd w:id="227"/>
-      <w:bookmarkEnd w:id="228"/>
     </w:p>
     <w:p>
       <w:pPr>
@@ -14732,9 +14506,9 @@
           <w:lang w:val="vi-VN"/>
         </w:rPr>
       </w:pPr>
-      <w:bookmarkStart w:id="229" w:name="_Toc232021696"/>
-      <w:bookmarkStart w:id="230" w:name="_Toc232024138"/>
-      <w:bookmarkStart w:id="231" w:name="_Toc232020087"/>
+      <w:bookmarkStart w:id="228" w:name="_Toc232021696"/>
+      <w:bookmarkStart w:id="229" w:name="_Toc232024138"/>
+      <w:bookmarkStart w:id="230" w:name="_Toc232020087"/>
       <w:r>
         <w:rPr>
           <w:bCs/>
@@ -14745,9 +14519,9 @@
         </w:rPr>
         <w:t>4.1.1 Sơ đồ cây cấu trúc mã nguồn hệ thống</w:t>
       </w:r>
+      <w:bookmarkEnd w:id="228"/>
       <w:bookmarkEnd w:id="229"/>
       <w:bookmarkEnd w:id="230"/>
-      <w:bookmarkEnd w:id="231"/>
     </w:p>
     <w:p>
       <w:pPr>
@@ -14985,9 +14759,9 @@
           <w:lang w:val="vi-VN"/>
         </w:rPr>
       </w:pPr>
-      <w:bookmarkStart w:id="232" w:name="_Toc232024139"/>
-      <w:bookmarkStart w:id="233" w:name="_Toc232020088"/>
-      <w:bookmarkStart w:id="234" w:name="_Toc232021697"/>
+      <w:bookmarkStart w:id="231" w:name="_Toc232024139"/>
+      <w:bookmarkStart w:id="232" w:name="_Toc232020088"/>
+      <w:bookmarkStart w:id="233" w:name="_Toc232021697"/>
       <w:r>
         <w:rPr>
           <w:bCs/>
@@ -14998,9 +14772,9 @@
         </w:rPr>
         <w:t>4.1.2. Môi trường triển khai thử nghiệm</w:t>
       </w:r>
+      <w:bookmarkEnd w:id="231"/>
       <w:bookmarkEnd w:id="232"/>
       <w:bookmarkEnd w:id="233"/>
-      <w:bookmarkEnd w:id="234"/>
       <w:r>
         <w:rPr>
           <w:i w:val="0"/>
@@ -15026,80 +14800,45 @@
           <w:lang w:val="vi-VN"/>
         </w:rPr>
         <w:tab/>
-        <w:t>Môi trường phát triển cục bộ:</w:t>
-      </w:r>
-      <w:r>
-        <w:rPr>
-          <w:szCs w:val="26"/>
-          <w:lang w:val="vi-VN"/>
-        </w:rPr>
-        <w:t xml:space="preserve"> Hệ điều hành Windows 11, trình soạn thảo Visual Studio Code kết hợp tiện ích Live Server giả lập máy chủ cục bộ tại cổng http://127.0.0.1:5500.</w:t>
-      </w:r>
-    </w:p>
-    <w:p>
-      <w:pPr>
-        <w:rPr>
-          <w:szCs w:val="26"/>
-          <w:lang w:val="vi-VN"/>
-        </w:rPr>
-      </w:pPr>
-      <w:r>
-        <w:rPr>
-          <w:b/>
-          <w:bCs/>
+      </w:r>
+      <w:r>
+        <w:rPr>
+          <w:szCs w:val="26"/>
+          <w:lang w:val="vi-VN"/>
+        </w:rPr>
+        <w:t>Môi trường phát triển cục bộ: Hệ điều hành Windows 11, trình soạn thảo Visual Studio Code kết hợp tiện ích Live Server giả lập máy chủ cục bộ tại cổng http://127.0.0.1:5500.</w:t>
+      </w:r>
+    </w:p>
+    <w:p>
+      <w:pPr>
+        <w:rPr>
+          <w:szCs w:val="26"/>
+          <w:lang w:val="vi-VN"/>
+        </w:rPr>
+      </w:pPr>
+      <w:r>
+        <w:rPr>
           <w:szCs w:val="26"/>
           <w:lang w:val="vi-VN"/>
         </w:rPr>
         <w:tab/>
-        <w:t>Cấu hình phần cứng máy thử nghiệm:</w:t>
-      </w:r>
-      <w:r>
-        <w:rPr>
-          <w:szCs w:val="26"/>
-          <w:lang w:val="vi-VN"/>
-        </w:rPr>
-        <w:t xml:space="preserve"> Bộ vi xử lý Intel Core i5, bộ nhớ RAM 16GB, card đồ họa rời NVIDIA GeForce RTX 3060.</w:t>
-      </w:r>
-    </w:p>
-    <w:p>
-      <w:pPr>
-        <w:rPr>
-          <w:szCs w:val="26"/>
-          <w:lang w:val="vi-VN"/>
-        </w:rPr>
-      </w:pPr>
-      <w:r>
-        <w:rPr>
-          <w:b/>
-          <w:bCs/>
+        <w:t>Cấu hình phần cứng máy thử nghiệm: Bộ vi xử lý Intel Core i5, bộ nhớ RAM 16GB, card đồ họa rời NVIDIA GeForce RTX 3060.</w:t>
+      </w:r>
+    </w:p>
+    <w:p>
+      <w:pPr>
+        <w:rPr>
+          <w:szCs w:val="26"/>
+          <w:lang w:val="vi-VN"/>
+        </w:rPr>
+      </w:pPr>
+      <w:r>
+        <w:rPr>
           <w:szCs w:val="26"/>
           <w:lang w:val="vi-VN"/>
         </w:rPr>
         <w:tab/>
-        <w:t>Môi trường triển khai thực tế (Production):</w:t>
-      </w:r>
-      <w:r>
-        <w:rPr>
-          <w:szCs w:val="26"/>
-          <w:lang w:val="vi-VN"/>
-        </w:rPr>
-        <w:t xml:space="preserve"> Toàn bộ mã nguồn tệp tĩnh được đóng gói, phân phối công khai trên internet thông qua dịch vụ điện toán đám mây </w:t>
-      </w:r>
-      <w:r>
-        <w:rPr>
-          <w:b/>
-          <w:bCs/>
-          <w:szCs w:val="26"/>
-          <w:lang w:val="vi-VN"/>
-        </w:rPr>
-        <w:t>GitHub Pages</w:t>
-      </w:r>
-      <w:r>
-        <w:rPr>
-          <w:szCs w:val="26"/>
-          <w:lang w:val="vi-VN"/>
-        </w:rPr>
-        <w:t xml:space="preserve"> bảo mật với giao thức mã hóa HTTPS.</w:t>
+        <w:t>Môi trường triển khai thực tế (Production): Toàn bộ mã nguồn tệp tĩnh được đóng gói, phân phối công khai trên internet thông qua dịch vụ điện toán đám mây GitHub Pages bảo mật với giao thức mã hóa HTTPS.</w:t>
       </w:r>
     </w:p>
     <w:p>
@@ -15114,9 +14853,9 @@
           <w:lang w:val="vi-VN"/>
         </w:rPr>
       </w:pPr>
-      <w:bookmarkStart w:id="235" w:name="_Toc232020089"/>
-      <w:bookmarkStart w:id="236" w:name="_Toc232024140"/>
-      <w:bookmarkStart w:id="237" w:name="_Toc232021698"/>
+      <w:bookmarkStart w:id="234" w:name="_Toc232020089"/>
+      <w:bookmarkStart w:id="235" w:name="_Toc232024140"/>
+      <w:bookmarkStart w:id="236" w:name="_Toc232021698"/>
       <w:r>
         <w:rPr>
           <w:sz w:val="26"/>
@@ -15125,9 +14864,9 @@
         <w:lastRenderedPageBreak/>
         <w:t>4.2. Kết quả thực nghiệm các giao diện chức năng hệ thống</w:t>
       </w:r>
+      <w:bookmarkEnd w:id="234"/>
       <w:bookmarkEnd w:id="235"/>
       <w:bookmarkEnd w:id="236"/>
-      <w:bookmarkEnd w:id="237"/>
     </w:p>
     <w:p>
       <w:pPr>
@@ -15159,9 +14898,9 @@
           <w:lang w:val="vi-VN"/>
         </w:rPr>
       </w:pPr>
-      <w:bookmarkStart w:id="238" w:name="_Toc232024141"/>
-      <w:bookmarkStart w:id="239" w:name="_Toc232021699"/>
-      <w:bookmarkStart w:id="240" w:name="_Toc232020090"/>
+      <w:bookmarkStart w:id="237" w:name="_Toc232024141"/>
+      <w:bookmarkStart w:id="238" w:name="_Toc232021699"/>
+      <w:bookmarkStart w:id="239" w:name="_Toc232020090"/>
       <w:r>
         <w:rPr>
           <w:i w:val="0"/>
@@ -15171,17 +14910,24 @@
         </w:rPr>
         <w:t>4.2.1. Giao diện Trang chủ và Danh mục sản phẩm</w:t>
       </w:r>
+      <w:bookmarkEnd w:id="237"/>
       <w:bookmarkEnd w:id="238"/>
       <w:bookmarkEnd w:id="239"/>
-      <w:bookmarkEnd w:id="240"/>
-    </w:p>
-    <w:p>
-      <w:pPr>
-        <w:rPr>
-          <w:szCs w:val="26"/>
-          <w:lang w:val="vi-VN"/>
-        </w:rPr>
-      </w:pPr>
+    </w:p>
+    <w:p>
+      <w:pPr>
+        <w:rPr>
+          <w:szCs w:val="26"/>
+          <w:lang w:val="vi-VN"/>
+        </w:rPr>
+      </w:pPr>
+      <w:r>
+        <w:rPr>
+          <w:szCs w:val="26"/>
+          <w:lang w:val="vi-VN"/>
+        </w:rPr>
+        <w:tab/>
+      </w:r>
       <w:r>
         <w:rPr>
           <w:szCs w:val="26"/>
@@ -15251,7 +14997,7 @@
           <w:lang w:val="vi-VN"/>
         </w:rPr>
       </w:pPr>
-      <w:bookmarkStart w:id="241" w:name="_Toc232020036"/>
+      <w:bookmarkStart w:id="240" w:name="_Toc232020036"/>
       <w:r>
         <w:rPr>
           <w:iCs w:val="0"/>
@@ -15309,7 +15055,7 @@
         </w:rPr>
         <w:t>Giao diện Trang chủ</w:t>
       </w:r>
-      <w:bookmarkEnd w:id="241"/>
+      <w:bookmarkEnd w:id="240"/>
     </w:p>
     <w:p>
       <w:pPr>
@@ -15372,7 +15118,7 @@
           <w:lang w:val="vi-VN"/>
         </w:rPr>
       </w:pPr>
-      <w:bookmarkStart w:id="242" w:name="_Toc232020037"/>
+      <w:bookmarkStart w:id="241" w:name="_Toc232020037"/>
       <w:r>
         <w:rPr>
           <w:iCs w:val="0"/>
@@ -15426,7 +15172,7 @@
         </w:rPr>
         <w:t xml:space="preserve"> Danh sách sản phẩm</w:t>
       </w:r>
-      <w:bookmarkEnd w:id="242"/>
+      <w:bookmarkEnd w:id="241"/>
     </w:p>
     <w:p>
       <w:pPr>
@@ -15442,9 +15188,9 @@
           <w:lang w:val="vi-VN"/>
         </w:rPr>
       </w:pPr>
-      <w:bookmarkStart w:id="243" w:name="_Toc232020091"/>
-      <w:bookmarkStart w:id="244" w:name="_Toc232021700"/>
-      <w:bookmarkStart w:id="245" w:name="_Toc232024142"/>
+      <w:bookmarkStart w:id="242" w:name="_Toc232020091"/>
+      <w:bookmarkStart w:id="243" w:name="_Toc232021700"/>
+      <w:bookmarkStart w:id="244" w:name="_Toc232024142"/>
       <w:r>
         <w:rPr>
           <w:i w:val="0"/>
@@ -15454,9 +15200,9 @@
         </w:rPr>
         <w:t>4.2.2. Phân hệ hiển thị thông tin động và Tìm kiếm tức thời (Instant Live Search)</w:t>
       </w:r>
+      <w:bookmarkEnd w:id="242"/>
       <w:bookmarkEnd w:id="243"/>
       <w:bookmarkEnd w:id="244"/>
-      <w:bookmarkEnd w:id="245"/>
     </w:p>
     <w:p>
       <w:pPr>
@@ -15536,7 +15282,7 @@
           <w:lang w:val="vi-VN"/>
         </w:rPr>
       </w:pPr>
-      <w:bookmarkStart w:id="246" w:name="_Toc232020038"/>
+      <w:bookmarkStart w:id="245" w:name="_Toc232020038"/>
       <w:r>
         <w:rPr>
           <w:iCs w:val="0"/>
@@ -15590,7 +15336,7 @@
         </w:rPr>
         <w:t xml:space="preserve"> Hình ảnh chi tiết</w:t>
       </w:r>
-      <w:bookmarkEnd w:id="246"/>
+      <w:bookmarkEnd w:id="245"/>
     </w:p>
     <w:p>
       <w:pPr>
@@ -15653,7 +15399,7 @@
           <w:lang w:val="vi-VN"/>
         </w:rPr>
       </w:pPr>
-      <w:bookmarkStart w:id="247" w:name="_Toc232020039"/>
+      <w:bookmarkStart w:id="246" w:name="_Toc232020039"/>
       <w:r>
         <w:rPr>
           <w:iCs w:val="0"/>
@@ -15707,7 +15453,7 @@
         </w:rPr>
         <w:t xml:space="preserve"> Hình ảnh menu tìm kiếm</w:t>
       </w:r>
-      <w:bookmarkEnd w:id="247"/>
+      <w:bookmarkEnd w:id="246"/>
     </w:p>
     <w:p>
       <w:pPr>
@@ -15723,9 +15469,9 @@
           <w:lang w:val="vi-VN"/>
         </w:rPr>
       </w:pPr>
-      <w:bookmarkStart w:id="248" w:name="_Toc232020092"/>
-      <w:bookmarkStart w:id="249" w:name="_Toc232021701"/>
-      <w:bookmarkStart w:id="250" w:name="_Toc232024143"/>
+      <w:bookmarkStart w:id="247" w:name="_Toc232020092"/>
+      <w:bookmarkStart w:id="248" w:name="_Toc232021701"/>
+      <w:bookmarkStart w:id="249" w:name="_Toc232024143"/>
       <w:r>
         <w:rPr>
           <w:i w:val="0"/>
@@ -15735,9 +15481,9 @@
         </w:rPr>
         <w:t>4.2.3. Phân hệ quản lý giỏ hàng và nghiệp vụ thanh toán đơn hàng</w:t>
       </w:r>
+      <w:bookmarkEnd w:id="247"/>
       <w:bookmarkEnd w:id="248"/>
       <w:bookmarkEnd w:id="249"/>
-      <w:bookmarkEnd w:id="250"/>
     </w:p>
     <w:p>
       <w:pPr>
@@ -15817,7 +15563,7 @@
           <w:lang w:val="vi-VN"/>
         </w:rPr>
       </w:pPr>
-      <w:bookmarkStart w:id="251" w:name="_Toc232020040"/>
+      <w:bookmarkStart w:id="250" w:name="_Toc232020040"/>
       <w:r>
         <w:rPr>
           <w:iCs w:val="0"/>
@@ -15868,7 +15614,7 @@
         </w:rPr>
         <w:t xml:space="preserve"> Quản lý giỏ hàng</w:t>
       </w:r>
-      <w:bookmarkEnd w:id="251"/>
+      <w:bookmarkEnd w:id="250"/>
     </w:p>
     <w:p>
       <w:pPr>
@@ -15932,7 +15678,7 @@
           <w:lang w:val="vi-VN"/>
         </w:rPr>
       </w:pPr>
-      <w:bookmarkStart w:id="252" w:name="_Toc232020041"/>
+      <w:bookmarkStart w:id="251" w:name="_Toc232020041"/>
       <w:r>
         <w:rPr>
           <w:iCs w:val="0"/>
@@ -15986,7 +15732,7 @@
         </w:rPr>
         <w:t xml:space="preserve"> Hình thức thanh toán</w:t>
       </w:r>
-      <w:bookmarkEnd w:id="252"/>
+      <w:bookmarkEnd w:id="251"/>
     </w:p>
     <w:p>
       <w:pPr>
@@ -16002,9 +15748,9 @@
           <w:lang w:val="vi-VN"/>
         </w:rPr>
       </w:pPr>
-      <w:bookmarkStart w:id="253" w:name="_Toc232021702"/>
-      <w:bookmarkStart w:id="254" w:name="_Toc232020093"/>
-      <w:bookmarkStart w:id="255" w:name="_Toc232024144"/>
+      <w:bookmarkStart w:id="252" w:name="_Toc232021702"/>
+      <w:bookmarkStart w:id="253" w:name="_Toc232020093"/>
+      <w:bookmarkStart w:id="254" w:name="_Toc232024144"/>
       <w:r>
         <w:rPr>
           <w:i w:val="0"/>
@@ -16014,9 +15760,9 @@
         </w:rPr>
         <w:t>4.2.4. Phân hệ biểu mẫu tương tác trang Liên hệ</w:t>
       </w:r>
+      <w:bookmarkEnd w:id="252"/>
       <w:bookmarkEnd w:id="253"/>
       <w:bookmarkEnd w:id="254"/>
-      <w:bookmarkEnd w:id="255"/>
     </w:p>
     <w:p>
       <w:pPr>
@@ -16096,7 +15842,7 @@
           <w:lang w:val="vi-VN"/>
         </w:rPr>
       </w:pPr>
-      <w:bookmarkStart w:id="256" w:name="_Toc232020042"/>
+      <w:bookmarkStart w:id="255" w:name="_Toc232020042"/>
       <w:r>
         <w:rPr>
           <w:iCs w:val="0"/>
@@ -16150,7 +15896,7 @@
         </w:rPr>
         <w:t xml:space="preserve"> Trang liên hệ</w:t>
       </w:r>
-      <w:bookmarkEnd w:id="256"/>
+      <w:bookmarkEnd w:id="255"/>
     </w:p>
     <w:p>
       <w:pPr>
@@ -16164,27 +15910,34 @@
           <w:lang w:val="vi-VN"/>
         </w:rPr>
       </w:pPr>
-      <w:bookmarkStart w:id="257" w:name="_Toc232024145"/>
-      <w:bookmarkStart w:id="258" w:name="_Toc232020094"/>
-      <w:bookmarkStart w:id="259" w:name="_Toc232021703"/>
+      <w:bookmarkStart w:id="256" w:name="_Toc232024145"/>
+      <w:bookmarkStart w:id="257" w:name="_Toc232020094"/>
+      <w:bookmarkStart w:id="258" w:name="_Toc232021703"/>
       <w:r>
         <w:rPr>
           <w:sz w:val="26"/>
           <w:lang w:val="vi-VN"/>
         </w:rPr>
-        <w:t>4.3. Giải thích chi tiết mã nguồn cốt lõi (Source Code Breakdown)</w:t>
-      </w:r>
+        <w:t>4.3. Giải thích chi tiết mã nguồn cốt lõi</w:t>
+      </w:r>
+      <w:bookmarkEnd w:id="256"/>
       <w:bookmarkEnd w:id="257"/>
       <w:bookmarkEnd w:id="258"/>
-      <w:bookmarkEnd w:id="259"/>
-    </w:p>
-    <w:p>
-      <w:pPr>
-        <w:rPr>
-          <w:szCs w:val="26"/>
-          <w:lang w:val="vi-VN"/>
-        </w:rPr>
-      </w:pPr>
+    </w:p>
+    <w:p>
+      <w:pPr>
+        <w:rPr>
+          <w:szCs w:val="26"/>
+          <w:lang w:val="vi-VN"/>
+        </w:rPr>
+      </w:pPr>
+      <w:r>
+        <w:rPr>
+          <w:szCs w:val="26"/>
+          <w:lang w:val="vi-VN"/>
+        </w:rPr>
+        <w:tab/>
+      </w:r>
       <w:r>
         <w:rPr>
           <w:szCs w:val="26"/>
@@ -16207,9 +15960,9 @@
           <w:lang w:val="vi-VN"/>
         </w:rPr>
       </w:pPr>
-      <w:bookmarkStart w:id="260" w:name="_Toc232020095"/>
-      <w:bookmarkStart w:id="261" w:name="_Toc232024146"/>
-      <w:bookmarkStart w:id="262" w:name="_Toc232021704"/>
+      <w:bookmarkStart w:id="259" w:name="_Toc232020095"/>
+      <w:bookmarkStart w:id="260" w:name="_Toc232024146"/>
+      <w:bookmarkStart w:id="261" w:name="_Toc232021704"/>
       <w:r>
         <w:rPr>
           <w:i w:val="0"/>
@@ -16219,9 +15972,9 @@
         </w:rPr>
         <w:t>4.3.1. Cơ sở dữ liệu giỏ hàng đồng bộ và lưu trữ trạng thái bền vững</w:t>
       </w:r>
+      <w:bookmarkEnd w:id="259"/>
       <w:bookmarkEnd w:id="260"/>
       <w:bookmarkEnd w:id="261"/>
-      <w:bookmarkEnd w:id="262"/>
     </w:p>
     <w:p>
       <w:pPr>
@@ -16336,14 +16089,13 @@
           <w:lang w:val="vi-VN"/>
         </w:rPr>
         <w:tab/>
-        <w:t>Giải thích giải thuật:</w:t>
-      </w:r>
-      <w:r>
-        <w:rPr>
-          <w:szCs w:val="26"/>
-          <w:lang w:val="vi-VN"/>
-        </w:rPr>
-        <w:t xml:space="preserve"> * Dòng mã khởi tạo biến cart sử dụng phương thức localStorage.getItem('cart') để truy vấn chuỗi dữ liệu tồn tại trong phân vùng bộ nhớ cục bộ. Hàm JSON.parse() chịu trách nhiệm giải tuần tự hóa (deserialize) chuỗi văn bản đó ngược thành một mảng đối tượng JavaScript để nạp vào RAM. Toán tử logic ngắn mạch OR (|| []) đóng vai trò xử lý ngoại lệ biên; nếu đây là phiên làm việc đầu tiên (dữ liệu trống), hệ thống sẽ tự động khởi tạo một mảng rỗng để ngăn chặn lỗi gãy luồng kịch bản. </w:t>
+      </w:r>
+      <w:r>
+        <w:rPr>
+          <w:szCs w:val="26"/>
+          <w:lang w:val="vi-VN"/>
+        </w:rPr>
+        <w:t xml:space="preserve">Giải thích giải thuật: Dòng mã khởi tạo biến cart sử dụng phương thức localStorage.getItem('cart') để truy vấn chuỗi dữ liệu tồn tại trong phân vùng bộ nhớ cục bộ. Hàm JSON.parse() chịu trách nhiệm giải tuần tự hóa chuỗi văn bản đó ngược thành một mảng đối tượng JavaScript để nạp vào RAM. Toán tử logic ngắn mạch OR (|| []) đóng vai trò xử lý ngoại lệ biên; nếu đây là phiên làm việc đầu tiên (dữ liệu trống), hệ thống sẽ tự động khởi tạo một mảng rỗng để ngăn chặn lỗi gãy luồng kịch bản. </w:t>
       </w:r>
     </w:p>
     <w:p>
@@ -16372,20 +16124,11 @@
       </w:pPr>
       <w:r>
         <w:rPr>
-          <w:b/>
-          <w:bCs/>
           <w:szCs w:val="26"/>
           <w:lang w:val="vi-VN"/>
         </w:rPr>
         <w:tab/>
-        <w:t>Góc nhìn kiến trúc phần mềm:</w:t>
-      </w:r>
-      <w:r>
-        <w:rPr>
-          <w:szCs w:val="26"/>
-          <w:lang w:val="vi-VN"/>
-        </w:rPr>
-        <w:t xml:space="preserve"> Giải thuật này đạt độ phức tạp thời gian lý tưởng </w:t>
+        <w:t xml:space="preserve">Góc nhìn kiến trúc phần mềm: Giải thuật này đạt độ phức tạp thời gian lý tưởng </w:t>
       </w:r>
       <m:oMath>
         <m:r>
@@ -16450,9 +16193,9 @@
           <w:lang w:val="vi-VN"/>
         </w:rPr>
       </w:pPr>
-      <w:bookmarkStart w:id="263" w:name="_Toc232021705"/>
-      <w:bookmarkStart w:id="264" w:name="_Toc232020096"/>
-      <w:bookmarkStart w:id="265" w:name="_Toc232024147"/>
+      <w:bookmarkStart w:id="262" w:name="_Toc232021705"/>
+      <w:bookmarkStart w:id="263" w:name="_Toc232020096"/>
+      <w:bookmarkStart w:id="264" w:name="_Toc232024147"/>
       <w:r>
         <w:rPr>
           <w:i w:val="0"/>
@@ -16462,9 +16205,9 @@
         </w:rPr>
         <w:t>4.3.2. Kỹ thuật kết xuất giao diện động và tự động tối ưu hóa hiển thị đặc tính phần cứng</w:t>
       </w:r>
+      <w:bookmarkEnd w:id="262"/>
       <w:bookmarkEnd w:id="263"/>
       <w:bookmarkEnd w:id="264"/>
-      <w:bookmarkEnd w:id="265"/>
     </w:p>
     <w:p>
       <w:pPr>
@@ -16616,6 +16359,12 @@
           <w:lang w:val="vi-VN"/>
         </w:rPr>
         <w:tab/>
+      </w:r>
+      <w:r>
+        <w:rPr>
+          <w:szCs w:val="26"/>
+          <w:lang w:val="vi-VN"/>
+        </w:rPr>
         <w:t>Giải thích giải thuật:</w:t>
       </w:r>
       <w:r>
@@ -16623,7 +16372,7 @@
           <w:szCs w:val="26"/>
           <w:lang w:val="vi-VN"/>
         </w:rPr>
-        <w:t xml:space="preserve"> * Phương thức kiểm tra điều kiện bảo vệ if (!listEl) return; giúp ngăn chặn triệt tiêu các lỗi rò rỉ hoặc thực thi kịch bản sai mục tiêu khi hàm được gọi tại các trang con không chứa vùng lưới hiển thị sản phẩm. </w:t>
+        <w:t xml:space="preserve">Phương thức kiểm tra điều kiện bảo vệ if (!listEl) return; giúp ngăn chặn triệt tiêu các lỗi rò rỉ hoặc thực thi kịch bản sai mục tiêu khi hàm được gọi tại các trang con không chứa vùng lưới hiển thị sản phẩm. </w:t>
       </w:r>
     </w:p>
     <w:p>
@@ -16665,6 +16414,12 @@
           <w:lang w:val="vi-VN"/>
         </w:rPr>
         <w:tab/>
+      </w:r>
+      <w:r>
+        <w:rPr>
+          <w:szCs w:val="26"/>
+          <w:lang w:val="vi-VN"/>
+        </w:rPr>
         <w:t>Góc nhìn kiến trúc phần mềm:</w:t>
       </w:r>
       <w:r>
@@ -16743,9 +16498,9 @@
           <w:lang w:val="vi-VN"/>
         </w:rPr>
       </w:pPr>
-      <w:bookmarkStart w:id="266" w:name="_Toc232021706"/>
-      <w:bookmarkStart w:id="267" w:name="_Toc232020097"/>
-      <w:bookmarkStart w:id="268" w:name="_Toc232024148"/>
+      <w:bookmarkStart w:id="265" w:name="_Toc232021706"/>
+      <w:bookmarkStart w:id="266" w:name="_Toc232020097"/>
+      <w:bookmarkStart w:id="267" w:name="_Toc232024148"/>
       <w:r>
         <w:rPr>
           <w:i w:val="0"/>
@@ -16754,23 +16509,23 @@
         </w:rPr>
         <w:t>4.3.3. Định tuyến động trang chi tiết bằng URL Query Parameters</w:t>
       </w:r>
+      <w:bookmarkEnd w:id="265"/>
       <w:bookmarkEnd w:id="266"/>
       <w:bookmarkEnd w:id="267"/>
-      <w:bookmarkEnd w:id="268"/>
-    </w:p>
-    <w:p>
-      <w:pPr>
-        <w:rPr>
-          <w:szCs w:val="26"/>
-          <w:lang w:val="vi-VN"/>
-        </w:rPr>
-      </w:pPr>
-      <w:r>
-        <w:rPr>
-          <w:szCs w:val="26"/>
-          <w:lang w:val="vi-VN"/>
-        </w:rPr>
-        <w:t>const urlParams = new URLSearchParams(window.location.search);</w:t>
+    </w:p>
+    <w:p>
+      <w:pPr>
+        <w:rPr>
+          <w:szCs w:val="26"/>
+          <w:lang w:val="vi-VN"/>
+        </w:rPr>
+      </w:pPr>
+      <w:r>
+        <w:rPr>
+          <w:szCs w:val="26"/>
+          <w:lang w:val="vi-VN"/>
+        </w:rPr>
+        <w:t>const urlParams = new URLSearchParams;</w:t>
       </w:r>
     </w:p>
     <w:p>
@@ -16916,6 +16671,12 @@
           <w:lang w:val="vi-VN"/>
         </w:rPr>
         <w:tab/>
+      </w:r>
+      <w:r>
+        <w:rPr>
+          <w:szCs w:val="26"/>
+          <w:lang w:val="vi-VN"/>
+        </w:rPr>
         <w:t>Giải thích giải thuật:</w:t>
       </w:r>
       <w:r>
@@ -16923,7 +16684,7 @@
           <w:szCs w:val="26"/>
           <w:lang w:val="vi-VN"/>
         </w:rPr>
-        <w:t xml:space="preserve"> * Đối tượng lớp URLSearchParams tiến hành bóc tách phân tích toàn bộ chuỗi tham số định danh nằm phía sau dấu hỏi chấm (?) trên thanh địa chỉ của trình duyệt máy khách (window.location.search). Hàm urlParams.get('id') trích xuất chính xác mã khóa chính của sản phẩm được yêu cầu điều hướng. </w:t>
+        <w:t xml:space="preserve"> Đối tượng lớp URLSearchParams tiến hành bóc tách phân tích toàn bộ chuỗi tham số định danh nằm phía sau dấu hỏi chấm (?) trên thanh địa chỉ của trình duyệt máy khách (window.location.search). Hàm urlParams.get('id') trích xuất chính xác mã khóa chính của sản phẩm được yêu cầu điều hướng. </w:t>
       </w:r>
     </w:p>
     <w:p>
@@ -16957,6 +16718,12 @@
           <w:lang w:val="vi-VN"/>
         </w:rPr>
         <w:tab/>
+      </w:r>
+      <w:r>
+        <w:rPr>
+          <w:szCs w:val="26"/>
+          <w:lang w:val="vi-VN"/>
+        </w:rPr>
         <w:t>Góc nhìn kiến trúc phần mềm:</w:t>
       </w:r>
       <w:r>
@@ -16989,9 +16756,9 @@
           <w:lang w:val="vi-VN"/>
         </w:rPr>
       </w:pPr>
-      <w:bookmarkStart w:id="269" w:name="_Toc232021707"/>
-      <w:bookmarkStart w:id="270" w:name="_Toc232020098"/>
-      <w:bookmarkStart w:id="271" w:name="_Toc232024149"/>
+      <w:bookmarkStart w:id="268" w:name="_Toc232021707"/>
+      <w:bookmarkStart w:id="269" w:name="_Toc232020098"/>
+      <w:bookmarkStart w:id="270" w:name="_Toc232024149"/>
       <w:r>
         <w:rPr>
           <w:i w:val="0"/>
@@ -17000,9 +16767,9 @@
         </w:rPr>
         <w:t>4.3.4. Thuật toán tìm kiếm chuỗi ký tự động thời gian thực (Instant Live Match)</w:t>
       </w:r>
+      <w:bookmarkEnd w:id="268"/>
       <w:bookmarkEnd w:id="269"/>
       <w:bookmarkEnd w:id="270"/>
-      <w:bookmarkEnd w:id="271"/>
     </w:p>
     <w:p>
       <w:pPr>
@@ -17139,6 +16906,12 @@
           <w:lang w:val="vi-VN"/>
         </w:rPr>
         <w:tab/>
+      </w:r>
+      <w:r>
+        <w:rPr>
+          <w:szCs w:val="26"/>
+          <w:lang w:val="vi-VN"/>
+        </w:rPr>
         <w:t>Giải thích giải thuật:</w:t>
       </w:r>
       <w:r>
@@ -17146,7 +16919,14 @@
           <w:szCs w:val="26"/>
           <w:lang w:val="vi-VN"/>
         </w:rPr>
-        <w:t xml:space="preserve"> * Bằng việc áp dụng bộ lắng nghe sự kiện input thay vì sự kiện change truyền thống, kịch bản cho phép ghi nhận và xử lý mọi biến động của chuỗi văn bản ngay khi phím bấm của người dùng được nhấn xuống. </w:t>
+        <w:t xml:space="preserve"> </w:t>
+      </w:r>
+      <w:r>
+        <w:rPr>
+          <w:szCs w:val="26"/>
+          <w:lang w:val="vi-VN"/>
+        </w:rPr>
+        <w:t xml:space="preserve">Bằng việc áp dụng bộ lắng nghe sự kiện input thay vì sự kiện change truyền thống, kịch bản cho phép ghi nhận và xử lý mọi biến động của chuỗi văn bản ngay khi phím bấm của người dùng được nhấn xuống. </w:t>
       </w:r>
     </w:p>
     <w:p>
@@ -17180,6 +16960,12 @@
           <w:lang w:val="vi-VN"/>
         </w:rPr>
         <w:tab/>
+      </w:r>
+      <w:r>
+        <w:rPr>
+          <w:szCs w:val="26"/>
+          <w:lang w:val="vi-VN"/>
+        </w:rPr>
         <w:t>Góc nhìn kiến trúc phần mềm:</w:t>
       </w:r>
       <w:r>
@@ -17245,9 +17031,9 @@
           <w:lang w:val="vi-VN"/>
         </w:rPr>
       </w:pPr>
-      <w:bookmarkStart w:id="272" w:name="_Toc232024150"/>
-      <w:bookmarkStart w:id="273" w:name="_Toc232020099"/>
-      <w:bookmarkStart w:id="274" w:name="_Toc232021708"/>
+      <w:bookmarkStart w:id="271" w:name="_Toc232024150"/>
+      <w:bookmarkStart w:id="272" w:name="_Toc232020099"/>
+      <w:bookmarkStart w:id="273" w:name="_Toc232021708"/>
       <w:r>
         <w:rPr>
           <w:i w:val="0"/>
@@ -17257,9 +17043,9 @@
         </w:rPr>
         <w:t>4.3.5. Triển khai sâu Widget giao tiếp Facebook Messenger bất đồng bộ</w:t>
       </w:r>
+      <w:bookmarkEnd w:id="271"/>
       <w:bookmarkEnd w:id="272"/>
       <w:bookmarkEnd w:id="273"/>
-      <w:bookmarkEnd w:id="274"/>
     </w:p>
     <w:p>
       <w:pPr>
@@ -17367,6 +17153,12 @@
         </w:rPr>
         <w:lastRenderedPageBreak/>
         <w:tab/>
+      </w:r>
+      <w:r>
+        <w:rPr>
+          <w:szCs w:val="26"/>
+          <w:lang w:val="vi-VN"/>
+        </w:rPr>
         <w:t>Giải thích giải thuật:</w:t>
       </w:r>
       <w:r>
@@ -17374,7 +17166,21 @@
           <w:szCs w:val="26"/>
           <w:lang w:val="vi-VN"/>
         </w:rPr>
-        <w:t xml:space="preserve"> * Đây là một giải pháp xử lý tối ưu hóa nhận diện môi trường phần cứng máy khách (Device-aware Optimization). Đoạn mã áp dụng biểu thức chính quy (Regular Expression) kết hợp phương thức kiểm tra định dạng chuỗi .test() để quét qua thuộc tính thông tin trình duyệt navigator.userAgent. </w:t>
+        <w:t xml:space="preserve"> Đây là một giải pháp xử lý tối ưu hóa nhận diện môi trường phần cứng máy khách. Đoạn mã áp dụng biểu thức chính quy</w:t>
+      </w:r>
+      <w:r>
+        <w:rPr>
+          <w:szCs w:val="26"/>
+          <w:lang w:val="vi-VN"/>
+        </w:rPr>
+        <w:t xml:space="preserve"> </w:t>
+      </w:r>
+      <w:r>
+        <w:rPr>
+          <w:szCs w:val="26"/>
+          <w:lang w:val="vi-VN"/>
+        </w:rPr>
+        <w:t xml:space="preserve">kết hợp phương thức kiểm tra định dạng chuỗi .test() để quét qua thuộc tính thông tin trình duyệt navigator.userAgent. </w:t>
       </w:r>
     </w:p>
     <w:p>
@@ -17408,6 +17214,12 @@
           <w:lang w:val="vi-VN"/>
         </w:rPr>
         <w:tab/>
+      </w:r>
+      <w:r>
+        <w:rPr>
+          <w:szCs w:val="26"/>
+          <w:lang w:val="vi-VN"/>
+        </w:rPr>
         <w:t>Góc nhìn kiến trúc phần mềm:</w:t>
       </w:r>
       <w:r>
@@ -17430,9 +17242,9 @@
           <w:lang w:val="vi-VN"/>
         </w:rPr>
       </w:pPr>
-      <w:bookmarkStart w:id="275" w:name="_Toc232020100"/>
-      <w:bookmarkStart w:id="276" w:name="_Toc232024151"/>
-      <w:bookmarkStart w:id="277" w:name="_Toc232021709"/>
+      <w:bookmarkStart w:id="274" w:name="_Toc232020100"/>
+      <w:bookmarkStart w:id="275" w:name="_Toc232024151"/>
+      <w:bookmarkStart w:id="276" w:name="_Toc232021709"/>
       <w:r>
         <w:rPr>
           <w:sz w:val="26"/>
@@ -17440,9 +17252,9 @@
         </w:rPr>
         <w:t>4.4. Đánh giá kiểm thử chức năng hệ thống (Black-box Testing)</w:t>
       </w:r>
+      <w:bookmarkEnd w:id="274"/>
       <w:bookmarkEnd w:id="275"/>
       <w:bookmarkEnd w:id="276"/>
-      <w:bookmarkEnd w:id="277"/>
     </w:p>
     <w:p>
       <w:pPr>
@@ -17457,7 +17269,7 @@
           <w:lang w:val="vi-VN"/>
         </w:rPr>
         <w:tab/>
-        <w:t xml:space="preserve">Quá trình đánh giá chất lượng vận hành của ứng dụng được thực hiện thông qua phương pháp kiểm thử hộp đen (Black-box Testing). Phân hệ tập trung kiểm tra toàn bộ các tính năng hiển thị ngoài giao diện, giả lập các hành vi nhập liệu và tương tác của người dùng để đối chứng với các yêu cầu chức năng đã đặc tả tại Chương 3. </w:t>
+        <w:t xml:space="preserve">Quá trình đánh giá chất lượng vận hành của ứng dụng được thực hiện thông qua phương pháp kiểm thử hộp đen. Phân hệ tập trung kiểm tra toàn bộ các tính năng hiển thị ngoài giao diện, giả lập các hành vi nhập liệu và tương tác của người dùng để đối chứng với các yêu cầu chức năng đã đặc tả tại Chương 3. </w:t>
       </w:r>
     </w:p>
     <w:p>
@@ -18568,7 +18380,7 @@
           <w:lang w:val="vi-VN"/>
         </w:rPr>
       </w:pPr>
-      <w:bookmarkStart w:id="278" w:name="_Toc232020013"/>
+      <w:bookmarkStart w:id="277" w:name="_Toc232020013"/>
       <w:r>
         <w:rPr>
           <w:iCs w:val="0"/>
@@ -18622,7 +18434,7 @@
         </w:rPr>
         <w:t xml:space="preserve"> Kết quả thực nghiệm chi tiết của toàn bộ quá trình kiểm thử luồng nghiệp vụ khép kín được hệ thống hóa cụ thể</w:t>
       </w:r>
-      <w:bookmarkEnd w:id="278"/>
+      <w:bookmarkEnd w:id="277"/>
     </w:p>
     <w:p>
       <w:pPr>
@@ -18636,9 +18448,9 @@
           <w:lang w:val="vi-VN"/>
         </w:rPr>
       </w:pPr>
-      <w:bookmarkStart w:id="279" w:name="_Toc232020101"/>
-      <w:bookmarkStart w:id="280" w:name="_Toc232021710"/>
-      <w:bookmarkStart w:id="281" w:name="_Toc232024152"/>
+      <w:bookmarkStart w:id="278" w:name="_Toc232020101"/>
+      <w:bookmarkStart w:id="279" w:name="_Toc232021710"/>
+      <w:bookmarkStart w:id="280" w:name="_Toc232024152"/>
       <w:r>
         <w:rPr>
           <w:sz w:val="26"/>
@@ -18646,9 +18458,9 @@
         </w:rPr>
         <w:t>4.5. Đánh giá hiệu năng và tổng kết thành quả kỹ thuật</w:t>
       </w:r>
+      <w:bookmarkEnd w:id="278"/>
       <w:bookmarkEnd w:id="279"/>
       <w:bookmarkEnd w:id="280"/>
-      <w:bookmarkEnd w:id="281"/>
     </w:p>
     <w:p>
       <w:pPr>
@@ -18663,48 +18475,29 @@
           <w:lang w:val="vi-VN"/>
         </w:rPr>
         <w:tab/>
-        <w:t xml:space="preserve">Sau chuỗi tiến trình thực nghiệm và kiểm thử nghiêm ngặt, ứng dụng </w:t>
-      </w:r>
-      <w:r>
-        <w:rPr>
-          <w:b/>
-          <w:bCs/>
-          <w:szCs w:val="26"/>
-          <w:lang w:val="vi-VN"/>
-        </w:rPr>
-        <w:t>SHORE STORE</w:t>
-      </w:r>
-      <w:r>
-        <w:rPr>
-          <w:szCs w:val="26"/>
-          <w:lang w:val="vi-VN"/>
-        </w:rPr>
-        <w:t xml:space="preserve"> đạt được các chỉ số hiệu năng tối ưu: </w:t>
-      </w:r>
-    </w:p>
-    <w:p>
-      <w:pPr>
-        <w:rPr>
-          <w:szCs w:val="26"/>
-          <w:lang w:val="vi-VN"/>
-        </w:rPr>
-      </w:pPr>
-      <w:r>
-        <w:rPr>
-          <w:b/>
-          <w:bCs/>
+      </w:r>
+      <w:r>
+        <w:rPr>
+          <w:szCs w:val="26"/>
+          <w:lang w:val="vi-VN"/>
+        </w:rPr>
+        <w:t xml:space="preserve">Sau chuỗi tiến trình thực nghiệm và kiểm thử nghiêm ngặt, ứng dụng SHORE STORE đạt được các chỉ số hiệu năng tối ưu: </w:t>
+      </w:r>
+    </w:p>
+    <w:p>
+      <w:pPr>
+        <w:rPr>
+          <w:szCs w:val="26"/>
+          <w:lang w:val="vi-VN"/>
+        </w:rPr>
+      </w:pPr>
+      <w:r>
+        <w:rPr>
           <w:szCs w:val="26"/>
           <w:lang w:val="vi-VN"/>
         </w:rPr>
         <w:tab/>
-        <w:t>Tốc độ phản hồi:</w:t>
-      </w:r>
-      <w:r>
-        <w:rPr>
-          <w:szCs w:val="26"/>
-          <w:lang w:val="vi-VN"/>
-        </w:rPr>
-        <w:t xml:space="preserve"> Quá trình lọc mảng dữ liệu chuỗi ký tự và kết xuất cây cấu trúc DOM phản hồi tức thời với thời gian xử lý đạt mức lý tưởng dưới </w:t>
+        <w:t xml:space="preserve">Tốc độ phản hồi: Quá trình lọc mảng dữ liệu chuỗi ký tự và kết xuất cây cấu trúc DOM phản hồi tức thời với thời gian xử lý đạt mức lý tưởng dưới </w:t>
       </w:r>
       <m:oMath>
         <m:r>
@@ -18743,45 +18536,27 @@
       </w:pPr>
       <w:r>
         <w:rPr>
-          <w:b/>
-          <w:bCs/>
           <w:szCs w:val="26"/>
           <w:lang w:val="vi-VN"/>
         </w:rPr>
         <w:tab/>
-        <w:t>Độ co giãn Responsive:</w:t>
-      </w:r>
-      <w:r>
-        <w:rPr>
-          <w:szCs w:val="26"/>
-          <w:lang w:val="vi-VN"/>
-        </w:rPr>
-        <w:t xml:space="preserve"> Sự phối hợp giữa CSS Box Model và Bootstrap 5 lưới 12 cột giúp giao diện đạt độ thích ứng hiển thị tuyệt đối, không xảy ra hiện tượng vỡ khung hình khi giả lập trên các thiết bị di động. </w:t>
-      </w:r>
-    </w:p>
-    <w:p>
-      <w:pPr>
-        <w:rPr>
-          <w:szCs w:val="26"/>
-          <w:lang w:val="vi-VN"/>
-        </w:rPr>
-      </w:pPr>
-      <w:r>
-        <w:rPr>
-          <w:b/>
-          <w:bCs/>
+        <w:t xml:space="preserve">Độ co giãn Responsive: Sự phối hợp giữa CSS Box Model và Bootstrap 5 lưới 12 cột giúp giao diện đạt độ thích ứng hiển thị tuyệt đối, không xảy ra hiện tượng vỡ khung hình khi giả lập trên các thiết bị di động. </w:t>
+      </w:r>
+    </w:p>
+    <w:p>
+      <w:pPr>
+        <w:rPr>
+          <w:szCs w:val="26"/>
+          <w:lang w:val="vi-VN"/>
+        </w:rPr>
+      </w:pPr>
+      <w:r>
+        <w:rPr>
           <w:szCs w:val="26"/>
           <w:lang w:val="vi-VN"/>
         </w:rPr>
         <w:tab/>
-        <w:t>Độ tin cậy dữ liệu:</w:t>
-      </w:r>
-      <w:r>
-        <w:rPr>
-          <w:szCs w:val="26"/>
-          <w:lang w:val="vi-VN"/>
-        </w:rPr>
-        <w:t xml:space="preserve"> Cơ chế lưu trữ trạng thái đơn hàng qua localStorage vận hành hoàn hảo, không xảy ra lỗi mất thông tin phiên khi khách hàng chuyển đổi giữa các tệp HTML tĩnh. </w:t>
+        <w:t xml:space="preserve">Độ tin cậy dữ liệu: Cơ chế lưu trữ trạng thái đơn hàng qua localStorage vận hành hoàn hảo, không xảy ra lỗi mất thông tin phiên khi khách hàng chuyển đổi giữa các tệp HTML tĩnh. </w:t>
       </w:r>
     </w:p>
     <w:p>
@@ -18814,9 +18589,9 @@
           <w:lang w:val="vi-VN"/>
         </w:rPr>
       </w:pPr>
-      <w:bookmarkStart w:id="282" w:name="_Toc232024153"/>
-      <w:bookmarkStart w:id="283" w:name="_Toc232020102"/>
-      <w:bookmarkStart w:id="284" w:name="_Toc232021711"/>
+      <w:bookmarkStart w:id="281" w:name="_Toc232024153"/>
+      <w:bookmarkStart w:id="282" w:name="_Toc232020102"/>
+      <w:bookmarkStart w:id="283" w:name="_Toc232021711"/>
       <w:r>
         <w:rPr>
           <w:szCs w:val="30"/>
@@ -18825,9 +18600,9 @@
         <w:lastRenderedPageBreak/>
         <w:t>Chương 5. KẾT LUẬN TỔNG THỂ VÀ BÀI TOÁN PHÁT TRIỂN HỆ THỐNG</w:t>
       </w:r>
+      <w:bookmarkEnd w:id="281"/>
       <w:bookmarkEnd w:id="282"/>
       <w:bookmarkEnd w:id="283"/>
-      <w:bookmarkEnd w:id="284"/>
     </w:p>
     <w:p>
       <w:pPr>
@@ -18857,9 +18632,9 @@
           <w:lang w:val="vi-VN"/>
         </w:rPr>
       </w:pPr>
-      <w:bookmarkStart w:id="285" w:name="_Toc232024154"/>
-      <w:bookmarkStart w:id="286" w:name="_Toc232021712"/>
-      <w:bookmarkStart w:id="287" w:name="_Toc232020103"/>
+      <w:bookmarkStart w:id="284" w:name="_Toc232024154"/>
+      <w:bookmarkStart w:id="285" w:name="_Toc232021712"/>
+      <w:bookmarkStart w:id="286" w:name="_Toc232020103"/>
       <w:r>
         <w:rPr>
           <w:sz w:val="26"/>
@@ -18868,9 +18643,9 @@
         </w:rPr>
         <w:t>5.1. Tổng kết thành quả đạt được của dự án</w:t>
       </w:r>
+      <w:bookmarkEnd w:id="284"/>
       <w:bookmarkEnd w:id="285"/>
       <w:bookmarkEnd w:id="286"/>
-      <w:bookmarkEnd w:id="287"/>
     </w:p>
     <w:p>
       <w:pPr>
@@ -18885,8 +18660,38 @@
           <w:lang w:val="vi-VN"/>
         </w:rPr>
         <w:tab/>
-        <w:t xml:space="preserve">Sau chuỗi tiến trình nghiên cứu lý thuyết nền tảng, hoạch định kiến trúc sơ đồ cây điều hướng và tiến hành thực nghiệm kỹ thuật, dự án thiết kế website cửa hàng máy tính trực tuyến </w:t>
-      </w:r>
+      </w:r>
+      <w:r>
+        <w:rPr>
+          <w:szCs w:val="26"/>
+          <w:lang w:val="vi-VN"/>
+        </w:rPr>
+        <w:t>Sau chuỗi tiến trình nghiên cứu lý thuyết nền tảng, hoạch định kiến trúc sơ đồ cây điều hướng và tiến hành thực nghiệm kỹ thuật, dự án thiết kế website cửa hàng máy tính trực tuyến SHORE STORE đã hoàn thành toàn bộ các mục tiêu đặt ra với những thành quả cốt lõi sau:</w:t>
+      </w:r>
+    </w:p>
+    <w:p>
+      <w:pPr>
+        <w:rPr>
+          <w:szCs w:val="26"/>
+          <w:lang w:val="vi-VN"/>
+        </w:rPr>
+      </w:pPr>
+      <w:r>
+        <w:rPr>
+          <w:szCs w:val="26"/>
+          <w:lang w:val="vi-VN"/>
+        </w:rPr>
+        <w:tab/>
+        <w:t>Sản phẩm giao diện trực quan hoàn chỉnh: Hệ thống đóng gói và triển khai thành công cấu trúc phân lớp mã nguồn Client-side tĩnh bao gồm 5 trang con cốt lõi (index.html, san-pham.html, chi-tiet.html, gio-hang.html, lien-he.html), đảm bảo tính thích ứng đa thiết bị dựa trên hệ thống lưới co giãn của Bootstrap 5.</w:t>
+      </w:r>
+    </w:p>
+    <w:p>
+      <w:pPr>
+        <w:rPr>
+          <w:szCs w:val="26"/>
+          <w:lang w:val="vi-VN"/>
+        </w:rPr>
+      </w:pPr>
       <w:r>
         <w:rPr>
           <w:b/>
@@ -18894,56 +18699,13 @@
           <w:szCs w:val="26"/>
           <w:lang w:val="vi-VN"/>
         </w:rPr>
-        <w:t>SHORE STORE</w:t>
-      </w:r>
-      <w:r>
-        <w:rPr>
-          <w:szCs w:val="26"/>
-          <w:lang w:val="vi-VN"/>
-        </w:rPr>
-        <w:t xml:space="preserve"> đã hoàn thành toàn bộ các mục tiêu đặt ra với những thành quả cốt lõi sau:</w:t>
-      </w:r>
-    </w:p>
-    <w:p>
-      <w:pPr>
-        <w:rPr>
-          <w:szCs w:val="26"/>
-          <w:lang w:val="vi-VN"/>
-        </w:rPr>
-      </w:pPr>
-      <w:r>
-        <w:rPr>
-          <w:b/>
-          <w:bCs/>
-          <w:szCs w:val="26"/>
-          <w:lang w:val="vi-VN"/>
-        </w:rPr>
         <w:tab/>
-        <w:t>Sản phẩm giao diện trực quan hoàn chỉnh:</w:t>
-      </w:r>
-      <w:r>
-        <w:rPr>
-          <w:szCs w:val="26"/>
-          <w:lang w:val="vi-VN"/>
-        </w:rPr>
-        <w:t xml:space="preserve"> Hệ thống đóng gói và triển khai thành công cấu trúc phân lớp mã nguồn Client-side tĩnh bao gồm 5 trang con cốt lõi (index.html, san-pham.html, chi-tiet.html, gio-hang.html, lien-he.html), đảm bảo tính thích ứng đa thiết bị (Responsive) dựa trên hệ thống lưới co giãn (Grid System 12 cột) của Bootstrap 5.</w:t>
-      </w:r>
-    </w:p>
-    <w:p>
-      <w:pPr>
-        <w:rPr>
-          <w:szCs w:val="26"/>
-          <w:lang w:val="vi-VN"/>
-        </w:rPr>
-      </w:pPr>
-      <w:r>
-        <w:rPr>
-          <w:b/>
-          <w:bCs/>
-          <w:szCs w:val="26"/>
-          <w:lang w:val="vi-VN"/>
-        </w:rPr>
-        <w:tab/>
+      </w:r>
+      <w:r>
+        <w:rPr>
+          <w:szCs w:val="26"/>
+          <w:lang w:val="vi-VN"/>
+        </w:rPr>
         <w:t>Hiện thực hóa giải thuật xử lý động mượt mà:</w:t>
       </w:r>
       <w:r>
@@ -19010,42 +18772,7 @@
           <w:lang w:val="vi-VN"/>
         </w:rPr>
         <w:tab/>
-        <w:t xml:space="preserve">Đồng bộ hóa và bảo toàn trạng thái đơn hàng khép kín (thêm, cập nhật tịnh tiến thuộc tính quantity, tính tổng hóa đơn toán học </w:t>
-      </w:r>
-      <m:oMath>
-        <m:nary>
-          <m:naryPr>
-            <m:chr m:val="∑"/>
-            <m:limLoc m:val="undOvr"/>
-            <m:subHide m:val="1"/>
-            <m:supHide m:val="1"/>
-            <m:ctrlPr>
-              <w:rPr>
-                <w:rFonts w:ascii="Cambria Math" w:hAnsi="Cambria Math"/>
-                <w:szCs w:val="26"/>
-              </w:rPr>
-            </m:ctrlPr>
-          </m:naryPr>
-          <m:sub/>
-          <m:sup/>
-          <m:e>
-            <m:r>
-              <w:rPr>
-                <w:rFonts w:ascii="Cambria Math" w:hAnsi="Cambria Math"/>
-                <w:szCs w:val="26"/>
-                <w:lang w:val="vi-VN"/>
-              </w:rPr>
-              <m:t>​</m:t>
-            </m:r>
-          </m:e>
-        </m:nary>
-      </m:oMath>
-      <w:r>
-        <w:rPr>
-          <w:szCs w:val="26"/>
-          <w:lang w:val="vi-VN"/>
-        </w:rPr>
-        <w:t>) thông qua việc tương tác đọc/ghi trực tiếp với phân vùng localStorage của trình duyệt.</w:t>
+        <w:t>Đồng bộ hóa và bảo toàn trạng thái đơn hàng khép kín thông qua việc tương tác đọc/ghi trực tiếp với phân vùng localStorage của trình duyệt.</w:t>
       </w:r>
     </w:p>
     <w:p>
@@ -19063,30 +18790,13 @@
           <w:lang w:val="vi-VN"/>
         </w:rPr>
         <w:tab/>
-        <w:t>Môi trường phân phối tối ưu:</w:t>
-      </w:r>
-      <w:r>
-        <w:rPr>
-          <w:szCs w:val="26"/>
-          <w:lang w:val="vi-VN"/>
-        </w:rPr>
-        <w:t xml:space="preserve"> Toàn bộ hệ thống mã nguồn đã được đóng gói và xuất bản thực tế trên dịch vụ điện toán đám mây </w:t>
-      </w:r>
-      <w:r>
-        <w:rPr>
-          <w:b/>
-          <w:bCs/>
-          <w:szCs w:val="26"/>
-          <w:lang w:val="vi-VN"/>
-        </w:rPr>
-        <w:t>GitHub Pages</w:t>
-      </w:r>
-      <w:r>
-        <w:rPr>
-          <w:szCs w:val="26"/>
-          <w:lang w:val="vi-VN"/>
-        </w:rPr>
-        <w:t>, vận hành ổn định và bảo mật thông qua giao thức mã hóa đường truyền HTTPS.</w:t>
+      </w:r>
+      <w:r>
+        <w:rPr>
+          <w:szCs w:val="26"/>
+          <w:lang w:val="vi-VN"/>
+        </w:rPr>
+        <w:t>Môi trường phân phối tối ưu: Toàn bộ hệ thống mã nguồn đã được đóng gói và xuất bản thực tế trên dịch vụ điện toán đám mây GitHub Pages, vận hành ổn định và bảo mật thông qua giao thức mã hóa đường truyền HTTPS.</w:t>
       </w:r>
     </w:p>
     <w:p>
@@ -19104,9 +18814,9 @@
           <w:lang w:val="vi-VN"/>
         </w:rPr>
       </w:pPr>
-      <w:bookmarkStart w:id="288" w:name="_Toc232021713"/>
-      <w:bookmarkStart w:id="289" w:name="_Toc232020104"/>
-      <w:bookmarkStart w:id="290" w:name="_Toc232024155"/>
+      <w:bookmarkStart w:id="287" w:name="_Toc232021713"/>
+      <w:bookmarkStart w:id="288" w:name="_Toc232020104"/>
+      <w:bookmarkStart w:id="289" w:name="_Toc232024155"/>
       <w:r>
         <w:rPr>
           <w:sz w:val="26"/>
@@ -19114,9 +18824,9 @@
         </w:rPr>
         <w:t>5.2. Các tồn đọng và Điểm nghẽn kỹ thuật hệ thống</w:t>
       </w:r>
+      <w:bookmarkEnd w:id="287"/>
       <w:bookmarkEnd w:id="288"/>
       <w:bookmarkEnd w:id="289"/>
-      <w:bookmarkEnd w:id="290"/>
     </w:p>
     <w:p>
       <w:pPr>
@@ -19143,21 +18853,57 @@
       </w:pPr>
       <w:r>
         <w:rPr>
+          <w:szCs w:val="26"/>
+          <w:lang w:val="vi-VN"/>
+        </w:rPr>
+        <w:tab/>
+        <w:t>Điểm nghẽn cấu trúc dữ liệu tĩnh:</w:t>
+      </w:r>
+      <w:r>
+        <w:rPr>
+          <w:szCs w:val="26"/>
+          <w:lang w:val="vi-VN"/>
+        </w:rPr>
+        <w:t xml:space="preserve"> Toàn bộ mảng dữ liệu sản phẩm đang được khai báo cố định bên trong tệp tin kịch bản JavaScript. Điều này dẫn đến sự ràng buộc và cô lập dữ liệu; khi có nhu cầu cập nhật đơn giá hoặc thay đổi thông số phần cứng, </w:t>
+      </w:r>
+      <w:r>
+        <w:rPr>
+          <w:szCs w:val="26"/>
+          <w:lang w:val="vi-VN"/>
+        </w:rPr>
+        <w:lastRenderedPageBreak/>
+        <w:t>người vận hành bắt buộc phải can thiệp thủ công vào mã nguồn, hoàn toàn khuyết thiếu không gian quản trị trực quan.</w:t>
+      </w:r>
+    </w:p>
+    <w:p>
+      <w:pPr>
+        <w:rPr>
+          <w:szCs w:val="26"/>
+          <w:lang w:val="vi-VN"/>
+        </w:rPr>
+      </w:pPr>
+      <w:r>
+        <w:rPr>
           <w:b/>
           <w:bCs/>
           <w:szCs w:val="26"/>
           <w:lang w:val="vi-VN"/>
         </w:rPr>
-        <w:lastRenderedPageBreak/>
         <w:tab/>
-        <w:t>Điểm nghẽn cấu trúc dữ liệu tĩnh (Hardcoded JSON):</w:t>
-      </w:r>
-      <w:r>
-        <w:rPr>
-          <w:szCs w:val="26"/>
-          <w:lang w:val="vi-VN"/>
-        </w:rPr>
-        <w:t xml:space="preserve"> Toàn bộ mảng dữ liệu sản phẩm đang được khai báo cố định bên trong tệp tin kịch bản JavaScript. Điều này dẫn đến sự ràng buộc và cô lập dữ liệu; khi có nhu cầu cập nhật đơn giá hoặc thay đổi thông số phần cứng, người vận hành bắt buộc phải can thiệp thủ công vào mã nguồn, hoàn toàn khuyết thiếu không gian quản trị (Admin Dashboard) trực quan.</w:t>
+      </w:r>
+      <w:r>
+        <w:rPr>
+          <w:szCs w:val="26"/>
+          <w:lang w:val="vi-VN"/>
+        </w:rPr>
+        <w:t>Giới hạn bền vững của bộ nhớ Web Storage:</w:t>
+      </w:r>
+      <w:r>
+        <w:rPr>
+          <w:szCs w:val="26"/>
+          <w:lang w:val="vi-VN"/>
+        </w:rPr>
+        <w:t xml:space="preserve"> Việc quản lý giỏ hàng phụ thuộc hoàn toàn vào phân vùng localStorage của máy khách. Dữ liệu đơn hàng chỉ có giá trị cục bộ trên một trình duyệt và một thiết bị duy nhất, không thể đồng bộ hóa xuyên suốt khi người dùng chuyển đổi thiết bị và sẽ bị triệt tiêu hoàn toàn nếu khách hàng thực hiện hành vi xóa bộ nhớ đệm trình duyệt.</w:t>
       </w:r>
     </w:p>
     <w:p>
@@ -19175,39 +18921,20 @@
           <w:lang w:val="vi-VN"/>
         </w:rPr>
         <w:tab/>
-        <w:t>Giới hạn bền vững của bộ nhớ Web Storage:</w:t>
-      </w:r>
-      <w:r>
-        <w:rPr>
-          <w:szCs w:val="26"/>
-          <w:lang w:val="vi-VN"/>
-        </w:rPr>
-        <w:t xml:space="preserve"> Việc quản lý giỏ hàng phụ thuộc hoàn toàn vào phân vùng localStorage của máy khách. Dữ liệu đơn hàng chỉ có giá trị cục bộ trên một trình duyệt và một thiết bị duy nhất, không thể đồng bộ hóa xuyên suốt khi người dùng chuyển đổi thiết bị và sẽ bị triệt tiêu hoàn toàn nếu khách hàng thực hiện hành vi xóa bộ nhớ đệm (Clear Cache) trình duyệt.</w:t>
-      </w:r>
-    </w:p>
-    <w:p>
-      <w:pPr>
-        <w:rPr>
-          <w:szCs w:val="26"/>
-          <w:lang w:val="vi-VN"/>
-        </w:rPr>
-      </w:pPr>
-      <w:r>
-        <w:rPr>
-          <w:b/>
-          <w:bCs/>
-          <w:szCs w:val="26"/>
-          <w:lang w:val="vi-VN"/>
-        </w:rPr>
-        <w:tab/>
-        <w:t>Rủi ro kiểm lỗi dữ liệu ngõ vào (Input Validation Boundary):</w:t>
-      </w:r>
-      <w:r>
-        <w:rPr>
-          <w:szCs w:val="26"/>
-          <w:lang w:val="vi-VN"/>
-        </w:rPr>
-        <w:t xml:space="preserve"> Phân hệ thu thập thông tin tại trang liên hệ mới chỉ dừng lại ở mức độ kiểm lỗi kịch bản phía máy khách (Client-side Form Validation) bằng biểu thức chính quy Regex, chưa có tầng lọc trung gian độc lập bảo vệ backend, tiềm ẩn nguy cơ chịu các cuộc tấn công thao túng luồng dữ liệu nếu kịch bản trình duyệt bị vô hiệu hóa.</w:t>
+      </w:r>
+      <w:r>
+        <w:rPr>
+          <w:szCs w:val="26"/>
+          <w:lang w:val="vi-VN"/>
+        </w:rPr>
+        <w:t>Rủi ro kiểm lỗi dữ liệu ngõ vào:</w:t>
+      </w:r>
+      <w:r>
+        <w:rPr>
+          <w:szCs w:val="26"/>
+          <w:lang w:val="vi-VN"/>
+        </w:rPr>
+        <w:t xml:space="preserve"> Phân hệ thu thập thông tin tại trang liên hệ mới chỉ dừng lại ở mức độ kiểm lỗi kịch bản phía máy khách bằng biểu thức chính quy Regex, chưa có tầng lọc trung gian độc lập bảo vệ backend, tiềm ẩn nguy cơ chịu các cuộc tấn công thao túng luồng dữ liệu nếu kịch bản trình duyệt bị vô hiệu hóa.</w:t>
       </w:r>
     </w:p>
     <w:p>
@@ -19222,9 +18949,9 @@
           <w:lang w:val="vi-VN"/>
         </w:rPr>
       </w:pPr>
-      <w:bookmarkStart w:id="291" w:name="_Toc232020105"/>
-      <w:bookmarkStart w:id="292" w:name="_Toc232021714"/>
-      <w:bookmarkStart w:id="293" w:name="_Toc232024156"/>
+      <w:bookmarkStart w:id="290" w:name="_Toc232020105"/>
+      <w:bookmarkStart w:id="291" w:name="_Toc232021714"/>
+      <w:bookmarkStart w:id="292" w:name="_Toc232024156"/>
       <w:r>
         <w:rPr>
           <w:sz w:val="26"/>
@@ -19232,9 +18959,9 @@
         </w:rPr>
         <w:t>5.3. Phương hướng nghiên cứu đột phá và Nâng cấp Hệ thống theo chiều sâu</w:t>
       </w:r>
+      <w:bookmarkEnd w:id="290"/>
       <w:bookmarkEnd w:id="291"/>
       <w:bookmarkEnd w:id="292"/>
-      <w:bookmarkEnd w:id="293"/>
     </w:p>
     <w:p>
       <w:pPr>
@@ -19252,8 +18979,6 @@
       </w:r>
       <w:r>
         <w:rPr>
-          <w:b/>
-          <w:bCs/>
           <w:szCs w:val="26"/>
           <w:lang w:val="vi-VN"/>
         </w:rPr>
@@ -19281,9 +19006,9 @@
           <w:lang w:val="vi-VN"/>
         </w:rPr>
       </w:pPr>
-      <w:bookmarkStart w:id="294" w:name="_Toc232021715"/>
-      <w:bookmarkStart w:id="295" w:name="_Toc232020106"/>
-      <w:bookmarkStart w:id="296" w:name="_Toc232024157"/>
+      <w:bookmarkStart w:id="293" w:name="_Toc232021715"/>
+      <w:bookmarkStart w:id="294" w:name="_Toc232020106"/>
+      <w:bookmarkStart w:id="295" w:name="_Toc232024157"/>
       <w:r>
         <w:rPr>
           <w:i w:val="0"/>
@@ -19291,11 +19016,11 @@
           <w:szCs w:val="26"/>
           <w:lang w:val="vi-VN"/>
         </w:rPr>
-        <w:t>5.3.1. Chuyển dịch sang kiến trúc Single Page Application (SPA)</w:t>
-      </w:r>
+        <w:t>5.3.1. Chuyển dịch sang kiến trúc Single Page Application</w:t>
+      </w:r>
+      <w:bookmarkEnd w:id="293"/>
       <w:bookmarkEnd w:id="294"/>
       <w:bookmarkEnd w:id="295"/>
-      <w:bookmarkEnd w:id="296"/>
     </w:p>
     <w:p>
       <w:pPr>
@@ -19314,35 +19039,10 @@
       </w:r>
       <w:r>
         <w:rPr>
-          <w:b/>
-          <w:bCs/>
-          <w:szCs w:val="26"/>
-          <w:lang w:val="vi-VN"/>
-        </w:rPr>
-        <w:t>ReactJS</w:t>
-      </w:r>
-      <w:r>
-        <w:rPr>
-          <w:szCs w:val="26"/>
-          <w:lang w:val="vi-VN"/>
-        </w:rPr>
-        <w:t xml:space="preserve"> hoặc </w:t>
-      </w:r>
-      <w:r>
-        <w:rPr>
-          <w:b/>
-          <w:bCs/>
-          <w:szCs w:val="26"/>
-          <w:lang w:val="vi-VN"/>
-        </w:rPr>
-        <w:t>VueJS</w:t>
-      </w:r>
-      <w:r>
-        <w:rPr>
-          <w:szCs w:val="26"/>
-          <w:lang w:val="vi-VN"/>
-        </w:rPr>
-        <w:t>.</w:t>
+          <w:szCs w:val="26"/>
+          <w:lang w:val="vi-VN"/>
+        </w:rPr>
+        <w:t>ReactJS hoặc VueJS.</w:t>
       </w:r>
     </w:p>
     <w:p>
@@ -19358,7 +19058,7 @@
           <w:lang w:val="vi-VN"/>
         </w:rPr>
         <w:tab/>
-        <w:t>Giải pháp này sẽ giúp chia nhỏ giao diện thành các thành phần độc lập (Component-based Architecture), tối ưu hóa hiệu năng kết xuất thông qua cơ chế cây DOM ảo (Virtual DOM) và quản lý luồng dữ liệu tập trung (Global State Management với Redux hoặc Pinia), loại bỏ hoàn toàn hiện tượng nạp lại trang vật lý khi chuyển đổi không gian UI.</w:t>
+        <w:t>Giải pháp này sẽ giúp chia nhỏ giao diện thành các thành phần độc lập, tối ưu hóa hiệu năng kết xuất thông qua cơ chế cây DOM ảo và quản lý luồng dữ liệu tập trung, loại bỏ hoàn toàn hiện tượng nạp lại trang vật lý khi chuyển đổi không gian UI.</w:t>
       </w:r>
     </w:p>
     <w:p>
@@ -19375,9 +19075,9 @@
           <w:lang w:val="vi-VN"/>
         </w:rPr>
       </w:pPr>
-      <w:bookmarkStart w:id="297" w:name="_Toc232024158"/>
-      <w:bookmarkStart w:id="298" w:name="_Toc232021716"/>
-      <w:bookmarkStart w:id="299" w:name="_Toc232020107"/>
+      <w:bookmarkStart w:id="296" w:name="_Toc232024158"/>
+      <w:bookmarkStart w:id="297" w:name="_Toc232021716"/>
+      <w:bookmarkStart w:id="298" w:name="_Toc232020107"/>
       <w:r>
         <w:rPr>
           <w:i w:val="0"/>
@@ -19387,9 +19087,9 @@
         </w:rPr>
         <w:t>5.3.2. Xây dựng phân lớp Backend và Cơ sở dữ liệu tập trung</w:t>
       </w:r>
+      <w:bookmarkEnd w:id="296"/>
       <w:bookmarkEnd w:id="297"/>
       <w:bookmarkEnd w:id="298"/>
-      <w:bookmarkEnd w:id="299"/>
     </w:p>
     <w:p>
       <w:pPr>
@@ -19408,8 +19108,6 @@
       </w:r>
       <w:r>
         <w:rPr>
-          <w:b/>
-          <w:bCs/>
           <w:szCs w:val="26"/>
           <w:lang w:val="vi-VN"/>
         </w:rPr>
@@ -19420,12 +19118,10 @@
           <w:szCs w:val="26"/>
           <w:lang w:val="vi-VN"/>
         </w:rPr>
-        <w:t xml:space="preserve"> (kết hợp Express framework) hoặc ngôn ngữ </w:t>
-      </w:r>
-      <w:r>
-        <w:rPr>
-          <w:b/>
-          <w:bCs/>
+        <w:t xml:space="preserve"> hoặc ngôn ngữ </w:t>
+      </w:r>
+      <w:r>
+        <w:rPr>
           <w:szCs w:val="26"/>
           <w:lang w:val="vi-VN"/>
         </w:rPr>
@@ -19451,14 +19147,11 @@
           <w:szCs w:val="26"/>
           <w:lang w:val="vi-VN"/>
         </w:rPr>
-        <w:lastRenderedPageBreak/>
         <w:tab/>
         <w:t xml:space="preserve">Kết nối hệ thống với các hệ quản trị cơ sở dữ liệu mạnh mẽ như </w:t>
       </w:r>
       <w:r>
         <w:rPr>
-          <w:b/>
-          <w:bCs/>
           <w:szCs w:val="26"/>
           <w:lang w:val="vi-VN"/>
         </w:rPr>
@@ -19473,8 +19166,6 @@
       </w:r>
       <w:r>
         <w:rPr>
-          <w:b/>
-          <w:bCs/>
           <w:szCs w:val="26"/>
           <w:lang w:val="vi-VN"/>
         </w:rPr>
@@ -19485,7 +19176,7 @@
           <w:szCs w:val="26"/>
           <w:lang w:val="vi-VN"/>
         </w:rPr>
-        <w:t xml:space="preserve"> để lưu trữ và quản lý tập trung toàn bộ dữ liệu sản phẩm, tài khoản người dùng và trạng thái hóa đơn đơn hàng, giải quyết triệt để điểm nghẽn lưu trữ tĩnh (Hardcoded) hiện nay.</w:t>
+        <w:t xml:space="preserve"> để lưu trữ và quản lý tập trung toàn bộ dữ liệu sản phẩm, tài khoản người dùng và trạng thái hóa đơn đơn hàng, giải quyết triệt để điểm nghẽn lưu trữ tĩnh hiện nay.</w:t>
       </w:r>
     </w:p>
     <w:p>
@@ -19502,33 +19193,35 @@
           <w:lang w:val="vi-VN"/>
         </w:rPr>
       </w:pPr>
-      <w:bookmarkStart w:id="300" w:name="_Toc232024159"/>
-      <w:bookmarkStart w:id="301" w:name="_Toc232020108"/>
-      <w:bookmarkStart w:id="302" w:name="_Toc232021717"/>
+      <w:bookmarkStart w:id="299" w:name="_Toc232024159"/>
+      <w:bookmarkStart w:id="300" w:name="_Toc232020108"/>
+      <w:bookmarkStart w:id="301" w:name="_Toc232021717"/>
       <w:r>
         <w:rPr>
           <w:i w:val="0"/>
           <w:iCs w:val="0"/>
           <w:szCs w:val="26"/>
-        </w:rPr>
-        <w:t>5.3.3. Tích hợp cổng thanh toán trực tuyến tự động (Payment Gateway)</w:t>
-      </w:r>
+          <w:lang w:val="vi-VN"/>
+        </w:rPr>
+        <w:t>5.3.3. Tích hợp cổng thanh toán trực tuyến tự động</w:t>
+      </w:r>
+      <w:bookmarkEnd w:id="299"/>
       <w:bookmarkEnd w:id="300"/>
       <w:bookmarkEnd w:id="301"/>
-      <w:bookmarkEnd w:id="302"/>
-    </w:p>
-    <w:p>
-      <w:pPr>
-        <w:rPr>
-          <w:szCs w:val="26"/>
-          <w:lang w:val="vi-VN"/>
-        </w:rPr>
-      </w:pPr>
-      <w:r>
-        <w:rPr>
-          <w:szCs w:val="26"/>
-          <w:lang w:val="vi-VN"/>
-        </w:rPr>
+    </w:p>
+    <w:p>
+      <w:pPr>
+        <w:rPr>
+          <w:szCs w:val="26"/>
+          <w:lang w:val="vi-VN"/>
+        </w:rPr>
+      </w:pPr>
+      <w:r>
+        <w:rPr>
+          <w:szCs w:val="26"/>
+          <w:lang w:val="vi-VN"/>
+        </w:rPr>
+        <w:lastRenderedPageBreak/>
         <w:tab/>
         <w:t>Nâng cấp module mô phỏng thanh toán QR tĩnh bằng cách tích hợp trực tiếp các thư viện kết nối API của các cổng thanh toán điện tử chính thức hoặc dịch vụ ngân hàng số (như MoMo API, Zalopay API, VietQR).</w:t>
       </w:r>
@@ -19567,9 +19260,9 @@
           <w:lang w:val="vi-VN"/>
         </w:rPr>
       </w:pPr>
-      <w:bookmarkStart w:id="303" w:name="_Toc232021718"/>
-      <w:bookmarkStart w:id="304" w:name="_Toc232020109"/>
-      <w:bookmarkStart w:id="305" w:name="_Toc232024160"/>
+      <w:bookmarkStart w:id="302" w:name="_Toc232021718"/>
+      <w:bookmarkStart w:id="303" w:name="_Toc232020109"/>
+      <w:bookmarkStart w:id="304" w:name="_Toc232024160"/>
       <w:r>
         <w:rPr>
           <w:i w:val="0"/>
@@ -19579,9 +19272,9 @@
         </w:rPr>
         <w:t>5.3.4. Triển khai phân hệ quản trị toàn diện (Admin Dashboard)</w:t>
       </w:r>
+      <w:bookmarkEnd w:id="302"/>
       <w:bookmarkEnd w:id="303"/>
       <w:bookmarkEnd w:id="304"/>
-      <w:bookmarkEnd w:id="305"/>
     </w:p>
     <w:p>
       <w:pPr>
@@ -19596,7 +19289,7 @@
           <w:lang w:val="vi-VN"/>
         </w:rPr>
         <w:tab/>
-        <w:t>Thiết kế và mã hóa một phân vùng giao diện quản lý riêng biệt dành cho quản trị viên, được bảo vệ nghiêm ngặt bằng cơ chế mã hóa xác thực mã khóa phiên (JWT - JSON Web Token).</w:t>
+        <w:t>Thiết kế và mã hóa một phân vùng giao diện quản lý riêng biệt dành cho quản trị viên, được bảo vệ nghiêm ngặt bằng cơ chế mã hóa xác thực mã khóa phiên.</w:t>
       </w:r>
     </w:p>
     <w:p>
@@ -19612,7 +19305,7 @@
           <w:lang w:val="vi-VN"/>
         </w:rPr>
         <w:tab/>
-        <w:t>Phân hệ này cung cấp đầy đủ các công cụ tương tác đồ họa trực quan để thực hiện nghiệp vụ Thêm, Sửa, Xóa (CRUD) danh mục thiết bị linh kiện phần cứng, theo dõi biểu đồ thống kê doanh số dạng tuyến và giám sát tiến trình vận đơn của khách hàng.</w:t>
+        <w:t>Phân hệ này cung cấp đầy đủ các công cụ tương tác đồ họa trực quan để thực hiện nghiệp vụ Thêm, Sửa, Xóa danh mục thiết bị linh kiện phần cứng, theo dõi biểu đồ thống kê doanh số dạng tuyến và giám sát tiến trình vận đơn của khách hàng.</w:t>
       </w:r>
     </w:p>
     <w:p>
@@ -19652,7 +19345,7 @@
           <w:lang w:val="vi-VN"/>
         </w:rPr>
       </w:pPr>
-      <w:bookmarkStart w:id="306" w:name="_Toc232024161"/>
+      <w:bookmarkStart w:id="305" w:name="_Toc232024161"/>
       <w:r>
         <w:rPr>
           <w:bCs/>
@@ -19662,7 +19355,7 @@
         <w:lastRenderedPageBreak/>
         <w:t>DANH MỤC TÀI LIỆU THAM KHẢO</w:t>
       </w:r>
-      <w:bookmarkEnd w:id="306"/>
+      <w:bookmarkEnd w:id="305"/>
     </w:p>
     <w:p>
       <w:pPr>
@@ -19932,12 +19625,12 @@
         </w:rPr>
       </w:pPr>
     </w:p>
+    <w:bookmarkEnd w:id="166"/>
     <w:bookmarkEnd w:id="167"/>
     <w:bookmarkEnd w:id="168"/>
     <w:bookmarkEnd w:id="169"/>
     <w:bookmarkEnd w:id="170"/>
     <w:bookmarkEnd w:id="171"/>
-    <w:bookmarkEnd w:id="172"/>
     <w:p>
       <w:pPr>
         <w:rPr>
@@ -20858,6 +20551,7 @@
   <w:style w:type="character" w:default="1" w:styleId="DefaultParagraphFont">
     <w:name w:val="Default Paragraph Font"/>
     <w:uiPriority w:val="1"/>
+    <w:semiHidden/>
     <w:unhideWhenUsed/>
   </w:style>
   <w:style w:type="table" w:default="1" w:styleId="TableNormal">

--- a/assets/thesis/thesis.docx
+++ b/assets/thesis/thesis.docx
@@ -4942,21 +4942,17 @@
           <w:lang w:val="vi-VN"/>
         </w:rPr>
         <w:tab/>
-        <w:t>Mở rộng phân tích bối cảnh nghiên cứu thực tiễn đợt 1: Xu hướng thị trường năm 2026 cho thấy người dùng không còn đủ kiên nhẫn cho các ứng dụng web có độ trễ kết xuất vượt quá 2 giây. Các kiến trúc Single Page Application tuy giải quyết được trải nghiệm nhưng lại mang nhược điểm về SEO và dung lượng mã nguồn tải ban đầu quá lớn. Do đó, giải pháp tối ưu hóa Client-side thuần túy kết hợp với các hệ thống lưới CSS hiện đại như Bootstrap 5 nổi lên như một hướng tiếp cận cân bằng, tối ưu chi phí hạ tầng và tối đa hóa tốc độ phản hồi cục bộ.</w:t>
-      </w:r>
-    </w:p>
-    <w:p>
-      <w:pPr>
-        <w:pStyle w:val="NormalWeb"/>
-        <w:spacing w:before="100" w:after="100"/>
-        <w:jc w:val="both"/>
+        <w:t xml:space="preserve">Mở rộng phân tích bối cảnh nghiên cứu thực </w:t>
+      </w:r>
+      <w:r>
         <w:rPr>
           <w:rFonts w:eastAsia="sans-serif"/>
           <w:sz w:val="26"/>
           <w:szCs w:val="26"/>
           <w:lang w:val="vi-VN"/>
         </w:rPr>
-      </w:pPr>
+        <w:t>tiễn</w:t>
+      </w:r>
       <w:r>
         <w:rPr>
           <w:rFonts w:eastAsia="sans-serif"/>
@@ -4964,41 +4960,7 @@
           <w:szCs w:val="26"/>
           <w:lang w:val="vi-VN"/>
         </w:rPr>
-        <w:tab/>
-        <w:t xml:space="preserve">Mở rộng phân tích bối cảnh nghiên cứu thực tiễn đợt 2: Xu hướng thị trường năm 2026 cho thấy người dùng không còn đủ kiên nhẫn cho các ứng dụng web có độ trễ kết xuất vượt quá 2 giây. Các kiến trúc Single Page Application (SPA) tuy giải quyết được trải nghiệm nhưng lại mang nhược điểm về SEO và dung lượng mã nguồn tải ban đầu quá lớn. Do đó, giải pháp tối ưu hóa Client-side thuần túy kết hợp với các hệ thống lưới </w:t>
-      </w:r>
-      <w:r>
-        <w:rPr>
-          <w:rFonts w:eastAsia="sans-serif"/>
-          <w:sz w:val="26"/>
-          <w:szCs w:val="26"/>
-          <w:lang w:val="vi-VN"/>
-        </w:rPr>
-        <w:lastRenderedPageBreak/>
-        <w:t>CSS hiện đại như Bootstrap 5 nổi lên như một hướng tiếp cận cân bằng, tối ưu chi phí hạ tầng và tối đa hóa tốc độ phản hồi cục bộ.</w:t>
-      </w:r>
-    </w:p>
-    <w:p>
-      <w:pPr>
-        <w:pStyle w:val="NormalWeb"/>
-        <w:spacing w:before="100" w:after="100"/>
-        <w:jc w:val="both"/>
-        <w:rPr>
-          <w:rFonts w:eastAsia="sans-serif"/>
-          <w:sz w:val="26"/>
-          <w:szCs w:val="26"/>
-          <w:lang w:val="vi-VN"/>
-        </w:rPr>
-      </w:pPr>
-      <w:r>
-        <w:rPr>
-          <w:rFonts w:eastAsia="sans-serif"/>
-          <w:sz w:val="26"/>
-          <w:szCs w:val="26"/>
-          <w:lang w:val="vi-VN"/>
-        </w:rPr>
-        <w:tab/>
-        <w:t>Mở rộng phân tích bối cảnh nghiên cứu thực tiễn đợt 3: Xu hướng thị trường năm 2026 cho thấy người dùng không còn đủ kiên nhẫn cho các ứng dụng web có độ trễ kết xuất vượt quá 2 giây. Các kiến trúc Single Page Application tuy giải quyết được trải nghiệm nhưng lại mang nhược điểm về SEO và dung lượng mã nguồn tải ban đầu quá lớn. Do đó, giải pháp tối ưu hóa Client-side thuần túy kết hợp với các hệ thống lưới CSS hiện đại như Bootstrap 5 nổi lên như một hướng tiếp cận cân bằng, tối ưu chi phí hạ tầng và tối đa hóa tốc độ phản hồi cục bộ.</w:t>
+        <w:t>: Xu hướng thị trường năm 2026 cho thấy người dùng không còn đủ kiên nhẫn cho các ứng dụng web có độ trễ kết xuất vượt quá 2 giây. Các kiến trúc Single Page Application tuy giải quyết được trải nghiệm nhưng lại mang nhược điểm về SEO và dung lượng mã nguồn tải ban đầu quá lớn. Do đó, giải pháp tối ưu hóa Client-side thuần túy kết hợp với các hệ thống lưới CSS hiện đại như Bootstrap 5 nổi lên như một hướng tiếp cận cân bằng, tối ưu chi phí hạ tầng và tối đa hóa tốc độ phản hồi cục bộ.</w:t>
       </w:r>
     </w:p>
     <w:tbl>
@@ -5395,6 +5357,7 @@
                 <w:szCs w:val="26"/>
                 <w:lang w:val="vi-VN"/>
               </w:rPr>
+              <w:lastRenderedPageBreak/>
               <w:t>Giá trị mua sắm trung bình/người</w:t>
             </w:r>
           </w:p>
@@ -5644,14 +5607,7 @@
         <w:rPr>
           <w:lang w:val="vi-VN" w:eastAsia="zh-CN"/>
         </w:rPr>
-        <w:t xml:space="preserve">Đối với nhóm ngành linh kiện điện tử chuyên dụng và phần cứng máy tính cao cấp, sự gia tăng về chi tiêu này đòi hỏi các giải pháp tiếp cận thị trường phải chuyển dịch từ mô hình cửa hàng truyền thống sang các nền tảng số hóa tự vận hành tại Client-side nhằm cắt giảm chi phí trung gian. Việc phân tích dải số liệu định lượng này một lần </w:t>
-      </w:r>
-      <w:r>
-        <w:rPr>
-          <w:lang w:val="vi-VN" w:eastAsia="zh-CN"/>
-        </w:rPr>
-        <w:lastRenderedPageBreak/>
-        <w:t>nữa khẳng định tính cấp thiết của đề tài trong việc hiện thực hóa một giải pháp kiến trúc web có tốc độ phản hồi tối ưu, bọc lót toàn diện cho hành trình mua sắm số của khách hàng đầu cuối.</w:t>
+        <w:t>Đối với nhóm ngành linh kiện điện tử chuyên dụng và phần cứng máy tính cao cấp, sự gia tăng về chi tiêu này đòi hỏi các giải pháp tiếp cận thị trường phải chuyển dịch từ mô hình cửa hàng truyền thống sang các nền tảng số hóa tự vận hành tại Client-side nhằm cắt giảm chi phí trung gian. Việc phân tích dải số liệu định lượng này một lần nữa khẳng định tính cấp thiết của đề tài trong việc hiện thực hóa một giải pháp kiến trúc web có tốc độ phản hồi tối ưu, bọc lót toàn diện cho hành trình mua sắm số của khách hàng đầu cuối.</w:t>
       </w:r>
     </w:p>
     <w:p>
@@ -5817,8 +5773,9 @@
           <w:szCs w:val="26"/>
           <w:lang w:val="vi-VN"/>
         </w:rPr>
+        <w:lastRenderedPageBreak/>
         <w:tab/>
-        <w:t>Mục tiêu tổng quát của đồ án là ứng dụng các công nghệ lập trình Web phía Client-side hiện đại bao gồm HTML5, CSS3, JavaScript thuần (Vanilla JS) và Framework Bootstrap 5 để xây dựng hoàn chỉnh hệ thống Website thương mại điện tử kinh doanh thiết bị công nghệ và linh kiện máy tính với thương hiệu "SHORE Store". Hệ thống đảm bảo vận hành mượt mà, giao diện trực quan, tối ưu hóa tốc độ phản hồi và mang lại luồng trải nghiệm mua sắm (UI/UX) khép kín [6], đáp ứng đầy đủ các tiêu chuẩn kỹ thuật của một ứng dụng Web chuyên nghiệp.</w:t>
+        <w:t>Mục tiêu tổng quát của đồ án là ứng dụng các công nghệ lập trình Web phía Client-side hiện đại bao gồm HTML5, CSS3, JavaScript thuần (Vanilla JS) và Framework Bootstrap 5 để xây dựng hoàn chỉnh hệ thống Website thương mại điện tử kinh doanh thiết bị công nghệ và linh kiện máy tính với thương hiệu "SHORE Store". Hệ thống đảm bảo vận hành mượt mà, giao diện trực quan, tối ưu hóa tốc độ phản hồi và mang lại luồng trải nghiệm mua sắm khép kín [6], đáp ứng đầy đủ các tiêu chuẩn kỹ thuật của một ứng dụng Web chuyên nghiệp.</w:t>
       </w:r>
     </w:p>
     <w:p>
@@ -5952,7 +5909,6 @@
           <w:szCs w:val="26"/>
           <w:lang w:val="vi-VN"/>
         </w:rPr>
-        <w:lastRenderedPageBreak/>
         <w:tab/>
         <w:t>Về mặt phát triển chức năng hệ thống:</w:t>
       </w:r>
@@ -6079,7 +6035,16 @@
           <w:szCs w:val="26"/>
           <w:lang w:val="vi-VN"/>
         </w:rPr>
-        <w:t xml:space="preserve"> Chuẩn hóa toàn bộ cấu trúc thư mục dự án và mã lệnh theo chuẩn ECMAScript 6+ sạch, triệt tiêu các lỗi rò rỉ bộ nhớ khi tương tác liên tục. Hoàn thiện quyển báo cáo định chuẩn khoa học kỹ thuật của Trường Kỹ thuật và Công nghệ – Đại học Trà Vinh với hệ thống trích dẫn tài liệu theo chuẩn quốc tế IEEE.</w:t>
+        <w:t xml:space="preserve"> Chuẩn hóa toàn bộ cấu trúc thư mục dự án và mã lệnh theo chuẩn ECMAScript 6+ sạch, triệt tiêu các lỗi rò rỉ bộ nhớ khi </w:t>
+      </w:r>
+      <w:r>
+        <w:rPr>
+          <w:rFonts w:cs="Times New Roman"/>
+          <w:szCs w:val="26"/>
+          <w:lang w:val="vi-VN"/>
+        </w:rPr>
+        <w:lastRenderedPageBreak/>
+        <w:t>tương tác liên tục. Hoàn thiện quyển báo cáo định chuẩn khoa học kỹ thuật của Trường Kỹ thuật và Công nghệ – Đại học Trà Vinh với hệ thống trích dẫn tài liệu theo chuẩn quốc tế IEEE.</w:t>
       </w:r>
     </w:p>
     <w:p>
@@ -6343,7 +6308,6 @@
                 <w:szCs w:val="26"/>
                 <w:lang w:val="vi-VN" w:eastAsia="zh-CN"/>
               </w:rPr>
-              <w:lastRenderedPageBreak/>
               <w:t>Quản lý toàn diện thông tin phần cứng của hệ thống 27 sản phẩm.</w:t>
             </w:r>
           </w:p>
@@ -6673,6 +6637,7 @@
                 <w:szCs w:val="26"/>
                 <w:lang w:val="vi-VN" w:eastAsia="zh-CN"/>
               </w:rPr>
+              <w:lastRenderedPageBreak/>
               <w:t>Hoàn thiện hồ sơ báo cáo đồ án kỹ thuật.</w:t>
             </w:r>
           </w:p>
@@ -6708,7 +6673,17 @@
                 <w:szCs w:val="26"/>
                 <w:lang w:val="vi-VN"/>
               </w:rPr>
-              <w:t>Toàn bộ mã nguồn viết theo cấu trúc ES6+ (Clean Code), triệt tiêu hoàn toàn các lỗi rò rỉ bộ nhớ (Memory Leak) khi tương tác liên tục.</w:t>
+              <w:lastRenderedPageBreak/>
+              <w:t xml:space="preserve">Toàn bộ mã nguồn viết theo cấu trúc ES6+ (Clean Code), triệt tiêu hoàn toàn các lỗi rò rỉ bộ </w:t>
+            </w:r>
+            <w:r>
+              <w:rPr>
+                <w:rFonts w:cs="Times New Roman"/>
+                <w:szCs w:val="26"/>
+                <w:lang w:val="vi-VN"/>
+              </w:rPr>
+              <w:lastRenderedPageBreak/>
+              <w:t>nhớ (Memory Leak) khi tương tác liên tục.</w:t>
             </w:r>
           </w:p>
           <w:p>
@@ -6767,6 +6742,7 @@
           <w:szCs w:val="26"/>
           <w:lang w:val="vi-VN"/>
         </w:rPr>
+        <w:lastRenderedPageBreak/>
         <w:t xml:space="preserve">Bảng 1. </w:t>
       </w:r>
       <w:r>
@@ -6972,7 +6948,6 @@
           <w:szCs w:val="26"/>
           <w:lang w:val="vi-VN"/>
         </w:rPr>
-        <w:lastRenderedPageBreak/>
         <w:tab/>
         <w:t>Phương pháp phân tích hệ thống được áp dụng xuyên suốt giai đoạn chuẩn bị và thiết kế đồ án nhằm chuyển hóa các ý tưởng kinh doanh thành mô hình kiến trúc phần mềm kỹ thuật cụ thể. Phương pháp này bao gồm các hoạt động trọng tâm sau:</w:t>
       </w:r>
@@ -7125,6 +7100,7 @@
           <w:szCs w:val="26"/>
           <w:lang w:val="vi-VN"/>
         </w:rPr>
+        <w:lastRenderedPageBreak/>
         <w:t>Ta có 2 sơ đò minh họa:</w:t>
       </w:r>
     </w:p>
@@ -7429,16 +7405,7 @@
           <w:lang w:val="vi-VN"/>
         </w:rPr>
         <w:tab/>
-        <w:t xml:space="preserve">Phương pháp kiểm thử đóng vai trò quyết định trong việc đánh giá chất lượng vận hành, độ ổn định và khả năng tối ưu tài nguyên của Website trước khi phát hành lên </w:t>
-      </w:r>
-      <w:r>
-        <w:rPr>
-          <w:sz w:val="26"/>
-          <w:szCs w:val="26"/>
-          <w:lang w:val="vi-VN"/>
-        </w:rPr>
-        <w:lastRenderedPageBreak/>
-        <w:t>môi trường mạng. Đồ án triển khai quy trình kiểm thử thực nghiệm phần mềm theo các kỹ thuật chuẩn hóa [7]:</w:t>
+        <w:t>Phương pháp kiểm thử đóng vai trò quyết định trong việc đánh giá chất lượng vận hành, độ ổn định và khả năng tối ưu tài nguyên của Website trước khi phát hành lên môi trường mạng. Đồ án triển khai quy trình kiểm thử thực nghiệm phần mềm theo các kỹ thuật chuẩn hóa [7]:</w:t>
       </w:r>
     </w:p>
     <w:p>
@@ -7684,6 +7651,7 @@
           <w:szCs w:val="26"/>
           <w:lang w:val="vi-VN"/>
         </w:rPr>
+        <w:lastRenderedPageBreak/>
         <w:tab/>
       </w:r>
       <w:r>
@@ -7716,17 +7684,15 @@
       </w:pPr>
       <w:r>
         <w:rPr>
-          <w:noProof/>
           <w:sz w:val="26"/>
           <w:szCs w:val="26"/>
           <w:lang w:val="vi-VN"/>
         </w:rPr>
-        <w:lastRenderedPageBreak/>
         <w:drawing>
-          <wp:inline distT="0" distB="0" distL="0" distR="0" wp14:anchorId="2F571ABD" wp14:editId="3BA996DB">
-            <wp:extent cx="5760085" cy="2750820"/>
-            <wp:effectExtent l="0" t="0" r="0" b="0"/>
-            <wp:docPr id="1930927722" name="Picture 1"/>
+          <wp:inline distT="0" distB="0" distL="0" distR="0" wp14:anchorId="110FCBC2" wp14:editId="7E36129B">
+            <wp:extent cx="5760085" cy="2737485"/>
+            <wp:effectExtent l="0" t="0" r="0" b="5715"/>
+            <wp:docPr id="776958526" name="Picture 1"/>
             <wp:cNvGraphicFramePr>
               <a:graphicFrameLocks xmlns:a="http://schemas.openxmlformats.org/drawingml/2006/main" noChangeAspect="1"/>
             </wp:cNvGraphicFramePr>
@@ -7734,10 +7700,8 @@
               <a:graphicData uri="http://schemas.openxmlformats.org/drawingml/2006/picture">
                 <pic:pic xmlns:pic="http://schemas.openxmlformats.org/drawingml/2006/picture">
                   <pic:nvPicPr>
-                    <pic:cNvPr id="1930927722" name="Picture 1"/>
-                    <pic:cNvPicPr>
-                      <a:picLocks noChangeAspect="1"/>
-                    </pic:cNvPicPr>
+                    <pic:cNvPr id="776958526" name=""/>
+                    <pic:cNvPicPr/>
                   </pic:nvPicPr>
                   <pic:blipFill>
                     <a:blip r:embed="rId10"/>
@@ -7748,7 +7712,7 @@
                   <pic:spPr>
                     <a:xfrm>
                       <a:off x="0" y="0"/>
-                      <a:ext cx="5760085" cy="2750820"/>
+                      <a:ext cx="5760085" cy="2737485"/>
                     </a:xfrm>
                     <a:prstGeom prst="rect">
                       <a:avLst/>
@@ -7998,6 +7962,7 @@
           <w:szCs w:val="26"/>
           <w:lang w:val="vi-VN"/>
         </w:rPr>
+        <w:lastRenderedPageBreak/>
         <w:tab/>
       </w:r>
       <w:r>
@@ -8035,7 +8000,6 @@
           <w:szCs w:val="26"/>
           <w:lang w:val="vi-VN"/>
         </w:rPr>
-        <w:lastRenderedPageBreak/>
         <w:drawing>
           <wp:inline distT="0" distB="0" distL="0" distR="0" wp14:anchorId="33E1A60D" wp14:editId="259E2ACB">
             <wp:extent cx="5760085" cy="2464435"/>
@@ -8271,6 +8235,7 @@
           <w:szCs w:val="26"/>
           <w:lang w:val="vi-VN"/>
         </w:rPr>
+        <w:lastRenderedPageBreak/>
         <w:tab/>
         <w:t>Giới hạn về môi trường vận hành: Hệ thống ứng dụng được đóng gói và phân phối thực nghiệm công khai trên môi trường máy chủ lưu trữ tĩnh của GitHub Pages (https://tkw-22526.github.io/...).</w:t>
       </w:r>
@@ -8293,7 +8258,6 @@
           <w:szCs w:val="26"/>
           <w:lang w:val="vi-VN"/>
         </w:rPr>
-        <w:lastRenderedPageBreak/>
         <w:br w:type="page"/>
       </w:r>
     </w:p>
@@ -8424,7 +8388,7 @@
           <w:lang w:val="vi-VN" w:bidi="ar"/>
         </w:rPr>
         <w:tab/>
-        <w:t>Song song với đó, CSS3 chịu trách nhiệm tách biệt hoàn toàn phần nội dung ngữ nghĩa ra khỏi tầng hiển thị mỹ thuật trực quan [2]. CSS3 cung cấp các cơ chế quản lý biến số toàn cục (CSS Custom Properties) thông qua từ khóa :root, cho phép thiết lập hệ thống bảng màu đồng bộ và dễ dàng bảo trì cấu trúc phần mềm [2]. Đồng thời, các thuộc tính chuyển động mượt màng như transition và các hàm biến đổi không gian transform: translateY() cho phép nhà phát triển tạo ra các hiệu ứng phản hồi vi tương tác (Micro-interactions) vô cùng chân thực khi người dùng di chuột tương tác trên các phần tử thẻ Card [2].</w:t>
+        <w:t>Song song với đó, CSS3 chịu trách nhiệm tách biệt hoàn toàn phần nội dung ngữ nghĩa ra khỏi tầng hiển thị mỹ thuật trực quan [2]. CSS3 cung cấp các cơ chế quản lý biến số toàn cục thông qua từ khóa :root, cho phép thiết lập hệ thống bảng màu đồng bộ và dễ dàng bảo trì cấu trúc phần mềm [2]. Đồng thời, các thuộc tính chuyển động mượt màng như transition và các hàm biến đổi không gian transform: translateY() cho phép nhà phát triển tạo ra các hiệu ứng phản hồi vi tương tác (Micro-interactions) vô cùng chân thực khi người dùng di chuột tương tác trên các phần tử thẻ Card [2].</w:t>
       </w:r>
     </w:p>
     <w:p>
@@ -8442,80 +8406,7 @@
           <w:lang w:val="vi-VN" w:bidi="ar"/>
         </w:rPr>
         <w:tab/>
-        <w:t>Phân tích chuyên sâu về lý thuyết CSS3 và kiến trúc Box Model (Mở rộng 1): Trong việc xây dựng website thương mại điện tử, việc làm chủ thuộc tính box-sizing: border-box giúp loại bỏ các lỗi vỡ khung khi cộng dồn padding và border vào chiều rộng tổng thể của phần tử. Các kỹ thuật tiên tiến như CSS Grid kết hợp Flexbox tạo nên một hệ thống layout hoàn chỉnh, cho phép định vị các thành phần từ thanh điều hướng (Navbar) đến lưới sản phẩm một cách chính xác trên không gian 2 chiều, tối ưu hóa giao diện hiển thị mà không cần can thiệp sâu vào thuộc tính hình học bằng mã lệnh JavaScript.</w:t>
-      </w:r>
-    </w:p>
-    <w:p>
-      <w:pPr>
-        <w:rPr>
-          <w:rFonts w:cs="Times New Roman"/>
-          <w:szCs w:val="26"/>
-          <w:lang w:val="vi-VN" w:bidi="ar"/>
-        </w:rPr>
-      </w:pPr>
-      <w:r>
-        <w:rPr>
-          <w:rFonts w:cs="Times New Roman"/>
-          <w:szCs w:val="26"/>
-          <w:lang w:val="vi-VN" w:bidi="ar"/>
-        </w:rPr>
-        <w:tab/>
-        <w:t>Phân tích chuyên sâu về lý thuyết CSS3 và kiến trúc Box Model (Mở rộng 2): Trong việc xây dựng website thương mại điện tử, việc làm chủ thuộc tính box-sizing: border-box giúp loại bỏ các lỗi vỡ khung khi cộng dồn padding và border vào chiều rộng tổng thể của phần tử. Các kỹ thuật tiên tiến như CSS Grid kết hợp Flexbox tạo nên một hệ thống layout hoàn chỉnh, cho phép định vị các thành phần từ thanh điều hướng (Navbar) đến lưới sản phẩm một cách chính xác trên không gian 2 chiều, tối ưu hóa giao diện hiển thị mà không cần can thiệp sâu vào thuộc tính hình học bằng mã lệnh JavaScript.</w:t>
-      </w:r>
-    </w:p>
-    <w:p>
-      <w:pPr>
-        <w:rPr>
-          <w:rFonts w:cs="Times New Roman"/>
-          <w:szCs w:val="26"/>
-          <w:lang w:val="vi-VN" w:bidi="ar"/>
-        </w:rPr>
-      </w:pPr>
-      <w:r>
-        <w:rPr>
-          <w:rFonts w:cs="Times New Roman"/>
-          <w:szCs w:val="26"/>
-          <w:lang w:val="vi-VN" w:bidi="ar"/>
-        </w:rPr>
-        <w:lastRenderedPageBreak/>
-        <w:tab/>
-        <w:t>Phân tích chuyên sâu về lý thuyết CSS3 và kiến trúc Box Model (Mở rộng 3): Trong việc xây dựng website thương mại điện tử, việc làm chủ thuộc tính box-sizing: border-box giúp loại bỏ các lỗi vỡ khung khi cộng dồn padding và border vào chiều rộng tổng thể của phần tử. Các kỹ thuật tiên tiến như CSS Grid kết hợp Flexbox tạo nên một hệ thống layout hoàn chỉnh, cho phép định vị các thành phần từ thanh điều hướng (Navbar) đến lưới sản phẩm một cách chính xác trên không gian 2 chiều, tối ưu hóa giao diện hiển thị mà không cần can thiệp sâu vào thuộc tính hình học bằng mã lệnh JavaScript.</w:t>
-      </w:r>
-    </w:p>
-    <w:p>
-      <w:pPr>
-        <w:rPr>
-          <w:rFonts w:cs="Times New Roman"/>
-          <w:szCs w:val="26"/>
-          <w:lang w:val="vi-VN" w:bidi="ar"/>
-        </w:rPr>
-      </w:pPr>
-      <w:r>
-        <w:rPr>
-          <w:rFonts w:cs="Times New Roman"/>
-          <w:szCs w:val="26"/>
-          <w:lang w:val="vi-VN" w:bidi="ar"/>
-        </w:rPr>
-        <w:tab/>
-        <w:t>Phân tích chuyên sâu về lý thuyết CSS3 và kiến trúc Box Model (Mở rộng 4): Trong việc xây dựng website thương mại điện tử, việc làm chủ thuộc tính box-sizing: border-box giúp loại bỏ các lỗi vỡ khung khi cộng dồn padding và border vào chiều rộng tổng thể của phần tử. Các kỹ thuật tiên tiến như CSS Grid kết hợp Flexbox tạo nên một hệ thống layout hoàn chỉnh, cho phép định vị các thành phần từ thanh điều hướng (Navbar) đến lưới sản phẩm một cách chính xác trên không gian 2 chiều, tối ưu hóa giao diện hiển thị mà không cần can thiệp sâu vào thuộc tính hình học bằng mã lệnh JavaScript.</w:t>
-      </w:r>
-    </w:p>
-    <w:p>
-      <w:pPr>
-        <w:rPr>
-          <w:rFonts w:cs="Times New Roman"/>
-          <w:szCs w:val="26"/>
-          <w:lang w:val="vi-VN" w:bidi="ar"/>
-        </w:rPr>
-      </w:pPr>
-      <w:r>
-        <w:rPr>
-          <w:rFonts w:cs="Times New Roman"/>
-          <w:szCs w:val="26"/>
-          <w:lang w:val="vi-VN" w:bidi="ar"/>
-        </w:rPr>
-        <w:tab/>
-        <w:t>Phân tích chuyên sâu về lý thuyết CSS3 và kiến trúc Box Model (Mở rộng 5): Trong việc xây dựng website thương mại điện tử, việc làm chủ thuộc tính box-sizing: border-box giúp loại bỏ các lỗi vỡ khung khi cộng dồn padding và border vào chiều rộng tổng thể của phần tử. Các kỹ thuật tiên tiến như CSS Grid kết hợp Flexbox tạo nên một hệ thống layout hoàn chỉnh, cho phép định vị các thành phần từ thanh điều hướng (Navbar) đến lưới sản phẩm một cách chính xác trên không gian 2 chiều, tối ưu hóa giao diện hiển thị mà không cần can thiệp sâu vào thuộc tính hình học bằng mã lệnh JavaScript.</w:t>
+        <w:t>Phân tích chuyên sâu về lý thuyết CSS3 và kiến trúc Box Model: Trong việc xây dựng website thương mại điện tử, việc làm chủ thuộc tính box-sizing: border-box giúp loại bỏ các lỗi vỡ khung khi cộng dồn padding và border vào chiều rộng tổng thể của phần tử. Các kỹ thuật tiên tiến như CSS Grid kết hợp Flexbox tạo nên một hệ thống layout hoàn chỉnh, cho phép định vị các thành phần từ thanh điều hướng (Navbar) đến lưới sản phẩm một cách chính xác trên không gian 2 chiều, tối ưu hóa giao diện hiển thị mà không cần can thiệp sâu vào thuộc tính hình học bằng mã lệnh JavaScript.</w:t>
       </w:r>
     </w:p>
     <w:p>
@@ -8583,32 +8474,24 @@
           <w:lang w:val="vi-VN" w:eastAsia="zh-CN" w:bidi="ar"/>
         </w:rPr>
         <w:tab/>
-        <w:t xml:space="preserve">Giai đoạn tải kịch bản và phân rã tài liệu: Khi người dùng kích hoạt một liên kết, trình duyệt phát ra một yêu cầu HTTP GET tĩnh tới máy chủ lưu trữ GitHub Pages. Tệp tài liệu HTML5 nguyên bản được tải về máy khách dưới dạng dòng dữ liệu byte mã hóa. </w:t>
-      </w:r>
-      <w:r>
+        <w:t>Giai đoạn tải kịch bản và phân rã tài liệu: Khi người dùng kích hoạt một liên kết, trình duyệt phát ra một yêu cầu HTTP GET tĩnh tới máy chủ lưu trữ GitHub Pages. Tệp tài liệu HTML5 nguyên bản được tải về máy khách dưới dạng dòng dữ liệu byte mã hóa. Trình biên dịch của trình duyệt (Browser Engine) lập tức thực hiện cơ chế bóc tách mã thông báo (Tokenization) để chuyển đổi các thẻ ngữ nghĩa (&lt;nav&gt;, &lt;header&gt;, &lt;main&gt;, &lt;footer&gt;) thành các nút đối tượng nút phân cấp.</w:t>
+      </w:r>
+    </w:p>
+    <w:p>
+      <w:pPr>
         <w:rPr>
           <w:rFonts w:eastAsia="SimSun" w:cs="Times New Roman"/>
           <w:szCs w:val="26"/>
           <w:lang w:val="vi-VN" w:eastAsia="zh-CN" w:bidi="ar"/>
         </w:rPr>
+      </w:pPr>
+      <w:r>
+        <w:rPr>
+          <w:rFonts w:eastAsia="SimSun" w:cs="Times New Roman"/>
+          <w:szCs w:val="26"/>
+          <w:lang w:val="vi-VN" w:eastAsia="zh-CN" w:bidi="ar"/>
+        </w:rPr>
         <w:lastRenderedPageBreak/>
-        <w:t>Trình biên dịch của trình duyệt (Browser Engine) lập tức thực hiện cơ chế bóc tách mã thông báo (Tokenization) để chuyển đổi các thẻ ngữ nghĩa (&lt;nav&gt;, &lt;header&gt;, &lt;main&gt;, &lt;footer&gt;) thành các nút đối tượng nút phân cấp.</w:t>
-      </w:r>
-    </w:p>
-    <w:p>
-      <w:pPr>
-        <w:rPr>
-          <w:rFonts w:eastAsia="SimSun" w:cs="Times New Roman"/>
-          <w:szCs w:val="26"/>
-          <w:lang w:val="vi-VN" w:eastAsia="zh-CN" w:bidi="ar"/>
-        </w:rPr>
-      </w:pPr>
-      <w:r>
-        <w:rPr>
-          <w:rFonts w:eastAsia="SimSun" w:cs="Times New Roman"/>
-          <w:szCs w:val="26"/>
-          <w:lang w:val="vi-VN" w:eastAsia="zh-CN" w:bidi="ar"/>
-        </w:rPr>
         <w:tab/>
         <w:t>Xây dựng cây cấu trúc D: Hệ thống liên kết các nút đối tượng vừa phân rã thành một cây cấu trúc phân cấp DOM tĩnh. Song song với tiến trình này, khi trình duyệt bắt gặp thẻ liên kết phong cách &lt;link rel="stylesheet" href="css/style.css"&gt;, một tiến trình bất đồng bộ song song được kích hoạt để tải tệp định dạng và biên dịch thành cây cấu trúc kiểu dáng CSSOM.</w:t>
       </w:r>
@@ -8884,16 +8767,7 @@
           <w:lang w:val="vi-VN"/>
         </w:rPr>
         <w:tab/>
-        <w:t xml:space="preserve">Mô hình kiến trúc này không chỉ mang lại tốc độ phản hồi vượt trội mà còn giúp nâng cao tính bảo mật tuyệt đối cho hệ thống trước các kỹ thuật tấn công khai thác lỗ </w:t>
-      </w:r>
-      <w:r>
-        <w:rPr>
-          <w:rFonts w:cs="Times New Roman"/>
-          <w:szCs w:val="26"/>
-          <w:lang w:val="vi-VN"/>
-        </w:rPr>
-        <w:lastRenderedPageBreak/>
-        <w:t>hổng phía máy chủ. Đồng thời, nó giúp cắt giảm chi phí vận hành máy chủ về mức bằng không, một giải pháp cực kỳ hiệu quả cho các dự án khởi nghiệp quy mô nhỏ.</w:t>
+        <w:t>Mô hình kiến trúc này không chỉ mang lại tốc độ phản hồi vượt trội mà còn giúp nâng cao tính bảo mật tuyệt đối cho hệ thống trước các kỹ thuật tấn công khai thác lỗ hổng phía máy chủ. Đồng thời, nó giúp cắt giảm chi phí vận hành máy chủ về mức bằng không, một giải pháp cực kỳ hiệu quả cho các dự án khởi nghiệp quy mô nhỏ.</w:t>
       </w:r>
     </w:p>
     <w:p>
@@ -8942,6 +8816,7 @@
           <w:szCs w:val="26"/>
           <w:lang w:val="vi-VN"/>
         </w:rPr>
+        <w:lastRenderedPageBreak/>
         <w:tab/>
         <w:t>Tính khả dụng của sự kết hợp giữa HTML5 và CSS3 trong hệ thống SHORE Store không chỉ dừng lại ở mức độ hiển thị thông tin, mà đóng vai trò quyết định trong việc nâng cao chỉ số trải nghiệm người dùng và tối ưu hóa hiệu năng kịch bản hệ thống thông qua các khía cạnh định lượng cụ thể:</w:t>
       </w:r>
@@ -9509,7 +9384,16 @@
           <w:lang w:val="vi-VN"/>
         </w:rPr>
         <w:tab/>
-        <w:t xml:space="preserve">Tối ưu hóa khả năng phản hồi tương tác: HTML5 Semantic kết hợp thuộc tính định dạng nâng cao giúp giảm thiểu tối đa cấu trúc cây DOM bị lồng lặp vô nghĩa. Việc áp dụng các thuộc tính hiệu ứng CSS3 phần cứng như transition: all 0.3s ease-in-out và transform: scale(1.1) trên các nút bấm chức năng tạo ra các phản hồi vi tương tác mượt mà với độ trễ phản hồi bằng </w:t>
+        <w:t xml:space="preserve">Tối ưu hóa khả năng phản hồi tương tác: HTML5 Semantic kết hợp thuộc tính định dạng nâng cao giúp giảm thiểu tối đa cấu trúc cây DOM bị lồng lặp vô nghĩa. Việc </w:t>
+      </w:r>
+      <w:r>
+        <w:rPr>
+          <w:rFonts w:cs="Times New Roman"/>
+          <w:szCs w:val="26"/>
+          <w:lang w:val="vi-VN"/>
+        </w:rPr>
+        <w:lastRenderedPageBreak/>
+        <w:t xml:space="preserve">áp dụng các thuộc tính hiệu ứng CSS3 phần cứng như transition: all 0.3s ease-in-out và transform: scale(1.1) trên các nút bấm chức năng tạo ra các phản hồi vi tương tác mượt mà với độ trễ phản hồi bằng </w:t>
       </w:r>
       <m:oMath>
         <m:r>
@@ -9984,7 +9868,7 @@
                 <w:rFonts w:cs="Times New Roman"/>
                 <w:szCs w:val="26"/>
               </w:rPr>
-              <w:t>Margin1</w:t>
+              <w:t>Margin</w:t>
             </w:r>
           </w:p>
         </w:tc>
@@ -10163,16 +10047,7 @@
           <w:szCs w:val="26"/>
           <w:lang w:val="vi-VN"/>
         </w:rPr>
-        <w:t xml:space="preserve">Khả năng tiếp cận tài nguyên và chuẩn hóa cấu trúc: Việc sử dụng đúng các phân vùng ngữ nghĩa HTML5 giúp mã nguồn kịch bản kịch bản đạt tiêu chuẩn sạch, tạo điều kiện cho trình biên dịch của các trình duyệt hiện đại lập bản đồ mã nguồn dễ dàng, hỗ </w:t>
-      </w:r>
-      <w:r>
-        <w:rPr>
-          <w:rFonts w:cs="Times New Roman"/>
-          <w:szCs w:val="26"/>
-          <w:lang w:val="vi-VN"/>
-        </w:rPr>
-        <w:lastRenderedPageBreak/>
-        <w:t>trợ tối đa việc tăng tốc phần cứng khi kết xuất đồ họa các khối ảnh sản phẩm độ phân giải cao một cách tối ưu.</w:t>
+        <w:t>Khả năng tiếp cận tài nguyên và chuẩn hóa cấu trúc: Việc sử dụng đúng các phân vùng ngữ nghĩa HTML5 giúp mã nguồn kịch bản kịch bản đạt tiêu chuẩn sạch, tạo điều kiện cho trình biên dịch của các trình duyệt hiện đại lập bản đồ mã nguồn dễ dàng, hỗ trợ tối đa việc tăng tốc phần cứng khi kết xuất đồ họa các khối ảnh sản phẩm độ phân giải cao một cách tối ưu.</w:t>
       </w:r>
     </w:p>
     <w:p>
@@ -10191,6 +10066,7 @@
         <w:rPr>
           <w:rFonts w:cs="Times New Roman"/>
         </w:rPr>
+        <w:lastRenderedPageBreak/>
         <w:t>2.1.3. cách</w:t>
       </w:r>
       <w:r>
@@ -10551,7 +10427,6 @@
                 <w:rFonts w:cs="Times New Roman"/>
                 <w:szCs w:val="26"/>
               </w:rPr>
-              <w:lastRenderedPageBreak/>
               <w:t>Nhiệm vụ trong đồ án</w:t>
             </w:r>
           </w:p>
@@ -10624,6 +10499,7 @@
           <w:szCs w:val="26"/>
           <w:lang w:val="vi-VN"/>
         </w:rPr>
+        <w:lastRenderedPageBreak/>
         <w:t xml:space="preserve">bảng 2. </w:t>
       </w:r>
       <w:r>
@@ -10923,7 +10799,6 @@
           <w:szCs w:val="26"/>
           <w:lang w:val="vi-VN"/>
         </w:rPr>
-        <w:lastRenderedPageBreak/>
         <w:tab/>
       </w:r>
       <w:bookmarkStart w:id="167" w:name="_Toc231771872"/>
@@ -10987,7 +10862,16 @@
           <w:szCs w:val="26"/>
           <w:lang w:val="vi-VN"/>
         </w:rPr>
-        <w:t>thiết lập sẵn qua các lớp tiện ích, framework tự động tính toán lại tỷ lệ hình học và kích thước pixel của các thẻ sản phẩm dựa trên độ phân giải của thiết bị đầu cuối.</w:t>
+        <w:t xml:space="preserve">thiết lập sẵn qua các lớp tiện ích, framework tự động </w:t>
+      </w:r>
+      <w:r>
+        <w:rPr>
+          <w:rFonts w:eastAsia="SimSun" w:cs="Times New Roman"/>
+          <w:szCs w:val="26"/>
+          <w:lang w:val="vi-VN"/>
+        </w:rPr>
+        <w:lastRenderedPageBreak/>
+        <w:t>tính toán lại tỷ lệ hình học và kích thước pixel của các thẻ sản phẩm dựa trên độ phân giải của thiết bị đầu cuối.</w:t>
       </w:r>
     </w:p>
     <w:p>
